--- a/src/Layers/W1/BaseApp/Foundation/Reporting/ReportParts/HeaderFooterDesign/ExternalDefault.docx
+++ b/src/Layers/W1/BaseApp/Foundation/Reporting/ReportParts/HeaderFooterDesign/ExternalDefault.docx
@@ -102,6 +102,35 @@
     </w:p>
     <w:p>
       <w:pPr>
+        <w:tabs>
+          <w:tab w:val="left" w:pos="6471"/>
+          <w:tab w:val="left" w:pos="8664"/>
+        </w:tabs>
+      </w:pPr>
+    </w:p>
+    <w:p>
+      <w:pPr>
+        <w:rPr>
+          <w:lang w:val="da-DK"/>
+        </w:rPr>
+      </w:pPr>
+    </w:p>
+    <w:p>
+      <w:pPr>
+        <w:rPr>
+          <w:lang w:val="da-DK"/>
+        </w:rPr>
+      </w:pPr>
+    </w:p>
+    <w:p>
+      <w:pPr>
+        <w:rPr>
+          <w:lang w:val="da-DK"/>
+        </w:rPr>
+      </w:pPr>
+    </w:p>
+    <w:p>
+      <w:pPr>
         <w:rPr>
           <w:lang w:val="da-DK"/>
         </w:rPr>
@@ -159,7 +188,7 @@
     <w:p>
       <w:pPr>
         <w:tabs>
-          <w:tab w:val="left" w:pos="6471"/>
+          <w:tab w:val="left" w:pos="8782"/>
         </w:tabs>
         <w:rPr>
           <w:lang w:val="da-DK"/>
@@ -169,32 +198,14 @@
         <w:rPr>
           <w:lang w:val="da-DK"/>
         </w:rPr>
-        <w:tab/>
+        <w:br w:type="column"/>
       </w:r>
-    </w:p>
-    <w:p>
-      <w:pPr>
-        <w:spacing w:line="259" w:lineRule="auto"/>
-        <w:rPr>
-          <w:lang w:val="da-DK"/>
-        </w:rPr>
-      </w:pPr>
       <w:r>
         <w:rPr>
           <w:lang w:val="da-DK"/>
         </w:rPr>
-        <w:br w:type="page"/>
+        <w:tab/>
       </w:r>
-    </w:p>
-    <w:p>
-      <w:pPr>
-        <w:tabs>
-          <w:tab w:val="left" w:pos="6471"/>
-        </w:tabs>
-        <w:rPr>
-          <w:lang w:val="da-DK"/>
-        </w:rPr>
-      </w:pPr>
     </w:p>
     <w:sectPr>
       <w:headerReference w:type="even" r:id="rId13"/>
@@ -204,7 +215,7 @@
       <w:headerReference w:type="first" r:id="rId17"/>
       <w:footerReference w:type="first" r:id="rId18"/>
       <w:pgSz w:w="11907" w:h="16839" w:code="9"/>
-      <w:pgMar w:top="576" w:right="706" w:bottom="576" w:left="706" w:header="567" w:footer="102" w:gutter="0"/>
+      <w:pgMar w:top="345" w:right="706" w:bottom="576" w:left="706" w:header="567" w:footer="102" w:gutter="0"/>
       <w:cols w:space="708"/>
       <w:titlePg/>
       <w:docGrid w:linePitch="360"/>
@@ -275,7 +286,7 @@
         </w:tcPr>
         <w:p>
           <w:pPr>
-            <w:spacing w:before="120" w:after="60"/>
+            <w:spacing w:before="120"/>
             <w:rPr>
               <w:rFonts w:cs="Segoe UI"/>
               <w:color w:val="242424"/>
@@ -292,12 +303,13 @@
               <w:tag w:val="#BC:InsertDataItem,BCReportInformation/CompanyMetadata/CompanyHomePageCaption"/>
               <w:id w:val="-1682502564"/>
               <w:placeholder>
-                <w:docPart w:val="85701054D69D41C2BD908C9148E6F4EB"/>
+                <w:docPart w:val="CF68DC289354454998E7B9E61A5A8DE8"/>
               </w:placeholder>
               <w:dataBinding w:prefixMappings="&lt;xmlns:ns0='urn:microsoft-dynamics-nav/reports/Tenant_Report_Defaults/2000000001/' " w:xpath="/ns0:NavWordReportXmlPart[1]/ns0:BCReportInformation[1]/ns0:CompanyMetadata[1]/ns0:CompanyHomePageCaption[1]" w:storeItemID="{00000000-0000-0000-0000-000000000000}"/>
               <w15:color w:val="808080"/>
               <w:text/>
             </w:sdtPr>
+            <w:sdtEndPr/>
             <w:sdtContent>
               <w:r>
                 <w:rPr>
@@ -317,7 +329,7 @@
         </w:tcPr>
         <w:p>
           <w:pPr>
-            <w:spacing w:before="120" w:after="60"/>
+            <w:spacing w:before="120"/>
             <w:rPr>
               <w:rFonts w:cs="Segoe UI"/>
               <w:color w:val="242424"/>
@@ -334,12 +346,13 @@
               <w:tag w:val="#BC:InsertDataItem,BCReportInformation/CompanyMetadata/CompanyPhoneCaption"/>
               <w:id w:val="2075771276"/>
               <w:placeholder>
-                <w:docPart w:val="659AE933361246C8A828238DF52C987D"/>
+                <w:docPart w:val="DAAD0FFFA6E142F295BED740101E13FF"/>
               </w:placeholder>
               <w:dataBinding w:prefixMappings="&lt;xmlns:ns0='urn:microsoft-dynamics-nav/reports/Tenant_Report_Defaults/2000000001/' " w:xpath="/ns0:NavWordReportXmlPart[1]/ns0:BCReportInformation[1]/ns0:CompanyMetadata[1]/ns0:CompanyPhoneCaption[1]" w:storeItemID="{00000000-0000-0000-0000-000000000000}"/>
               <w15:color w:val="808080"/>
               <w:text/>
             </w:sdtPr>
+            <w:sdtEndPr/>
             <w:sdtContent>
               <w:r>
                 <w:rPr>
@@ -359,7 +372,7 @@
         </w:tcPr>
         <w:p>
           <w:pPr>
-            <w:spacing w:before="120" w:after="60"/>
+            <w:spacing w:before="120"/>
             <w:rPr>
               <w:rFonts w:cs="Segoe UI"/>
               <w:color w:val="242424"/>
@@ -376,12 +389,13 @@
               <w:tag w:val="#BC:InsertDataItem,BCReportInformation/CompanyMetadata/CompanyEmailCaption"/>
               <w:id w:val="1958524774"/>
               <w:placeholder>
-                <w:docPart w:val="09E5604B17EA485E8EA7A79A7FF673A9"/>
+                <w:docPart w:val="749F1ED1B7C74786B56EBFDF9942DCEC"/>
               </w:placeholder>
               <w:dataBinding w:prefixMappings="&lt;xmlns:ns0='urn:microsoft-dynamics-nav/reports/Tenant_Report_Defaults/2000000001/' " w:xpath="/ns0:NavWordReportXmlPart[1]/ns0:BCReportInformation[1]/ns0:CompanyMetadata[1]/ns0:CompanyEmailCaption[1]" w:storeItemID="{00000000-0000-0000-0000-000000000000}"/>
               <w15:color w:val="808080"/>
               <w:text/>
             </w:sdtPr>
+            <w:sdtEndPr/>
             <w:sdtContent>
               <w:r>
                 <w:rPr>
@@ -401,7 +415,7 @@
         </w:tcPr>
         <w:p>
           <w:pPr>
-            <w:spacing w:before="120" w:after="60"/>
+            <w:spacing w:before="120"/>
             <w:rPr>
               <w:rFonts w:cs="Segoe UI"/>
               <w:color w:val="242424"/>
@@ -418,12 +432,13 @@
               <w:tag w:val="#BC:InsertDataItem,BCReportInformation/CompanyMetadata/CompanyFaxNoCaption"/>
               <w:id w:val="572320326"/>
               <w:placeholder>
-                <w:docPart w:val="34E45D03839642CE93502D2A4DC11C14"/>
+                <w:docPart w:val="7B4ED47589DA45C98252972238DEBB76"/>
               </w:placeholder>
               <w:dataBinding w:prefixMappings="&lt;xmlns:ns0='urn:microsoft-dynamics-nav/reports/Tenant_Report_Defaults/2000000001/' " w:xpath="/ns0:NavWordReportXmlPart[1]/ns0:BCReportInformation[1]/ns0:CompanyMetadata[1]/ns0:CompanyFaxNoCaption[1]" w:storeItemID="{00000000-0000-0000-0000-000000000000}"/>
               <w15:color w:val="808080"/>
               <w:text/>
             </w:sdtPr>
+            <w:sdtEndPr/>
             <w:sdtContent>
               <w:r>
                 <w:rPr>
@@ -440,7 +455,7 @@
     </w:tr>
     <w:tr>
       <w:trPr>
-        <w:trHeight w:val="284"/>
+        <w:trHeight w:val="52"/>
       </w:trPr>
       <w:tc>
         <w:tcPr>
@@ -464,12 +479,13 @@
               <w:tag w:val="#BC:InsertDataItem,BCReportInformation/CompanyMetadata/CompanyHomePage"/>
               <w:id w:val="-158002511"/>
               <w:placeholder>
-                <w:docPart w:val="F90E8D701C384C2CA81200342F77C4DC"/>
+                <w:docPart w:val="1BB04F7321904FBE87F59626F7A0DAF9"/>
               </w:placeholder>
               <w:dataBinding w:prefixMappings="&lt;xmlns:ns0='urn:microsoft-dynamics-nav/reports/Tenant_Report_Defaults/2000000001/' " w:xpath="/ns0:NavWordReportXmlPart[1]/ns0:BCReportInformation[1]/ns0:CompanyMetadata[1]/ns0:CompanyHomePage[1]" w:storeItemID="{00000000-0000-0000-0000-000000000000}"/>
               <w15:color w:val="808080"/>
               <w:text/>
             </w:sdtPr>
+            <w:sdtEndPr/>
             <w:sdtContent>
               <w:r>
                 <w:rPr>
@@ -518,12 +534,13 @@
               <w:tag w:val="#BC:InsertDataItem,BCReportInformation/CompanyMetadata/CompanyPhone"/>
               <w:id w:val="1545786500"/>
               <w:placeholder>
-                <w:docPart w:val="6F3F6DA25AE546BEB9DD51E23D3763A1"/>
+                <w:docPart w:val="2A0917C05BFA4542A342ED9F975A3500"/>
               </w:placeholder>
               <w:dataBinding w:prefixMappings="&lt;xmlns:ns0='urn:microsoft-dynamics-nav/reports/Tenant_Report_Defaults/2000000001/' " w:xpath="/ns0:NavWordReportXmlPart[1]/ns0:BCReportInformation[1]/ns0:CompanyMetadata[1]/ns0:CompanyPhone[1]" w:storeItemID="{00000000-0000-0000-0000-000000000000}"/>
               <w15:color w:val="808080"/>
               <w:text/>
             </w:sdtPr>
+            <w:sdtEndPr/>
             <w:sdtContent>
               <w:r>
                 <w:rPr>
@@ -558,12 +575,13 @@
               <w:tag w:val="#BC:InsertDataItem,BCReportInformation/CompanyMetadata/CompanyEmail"/>
               <w:id w:val="897626596"/>
               <w:placeholder>
-                <w:docPart w:val="91CBE31744304E739A7BFA8B577A4B1F"/>
+                <w:docPart w:val="879A5C99C43849668575BA7FF4A42EDE"/>
               </w:placeholder>
               <w:dataBinding w:prefixMappings="&lt;xmlns:ns0='urn:microsoft-dynamics-nav/reports/Tenant_Report_Defaults/2000000001/' " w:xpath="/ns0:NavWordReportXmlPart[1]/ns0:BCReportInformation[1]/ns0:CompanyMetadata[1]/ns0:CompanyEmail[1]" w:storeItemID="{00000000-0000-0000-0000-000000000000}"/>
               <w15:color w:val="808080"/>
               <w:text/>
             </w:sdtPr>
+            <w:sdtEndPr/>
             <w:sdtContent>
               <w:r>
                 <w:rPr>
@@ -612,12 +630,13 @@
               <w:tag w:val="#BC:InsertDataItem,BCReportInformation/CompanyMetadata/CompanyFaxNo"/>
               <w:id w:val="-852795988"/>
               <w:placeholder>
-                <w:docPart w:val="F516A79C846145FC9D415B74108B15BA"/>
+                <w:docPart w:val="D3505BE1584B4C0CB19F373171A839AB"/>
               </w:placeholder>
               <w:dataBinding w:prefixMappings="&lt;xmlns:ns0='urn:microsoft-dynamics-nav/reports/Tenant_Report_Defaults/2000000001/' " w:xpath="/ns0:NavWordReportXmlPart[1]/ns0:BCReportInformation[1]/ns0:CompanyMetadata[1]/ns0:CompanyFaxNo[1]" w:storeItemID="{00000000-0000-0000-0000-000000000000}"/>
               <w15:color w:val="808080"/>
               <w:text/>
             </w:sdtPr>
+            <w:sdtEndPr/>
             <w:sdtContent>
               <w:r>
                 <w:rPr>
@@ -670,7 +689,7 @@
         <w:p>
           <w:pPr>
             <w:pStyle w:val="BCLabel"/>
-            <w:spacing w:before="120" w:after="60"/>
+            <w:spacing w:before="120"/>
             <w:rPr>
               <w:rFonts w:cstheme="majorHAnsi"/>
               <w:b/>
@@ -688,12 +707,13 @@
               <w:tag w:val="#BC:InsertDataItem,BCReportInformation/CompanyMetadata/CompanyHomePageCaption"/>
               <w:id w:val="1678854013"/>
               <w:placeholder>
-                <w:docPart w:val="1FBF8F7D7F3D41FC8253C041E23D4142"/>
+                <w:docPart w:val="067CE0F5B1414AF090F2664D9F153C56"/>
               </w:placeholder>
               <w:dataBinding w:prefixMappings="&lt;xmlns:ns0='urn:microsoft-dynamics-nav/reports/Tenant_Report_Defaults/2000000001/' " w:xpath="/ns0:NavWordReportXmlPart[1]/ns0:BCReportInformation[1]/ns0:CompanyMetadata[1]/ns0:CompanyHomePageCaption[1]" w:storeItemID="{00000000-0000-0000-0000-000000000000}"/>
               <w15:color w:val="808080"/>
               <w:text/>
             </w:sdtPr>
+            <w:sdtEndPr/>
             <w:sdtContent>
               <w:r>
                 <w:rPr>
@@ -709,15 +729,14 @@
       </w:tc>
       <w:tc>
         <w:tcPr>
-          <w:tcW w:w="2625" w:type="dxa"/>
+          <w:tcW w:w="2624" w:type="dxa"/>
         </w:tcPr>
         <w:p>
           <w:pPr>
-            <w:spacing w:before="120" w:after="60"/>
+            <w:spacing w:before="120"/>
             <w:rPr>
               <w:rFonts w:cs="Segoe UI"/>
               <w:b/>
-              <w:bCs/>
               <w:color w:val="242424"/>
             </w:rPr>
           </w:pPr>
@@ -732,12 +751,13 @@
               <w:tag w:val="#BC:InsertDataItem,BCReportInformation/CompanyMetadata/CompanyPhoneCaption"/>
               <w:id w:val="-761982136"/>
               <w:placeholder>
-                <w:docPart w:val="568E8CB4D7A94ED2BC0C28819883F940"/>
+                <w:docPart w:val="C0C6DCA2E42E4E4DBB88663B3ACFAE98"/>
               </w:placeholder>
               <w:dataBinding w:prefixMappings="&lt;xmlns:ns0='urn:microsoft-dynamics-nav/reports/Tenant_Report_Defaults/2000000001/' " w:xpath="/ns0:NavWordReportXmlPart[1]/ns0:BCReportInformation[1]/ns0:CompanyMetadata[1]/ns0:CompanyPhoneCaption[1]" w:storeItemID="{00000000-0000-0000-0000-000000000000}"/>
               <w15:color w:val="808080"/>
               <w:text/>
             </w:sdtPr>
+            <w:sdtEndPr/>
             <w:sdtContent>
               <w:r>
                 <w:rPr>
@@ -753,15 +773,14 @@
       </w:tc>
       <w:tc>
         <w:tcPr>
-          <w:tcW w:w="2624" w:type="dxa"/>
+          <w:tcW w:w="2623" w:type="dxa"/>
         </w:tcPr>
         <w:p>
           <w:pPr>
-            <w:spacing w:before="120" w:after="60"/>
+            <w:spacing w:before="120"/>
             <w:rPr>
               <w:rFonts w:cs="Segoe UI"/>
               <w:b/>
-              <w:bCs/>
               <w:color w:val="242424"/>
             </w:rPr>
           </w:pPr>
@@ -776,12 +795,13 @@
               <w:tag w:val="#BC:InsertDataItem,BCReportInformation/CompanyMetadata/CompanyEmailCaption"/>
               <w:id w:val="-1580515425"/>
               <w:placeholder>
-                <w:docPart w:val="5C3D76560E30480198EB4582517B26B2"/>
+                <w:docPart w:val="0C257D1428B04DE7A399D6D69BD76CF4"/>
               </w:placeholder>
               <w:dataBinding w:prefixMappings="&lt;xmlns:ns0='urn:microsoft-dynamics-nav/reports/Tenant_Report_Defaults/2000000001/' " w:xpath="/ns0:NavWordReportXmlPart[1]/ns0:BCReportInformation[1]/ns0:CompanyMetadata[1]/ns0:CompanyEmailCaption[1]" w:storeItemID="{00000000-0000-0000-0000-000000000000}"/>
               <w15:color w:val="808080"/>
               <w:text/>
             </w:sdtPr>
+            <w:sdtEndPr/>
             <w:sdtContent>
               <w:r>
                 <w:rPr>
@@ -797,15 +817,14 @@
       </w:tc>
       <w:tc>
         <w:tcPr>
-          <w:tcW w:w="2625" w:type="dxa"/>
+          <w:tcW w:w="2624" w:type="dxa"/>
         </w:tcPr>
         <w:p>
           <w:pPr>
-            <w:spacing w:before="120" w:after="60"/>
+            <w:spacing w:before="120"/>
             <w:rPr>
               <w:rFonts w:cs="Segoe UI"/>
               <w:b/>
-              <w:bCs/>
               <w:color w:val="242424"/>
             </w:rPr>
           </w:pPr>
@@ -820,12 +839,13 @@
               <w:tag w:val="#BC:InsertDataItem,BCReportInformation/CompanyMetadata/CompanyFaxNoCaption"/>
               <w:id w:val="-1376304818"/>
               <w:placeholder>
-                <w:docPart w:val="7FC184133E16445CA208F0E478AD45CD"/>
+                <w:docPart w:val="6E72FD76A31945ADB33323FBA103AC87"/>
               </w:placeholder>
               <w:dataBinding w:prefixMappings="&lt;xmlns:ns0='urn:microsoft-dynamics-nav/reports/Tenant_Report_Defaults/2000000001/' " w:xpath="/ns0:NavWordReportXmlPart[1]/ns0:BCReportInformation[1]/ns0:CompanyMetadata[1]/ns0:CompanyFaxNoCaption[1]" w:storeItemID="{00000000-0000-0000-0000-000000000000}"/>
               <w15:color w:val="808080"/>
               <w:text/>
             </w:sdtPr>
+            <w:sdtEndPr/>
             <w:sdtContent>
               <w:r>
                 <w:rPr>
@@ -842,7 +862,7 @@
     </w:tr>
     <w:tr>
       <w:trPr>
-        <w:trHeight w:val="266"/>
+        <w:trHeight w:val="52"/>
       </w:trPr>
       <w:tc>
         <w:tcPr>
@@ -851,7 +871,6 @@
         <w:p>
           <w:pPr>
             <w:pStyle w:val="BCLabel"/>
-            <w:spacing w:after="120"/>
             <w:rPr>
               <w:rFonts w:cstheme="majorHAnsi"/>
               <w:b/>
@@ -868,12 +887,13 @@
               <w:tag w:val="#BC:InsertDataItem,BCReportInformation/CompanyMetadata/CompanyHomePage"/>
               <w:id w:val="1281847385"/>
               <w:placeholder>
-                <w:docPart w:val="F98289DC1B07416E88EB357F36F37515"/>
+                <w:docPart w:val="7D742D481E5A44EAA108F72FB919A500"/>
               </w:placeholder>
               <w:dataBinding w:prefixMappings="&lt;xmlns:ns0='urn:microsoft-dynamics-nav/reports/Tenant_Report_Defaults/2000000001/' " w:xpath="/ns0:NavWordReportXmlPart[1]/ns0:BCReportInformation[1]/ns0:CompanyMetadata[1]/ns0:CompanyHomePage[1]" w:storeItemID="{00000000-0000-0000-0000-000000000000}"/>
               <w15:color w:val="808080"/>
               <w:text/>
             </w:sdtPr>
+            <w:sdtEndPr/>
             <w:sdtContent>
               <w:r>
                 <w:rPr>
@@ -902,11 +922,10 @@
       </w:tc>
       <w:tc>
         <w:tcPr>
-          <w:tcW w:w="2625" w:type="dxa"/>
+          <w:tcW w:w="2624" w:type="dxa"/>
         </w:tcPr>
         <w:p>
           <w:pPr>
-            <w:spacing w:after="120"/>
             <w:rPr>
               <w:rFonts w:cstheme="majorHAnsi"/>
               <w:b/>
@@ -923,12 +942,13 @@
               <w:tag w:val="#BC:InsertDataItem,BCReportInformation/CompanyMetadata/CompanyPhone"/>
               <w:id w:val="1539546610"/>
               <w:placeholder>
-                <w:docPart w:val="A301B69A4BE243549FA223D25C10A903"/>
+                <w:docPart w:val="8725BB94805441A1A5AA8655709E8AE7"/>
               </w:placeholder>
               <w:dataBinding w:prefixMappings="&lt;xmlns:ns0='urn:microsoft-dynamics-nav/reports/Tenant_Report_Defaults/2000000001/' " w:xpath="/ns0:NavWordReportXmlPart[1]/ns0:BCReportInformation[1]/ns0:CompanyMetadata[1]/ns0:CompanyPhone[1]" w:storeItemID="{00000000-0000-0000-0000-000000000000}"/>
               <w15:color w:val="808080"/>
               <w:text/>
             </w:sdtPr>
+            <w:sdtEndPr/>
             <w:sdtContent>
               <w:r>
                 <w:rPr>
@@ -943,11 +963,10 @@
       </w:tc>
       <w:tc>
         <w:tcPr>
-          <w:tcW w:w="2624" w:type="dxa"/>
+          <w:tcW w:w="2623" w:type="dxa"/>
         </w:tcPr>
         <w:p>
           <w:pPr>
-            <w:spacing w:after="120"/>
             <w:rPr>
               <w:rFonts w:cstheme="majorHAnsi"/>
               <w:b/>
@@ -964,12 +983,13 @@
               <w:tag w:val="#BC:InsertDataItem,BCReportInformation/CompanyMetadata/CompanyEmail"/>
               <w:id w:val="-1579896313"/>
               <w:placeholder>
-                <w:docPart w:val="15ABF776234C4BD4A165B0AD820449C3"/>
+                <w:docPart w:val="FF124920E4004690A9DA8E86EFCF7D19"/>
               </w:placeholder>
               <w:dataBinding w:prefixMappings="&lt;xmlns:ns0='urn:microsoft-dynamics-nav/reports/Tenant_Report_Defaults/2000000001/' " w:xpath="/ns0:NavWordReportXmlPart[1]/ns0:BCReportInformation[1]/ns0:CompanyMetadata[1]/ns0:CompanyEmail[1]" w:storeItemID="{00000000-0000-0000-0000-000000000000}"/>
               <w15:color w:val="808080"/>
               <w:text/>
             </w:sdtPr>
+            <w:sdtEndPr/>
             <w:sdtContent>
               <w:r>
                 <w:rPr>
@@ -998,11 +1018,10 @@
       </w:tc>
       <w:tc>
         <w:tcPr>
-          <w:tcW w:w="2625" w:type="dxa"/>
+          <w:tcW w:w="2624" w:type="dxa"/>
         </w:tcPr>
         <w:p>
           <w:pPr>
-            <w:spacing w:after="120"/>
             <w:rPr>
               <w:rFonts w:cstheme="majorHAnsi"/>
               <w:b/>
@@ -1019,12 +1038,13 @@
               <w:tag w:val="#BC:InsertDataItem,BCReportInformation/CompanyMetadata/CompanyFaxNo"/>
               <w:id w:val="-1719971171"/>
               <w:placeholder>
-                <w:docPart w:val="1395E617A9584398BFA778306C1DF5A4"/>
+                <w:docPart w:val="2C79A60C2C1342C9AAFEE8B641A99C16"/>
               </w:placeholder>
               <w:dataBinding w:prefixMappings="&lt;xmlns:ns0='urn:microsoft-dynamics-nav/reports/Tenant_Report_Defaults/2000000001/' " w:xpath="/ns0:NavWordReportXmlPart[1]/ns0:BCReportInformation[1]/ns0:CompanyMetadata[1]/ns0:CompanyFaxNo[1]" w:storeItemID="{00000000-0000-0000-0000-000000000000}"/>
               <w15:color w:val="808080"/>
               <w:text/>
             </w:sdtPr>
+            <w:sdtEndPr/>
             <w:sdtContent>
               <w:r>
                 <w:rPr>
@@ -1032,331 +1052,6 @@
                   <w:color w:val="242424"/>
                 </w:rPr>
                 <w:t>12345678</w:t>
-              </w:r>
-            </w:sdtContent>
-          </w:sdt>
-        </w:p>
-      </w:tc>
-    </w:tr>
-    <w:tr>
-      <w:tc>
-        <w:tcPr>
-          <w:tcW w:w="2624" w:type="dxa"/>
-        </w:tcPr>
-        <w:p>
-          <w:pPr>
-            <w:rPr>
-              <w:rFonts w:cs="Segoe UI"/>
-              <w:color w:val="242424"/>
-            </w:rPr>
-          </w:pPr>
-          <w:sdt>
-            <w:sdtPr>
-              <w:rPr>
-                <w:b/>
-                <w:bCs/>
-              </w:rPr>
-              <w:alias w:val="CompanyBankCaption"/>
-              <w:tag w:val="#BC:InsertDataItem,BCReportInformation/CompanyMetadata/CompanyBankNameCaption"/>
-              <w:id w:val="178654436"/>
-              <w:placeholder>
-                <w:docPart w:val="EEDAA83156C34A19AF28A27EC3E50274"/>
-              </w:placeholder>
-              <w:dataBinding w:prefixMappings="&lt;xmlns:ns0='urn:microsoft-dynamics-nav/reports/Tenant_Report_Defaults/2000000001/' " w:xpath="/ns0:NavWordReportXmlPart[1]/ns0:BCReportInformation[1]/ns0:CompanyMetadata[1]/ns0:CompanyBankNameCaption[1]" w:storeItemID="{00000000-0000-0000-0000-000000000000}"/>
-              <w15:color w:val="808080"/>
-              <w:text/>
-            </w:sdtPr>
-            <w:sdtContent>
-              <w:r>
-                <w:rPr>
-                  <w:b/>
-                  <w:bCs/>
-                </w:rPr>
-                <w:t>Bank</w:t>
-              </w:r>
-            </w:sdtContent>
-          </w:sdt>
-        </w:p>
-      </w:tc>
-      <w:tc>
-        <w:tcPr>
-          <w:tcW w:w="2625" w:type="dxa"/>
-        </w:tcPr>
-        <w:p>
-          <w:pPr>
-            <w:rPr>
-              <w:rFonts w:cs="Segoe UI"/>
-              <w:color w:val="242424"/>
-            </w:rPr>
-          </w:pPr>
-          <w:sdt>
-            <w:sdtPr>
-              <w:rPr>
-                <w:b/>
-                <w:bCs/>
-              </w:rPr>
-              <w:alias w:val="CompanyBankAccountNoCaption"/>
-              <w:tag w:val="#BC:InsertDataItem,BCReportInformation/CompanyMetadata/CompanyBankAccountNoCaption"/>
-              <w:id w:val="1798629997"/>
-              <w:placeholder>
-                <w:docPart w:val="27B31CA256C4433AA34A066338B8E9F0"/>
-              </w:placeholder>
-              <w:dataBinding w:prefixMappings="&lt;xmlns:ns0='urn:microsoft-dynamics-nav/reports/Tenant_Report_Defaults/2000000001/' " w:xpath="/ns0:NavWordReportXmlPart[1]/ns0:BCReportInformation[1]/ns0:CompanyMetadata[1]/ns0:CompanyBankAccountNoCaption[1]" w:storeItemID="{00000000-0000-0000-0000-000000000000}"/>
-              <w15:color w:val="808080"/>
-              <w:text/>
-            </w:sdtPr>
-            <w:sdtContent>
-              <w:r>
-                <w:rPr>
-                  <w:b/>
-                  <w:bCs/>
-                </w:rPr>
-                <w:t>Bank Account No</w:t>
-              </w:r>
-            </w:sdtContent>
-          </w:sdt>
-        </w:p>
-      </w:tc>
-      <w:tc>
-        <w:tcPr>
-          <w:tcW w:w="2624" w:type="dxa"/>
-        </w:tcPr>
-        <w:p>
-          <w:pPr>
-            <w:rPr>
-              <w:rFonts w:cs="Segoe UI"/>
-              <w:color w:val="242424"/>
-            </w:rPr>
-          </w:pPr>
-          <w:sdt>
-            <w:sdtPr>
-              <w:rPr>
-                <w:b/>
-                <w:bCs/>
-              </w:rPr>
-              <w:alias w:val="CompanyVATRegistrationNoCaption"/>
-              <w:tag w:val="#BC:InsertDataItem,BCReportInformation/CompanyMetadata/CompanyVATRegistrationNoCaption"/>
-              <w:id w:val="1790313455"/>
-              <w:placeholder>
-                <w:docPart w:val="08A73A4EE94545CEA9CFC4E4B9B3CEB4"/>
-              </w:placeholder>
-              <w:dataBinding w:prefixMappings="&lt;xmlns:ns0='urn:microsoft-dynamics-nav/reports/Tenant_Report_Defaults/2000000001/' " w:xpath="/ns0:NavWordReportXmlPart[1]/ns0:BCReportInformation[1]/ns0:CompanyMetadata[1]/ns0:CompanyVATRegistrationNoCaption[1]" w:storeItemID="{00000000-0000-0000-0000-000000000000}"/>
-              <w15:color w:val="808080"/>
-              <w:text/>
-            </w:sdtPr>
-            <w:sdtContent>
-              <w:r>
-                <w:rPr>
-                  <w:b/>
-                  <w:bCs/>
-                </w:rPr>
-                <w:t>VAT Registration No.</w:t>
-              </w:r>
-            </w:sdtContent>
-          </w:sdt>
-        </w:p>
-      </w:tc>
-      <w:tc>
-        <w:tcPr>
-          <w:tcW w:w="2625" w:type="dxa"/>
-        </w:tcPr>
-        <w:p>
-          <w:pPr>
-            <w:rPr>
-              <w:rFonts w:cs="Segoe UI"/>
-              <w:color w:val="242424"/>
-            </w:rPr>
-          </w:pPr>
-          <w:sdt>
-            <w:sdtPr>
-              <w:rPr>
-                <w:b/>
-                <w:bCs/>
-              </w:rPr>
-              <w:alias w:val="CompanyGiroNoCaption"/>
-              <w:tag w:val="#BC:InsertDataItem,BCReportInformation/CompanyMetadata/CompanyGiroNoCaption"/>
-              <w:id w:val="1930309519"/>
-              <w:placeholder>
-                <w:docPart w:val="F3A7F7CAE2C342238347F05722CB79DA"/>
-              </w:placeholder>
-              <w:dataBinding w:prefixMappings="&lt;xmlns:ns0='urn:microsoft-dynamics-nav/reports/Tenant_Report_Defaults/2000000001/' " w:xpath="/ns0:NavWordReportXmlPart[1]/ns0:BCReportInformation[1]/ns0:CompanyMetadata[1]/ns0:CompanyGiroNoCaption[1]" w:storeItemID="{00000000-0000-0000-0000-000000000000}"/>
-              <w15:color w:val="808080"/>
-              <w:text/>
-            </w:sdtPr>
-            <w:sdtContent>
-              <w:r>
-                <w:rPr>
-                  <w:b/>
-                  <w:bCs/>
-                </w:rPr>
-                <w:t>Giro No.</w:t>
-              </w:r>
-            </w:sdtContent>
-          </w:sdt>
-        </w:p>
-      </w:tc>
-    </w:tr>
-    <w:tr>
-      <w:tc>
-        <w:tcPr>
-          <w:tcW w:w="2624" w:type="dxa"/>
-        </w:tcPr>
-        <w:p>
-          <w:pPr>
-            <w:rPr>
-              <w:b/>
-              <w:bCs/>
-            </w:rPr>
-          </w:pPr>
-          <w:sdt>
-            <w:sdtPr>
-              <w:rPr>
-                <w:rFonts w:cs="Segoe UI"/>
-                <w:color w:val="242424"/>
-              </w:rPr>
-              <w:alias w:val="CompanyBankName"/>
-              <w:tag w:val="#BC:InsertDataItem,BCReportInformation/CompanyMetadata/CompanyBankName"/>
-              <w:id w:val="873055285"/>
-              <w:placeholder>
-                <w:docPart w:val="0AF97DBBD3F141538C70DBD7FC5E1315"/>
-              </w:placeholder>
-              <w:dataBinding w:prefixMappings="&lt;xmlns:ns0='urn:microsoft-dynamics-nav/reports/Tenant_Report_Defaults/2000000001/' " w:xpath="/ns0:NavWordReportXmlPart[1]/ns0:BCReportInformation[1]/ns0:CompanyMetadata[1]/ns0:CompanyBankName[1]" w:storeItemID="{00000000-0000-0000-0000-000000000000}"/>
-              <w15:color w:val="808080"/>
-              <w:text/>
-            </w:sdtPr>
-            <w:sdtContent>
-              <w:proofErr w:type="gramStart"/>
-              <w:r>
-                <w:rPr>
-                  <w:rFonts w:cs="Segoe UI"/>
-                  <w:color w:val="242424"/>
-                </w:rPr>
-                <w:t>World Wide</w:t>
-              </w:r>
-              <w:proofErr w:type="gramEnd"/>
-              <w:r>
-                <w:rPr>
-                  <w:rFonts w:cs="Segoe UI"/>
-                  <w:color w:val="242424"/>
-                </w:rPr>
-                <w:t xml:space="preserve"> Bank</w:t>
-              </w:r>
-            </w:sdtContent>
-          </w:sdt>
-        </w:p>
-      </w:tc>
-      <w:tc>
-        <w:tcPr>
-          <w:tcW w:w="2625" w:type="dxa"/>
-        </w:tcPr>
-        <w:p>
-          <w:pPr>
-            <w:rPr>
-              <w:b/>
-              <w:bCs/>
-            </w:rPr>
-          </w:pPr>
-          <w:sdt>
-            <w:sdtPr>
-              <w:rPr>
-                <w:rFonts w:cs="Segoe UI"/>
-                <w:color w:val="242424"/>
-              </w:rPr>
-              <w:alias w:val="CompanyBankAccountNo"/>
-              <w:tag w:val="#BC:InsertDataItem,BCReportInformation/CompanyMetadata/CompanyBankAccountNo"/>
-              <w:id w:val="924229950"/>
-              <w:placeholder>
-                <w:docPart w:val="FD66D3D774A44FD38570A0CD054BC21C"/>
-              </w:placeholder>
-              <w:dataBinding w:prefixMappings="&lt;xmlns:ns0='urn:microsoft-dynamics-nav/reports/Tenant_Report_Defaults/2000000001/' " w:xpath="/ns0:NavWordReportXmlPart[1]/ns0:BCReportInformation[1]/ns0:CompanyMetadata[1]/ns0:CompanyBankAccountNo[1]" w:storeItemID="{00000000-0000-0000-0000-000000000000}"/>
-              <w15:color w:val="808080"/>
-              <w:text/>
-            </w:sdtPr>
-            <w:sdtContent>
-              <w:r>
-                <w:rPr>
-                  <w:rFonts w:cs="Segoe UI"/>
-                  <w:color w:val="242424"/>
-                </w:rPr>
-                <w:t>99-99-888</w:t>
-              </w:r>
-            </w:sdtContent>
-          </w:sdt>
-        </w:p>
-      </w:tc>
-      <w:tc>
-        <w:tcPr>
-          <w:tcW w:w="2624" w:type="dxa"/>
-        </w:tcPr>
-        <w:p>
-          <w:pPr>
-            <w:rPr>
-              <w:b/>
-              <w:bCs/>
-            </w:rPr>
-          </w:pPr>
-          <w:sdt>
-            <w:sdtPr>
-              <w:rPr>
-                <w:rFonts w:cs="Segoe UI"/>
-                <w:color w:val="242424"/>
-              </w:rPr>
-              <w:alias w:val="CompanyVATRegistrationNo"/>
-              <w:tag w:val="#BC:InsertDataItem,BCReportInformation/CompanyMetadata/CompanyVATRegistrationNo"/>
-              <w:id w:val="1467208291"/>
-              <w:placeholder>
-                <w:docPart w:val="58917160BDCA48EEB7A28CF88DBFD9CE"/>
-              </w:placeholder>
-              <w:dataBinding w:prefixMappings="&lt;xmlns:ns0='urn:microsoft-dynamics-nav/reports/Tenant_Report_Defaults/2000000001/' " w:xpath="/ns0:NavWordReportXmlPart[1]/ns0:BCReportInformation[1]/ns0:CompanyMetadata[1]/ns0:CompanyVATRegistrationNo[1]" w:storeItemID="{00000000-0000-0000-0000-000000000000}"/>
-              <w15:color w:val="808080"/>
-              <w:text/>
-            </w:sdtPr>
-            <w:sdtContent>
-              <w:r>
-                <w:rPr>
-                  <w:rFonts w:cs="Segoe UI"/>
-                  <w:color w:val="242424"/>
-                </w:rPr>
-                <w:t>777777777</w:t>
-              </w:r>
-            </w:sdtContent>
-          </w:sdt>
-        </w:p>
-      </w:tc>
-      <w:tc>
-        <w:tcPr>
-          <w:tcW w:w="2625" w:type="dxa"/>
-        </w:tcPr>
-        <w:p>
-          <w:pPr>
-            <w:rPr>
-              <w:b/>
-              <w:bCs/>
-            </w:rPr>
-          </w:pPr>
-          <w:sdt>
-            <w:sdtPr>
-              <w:rPr>
-                <w:rFonts w:cs="Segoe UI"/>
-                <w:color w:val="242424"/>
-              </w:rPr>
-              <w:alias w:val="CompanyGiroNo"/>
-              <w:tag w:val="#BC:InsertDataItem,BCReportInformation/CompanyMetadata/CompanyGiroNo"/>
-              <w:id w:val="1402009403"/>
-              <w:placeholder>
-                <w:docPart w:val="6417B1B191E541D992FB68C190EA6705"/>
-              </w:placeholder>
-              <w:dataBinding w:prefixMappings="&lt;xmlns:ns0='urn:microsoft-dynamics-nav/reports/Tenant_Report_Defaults/2000000001/' " w:xpath="/ns0:NavWordReportXmlPart[1]/ns0:BCReportInformation[1]/ns0:CompanyMetadata[1]/ns0:CompanyGiroNo[1]" w:storeItemID="{00000000-0000-0000-0000-000000000000}"/>
-              <w15:color w:val="808080"/>
-              <w:text/>
-            </w:sdtPr>
-            <w:sdtContent>
-              <w:r>
-                <w:rPr>
-                  <w:rFonts w:cs="Segoe UI"/>
-                  <w:color w:val="242424"/>
-                </w:rPr>
-                <w:t>888-9999</w:t>
               </w:r>
             </w:sdtContent>
           </w:sdt>
@@ -1421,7 +1116,7 @@
     </w:tblGrid>
     <w:tr>
       <w:trPr>
-        <w:trHeight w:val="513"/>
+        <w:trHeight w:val="432"/>
       </w:trPr>
       <w:tc>
         <w:tcPr>
@@ -1434,16 +1129,18 @@
             <w:tag w:val="#BC:InsertDataItem,BCReportInformation/ReportMetadata/ReportCaption"/>
             <w:id w:val="-1105262526"/>
             <w:placeholder>
-              <w:docPart w:val="9351E1828E2647B397589986DFAEE98B"/>
+              <w:docPart w:val="864FDC8F657849A2A8781EFFDD74C3AE"/>
             </w:placeholder>
             <w:dataBinding w:prefixMappings="&lt;xmlns:ns0='urn:microsoft-dynamics-nav/reports/Tenant_Report_Defaults/2000000001/' " w:xpath="/ns0:NavWordReportXmlPart[1]/ns0:BCReportInformation[1]/ns0:ReportMetadata[1]/ns0:ReportCaption[1]" w:storeItemID="{00000000-0000-0000-0000-000000000000}"/>
             <w15:color w:val="808080"/>
             <w:text/>
           </w:sdtPr>
+          <w:sdtEndPr/>
           <w:sdtContent>
             <w:p>
               <w:pPr>
                 <w:pStyle w:val="Title"/>
+                <w:spacing w:before="0" w:after="0"/>
                 <w:rPr>
                   <w:rFonts w:ascii="Segoe UI" w:eastAsia="Times New Roman" w:hAnsi="Segoe UI" w:cs="Segoe UI"/>
                   <w:sz w:val="56"/>
@@ -1470,7 +1167,7 @@
           </w:sdtPr>
           <w:sdtEndPr>
             <w:rPr>
-              <w:rFonts w:ascii="Segoe UI Semibold" w:hAnsi="Segoe UI Semibold"/>
+              <w:rFonts w:cstheme="minorHAnsi"/>
               <w:color w:val="242424"/>
             </w:rPr>
           </w:sdtEndPr>
@@ -1478,7 +1175,8 @@
             <w:p>
               <w:pPr>
                 <w:pStyle w:val="BCNumber"/>
-                <w:spacing w:after="360"/>
+                <w:spacing w:before="60"/>
+                <w:jc w:val="right"/>
               </w:pPr>
               <w:r>
                 <w:fldChar w:fldCharType="begin"/>
@@ -1490,9 +1188,6 @@
                 <w:fldChar w:fldCharType="separate"/>
               </w:r>
               <w:r>
-                <w:rPr>
-                  <w:noProof/>
-                </w:rPr>
                 <w:t>2</w:t>
               </w:r>
               <w:r>
@@ -1511,9 +1206,6 @@
                 <w:fldChar w:fldCharType="separate"/>
               </w:r>
               <w:r>
-                <w:rPr>
-                  <w:noProof/>
-                </w:rPr>
                 <w:t>2</w:t>
               </w:r>
               <w:r>
@@ -1525,8 +1217,47 @@
       </w:tc>
     </w:tr>
     <w:tr>
+      <w:tblPrEx>
+        <w:tblLook w:val="04A0" w:firstRow="1" w:lastRow="0" w:firstColumn="1" w:lastColumn="0" w:noHBand="0" w:noVBand="1"/>
+      </w:tblPrEx>
       <w:trPr>
-        <w:trHeight w:val="80"/>
+        <w:trHeight w:val="177"/>
+      </w:trPr>
+      <w:tc>
+        <w:tcPr>
+          <w:tcW w:w="3302" w:type="pct"/>
+          <w:vMerge/>
+        </w:tcPr>
+        <w:p>
+          <w:pPr>
+            <w:spacing w:before="120"/>
+            <w:rPr>
+              <w:rFonts w:ascii="Aptos" w:eastAsia="Aptos" w:hAnsi="Aptos" w:cs="Times New Roman"/>
+            </w:rPr>
+          </w:pPr>
+        </w:p>
+      </w:tc>
+      <w:tc>
+        <w:tcPr>
+          <w:tcW w:w="1698" w:type="pct"/>
+        </w:tcPr>
+        <w:p>
+          <w:pPr>
+            <w:pStyle w:val="NoSpacing"/>
+            <w:jc w:val="right"/>
+          </w:pPr>
+          <w:r>
+            <w:t>Friday, September 23, 2026</w:t>
+          </w:r>
+        </w:p>
+      </w:tc>
+    </w:tr>
+    <w:tr>
+      <w:tblPrEx>
+        <w:tblLook w:val="04A0" w:firstRow="1" w:lastRow="0" w:firstColumn="1" w:lastColumn="0" w:noHBand="0" w:noVBand="1"/>
+      </w:tblPrEx>
+      <w:trPr>
+        <w:trHeight w:val="173"/>
       </w:trPr>
       <w:tc>
         <w:tcPr>
@@ -1557,12 +1288,13 @@
               <w:tag w:val="#BC:InsertDataItem,BCReportInformation/ReportRequest/CompanyName"/>
               <w:id w:val="975574590"/>
               <w:placeholder>
-                <w:docPart w:val="EFC9E7A090A04250AD62E99527EC3400"/>
+                <w:docPart w:val="600727A5BB40437097A62364CED45251"/>
               </w:placeholder>
               <w:dataBinding w:prefixMappings="&lt;xmlns:ns0='urn:microsoft-dynamics-nav/reports/Tenant_Report_Defaults/2000000001/' " w:xpath="/ns0:NavWordReportXmlPart[1]/ns0:BCReportInformation[1]/ns0:ReportRequest[1]/ns0:CompanyName[1]" w:storeItemID="{00000000-0000-0000-0000-000000000000}"/>
               <w15:color w:val="808080"/>
               <w:text/>
             </w:sdtPr>
+            <w:sdtEndPr/>
             <w:sdtContent>
               <w:r>
                 <w:t>Company Name</w:t>
@@ -1597,8 +1329,8 @@
       <w:tblLook w:val="0600" w:firstRow="0" w:lastRow="0" w:firstColumn="0" w:lastColumn="0" w:noHBand="1" w:noVBand="1"/>
     </w:tblPr>
     <w:tblGrid>
-      <w:gridCol w:w="6930"/>
-      <w:gridCol w:w="3565"/>
+      <w:gridCol w:w="6869"/>
+      <w:gridCol w:w="3626"/>
     </w:tblGrid>
     <w:tr>
       <w:trPr>
@@ -1613,7 +1345,7 @@
           <w:tag w:val="#BC:InsertDataItem,BCReportInformation/ReportMetadata/ReportCaption"/>
           <w:id w:val="855303547"/>
           <w:placeholder>
-            <w:docPart w:val="EF2EB8C2EA3A41718BECF7229E45343A"/>
+            <w:docPart w:val="45BE75433E5A4D029A142C74AA65F54A"/>
           </w:placeholder>
           <w:dataBinding w:prefixMappings="&lt;xmlns:ns0='urn:microsoft-dynamics-nav/reports/Tenant_Report_Defaults/2000000001/' " w:xpath="/ns0:NavWordReportXmlPart[1]/ns0:BCReportInformation[1]/ns0:ReportMetadata[1]/ns0:ReportCaption[1]" w:storeItemID="{00000000-0000-0000-0000-000000000000}"/>
           <w15:color w:val="808080"/>
@@ -1622,7 +1354,8 @@
         <w:sdtContent>
           <w:tc>
             <w:tcPr>
-              <w:tcW w:w="6930" w:type="dxa"/>
+              <w:tcW w:w="6869" w:type="dxa"/>
+              <w:vMerge w:val="restart"/>
             </w:tcPr>
             <w:p>
               <w:pPr>
@@ -1632,6 +1365,7 @@
                   <w:tab w:val="center" w:pos="5310"/>
                   <w:tab w:val="right" w:pos="10440"/>
                 </w:tabs>
+                <w:spacing w:after="240"/>
                 <w:ind w:right="26"/>
                 <w:rPr>
                   <w:color w:val="242424"/>
@@ -1651,7 +1385,7 @@
       </w:sdt>
       <w:tc>
         <w:tcPr>
-          <w:tcW w:w="3565" w:type="dxa"/>
+          <w:tcW w:w="3626" w:type="dxa"/>
         </w:tcPr>
         <w:sdt>
           <w:sdtPr>
@@ -1663,14 +1397,14 @@
           </w:sdtPr>
           <w:sdtEndPr>
             <w:rPr>
-              <w:rFonts w:ascii="Segoe UI Semibold" w:hAnsi="Segoe UI Semibold"/>
+              <w:rFonts w:cstheme="minorHAnsi"/>
               <w:color w:val="242424"/>
             </w:rPr>
           </w:sdtEndPr>
           <w:sdtContent>
             <w:p>
               <w:pPr>
-                <w:spacing w:after="120"/>
+                <w:spacing w:before="60"/>
                 <w:jc w:val="right"/>
                 <w:rPr>
                   <w:color w:val="242424"/>
@@ -1686,9 +1420,6 @@
                 <w:fldChar w:fldCharType="separate"/>
               </w:r>
               <w:r>
-                <w:rPr>
-                  <w:noProof/>
-                </w:rPr>
                 <w:t>2</w:t>
               </w:r>
               <w:r>
@@ -1707,9 +1438,6 @@
                 <w:fldChar w:fldCharType="separate"/>
               </w:r>
               <w:r>
-                <w:rPr>
-                  <w:noProof/>
-                </w:rPr>
                 <w:t>2</w:t>
               </w:r>
               <w:r>
@@ -1721,9 +1449,13 @@
       </w:tc>
     </w:tr>
     <w:tr>
+      <w:tblPrEx>
+        <w:tblLook w:val="04A0" w:firstRow="1" w:lastRow="0" w:firstColumn="1" w:lastColumn="0" w:noHBand="0" w:noVBand="1"/>
+      </w:tblPrEx>
       <w:tc>
         <w:tcPr>
-          <w:tcW w:w="6930" w:type="dxa"/>
+          <w:tcW w:w="6869" w:type="dxa"/>
+          <w:vMerge/>
         </w:tcPr>
         <w:p>
           <w:pPr>
@@ -1736,7 +1468,7 @@
       </w:tc>
       <w:tc>
         <w:tcPr>
-          <w:tcW w:w="3565" w:type="dxa"/>
+          <w:tcW w:w="3626" w:type="dxa"/>
         </w:tcPr>
         <w:p>
           <w:pPr>
@@ -1746,7 +1478,7 @@
               <w:tab w:val="center" w:pos="5310"/>
               <w:tab w:val="right" w:pos="10440"/>
             </w:tabs>
-            <w:ind w:right="26"/>
+            <w:spacing w:after="240"/>
             <w:jc w:val="right"/>
             <w:rPr>
               <w:color w:val="242424"/>
@@ -1774,7 +1506,7 @@
                   <wp:inline distT="0" distB="0" distL="0" distR="0" wp14:anchorId="229DEBE4" wp14:editId="1F6F61CC">
                     <wp:extent cx="2185416" cy="530352"/>
                     <wp:effectExtent l="0" t="0" r="5715" b="3175"/>
-                    <wp:docPr id="2" name="Billede 1" descr="The image is a plain white background with no additional elements or details.&#10;&#10;AI-generated content may be incorrect."/>
+                    <wp:docPr id="901932688" name="Billede 1" descr="The image is a plain white background with no additional elements or details.&#10;&#10;AI-generated content may be incorrect."/>
                     <wp:cNvGraphicFramePr>
                       <a:graphicFrameLocks xmlns:a="http://schemas.openxmlformats.org/drawingml/2006/main"/>
                     </wp:cNvGraphicFramePr>
@@ -1830,7 +1562,7 @@
               <w:tag w:val="#BC:InsertDataItem,BCReportInformation/ReportRequest/DateAndTime"/>
               <w:id w:val="-83535483"/>
               <w:placeholder>
-                <w:docPart w:val="94B40CB58FEE4E1D8671ACB461A74096"/>
+                <w:docPart w:val="B73C6E87F5024B9C9673F093430A757F"/>
               </w:placeholder>
               <w:dataBinding w:prefixMappings="&lt;xmlns:ns0='urn:microsoft-dynamics-nav/reports/Tenant_Report_Defaults/2000000001/' " w:xpath="/ns0:NavWordReportXmlPart[1]/ns0:BCReportInformation[1]/ns0:ReportRequest[1]/ns0:DateAndTime[1]" w:storeItemID="{00000000-0000-0000-0000-000000000000}"/>
               <w15:color w:val="808080"/>
@@ -3073,7 +2805,7 @@
     <w:link w:val="Heading1Char"/>
     <w:uiPriority w:val="9"/>
     <w:qFormat/>
-    <w:rsid w:val="008C78C0"/>
+    <w:rsid w:val="00A42BE5"/>
     <w:pPr>
       <w:spacing w:after="0" w:line="200" w:lineRule="exact"/>
       <w:outlineLvl w:val="0"/>
@@ -3091,7 +2823,7 @@
     <w:uiPriority w:val="9"/>
     <w:unhideWhenUsed/>
     <w:qFormat/>
-    <w:rsid w:val="008C78C0"/>
+    <w:rsid w:val="004C60A5"/>
     <w:pPr>
       <w:spacing w:after="0"/>
       <w:outlineLvl w:val="1"/>
@@ -3103,17 +2835,17 @@
   </w:style>
   <w:style w:type="paragraph" w:styleId="Heading3">
     <w:name w:val="heading 3"/>
-    <w:basedOn w:val="Heading2"/>
+    <w:basedOn w:val="Normal"/>
     <w:next w:val="Normal"/>
     <w:link w:val="Heading3Char"/>
     <w:uiPriority w:val="9"/>
     <w:unhideWhenUsed/>
     <w:qFormat/>
-    <w:rsid w:val="008C78C0"/>
+    <w:rsid w:val="00A42BE5"/>
     <w:pPr>
       <w:keepNext/>
       <w:keepLines/>
-      <w:spacing w:before="40"/>
+      <w:spacing w:before="40" w:after="0"/>
       <w:outlineLvl w:val="2"/>
     </w:pPr>
     <w:rPr>
@@ -3131,7 +2863,7 @@
     <w:uiPriority w:val="9"/>
     <w:unhideWhenUsed/>
     <w:qFormat/>
-    <w:rsid w:val="008C78C0"/>
+    <w:rsid w:val="00F26722"/>
     <w:pPr>
       <w:keepNext/>
       <w:keepLines/>
@@ -3154,7 +2886,7 @@
     <w:semiHidden/>
     <w:unhideWhenUsed/>
     <w:qFormat/>
-    <w:rsid w:val="008C78C0"/>
+    <w:rsid w:val="00F26722"/>
     <w:pPr>
       <w:keepNext/>
       <w:keepLines/>
@@ -3175,7 +2907,7 @@
     <w:semiHidden/>
     <w:unhideWhenUsed/>
     <w:qFormat/>
-    <w:rsid w:val="008C78C0"/>
+    <w:rsid w:val="00F26722"/>
     <w:pPr>
       <w:keepNext/>
       <w:keepLines/>
@@ -3196,7 +2928,7 @@
     <w:semiHidden/>
     <w:unhideWhenUsed/>
     <w:qFormat/>
-    <w:rsid w:val="008C78C0"/>
+    <w:rsid w:val="00F26722"/>
     <w:pPr>
       <w:keepNext/>
       <w:keepLines/>
@@ -3219,7 +2951,7 @@
     <w:semiHidden/>
     <w:unhideWhenUsed/>
     <w:qFormat/>
-    <w:rsid w:val="008C78C0"/>
+    <w:rsid w:val="00F26722"/>
     <w:pPr>
       <w:keepNext/>
       <w:keepLines/>
@@ -3242,7 +2974,7 @@
     <w:semiHidden/>
     <w:unhideWhenUsed/>
     <w:qFormat/>
-    <w:rsid w:val="008C78C0"/>
+    <w:rsid w:val="00F26722"/>
     <w:pPr>
       <w:keepNext/>
       <w:keepLines/>
@@ -3263,7 +2995,6 @@
     <w:uiPriority w:val="1"/>
     <w:semiHidden/>
     <w:unhideWhenUsed/>
-    <w:rsid w:val="008C78C0"/>
   </w:style>
   <w:style w:type="table" w:default="1" w:styleId="TableNormal">
     <w:name w:val="Normal Table"/>
@@ -3285,7 +3016,6 @@
     <w:uiPriority w:val="99"/>
     <w:semiHidden/>
     <w:unhideWhenUsed/>
-    <w:rsid w:val="008C78C0"/>
   </w:style>
   <w:style w:type="table" w:styleId="TableGrid">
     <w:name w:val="Table Grid"/>
@@ -3333,7 +3063,7 @@
     <w:basedOn w:val="DefaultParagraphFont"/>
     <w:link w:val="Footer"/>
     <w:uiPriority w:val="99"/>
-    <w:rsid w:val="008C78C0"/>
+    <w:rsid w:val="00E40C63"/>
     <w:rPr>
       <w:color w:val="000000" w:themeColor="text1"/>
       <w:kern w:val="2"/>
@@ -3384,7 +3114,7 @@
     <w:basedOn w:val="DefaultParagraphFont"/>
     <w:link w:val="Header"/>
     <w:uiPriority w:val="99"/>
-    <w:rsid w:val="008C78C0"/>
+    <w:rsid w:val="00E40C63"/>
     <w:rPr>
       <w:color w:val="000000" w:themeColor="text1"/>
       <w:kern w:val="2"/>
@@ -3450,7 +3180,7 @@
     <w:basedOn w:val="DefaultParagraphFont"/>
     <w:link w:val="Heading1"/>
     <w:uiPriority w:val="9"/>
-    <w:rsid w:val="008C78C0"/>
+    <w:rsid w:val="00A42BE5"/>
     <w:rPr>
       <w:b/>
       <w:color w:val="000000" w:themeColor="text1"/>
@@ -3485,7 +3215,7 @@
     <w:basedOn w:val="DefaultParagraphFont"/>
     <w:link w:val="Title"/>
     <w:uiPriority w:val="10"/>
-    <w:rsid w:val="008C78C0"/>
+    <w:rsid w:val="00A42BE5"/>
     <w:rPr>
       <w:rFonts w:asciiTheme="majorHAnsi" w:eastAsiaTheme="majorEastAsia" w:hAnsiTheme="majorHAnsi" w:cstheme="majorBidi"/>
       <w:color w:val="000000" w:themeColor="text1"/>
@@ -3519,7 +3249,7 @@
     <w:basedOn w:val="DefaultParagraphFont"/>
     <w:link w:val="Subtitle"/>
     <w:uiPriority w:val="11"/>
-    <w:rsid w:val="008C78C0"/>
+    <w:rsid w:val="00A42BE5"/>
     <w:rPr>
       <w:rFonts w:eastAsiaTheme="majorEastAsia" w:cstheme="majorBidi"/>
       <w:color w:val="000000" w:themeColor="text1"/>
@@ -3534,7 +3264,7 @@
     <w:basedOn w:val="DefaultParagraphFont"/>
     <w:link w:val="Heading2"/>
     <w:uiPriority w:val="9"/>
-    <w:rsid w:val="008C78C0"/>
+    <w:rsid w:val="004C60A5"/>
     <w:rPr>
       <w:color w:val="000000" w:themeColor="text1"/>
       <w:kern w:val="2"/>
@@ -3548,7 +3278,7 @@
     <w:basedOn w:val="DefaultParagraphFont"/>
     <w:link w:val="Heading3"/>
     <w:uiPriority w:val="9"/>
-    <w:rsid w:val="008C78C0"/>
+    <w:rsid w:val="00A42BE5"/>
     <w:rPr>
       <w:rFonts w:asciiTheme="majorHAnsi" w:eastAsiaTheme="majorEastAsia" w:hAnsiTheme="majorHAnsi" w:cstheme="majorBidi"/>
       <w:color w:val="1F4D78" w:themeColor="accent1" w:themeShade="7F"/>
@@ -3577,7 +3307,7 @@
     <w:link w:val="Closing"/>
     <w:uiPriority w:val="99"/>
     <w:semiHidden/>
-    <w:rsid w:val="008C78C0"/>
+    <w:rsid w:val="00123A7D"/>
     <w:rPr>
       <w:color w:val="000000" w:themeColor="text1"/>
       <w:kern w:val="2"/>
@@ -3595,8 +3325,11 @@
     <w:rPr>
       <w:rFonts w:ascii="Calibri" w:eastAsia="Calibri" w:hAnsi="Calibri" w:cs="Times New Roman"/>
       <w:color w:val="0070C0"/>
+      <w:kern w:val="2"/>
+      <w:sz w:val="16"/>
       <w:szCs w:val="16"/>
       <w:u w:val="single"/>
+      <w14:ligatures w14:val="standardContextual"/>
     </w:rPr>
   </w:style>
   <w:style w:type="paragraph" w:customStyle="1" w:styleId="Style1">
@@ -3633,6 +3366,8 @@
     <w:rsid w:val="006A7DAE"/>
     <w:rPr>
       <w:rFonts w:ascii="Segoe UI" w:hAnsi="Segoe UI"/>
+      <w:color w:val="000000" w:themeColor="text1"/>
+      <w:kern w:val="2"/>
       <w:sz w:val="18"/>
       <w:szCs w:val="24"/>
       <w14:ligatures w14:val="standardContextual"/>
@@ -3712,7 +3447,7 @@
     <w:basedOn w:val="DefaultParagraphFont"/>
     <w:link w:val="Heading4"/>
     <w:uiPriority w:val="9"/>
-    <w:rsid w:val="008C78C0"/>
+    <w:rsid w:val="00F26722"/>
     <w:rPr>
       <w:rFonts w:asciiTheme="majorHAnsi" w:eastAsiaTheme="majorEastAsia" w:hAnsiTheme="majorHAnsi" w:cstheme="majorBidi"/>
       <w:i/>
@@ -3730,7 +3465,7 @@
     <w:link w:val="Heading5"/>
     <w:uiPriority w:val="9"/>
     <w:semiHidden/>
-    <w:rsid w:val="008C78C0"/>
+    <w:rsid w:val="00F26722"/>
     <w:rPr>
       <w:rFonts w:asciiTheme="majorHAnsi" w:eastAsiaTheme="majorEastAsia" w:hAnsiTheme="majorHAnsi" w:cstheme="majorBidi"/>
       <w:color w:val="2E74B5" w:themeColor="accent1" w:themeShade="BF"/>
@@ -3746,7 +3481,7 @@
     <w:link w:val="Heading6"/>
     <w:uiPriority w:val="9"/>
     <w:semiHidden/>
-    <w:rsid w:val="008C78C0"/>
+    <w:rsid w:val="00F26722"/>
     <w:rPr>
       <w:rFonts w:asciiTheme="majorHAnsi" w:eastAsiaTheme="majorEastAsia" w:hAnsiTheme="majorHAnsi" w:cstheme="majorBidi"/>
       <w:color w:val="1F4D78" w:themeColor="accent1" w:themeShade="7F"/>
@@ -3762,7 +3497,7 @@
     <w:link w:val="Heading7"/>
     <w:uiPriority w:val="9"/>
     <w:semiHidden/>
-    <w:rsid w:val="008C78C0"/>
+    <w:rsid w:val="00F26722"/>
     <w:rPr>
       <w:rFonts w:asciiTheme="majorHAnsi" w:eastAsiaTheme="majorEastAsia" w:hAnsiTheme="majorHAnsi" w:cstheme="majorBidi"/>
       <w:i/>
@@ -3780,7 +3515,7 @@
     <w:link w:val="Heading8"/>
     <w:uiPriority w:val="9"/>
     <w:semiHidden/>
-    <w:rsid w:val="008C78C0"/>
+    <w:rsid w:val="00F26722"/>
     <w:rPr>
       <w:rFonts w:asciiTheme="majorHAnsi" w:eastAsiaTheme="majorEastAsia" w:hAnsiTheme="majorHAnsi" w:cstheme="majorBidi"/>
       <w:color w:val="272727" w:themeColor="text1" w:themeTint="D8"/>
@@ -3796,7 +3531,7 @@
     <w:link w:val="Heading9"/>
     <w:uiPriority w:val="9"/>
     <w:semiHidden/>
-    <w:rsid w:val="008C78C0"/>
+    <w:rsid w:val="00F26722"/>
     <w:rPr>
       <w:rFonts w:asciiTheme="majorHAnsi" w:eastAsiaTheme="majorEastAsia" w:hAnsiTheme="majorHAnsi" w:cstheme="majorBidi"/>
       <w:i/>
@@ -3814,7 +3549,7 @@
     <w:link w:val="QuoteChar"/>
     <w:uiPriority w:val="29"/>
     <w:qFormat/>
-    <w:rsid w:val="008C78C0"/>
+    <w:rsid w:val="00F26722"/>
     <w:pPr>
       <w:spacing w:before="160" w:line="278" w:lineRule="auto"/>
     </w:pPr>
@@ -3833,7 +3568,7 @@
     <w:basedOn w:val="DefaultParagraphFont"/>
     <w:link w:val="Quote"/>
     <w:uiPriority w:val="29"/>
-    <w:rsid w:val="008C78C0"/>
+    <w:rsid w:val="00F26722"/>
     <w:rPr>
       <w:i/>
       <w:iCs/>
@@ -3849,7 +3584,7 @@
     <w:basedOn w:val="Normal"/>
     <w:uiPriority w:val="34"/>
     <w:qFormat/>
-    <w:rsid w:val="008C78C0"/>
+    <w:rsid w:val="00F26722"/>
     <w:pPr>
       <w:contextualSpacing/>
     </w:pPr>
@@ -3859,7 +3594,7 @@
     <w:basedOn w:val="SubtitleChar"/>
     <w:uiPriority w:val="21"/>
     <w:qFormat/>
-    <w:rsid w:val="008C78C0"/>
+    <w:rsid w:val="00F26722"/>
     <w:rPr>
       <w:rFonts w:eastAsiaTheme="majorEastAsia" w:cstheme="majorBidi"/>
       <w:i w:val="0"/>
@@ -3883,7 +3618,7 @@
     <w:next w:val="Normal"/>
     <w:link w:val="IntenseQuoteChar"/>
     <w:uiPriority w:val="30"/>
-    <w:rsid w:val="008C78C0"/>
+    <w:rsid w:val="00F26722"/>
     <w:pPr>
       <w:pBdr>
         <w:top w:val="single" w:sz="4" w:space="10" w:color="2E74B5" w:themeColor="accent1" w:themeShade="BF"/>
@@ -3904,7 +3639,7 @@
     <w:basedOn w:val="DefaultParagraphFont"/>
     <w:link w:val="IntenseQuote"/>
     <w:uiPriority w:val="30"/>
-    <w:rsid w:val="008C78C0"/>
+    <w:rsid w:val="00F26722"/>
     <w:rPr>
       <w:i/>
       <w:iCs/>
@@ -3919,7 +3654,7 @@
     <w:name w:val="Intense Reference"/>
     <w:basedOn w:val="DefaultParagraphFont"/>
     <w:uiPriority w:val="32"/>
-    <w:rsid w:val="008C78C0"/>
+    <w:rsid w:val="00F26722"/>
     <w:rPr>
       <w:b/>
       <w:bCs/>
@@ -3934,7 +3669,7 @@
     <w:basedOn w:val="SubtitleChar"/>
     <w:uiPriority w:val="20"/>
     <w:qFormat/>
-    <w:rsid w:val="008C78C0"/>
+    <w:rsid w:val="00F26722"/>
     <w:rPr>
       <w:rFonts w:eastAsiaTheme="majorEastAsia" w:cstheme="majorBidi"/>
       <w:b w:val="0"/>
@@ -3958,7 +3693,7 @@
     <w:basedOn w:val="SubtitleChar"/>
     <w:uiPriority w:val="19"/>
     <w:qFormat/>
-    <w:rsid w:val="008C78C0"/>
+    <w:rsid w:val="00F26722"/>
     <w:rPr>
       <w:rFonts w:eastAsiaTheme="majorEastAsia" w:cstheme="majorBidi"/>
       <w:i w:val="0"/>
@@ -3981,7 +3716,7 @@
     <w:basedOn w:val="SubtitleChar"/>
     <w:uiPriority w:val="33"/>
     <w:qFormat/>
-    <w:rsid w:val="008C78C0"/>
+    <w:rsid w:val="00F26722"/>
     <w:rPr>
       <w:rFonts w:eastAsiaTheme="majorEastAsia" w:cstheme="majorBidi"/>
       <w:b w:val="0"/>
@@ -4006,7 +3741,7 @@
     <w:name w:val="Plain Table 5"/>
     <w:basedOn w:val="TableNormal"/>
     <w:uiPriority w:val="45"/>
-    <w:rsid w:val="008C78C0"/>
+    <w:rsid w:val="00F26722"/>
     <w:pPr>
       <w:spacing w:after="0" w:line="240" w:lineRule="auto"/>
     </w:pPr>
@@ -4132,7 +3867,7 @@
     <w:name w:val="List Table 1 Light Accent 2"/>
     <w:basedOn w:val="TableNormal"/>
     <w:uiPriority w:val="46"/>
-    <w:rsid w:val="008C78C0"/>
+    <w:rsid w:val="00F26722"/>
     <w:pPr>
       <w:spacing w:after="0" w:line="240" w:lineRule="auto"/>
     </w:pPr>
@@ -4199,7 +3934,7 @@
     <w:name w:val="List Table 1 Light Accent 1"/>
     <w:basedOn w:val="TableNormal"/>
     <w:uiPriority w:val="46"/>
-    <w:rsid w:val="008C78C0"/>
+    <w:rsid w:val="00F26722"/>
     <w:pPr>
       <w:spacing w:after="0" w:line="240" w:lineRule="auto"/>
     </w:pPr>
@@ -4268,7 +4003,7 @@
     <w:uiPriority w:val="99"/>
     <w:semiHidden/>
     <w:unhideWhenUsed/>
-    <w:rsid w:val="008C78C0"/>
+    <w:rsid w:val="00F26722"/>
     <w:pPr>
       <w:numPr>
         <w:numId w:val="3"/>
@@ -4281,7 +4016,7 @@
     <w:uiPriority w:val="99"/>
     <w:semiHidden/>
     <w:unhideWhenUsed/>
-    <w:rsid w:val="008C78C0"/>
+    <w:rsid w:val="00F26722"/>
     <w:pPr>
       <w:numPr>
         <w:numId w:val="4"/>
@@ -4294,7 +4029,7 @@
     <w:uiPriority w:val="99"/>
     <w:semiHidden/>
     <w:unhideWhenUsed/>
-    <w:rsid w:val="008C78C0"/>
+    <w:rsid w:val="00F26722"/>
     <w:pPr>
       <w:numPr>
         <w:numId w:val="5"/>
@@ -4308,9 +4043,9 @@
     <w:uiPriority w:val="99"/>
     <w:semiHidden/>
     <w:unhideWhenUsed/>
-    <w:rsid w:val="008C78C0"/>
-    <w:pPr>
-      <w:spacing w:after="0" w:line="240" w:lineRule="auto"/>
+    <w:rsid w:val="00F26722"/>
+    <w:pPr>
+      <w:spacing w:after="0"/>
     </w:pPr>
     <w:rPr>
       <w:szCs w:val="18"/>
@@ -4322,7 +4057,7 @@
     <w:link w:val="BalloonText"/>
     <w:uiPriority w:val="99"/>
     <w:semiHidden/>
-    <w:rsid w:val="008C78C0"/>
+    <w:rsid w:val="00F26722"/>
     <w:rPr>
       <w:color w:val="000000" w:themeColor="text1"/>
       <w:kern w:val="2"/>
@@ -4338,7 +4073,7 @@
     <w:uiPriority w:val="37"/>
     <w:semiHidden/>
     <w:unhideWhenUsed/>
-    <w:rsid w:val="008C78C0"/>
+    <w:rsid w:val="00F26722"/>
   </w:style>
   <w:style w:type="paragraph" w:styleId="BlockText">
     <w:name w:val="Block Text"/>
@@ -4346,7 +4081,7 @@
     <w:uiPriority w:val="99"/>
     <w:semiHidden/>
     <w:unhideWhenUsed/>
-    <w:rsid w:val="008C78C0"/>
+    <w:rsid w:val="00F26722"/>
     <w:pPr>
       <w:pBdr>
         <w:top w:val="single" w:sz="2" w:space="10" w:color="5B9BD5" w:themeColor="accent1"/>
@@ -4370,7 +4105,7 @@
     <w:uiPriority w:val="99"/>
     <w:semiHidden/>
     <w:unhideWhenUsed/>
-    <w:rsid w:val="008C78C0"/>
+    <w:rsid w:val="00F26722"/>
     <w:pPr>
       <w:spacing w:after="120"/>
     </w:pPr>
@@ -4381,7 +4116,7 @@
     <w:link w:val="BodyText"/>
     <w:uiPriority w:val="99"/>
     <w:semiHidden/>
-    <w:rsid w:val="008C78C0"/>
+    <w:rsid w:val="00F26722"/>
     <w:rPr>
       <w:color w:val="000000" w:themeColor="text1"/>
       <w:kern w:val="2"/>
@@ -4397,7 +4132,7 @@
     <w:uiPriority w:val="99"/>
     <w:semiHidden/>
     <w:unhideWhenUsed/>
-    <w:rsid w:val="008C78C0"/>
+    <w:rsid w:val="00F26722"/>
     <w:pPr>
       <w:spacing w:after="120" w:line="480" w:lineRule="auto"/>
     </w:pPr>
@@ -4408,7 +4143,7 @@
     <w:link w:val="BodyText2"/>
     <w:uiPriority w:val="99"/>
     <w:semiHidden/>
-    <w:rsid w:val="008C78C0"/>
+    <w:rsid w:val="00F26722"/>
     <w:rPr>
       <w:color w:val="000000" w:themeColor="text1"/>
       <w:kern w:val="2"/>
@@ -4424,7 +4159,7 @@
     <w:uiPriority w:val="99"/>
     <w:semiHidden/>
     <w:unhideWhenUsed/>
-    <w:rsid w:val="008C78C0"/>
+    <w:rsid w:val="00F26722"/>
     <w:pPr>
       <w:spacing w:after="120"/>
     </w:pPr>
@@ -4435,7 +4170,7 @@
     <w:link w:val="BodyText3"/>
     <w:uiPriority w:val="99"/>
     <w:semiHidden/>
-    <w:rsid w:val="008C78C0"/>
+    <w:rsid w:val="00F26722"/>
     <w:rPr>
       <w:color w:val="000000" w:themeColor="text1"/>
       <w:kern w:val="2"/>
@@ -4451,7 +4186,7 @@
     <w:uiPriority w:val="99"/>
     <w:semiHidden/>
     <w:unhideWhenUsed/>
-    <w:rsid w:val="008C78C0"/>
+    <w:rsid w:val="00F26722"/>
     <w:pPr>
       <w:spacing w:after="160"/>
       <w:ind w:firstLine="360"/>
@@ -4463,7 +4198,7 @@
     <w:link w:val="BodyTextFirstIndent"/>
     <w:uiPriority w:val="99"/>
     <w:semiHidden/>
-    <w:rsid w:val="008C78C0"/>
+    <w:rsid w:val="00F26722"/>
     <w:rPr>
       <w:color w:val="000000" w:themeColor="text1"/>
       <w:kern w:val="2"/>
@@ -4479,7 +4214,7 @@
     <w:uiPriority w:val="99"/>
     <w:semiHidden/>
     <w:unhideWhenUsed/>
-    <w:rsid w:val="008C78C0"/>
+    <w:rsid w:val="00F26722"/>
     <w:pPr>
       <w:spacing w:after="120"/>
       <w:ind w:left="360"/>
@@ -4491,7 +4226,7 @@
     <w:link w:val="BodyTextIndent"/>
     <w:uiPriority w:val="99"/>
     <w:semiHidden/>
-    <w:rsid w:val="008C78C0"/>
+    <w:rsid w:val="00F26722"/>
     <w:rPr>
       <w:color w:val="000000" w:themeColor="text1"/>
       <w:kern w:val="2"/>
@@ -4507,7 +4242,7 @@
     <w:uiPriority w:val="99"/>
     <w:semiHidden/>
     <w:unhideWhenUsed/>
-    <w:rsid w:val="008C78C0"/>
+    <w:rsid w:val="00F26722"/>
     <w:pPr>
       <w:spacing w:after="160"/>
       <w:ind w:firstLine="360"/>
@@ -4519,7 +4254,7 @@
     <w:link w:val="BodyTextFirstIndent2"/>
     <w:uiPriority w:val="99"/>
     <w:semiHidden/>
-    <w:rsid w:val="008C78C0"/>
+    <w:rsid w:val="00F26722"/>
     <w:rPr>
       <w:color w:val="000000" w:themeColor="text1"/>
       <w:kern w:val="2"/>
@@ -4535,7 +4270,7 @@
     <w:uiPriority w:val="99"/>
     <w:semiHidden/>
     <w:unhideWhenUsed/>
-    <w:rsid w:val="008C78C0"/>
+    <w:rsid w:val="00F26722"/>
     <w:pPr>
       <w:spacing w:after="120" w:line="480" w:lineRule="auto"/>
       <w:ind w:left="360"/>
@@ -4547,7 +4282,7 @@
     <w:link w:val="BodyTextIndent2"/>
     <w:uiPriority w:val="99"/>
     <w:semiHidden/>
-    <w:rsid w:val="008C78C0"/>
+    <w:rsid w:val="00F26722"/>
     <w:rPr>
       <w:color w:val="000000" w:themeColor="text1"/>
       <w:kern w:val="2"/>
@@ -4563,7 +4298,7 @@
     <w:uiPriority w:val="99"/>
     <w:semiHidden/>
     <w:unhideWhenUsed/>
-    <w:rsid w:val="008C78C0"/>
+    <w:rsid w:val="00F26722"/>
     <w:pPr>
       <w:spacing w:after="120"/>
       <w:ind w:left="360"/>
@@ -4575,7 +4310,7 @@
     <w:link w:val="BodyTextIndent3"/>
     <w:uiPriority w:val="99"/>
     <w:semiHidden/>
-    <w:rsid w:val="008C78C0"/>
+    <w:rsid w:val="00F26722"/>
     <w:rPr>
       <w:color w:val="000000" w:themeColor="text1"/>
       <w:kern w:val="2"/>
@@ -4592,10 +4327,7 @@
     <w:semiHidden/>
     <w:unhideWhenUsed/>
     <w:qFormat/>
-    <w:rsid w:val="008C78C0"/>
-    <w:pPr>
-      <w:spacing w:after="200" w:line="240" w:lineRule="auto"/>
-    </w:pPr>
+    <w:rsid w:val="00F26722"/>
     <w:rPr>
       <w:i/>
       <w:iCs/>
@@ -4609,7 +4341,7 @@
     <w:uiPriority w:val="73"/>
     <w:semiHidden/>
     <w:unhideWhenUsed/>
-    <w:rsid w:val="008C78C0"/>
+    <w:rsid w:val="00F26722"/>
     <w:pPr>
       <w:spacing w:after="0" w:line="240" w:lineRule="auto"/>
     </w:pPr>
@@ -4688,7 +4420,7 @@
     <w:uiPriority w:val="73"/>
     <w:semiHidden/>
     <w:unhideWhenUsed/>
-    <w:rsid w:val="008C78C0"/>
+    <w:rsid w:val="00F26722"/>
     <w:pPr>
       <w:spacing w:after="0" w:line="240" w:lineRule="auto"/>
     </w:pPr>
@@ -4767,7 +4499,7 @@
     <w:uiPriority w:val="73"/>
     <w:semiHidden/>
     <w:unhideWhenUsed/>
-    <w:rsid w:val="008C78C0"/>
+    <w:rsid w:val="00F26722"/>
     <w:pPr>
       <w:spacing w:after="0" w:line="240" w:lineRule="auto"/>
     </w:pPr>
@@ -4846,7 +4578,7 @@
     <w:uiPriority w:val="73"/>
     <w:semiHidden/>
     <w:unhideWhenUsed/>
-    <w:rsid w:val="008C78C0"/>
+    <w:rsid w:val="00F26722"/>
     <w:pPr>
       <w:spacing w:after="0" w:line="240" w:lineRule="auto"/>
     </w:pPr>
@@ -4925,7 +4657,7 @@
     <w:uiPriority w:val="73"/>
     <w:semiHidden/>
     <w:unhideWhenUsed/>
-    <w:rsid w:val="008C78C0"/>
+    <w:rsid w:val="00F26722"/>
     <w:pPr>
       <w:spacing w:after="0" w:line="240" w:lineRule="auto"/>
     </w:pPr>
@@ -5004,7 +4736,7 @@
     <w:uiPriority w:val="73"/>
     <w:semiHidden/>
     <w:unhideWhenUsed/>
-    <w:rsid w:val="008C78C0"/>
+    <w:rsid w:val="00F26722"/>
     <w:pPr>
       <w:spacing w:after="0" w:line="240" w:lineRule="auto"/>
     </w:pPr>
@@ -5083,7 +4815,7 @@
     <w:uiPriority w:val="73"/>
     <w:semiHidden/>
     <w:unhideWhenUsed/>
-    <w:rsid w:val="008C78C0"/>
+    <w:rsid w:val="00F26722"/>
     <w:pPr>
       <w:spacing w:after="0" w:line="240" w:lineRule="auto"/>
     </w:pPr>
@@ -5162,7 +4894,7 @@
     <w:uiPriority w:val="72"/>
     <w:semiHidden/>
     <w:unhideWhenUsed/>
-    <w:rsid w:val="008C78C0"/>
+    <w:rsid w:val="00F26722"/>
     <w:pPr>
       <w:spacing w:after="0" w:line="240" w:lineRule="auto"/>
     </w:pPr>
@@ -5247,7 +4979,7 @@
     <w:uiPriority w:val="72"/>
     <w:semiHidden/>
     <w:unhideWhenUsed/>
-    <w:rsid w:val="008C78C0"/>
+    <w:rsid w:val="00F26722"/>
     <w:pPr>
       <w:spacing w:after="0" w:line="240" w:lineRule="auto"/>
     </w:pPr>
@@ -5332,7 +5064,7 @@
     <w:uiPriority w:val="72"/>
     <w:semiHidden/>
     <w:unhideWhenUsed/>
-    <w:rsid w:val="008C78C0"/>
+    <w:rsid w:val="00F26722"/>
     <w:pPr>
       <w:spacing w:after="0" w:line="240" w:lineRule="auto"/>
     </w:pPr>
@@ -5417,7 +5149,7 @@
     <w:uiPriority w:val="72"/>
     <w:semiHidden/>
     <w:unhideWhenUsed/>
-    <w:rsid w:val="008C78C0"/>
+    <w:rsid w:val="00F26722"/>
     <w:pPr>
       <w:spacing w:after="0" w:line="240" w:lineRule="auto"/>
     </w:pPr>
@@ -5502,7 +5234,7 @@
     <w:uiPriority w:val="72"/>
     <w:semiHidden/>
     <w:unhideWhenUsed/>
-    <w:rsid w:val="008C78C0"/>
+    <w:rsid w:val="00F26722"/>
     <w:pPr>
       <w:spacing w:after="0" w:line="240" w:lineRule="auto"/>
     </w:pPr>
@@ -5587,7 +5319,7 @@
     <w:uiPriority w:val="72"/>
     <w:semiHidden/>
     <w:unhideWhenUsed/>
-    <w:rsid w:val="008C78C0"/>
+    <w:rsid w:val="00F26722"/>
     <w:pPr>
       <w:spacing w:after="0" w:line="240" w:lineRule="auto"/>
     </w:pPr>
@@ -5672,7 +5404,7 @@
     <w:uiPriority w:val="72"/>
     <w:semiHidden/>
     <w:unhideWhenUsed/>
-    <w:rsid w:val="008C78C0"/>
+    <w:rsid w:val="00F26722"/>
     <w:pPr>
       <w:spacing w:after="0" w:line="240" w:lineRule="auto"/>
     </w:pPr>
@@ -5757,7 +5489,7 @@
     <w:uiPriority w:val="71"/>
     <w:semiHidden/>
     <w:unhideWhenUsed/>
-    <w:rsid w:val="008C78C0"/>
+    <w:rsid w:val="00F26722"/>
     <w:pPr>
       <w:spacing w:after="0" w:line="240" w:lineRule="auto"/>
     </w:pPr>
@@ -5878,7 +5610,7 @@
     <w:uiPriority w:val="71"/>
     <w:semiHidden/>
     <w:unhideWhenUsed/>
-    <w:rsid w:val="008C78C0"/>
+    <w:rsid w:val="00F26722"/>
     <w:pPr>
       <w:spacing w:after="0" w:line="240" w:lineRule="auto"/>
     </w:pPr>
@@ -5999,7 +5731,7 @@
     <w:uiPriority w:val="71"/>
     <w:semiHidden/>
     <w:unhideWhenUsed/>
-    <w:rsid w:val="008C78C0"/>
+    <w:rsid w:val="00F26722"/>
     <w:pPr>
       <w:spacing w:after="0" w:line="240" w:lineRule="auto"/>
     </w:pPr>
@@ -6120,7 +5852,7 @@
     <w:uiPriority w:val="71"/>
     <w:semiHidden/>
     <w:unhideWhenUsed/>
-    <w:rsid w:val="008C78C0"/>
+    <w:rsid w:val="00F26722"/>
     <w:pPr>
       <w:spacing w:after="0" w:line="240" w:lineRule="auto"/>
     </w:pPr>
@@ -6231,7 +5963,7 @@
     <w:uiPriority w:val="71"/>
     <w:semiHidden/>
     <w:unhideWhenUsed/>
-    <w:rsid w:val="008C78C0"/>
+    <w:rsid w:val="00F26722"/>
     <w:pPr>
       <w:spacing w:after="0" w:line="240" w:lineRule="auto"/>
     </w:pPr>
@@ -6352,7 +6084,7 @@
     <w:uiPriority w:val="71"/>
     <w:semiHidden/>
     <w:unhideWhenUsed/>
-    <w:rsid w:val="008C78C0"/>
+    <w:rsid w:val="00F26722"/>
     <w:pPr>
       <w:spacing w:after="0" w:line="240" w:lineRule="auto"/>
     </w:pPr>
@@ -6473,7 +6205,7 @@
     <w:uiPriority w:val="71"/>
     <w:semiHidden/>
     <w:unhideWhenUsed/>
-    <w:rsid w:val="008C78C0"/>
+    <w:rsid w:val="00F26722"/>
     <w:pPr>
       <w:spacing w:after="0" w:line="240" w:lineRule="auto"/>
     </w:pPr>
@@ -6594,7 +6326,7 @@
     <w:uiPriority w:val="99"/>
     <w:semiHidden/>
     <w:unhideWhenUsed/>
-    <w:rsid w:val="008C78C0"/>
+    <w:rsid w:val="00F26722"/>
     <w:rPr>
       <w:sz w:val="16"/>
       <w:szCs w:val="16"/>
@@ -6607,10 +6339,7 @@
     <w:uiPriority w:val="99"/>
     <w:semiHidden/>
     <w:unhideWhenUsed/>
-    <w:rsid w:val="008C78C0"/>
-    <w:pPr>
-      <w:spacing w:line="240" w:lineRule="auto"/>
-    </w:pPr>
+    <w:rsid w:val="00F26722"/>
     <w:rPr>
       <w:szCs w:val="20"/>
     </w:rPr>
@@ -6621,7 +6350,7 @@
     <w:link w:val="CommentText"/>
     <w:uiPriority w:val="99"/>
     <w:semiHidden/>
-    <w:rsid w:val="008C78C0"/>
+    <w:rsid w:val="00F26722"/>
     <w:rPr>
       <w:color w:val="000000" w:themeColor="text1"/>
       <w:kern w:val="2"/>
@@ -6638,7 +6367,7 @@
     <w:uiPriority w:val="99"/>
     <w:semiHidden/>
     <w:unhideWhenUsed/>
-    <w:rsid w:val="008C78C0"/>
+    <w:rsid w:val="00F26722"/>
     <w:rPr>
       <w:b/>
       <w:bCs/>
@@ -6651,7 +6380,7 @@
     <w:link w:val="CommentSubject"/>
     <w:uiPriority w:val="99"/>
     <w:semiHidden/>
-    <w:rsid w:val="008C78C0"/>
+    <w:rsid w:val="00F26722"/>
     <w:rPr>
       <w:b/>
       <w:bCs/>
@@ -6668,7 +6397,7 @@
     <w:uiPriority w:val="70"/>
     <w:semiHidden/>
     <w:unhideWhenUsed/>
-    <w:rsid w:val="008C78C0"/>
+    <w:rsid w:val="00F26722"/>
     <w:pPr>
       <w:spacing w:after="0" w:line="240" w:lineRule="auto"/>
     </w:pPr>
@@ -6781,7 +6510,7 @@
     <w:uiPriority w:val="70"/>
     <w:semiHidden/>
     <w:unhideWhenUsed/>
-    <w:rsid w:val="008C78C0"/>
+    <w:rsid w:val="00F26722"/>
     <w:pPr>
       <w:spacing w:after="0" w:line="240" w:lineRule="auto"/>
     </w:pPr>
@@ -6894,7 +6623,7 @@
     <w:uiPriority w:val="70"/>
     <w:semiHidden/>
     <w:unhideWhenUsed/>
-    <w:rsid w:val="008C78C0"/>
+    <w:rsid w:val="00F26722"/>
     <w:pPr>
       <w:spacing w:after="0" w:line="240" w:lineRule="auto"/>
     </w:pPr>
@@ -7007,7 +6736,7 @@
     <w:uiPriority w:val="70"/>
     <w:semiHidden/>
     <w:unhideWhenUsed/>
-    <w:rsid w:val="008C78C0"/>
+    <w:rsid w:val="00F26722"/>
     <w:pPr>
       <w:spacing w:after="0" w:line="240" w:lineRule="auto"/>
     </w:pPr>
@@ -7120,7 +6849,7 @@
     <w:uiPriority w:val="70"/>
     <w:semiHidden/>
     <w:unhideWhenUsed/>
-    <w:rsid w:val="008C78C0"/>
+    <w:rsid w:val="00F26722"/>
     <w:pPr>
       <w:spacing w:after="0" w:line="240" w:lineRule="auto"/>
     </w:pPr>
@@ -7233,7 +6962,7 @@
     <w:uiPriority w:val="70"/>
     <w:semiHidden/>
     <w:unhideWhenUsed/>
-    <w:rsid w:val="008C78C0"/>
+    <w:rsid w:val="00F26722"/>
     <w:pPr>
       <w:spacing w:after="0" w:line="240" w:lineRule="auto"/>
     </w:pPr>
@@ -7346,7 +7075,7 @@
     <w:uiPriority w:val="70"/>
     <w:semiHidden/>
     <w:unhideWhenUsed/>
-    <w:rsid w:val="008C78C0"/>
+    <w:rsid w:val="00F26722"/>
     <w:pPr>
       <w:spacing w:after="0" w:line="240" w:lineRule="auto"/>
     </w:pPr>
@@ -7461,7 +7190,7 @@
     <w:uiPriority w:val="99"/>
     <w:semiHidden/>
     <w:unhideWhenUsed/>
-    <w:rsid w:val="008C78C0"/>
+    <w:rsid w:val="00F26722"/>
   </w:style>
   <w:style w:type="character" w:customStyle="1" w:styleId="DateChar">
     <w:name w:val="Date Char"/>
@@ -7469,7 +7198,7 @@
     <w:link w:val="Date"/>
     <w:uiPriority w:val="99"/>
     <w:semiHidden/>
-    <w:rsid w:val="008C78C0"/>
+    <w:rsid w:val="00F26722"/>
     <w:rPr>
       <w:color w:val="000000" w:themeColor="text1"/>
       <w:kern w:val="2"/>
@@ -7485,9 +7214,9 @@
     <w:uiPriority w:val="99"/>
     <w:semiHidden/>
     <w:unhideWhenUsed/>
-    <w:rsid w:val="008C78C0"/>
-    <w:pPr>
-      <w:spacing w:after="0" w:line="240" w:lineRule="auto"/>
+    <w:rsid w:val="00F26722"/>
+    <w:pPr>
+      <w:spacing w:after="0"/>
     </w:pPr>
   </w:style>
   <w:style w:type="character" w:customStyle="1" w:styleId="DocumentMapChar">
@@ -7496,7 +7225,7 @@
     <w:link w:val="DocumentMap"/>
     <w:uiPriority w:val="99"/>
     <w:semiHidden/>
-    <w:rsid w:val="008C78C0"/>
+    <w:rsid w:val="00F26722"/>
     <w:rPr>
       <w:color w:val="000000" w:themeColor="text1"/>
       <w:kern w:val="2"/>
@@ -7512,9 +7241,9 @@
     <w:uiPriority w:val="99"/>
     <w:semiHidden/>
     <w:unhideWhenUsed/>
-    <w:rsid w:val="008C78C0"/>
-    <w:pPr>
-      <w:spacing w:after="0" w:line="240" w:lineRule="auto"/>
+    <w:rsid w:val="00F26722"/>
+    <w:pPr>
+      <w:spacing w:after="0"/>
     </w:pPr>
   </w:style>
   <w:style w:type="character" w:customStyle="1" w:styleId="E-mailSignatureChar">
@@ -7523,7 +7252,7 @@
     <w:link w:val="E-mailSignature"/>
     <w:uiPriority w:val="99"/>
     <w:semiHidden/>
-    <w:rsid w:val="008C78C0"/>
+    <w:rsid w:val="00F26722"/>
     <w:rPr>
       <w:color w:val="000000" w:themeColor="text1"/>
       <w:kern w:val="2"/>
@@ -7538,7 +7267,7 @@
     <w:uiPriority w:val="99"/>
     <w:semiHidden/>
     <w:unhideWhenUsed/>
-    <w:rsid w:val="008C78C0"/>
+    <w:rsid w:val="00F26722"/>
     <w:rPr>
       <w:sz w:val="16"/>
       <w:vertAlign w:val="superscript"/>
@@ -7551,9 +7280,9 @@
     <w:uiPriority w:val="99"/>
     <w:semiHidden/>
     <w:unhideWhenUsed/>
-    <w:rsid w:val="008C78C0"/>
-    <w:pPr>
-      <w:spacing w:after="0" w:line="240" w:lineRule="auto"/>
+    <w:rsid w:val="00F26722"/>
+    <w:pPr>
+      <w:spacing w:after="0"/>
     </w:pPr>
     <w:rPr>
       <w:szCs w:val="20"/>
@@ -7565,7 +7294,7 @@
     <w:link w:val="EndnoteText"/>
     <w:uiPriority w:val="99"/>
     <w:semiHidden/>
-    <w:rsid w:val="008C78C0"/>
+    <w:rsid w:val="00F26722"/>
     <w:rPr>
       <w:color w:val="000000" w:themeColor="text1"/>
       <w:kern w:val="2"/>
@@ -7580,10 +7309,10 @@
     <w:uiPriority w:val="99"/>
     <w:semiHidden/>
     <w:unhideWhenUsed/>
-    <w:rsid w:val="008C78C0"/>
+    <w:rsid w:val="00F26722"/>
     <w:pPr>
       <w:framePr w:w="7920" w:h="1980" w:hRule="exact" w:hSpace="180" w:wrap="auto" w:hAnchor="page" w:xAlign="center" w:yAlign="bottom"/>
-      <w:spacing w:after="0" w:line="240" w:lineRule="auto"/>
+      <w:spacing w:after="0"/>
       <w:ind w:left="2880"/>
     </w:pPr>
     <w:rPr>
@@ -7596,9 +7325,9 @@
     <w:uiPriority w:val="99"/>
     <w:semiHidden/>
     <w:unhideWhenUsed/>
-    <w:rsid w:val="008C78C0"/>
-    <w:pPr>
-      <w:spacing w:after="0" w:line="240" w:lineRule="auto"/>
+    <w:rsid w:val="00F26722"/>
+    <w:pPr>
+      <w:spacing w:after="0"/>
     </w:pPr>
     <w:rPr>
       <w:rFonts w:asciiTheme="majorHAnsi" w:eastAsiaTheme="majorEastAsia" w:hAnsiTheme="majorHAnsi" w:cstheme="majorBidi"/>
@@ -7611,7 +7340,7 @@
     <w:uiPriority w:val="99"/>
     <w:semiHidden/>
     <w:unhideWhenUsed/>
-    <w:rsid w:val="008C78C0"/>
+    <w:rsid w:val="00F26722"/>
     <w:rPr>
       <w:color w:val="954F72" w:themeColor="followedHyperlink"/>
       <w:sz w:val="16"/>
@@ -7624,7 +7353,7 @@
     <w:uiPriority w:val="99"/>
     <w:semiHidden/>
     <w:unhideWhenUsed/>
-    <w:rsid w:val="008C78C0"/>
+    <w:rsid w:val="00F26722"/>
     <w:rPr>
       <w:sz w:val="16"/>
       <w:vertAlign w:val="superscript"/>
@@ -7637,9 +7366,9 @@
     <w:uiPriority w:val="99"/>
     <w:semiHidden/>
     <w:unhideWhenUsed/>
-    <w:rsid w:val="008C78C0"/>
-    <w:pPr>
-      <w:spacing w:after="0" w:line="240" w:lineRule="auto"/>
+    <w:rsid w:val="00F26722"/>
+    <w:pPr>
+      <w:spacing w:after="0"/>
     </w:pPr>
     <w:rPr>
       <w:szCs w:val="20"/>
@@ -7651,7 +7380,7 @@
     <w:link w:val="FootnoteText"/>
     <w:uiPriority w:val="99"/>
     <w:semiHidden/>
-    <w:rsid w:val="008C78C0"/>
+    <w:rsid w:val="00F26722"/>
     <w:rPr>
       <w:color w:val="000000" w:themeColor="text1"/>
       <w:kern w:val="2"/>
@@ -7664,7 +7393,7 @@
     <w:name w:val="Grid Table 1 Light"/>
     <w:basedOn w:val="TableNormal"/>
     <w:uiPriority w:val="46"/>
-    <w:rsid w:val="008C78C0"/>
+    <w:rsid w:val="00F26722"/>
     <w:pPr>
       <w:spacing w:after="0" w:line="240" w:lineRule="auto"/>
     </w:pPr>
@@ -7727,7 +7456,7 @@
     <w:name w:val="Grid Table 1 Light Accent 1"/>
     <w:basedOn w:val="TableNormal"/>
     <w:uiPriority w:val="46"/>
-    <w:rsid w:val="008C78C0"/>
+    <w:rsid w:val="00F26722"/>
     <w:pPr>
       <w:spacing w:after="0" w:line="240" w:lineRule="auto"/>
     </w:pPr>
@@ -7790,7 +7519,7 @@
     <w:name w:val="Grid Table 1 Light Accent 2"/>
     <w:basedOn w:val="TableNormal"/>
     <w:uiPriority w:val="46"/>
-    <w:rsid w:val="008C78C0"/>
+    <w:rsid w:val="00F26722"/>
     <w:pPr>
       <w:spacing w:after="0" w:line="240" w:lineRule="auto"/>
     </w:pPr>
@@ -7853,7 +7582,7 @@
     <w:name w:val="Grid Table 1 Light Accent 3"/>
     <w:basedOn w:val="TableNormal"/>
     <w:uiPriority w:val="46"/>
-    <w:rsid w:val="008C78C0"/>
+    <w:rsid w:val="00F26722"/>
     <w:pPr>
       <w:spacing w:after="0" w:line="240" w:lineRule="auto"/>
     </w:pPr>
@@ -7916,7 +7645,7 @@
     <w:name w:val="Grid Table 1 Light Accent 4"/>
     <w:basedOn w:val="TableNormal"/>
     <w:uiPriority w:val="46"/>
-    <w:rsid w:val="008C78C0"/>
+    <w:rsid w:val="00F26722"/>
     <w:pPr>
       <w:spacing w:after="0" w:line="240" w:lineRule="auto"/>
     </w:pPr>
@@ -7979,7 +7708,7 @@
     <w:name w:val="Grid Table 1 Light Accent 5"/>
     <w:basedOn w:val="TableNormal"/>
     <w:uiPriority w:val="46"/>
-    <w:rsid w:val="008C78C0"/>
+    <w:rsid w:val="00F26722"/>
     <w:pPr>
       <w:spacing w:after="0" w:line="240" w:lineRule="auto"/>
     </w:pPr>
@@ -8042,7 +7771,7 @@
     <w:name w:val="Grid Table 1 Light Accent 6"/>
     <w:basedOn w:val="TableNormal"/>
     <w:uiPriority w:val="46"/>
-    <w:rsid w:val="008C78C0"/>
+    <w:rsid w:val="00F26722"/>
     <w:pPr>
       <w:spacing w:after="0" w:line="240" w:lineRule="auto"/>
     </w:pPr>
@@ -8105,7 +7834,7 @@
     <w:name w:val="Grid Table 2"/>
     <w:basedOn w:val="TableNormal"/>
     <w:uiPriority w:val="47"/>
-    <w:rsid w:val="008C78C0"/>
+    <w:rsid w:val="00F26722"/>
     <w:pPr>
       <w:spacing w:after="0" w:line="240" w:lineRule="auto"/>
     </w:pPr>
@@ -8186,7 +7915,7 @@
     <w:name w:val="Grid Table 2 Accent 1"/>
     <w:basedOn w:val="TableNormal"/>
     <w:uiPriority w:val="47"/>
-    <w:rsid w:val="008C78C0"/>
+    <w:rsid w:val="00F26722"/>
     <w:pPr>
       <w:spacing w:after="0" w:line="240" w:lineRule="auto"/>
     </w:pPr>
@@ -8267,7 +7996,7 @@
     <w:name w:val="Grid Table 2 Accent 2"/>
     <w:basedOn w:val="TableNormal"/>
     <w:uiPriority w:val="47"/>
-    <w:rsid w:val="008C78C0"/>
+    <w:rsid w:val="00F26722"/>
     <w:pPr>
       <w:spacing w:after="0" w:line="240" w:lineRule="auto"/>
     </w:pPr>
@@ -8348,7 +8077,7 @@
     <w:name w:val="Grid Table 2 Accent 3"/>
     <w:basedOn w:val="TableNormal"/>
     <w:uiPriority w:val="47"/>
-    <w:rsid w:val="008C78C0"/>
+    <w:rsid w:val="00F26722"/>
     <w:pPr>
       <w:spacing w:after="0" w:line="240" w:lineRule="auto"/>
     </w:pPr>
@@ -8429,7 +8158,7 @@
     <w:name w:val="Grid Table 2 Accent 4"/>
     <w:basedOn w:val="TableNormal"/>
     <w:uiPriority w:val="47"/>
-    <w:rsid w:val="008C78C0"/>
+    <w:rsid w:val="00F26722"/>
     <w:pPr>
       <w:spacing w:after="0" w:line="240" w:lineRule="auto"/>
     </w:pPr>
@@ -8510,7 +8239,7 @@
     <w:name w:val="Grid Table 2 Accent 5"/>
     <w:basedOn w:val="TableNormal"/>
     <w:uiPriority w:val="47"/>
-    <w:rsid w:val="008C78C0"/>
+    <w:rsid w:val="00F26722"/>
     <w:pPr>
       <w:spacing w:after="0" w:line="240" w:lineRule="auto"/>
     </w:pPr>
@@ -8591,7 +8320,7 @@
     <w:name w:val="Grid Table 2 Accent 6"/>
     <w:basedOn w:val="TableNormal"/>
     <w:uiPriority w:val="47"/>
-    <w:rsid w:val="008C78C0"/>
+    <w:rsid w:val="00F26722"/>
     <w:pPr>
       <w:spacing w:after="0" w:line="240" w:lineRule="auto"/>
     </w:pPr>
@@ -8672,7 +8401,7 @@
     <w:name w:val="Grid Table 3"/>
     <w:basedOn w:val="TableNormal"/>
     <w:uiPriority w:val="48"/>
-    <w:rsid w:val="008C78C0"/>
+    <w:rsid w:val="00F26722"/>
     <w:pPr>
       <w:spacing w:after="0" w:line="240" w:lineRule="auto"/>
     </w:pPr>
@@ -8814,7 +8543,7 @@
     <w:name w:val="Grid Table 3 Accent 1"/>
     <w:basedOn w:val="TableNormal"/>
     <w:uiPriority w:val="48"/>
-    <w:rsid w:val="008C78C0"/>
+    <w:rsid w:val="00F26722"/>
     <w:pPr>
       <w:spacing w:after="0" w:line="240" w:lineRule="auto"/>
     </w:pPr>
@@ -8956,7 +8685,7 @@
     <w:name w:val="Grid Table 3 Accent 2"/>
     <w:basedOn w:val="TableNormal"/>
     <w:uiPriority w:val="48"/>
-    <w:rsid w:val="008C78C0"/>
+    <w:rsid w:val="00F26722"/>
     <w:pPr>
       <w:spacing w:after="0" w:line="240" w:lineRule="auto"/>
     </w:pPr>
@@ -9098,7 +8827,7 @@
     <w:name w:val="Grid Table 3 Accent 3"/>
     <w:basedOn w:val="TableNormal"/>
     <w:uiPriority w:val="48"/>
-    <w:rsid w:val="008C78C0"/>
+    <w:rsid w:val="00F26722"/>
     <w:pPr>
       <w:spacing w:after="0" w:line="240" w:lineRule="auto"/>
     </w:pPr>
@@ -9240,7 +8969,7 @@
     <w:name w:val="Grid Table 3 Accent 4"/>
     <w:basedOn w:val="TableNormal"/>
     <w:uiPriority w:val="48"/>
-    <w:rsid w:val="008C78C0"/>
+    <w:rsid w:val="00F26722"/>
     <w:pPr>
       <w:spacing w:after="0" w:line="240" w:lineRule="auto"/>
     </w:pPr>
@@ -9382,7 +9111,7 @@
     <w:name w:val="Grid Table 3 Accent 5"/>
     <w:basedOn w:val="TableNormal"/>
     <w:uiPriority w:val="48"/>
-    <w:rsid w:val="008C78C0"/>
+    <w:rsid w:val="00F26722"/>
     <w:pPr>
       <w:spacing w:after="0" w:line="240" w:lineRule="auto"/>
     </w:pPr>
@@ -9524,7 +9253,7 @@
     <w:name w:val="Grid Table 3 Accent 6"/>
     <w:basedOn w:val="TableNormal"/>
     <w:uiPriority w:val="48"/>
-    <w:rsid w:val="008C78C0"/>
+    <w:rsid w:val="00F26722"/>
     <w:pPr>
       <w:spacing w:after="0" w:line="240" w:lineRule="auto"/>
     </w:pPr>
@@ -9666,7 +9395,7 @@
     <w:name w:val="Grid Table 4"/>
     <w:basedOn w:val="TableNormal"/>
     <w:uiPriority w:val="49"/>
-    <w:rsid w:val="008C78C0"/>
+    <w:rsid w:val="00F26722"/>
     <w:pPr>
       <w:spacing w:after="0" w:line="240" w:lineRule="auto"/>
     </w:pPr>
@@ -9748,7 +9477,7 @@
     <w:name w:val="Grid Table 4 Accent 1"/>
     <w:basedOn w:val="TableNormal"/>
     <w:uiPriority w:val="49"/>
-    <w:rsid w:val="008C78C0"/>
+    <w:rsid w:val="00F26722"/>
     <w:pPr>
       <w:spacing w:after="0" w:line="240" w:lineRule="auto"/>
     </w:pPr>
@@ -9830,7 +9559,7 @@
     <w:name w:val="Grid Table 4 Accent 2"/>
     <w:basedOn w:val="TableNormal"/>
     <w:uiPriority w:val="49"/>
-    <w:rsid w:val="008C78C0"/>
+    <w:rsid w:val="00F26722"/>
     <w:pPr>
       <w:spacing w:after="0" w:line="240" w:lineRule="auto"/>
     </w:pPr>
@@ -9912,7 +9641,7 @@
     <w:name w:val="Grid Table 4 Accent 3"/>
     <w:basedOn w:val="TableNormal"/>
     <w:uiPriority w:val="49"/>
-    <w:rsid w:val="008C78C0"/>
+    <w:rsid w:val="00F26722"/>
     <w:pPr>
       <w:spacing w:after="0" w:line="240" w:lineRule="auto"/>
     </w:pPr>
@@ -9994,7 +9723,7 @@
     <w:name w:val="Grid Table 4 Accent 4"/>
     <w:basedOn w:val="TableNormal"/>
     <w:uiPriority w:val="49"/>
-    <w:rsid w:val="008C78C0"/>
+    <w:rsid w:val="00F26722"/>
     <w:pPr>
       <w:spacing w:after="0" w:line="240" w:lineRule="auto"/>
     </w:pPr>
@@ -10076,7 +9805,7 @@
     <w:name w:val="Grid Table 4 Accent 5"/>
     <w:basedOn w:val="TableNormal"/>
     <w:uiPriority w:val="49"/>
-    <w:rsid w:val="008C78C0"/>
+    <w:rsid w:val="00F26722"/>
     <w:pPr>
       <w:spacing w:after="0" w:line="240" w:lineRule="auto"/>
     </w:pPr>
@@ -10158,7 +9887,7 @@
     <w:name w:val="Grid Table 4 Accent 6"/>
     <w:basedOn w:val="TableNormal"/>
     <w:uiPriority w:val="49"/>
-    <w:rsid w:val="008C78C0"/>
+    <w:rsid w:val="00F26722"/>
     <w:pPr>
       <w:spacing w:after="0" w:line="240" w:lineRule="auto"/>
     </w:pPr>
@@ -10240,7 +9969,7 @@
     <w:name w:val="Grid Table 5 Dark"/>
     <w:basedOn w:val="TableNormal"/>
     <w:uiPriority w:val="50"/>
-    <w:rsid w:val="008C78C0"/>
+    <w:rsid w:val="00F26722"/>
     <w:pPr>
       <w:spacing w:after="0" w:line="240" w:lineRule="auto"/>
     </w:pPr>
@@ -10352,7 +10081,7 @@
     <w:name w:val="Grid Table 5 Dark Accent 1"/>
     <w:basedOn w:val="TableNormal"/>
     <w:uiPriority w:val="50"/>
-    <w:rsid w:val="008C78C0"/>
+    <w:rsid w:val="00F26722"/>
     <w:pPr>
       <w:spacing w:after="0" w:line="240" w:lineRule="auto"/>
     </w:pPr>
@@ -10464,7 +10193,7 @@
     <w:name w:val="Grid Table 5 Dark Accent 2"/>
     <w:basedOn w:val="TableNormal"/>
     <w:uiPriority w:val="50"/>
-    <w:rsid w:val="008C78C0"/>
+    <w:rsid w:val="00F26722"/>
     <w:pPr>
       <w:spacing w:after="0" w:line="240" w:lineRule="auto"/>
     </w:pPr>
@@ -10576,7 +10305,7 @@
     <w:name w:val="Grid Table 5 Dark Accent 3"/>
     <w:basedOn w:val="TableNormal"/>
     <w:uiPriority w:val="50"/>
-    <w:rsid w:val="008C78C0"/>
+    <w:rsid w:val="00F26722"/>
     <w:pPr>
       <w:spacing w:after="0" w:line="240" w:lineRule="auto"/>
     </w:pPr>
@@ -10688,7 +10417,7 @@
     <w:name w:val="Grid Table 5 Dark Accent 4"/>
     <w:basedOn w:val="TableNormal"/>
     <w:uiPriority w:val="50"/>
-    <w:rsid w:val="008C78C0"/>
+    <w:rsid w:val="00F26722"/>
     <w:pPr>
       <w:spacing w:after="0" w:line="240" w:lineRule="auto"/>
     </w:pPr>
@@ -10800,7 +10529,7 @@
     <w:name w:val="Grid Table 5 Dark Accent 5"/>
     <w:basedOn w:val="TableNormal"/>
     <w:uiPriority w:val="50"/>
-    <w:rsid w:val="008C78C0"/>
+    <w:rsid w:val="00F26722"/>
     <w:pPr>
       <w:spacing w:after="0" w:line="240" w:lineRule="auto"/>
     </w:pPr>
@@ -10912,7 +10641,7 @@
     <w:name w:val="Grid Table 5 Dark Accent 6"/>
     <w:basedOn w:val="TableNormal"/>
     <w:uiPriority w:val="50"/>
-    <w:rsid w:val="008C78C0"/>
+    <w:rsid w:val="00F26722"/>
     <w:pPr>
       <w:spacing w:after="0" w:line="240" w:lineRule="auto"/>
     </w:pPr>
@@ -11024,7 +10753,7 @@
     <w:name w:val="Grid Table 6 Colorful"/>
     <w:basedOn w:val="TableNormal"/>
     <w:uiPriority w:val="51"/>
-    <w:rsid w:val="008C78C0"/>
+    <w:rsid w:val="00F26722"/>
     <w:pPr>
       <w:spacing w:after="0" w:line="240" w:lineRule="auto"/>
     </w:pPr>
@@ -11100,7 +10829,7 @@
     <w:name w:val="Grid Table 6 Colorful Accent 1"/>
     <w:basedOn w:val="TableNormal"/>
     <w:uiPriority w:val="51"/>
-    <w:rsid w:val="008C78C0"/>
+    <w:rsid w:val="00F26722"/>
     <w:pPr>
       <w:spacing w:after="0" w:line="240" w:lineRule="auto"/>
     </w:pPr>
@@ -11176,7 +10905,7 @@
     <w:name w:val="Grid Table 6 Colorful Accent 2"/>
     <w:basedOn w:val="TableNormal"/>
     <w:uiPriority w:val="51"/>
-    <w:rsid w:val="008C78C0"/>
+    <w:rsid w:val="00F26722"/>
     <w:pPr>
       <w:spacing w:after="0" w:line="240" w:lineRule="auto"/>
     </w:pPr>
@@ -11252,7 +10981,7 @@
     <w:name w:val="Grid Table 6 Colorful Accent 3"/>
     <w:basedOn w:val="TableNormal"/>
     <w:uiPriority w:val="51"/>
-    <w:rsid w:val="008C78C0"/>
+    <w:rsid w:val="00F26722"/>
     <w:pPr>
       <w:spacing w:after="0" w:line="240" w:lineRule="auto"/>
     </w:pPr>
@@ -11328,7 +11057,7 @@
     <w:name w:val="Grid Table 6 Colorful Accent 4"/>
     <w:basedOn w:val="TableNormal"/>
     <w:uiPriority w:val="51"/>
-    <w:rsid w:val="008C78C0"/>
+    <w:rsid w:val="00F26722"/>
     <w:pPr>
       <w:spacing w:after="0" w:line="240" w:lineRule="auto"/>
     </w:pPr>
@@ -11404,7 +11133,7 @@
     <w:name w:val="Grid Table 6 Colorful Accent 5"/>
     <w:basedOn w:val="TableNormal"/>
     <w:uiPriority w:val="51"/>
-    <w:rsid w:val="008C78C0"/>
+    <w:rsid w:val="00F26722"/>
     <w:pPr>
       <w:spacing w:after="0" w:line="240" w:lineRule="auto"/>
     </w:pPr>
@@ -11480,7 +11209,7 @@
     <w:name w:val="Grid Table 6 Colorful Accent 6"/>
     <w:basedOn w:val="TableNormal"/>
     <w:uiPriority w:val="51"/>
-    <w:rsid w:val="008C78C0"/>
+    <w:rsid w:val="00F26722"/>
     <w:pPr>
       <w:spacing w:after="0" w:line="240" w:lineRule="auto"/>
     </w:pPr>
@@ -11556,7 +11285,7 @@
     <w:name w:val="Grid Table 7 Colorful"/>
     <w:basedOn w:val="TableNormal"/>
     <w:uiPriority w:val="52"/>
-    <w:rsid w:val="008C78C0"/>
+    <w:rsid w:val="00F26722"/>
     <w:pPr>
       <w:spacing w:after="0" w:line="240" w:lineRule="auto"/>
     </w:pPr>
@@ -11699,7 +11428,7 @@
     <w:name w:val="Grid Table 7 Colorful Accent 1"/>
     <w:basedOn w:val="TableNormal"/>
     <w:uiPriority w:val="52"/>
-    <w:rsid w:val="008C78C0"/>
+    <w:rsid w:val="00F26722"/>
     <w:pPr>
       <w:spacing w:after="0" w:line="240" w:lineRule="auto"/>
     </w:pPr>
@@ -11842,7 +11571,7 @@
     <w:name w:val="Grid Table 7 Colorful Accent 2"/>
     <w:basedOn w:val="TableNormal"/>
     <w:uiPriority w:val="52"/>
-    <w:rsid w:val="008C78C0"/>
+    <w:rsid w:val="00F26722"/>
     <w:pPr>
       <w:spacing w:after="0" w:line="240" w:lineRule="auto"/>
     </w:pPr>
@@ -11985,7 +11714,7 @@
     <w:name w:val="Grid Table 7 Colorful Accent 3"/>
     <w:basedOn w:val="TableNormal"/>
     <w:uiPriority w:val="52"/>
-    <w:rsid w:val="008C78C0"/>
+    <w:rsid w:val="00F26722"/>
     <w:pPr>
       <w:spacing w:after="0" w:line="240" w:lineRule="auto"/>
     </w:pPr>
@@ -12128,7 +11857,7 @@
     <w:name w:val="Grid Table 7 Colorful Accent 4"/>
     <w:basedOn w:val="TableNormal"/>
     <w:uiPriority w:val="52"/>
-    <w:rsid w:val="008C78C0"/>
+    <w:rsid w:val="00F26722"/>
     <w:pPr>
       <w:spacing w:after="0" w:line="240" w:lineRule="auto"/>
     </w:pPr>
@@ -12271,7 +12000,7 @@
     <w:name w:val="Grid Table 7 Colorful Accent 5"/>
     <w:basedOn w:val="TableNormal"/>
     <w:uiPriority w:val="52"/>
-    <w:rsid w:val="008C78C0"/>
+    <w:rsid w:val="00F26722"/>
     <w:pPr>
       <w:spacing w:after="0" w:line="240" w:lineRule="auto"/>
     </w:pPr>
@@ -12414,7 +12143,7 @@
     <w:name w:val="Grid Table 7 Colorful Accent 6"/>
     <w:basedOn w:val="TableNormal"/>
     <w:uiPriority w:val="52"/>
-    <w:rsid w:val="008C78C0"/>
+    <w:rsid w:val="00F26722"/>
     <w:pPr>
       <w:spacing w:after="0" w:line="240" w:lineRule="auto"/>
     </w:pPr>
@@ -12559,7 +12288,7 @@
     <w:uiPriority w:val="99"/>
     <w:semiHidden/>
     <w:unhideWhenUsed/>
-    <w:rsid w:val="008C78C0"/>
+    <w:rsid w:val="00F26722"/>
     <w:rPr>
       <w:color w:val="2B579A"/>
       <w:sz w:val="16"/>
@@ -12572,7 +12301,7 @@
     <w:uiPriority w:val="99"/>
     <w:semiHidden/>
     <w:unhideWhenUsed/>
-    <w:rsid w:val="008C78C0"/>
+    <w:rsid w:val="00F26722"/>
     <w:rPr>
       <w:sz w:val="16"/>
     </w:rPr>
@@ -12584,9 +12313,9 @@
     <w:uiPriority w:val="99"/>
     <w:semiHidden/>
     <w:unhideWhenUsed/>
-    <w:rsid w:val="008C78C0"/>
-    <w:pPr>
-      <w:spacing w:after="0" w:line="240" w:lineRule="auto"/>
+    <w:rsid w:val="00F26722"/>
+    <w:pPr>
+      <w:spacing w:after="0"/>
     </w:pPr>
     <w:rPr>
       <w:i/>
@@ -12599,7 +12328,7 @@
     <w:link w:val="HTMLAddress"/>
     <w:uiPriority w:val="99"/>
     <w:semiHidden/>
-    <w:rsid w:val="008C78C0"/>
+    <w:rsid w:val="00F26722"/>
     <w:rPr>
       <w:i/>
       <w:iCs/>
@@ -12616,7 +12345,7 @@
     <w:uiPriority w:val="99"/>
     <w:semiHidden/>
     <w:unhideWhenUsed/>
-    <w:rsid w:val="008C78C0"/>
+    <w:rsid w:val="00F26722"/>
     <w:rPr>
       <w:i/>
       <w:iCs/>
@@ -12629,7 +12358,7 @@
     <w:uiPriority w:val="99"/>
     <w:semiHidden/>
     <w:unhideWhenUsed/>
-    <w:rsid w:val="008C78C0"/>
+    <w:rsid w:val="00F26722"/>
     <w:rPr>
       <w:rFonts w:ascii="Consolas" w:hAnsi="Consolas"/>
       <w:sz w:val="16"/>
@@ -12642,7 +12371,7 @@
     <w:uiPriority w:val="99"/>
     <w:semiHidden/>
     <w:unhideWhenUsed/>
-    <w:rsid w:val="008C78C0"/>
+    <w:rsid w:val="00F26722"/>
     <w:rPr>
       <w:i/>
       <w:iCs/>
@@ -12655,7 +12384,7 @@
     <w:uiPriority w:val="99"/>
     <w:semiHidden/>
     <w:unhideWhenUsed/>
-    <w:rsid w:val="008C78C0"/>
+    <w:rsid w:val="00F26722"/>
     <w:rPr>
       <w:rFonts w:ascii="Consolas" w:hAnsi="Consolas"/>
       <w:sz w:val="16"/>
@@ -12669,9 +12398,9 @@
     <w:uiPriority w:val="99"/>
     <w:semiHidden/>
     <w:unhideWhenUsed/>
-    <w:rsid w:val="008C78C0"/>
-    <w:pPr>
-      <w:spacing w:after="0" w:line="240" w:lineRule="auto"/>
+    <w:rsid w:val="00F26722"/>
+    <w:pPr>
+      <w:spacing w:after="0"/>
     </w:pPr>
     <w:rPr>
       <w:rFonts w:ascii="Consolas" w:hAnsi="Consolas"/>
@@ -12684,7 +12413,7 @@
     <w:link w:val="HTMLPreformatted"/>
     <w:uiPriority w:val="99"/>
     <w:semiHidden/>
-    <w:rsid w:val="008C78C0"/>
+    <w:rsid w:val="00F26722"/>
     <w:rPr>
       <w:rFonts w:ascii="Consolas" w:hAnsi="Consolas"/>
       <w:color w:val="000000" w:themeColor="text1"/>
@@ -12700,7 +12429,7 @@
     <w:uiPriority w:val="99"/>
     <w:semiHidden/>
     <w:unhideWhenUsed/>
-    <w:rsid w:val="008C78C0"/>
+    <w:rsid w:val="00F26722"/>
     <w:rPr>
       <w:rFonts w:ascii="Consolas" w:hAnsi="Consolas"/>
       <w:sz w:val="16"/>
@@ -12713,7 +12442,7 @@
     <w:uiPriority w:val="99"/>
     <w:semiHidden/>
     <w:unhideWhenUsed/>
-    <w:rsid w:val="008C78C0"/>
+    <w:rsid w:val="00F26722"/>
     <w:rPr>
       <w:rFonts w:ascii="Consolas" w:hAnsi="Consolas"/>
       <w:sz w:val="16"/>
@@ -12726,7 +12455,7 @@
     <w:uiPriority w:val="99"/>
     <w:semiHidden/>
     <w:unhideWhenUsed/>
-    <w:rsid w:val="008C78C0"/>
+    <w:rsid w:val="00F26722"/>
     <w:rPr>
       <w:i/>
       <w:iCs/>
@@ -12740,7 +12469,7 @@
     <w:semiHidden/>
     <w:unhideWhenUsed/>
     <w:qFormat/>
-    <w:rsid w:val="008C78C0"/>
+    <w:rsid w:val="00F26722"/>
     <w:rPr>
       <w:color w:val="0563C1" w:themeColor="hyperlink"/>
       <w:sz w:val="16"/>
@@ -12755,9 +12484,9 @@
     <w:uiPriority w:val="99"/>
     <w:semiHidden/>
     <w:unhideWhenUsed/>
-    <w:rsid w:val="008C78C0"/>
-    <w:pPr>
-      <w:spacing w:after="0" w:line="240" w:lineRule="auto"/>
+    <w:rsid w:val="00F26722"/>
+    <w:pPr>
+      <w:spacing w:after="0"/>
       <w:ind w:left="240" w:hanging="240"/>
     </w:pPr>
   </w:style>
@@ -12769,9 +12498,9 @@
     <w:uiPriority w:val="99"/>
     <w:semiHidden/>
     <w:unhideWhenUsed/>
-    <w:rsid w:val="008C78C0"/>
-    <w:pPr>
-      <w:spacing w:after="0" w:line="240" w:lineRule="auto"/>
+    <w:rsid w:val="00F26722"/>
+    <w:pPr>
+      <w:spacing w:after="0"/>
       <w:ind w:left="480" w:hanging="240"/>
     </w:pPr>
   </w:style>
@@ -12783,9 +12512,9 @@
     <w:uiPriority w:val="99"/>
     <w:semiHidden/>
     <w:unhideWhenUsed/>
-    <w:rsid w:val="008C78C0"/>
-    <w:pPr>
-      <w:spacing w:after="0" w:line="240" w:lineRule="auto"/>
+    <w:rsid w:val="00F26722"/>
+    <w:pPr>
+      <w:spacing w:after="0"/>
       <w:ind w:left="720" w:hanging="240"/>
     </w:pPr>
   </w:style>
@@ -12797,9 +12526,9 @@
     <w:uiPriority w:val="99"/>
     <w:semiHidden/>
     <w:unhideWhenUsed/>
-    <w:rsid w:val="008C78C0"/>
-    <w:pPr>
-      <w:spacing w:after="0" w:line="240" w:lineRule="auto"/>
+    <w:rsid w:val="00F26722"/>
+    <w:pPr>
+      <w:spacing w:after="0"/>
       <w:ind w:left="960" w:hanging="240"/>
     </w:pPr>
   </w:style>
@@ -12811,9 +12540,9 @@
     <w:uiPriority w:val="99"/>
     <w:semiHidden/>
     <w:unhideWhenUsed/>
-    <w:rsid w:val="008C78C0"/>
-    <w:pPr>
-      <w:spacing w:after="0" w:line="240" w:lineRule="auto"/>
+    <w:rsid w:val="00F26722"/>
+    <w:pPr>
+      <w:spacing w:after="0"/>
       <w:ind w:left="1200" w:hanging="240"/>
     </w:pPr>
   </w:style>
@@ -12825,9 +12554,9 @@
     <w:uiPriority w:val="99"/>
     <w:semiHidden/>
     <w:unhideWhenUsed/>
-    <w:rsid w:val="008C78C0"/>
-    <w:pPr>
-      <w:spacing w:after="0" w:line="240" w:lineRule="auto"/>
+    <w:rsid w:val="00F26722"/>
+    <w:pPr>
+      <w:spacing w:after="0"/>
       <w:ind w:left="1440" w:hanging="240"/>
     </w:pPr>
   </w:style>
@@ -12839,9 +12568,9 @@
     <w:uiPriority w:val="99"/>
     <w:semiHidden/>
     <w:unhideWhenUsed/>
-    <w:rsid w:val="008C78C0"/>
-    <w:pPr>
-      <w:spacing w:after="0" w:line="240" w:lineRule="auto"/>
+    <w:rsid w:val="00F26722"/>
+    <w:pPr>
+      <w:spacing w:after="0"/>
       <w:ind w:left="1680" w:hanging="240"/>
     </w:pPr>
   </w:style>
@@ -12853,9 +12582,9 @@
     <w:uiPriority w:val="99"/>
     <w:semiHidden/>
     <w:unhideWhenUsed/>
-    <w:rsid w:val="008C78C0"/>
-    <w:pPr>
-      <w:spacing w:after="0" w:line="240" w:lineRule="auto"/>
+    <w:rsid w:val="00F26722"/>
+    <w:pPr>
+      <w:spacing w:after="0"/>
       <w:ind w:left="1920" w:hanging="240"/>
     </w:pPr>
   </w:style>
@@ -12867,9 +12596,9 @@
     <w:uiPriority w:val="99"/>
     <w:semiHidden/>
     <w:unhideWhenUsed/>
-    <w:rsid w:val="008C78C0"/>
-    <w:pPr>
-      <w:spacing w:after="0" w:line="240" w:lineRule="auto"/>
+    <w:rsid w:val="00F26722"/>
+    <w:pPr>
+      <w:spacing w:after="0"/>
       <w:ind w:left="2160" w:hanging="240"/>
     </w:pPr>
   </w:style>
@@ -12880,7 +12609,7 @@
     <w:uiPriority w:val="99"/>
     <w:semiHidden/>
     <w:unhideWhenUsed/>
-    <w:rsid w:val="008C78C0"/>
+    <w:rsid w:val="00F26722"/>
     <w:rPr>
       <w:rFonts w:asciiTheme="majorHAnsi" w:eastAsiaTheme="majorEastAsia" w:hAnsiTheme="majorHAnsi" w:cstheme="majorBidi"/>
       <w:b/>
@@ -12893,7 +12622,7 @@
     <w:uiPriority w:val="62"/>
     <w:semiHidden/>
     <w:unhideWhenUsed/>
-    <w:rsid w:val="008C78C0"/>
+    <w:rsid w:val="00F26722"/>
     <w:pPr>
       <w:spacing w:after="0" w:line="240" w:lineRule="auto"/>
     </w:pPr>
@@ -13024,7 +12753,7 @@
     <w:uiPriority w:val="62"/>
     <w:semiHidden/>
     <w:unhideWhenUsed/>
-    <w:rsid w:val="008C78C0"/>
+    <w:rsid w:val="00F26722"/>
     <w:pPr>
       <w:spacing w:after="0" w:line="240" w:lineRule="auto"/>
     </w:pPr>
@@ -13155,7 +12884,7 @@
     <w:uiPriority w:val="62"/>
     <w:semiHidden/>
     <w:unhideWhenUsed/>
-    <w:rsid w:val="008C78C0"/>
+    <w:rsid w:val="00F26722"/>
     <w:pPr>
       <w:spacing w:after="0" w:line="240" w:lineRule="auto"/>
     </w:pPr>
@@ -13286,7 +13015,7 @@
     <w:uiPriority w:val="62"/>
     <w:semiHidden/>
     <w:unhideWhenUsed/>
-    <w:rsid w:val="008C78C0"/>
+    <w:rsid w:val="00F26722"/>
     <w:pPr>
       <w:spacing w:after="0" w:line="240" w:lineRule="auto"/>
     </w:pPr>
@@ -13417,7 +13146,7 @@
     <w:uiPriority w:val="62"/>
     <w:semiHidden/>
     <w:unhideWhenUsed/>
-    <w:rsid w:val="008C78C0"/>
+    <w:rsid w:val="00F26722"/>
     <w:pPr>
       <w:spacing w:after="0" w:line="240" w:lineRule="auto"/>
     </w:pPr>
@@ -13548,7 +13277,7 @@
     <w:uiPriority w:val="62"/>
     <w:semiHidden/>
     <w:unhideWhenUsed/>
-    <w:rsid w:val="008C78C0"/>
+    <w:rsid w:val="00F26722"/>
     <w:pPr>
       <w:spacing w:after="0" w:line="240" w:lineRule="auto"/>
     </w:pPr>
@@ -13679,7 +13408,7 @@
     <w:uiPriority w:val="62"/>
     <w:semiHidden/>
     <w:unhideWhenUsed/>
-    <w:rsid w:val="008C78C0"/>
+    <w:rsid w:val="00F26722"/>
     <w:pPr>
       <w:spacing w:after="0" w:line="240" w:lineRule="auto"/>
     </w:pPr>
@@ -13810,7 +13539,7 @@
     <w:uiPriority w:val="61"/>
     <w:semiHidden/>
     <w:unhideWhenUsed/>
-    <w:rsid w:val="008C78C0"/>
+    <w:rsid w:val="00F26722"/>
     <w:pPr>
       <w:spacing w:after="0" w:line="240" w:lineRule="auto"/>
     </w:pPr>
@@ -13903,7 +13632,7 @@
     <w:uiPriority w:val="61"/>
     <w:semiHidden/>
     <w:unhideWhenUsed/>
-    <w:rsid w:val="008C78C0"/>
+    <w:rsid w:val="00F26722"/>
     <w:pPr>
       <w:spacing w:after="0" w:line="240" w:lineRule="auto"/>
     </w:pPr>
@@ -13996,7 +13725,7 @@
     <w:uiPriority w:val="61"/>
     <w:semiHidden/>
     <w:unhideWhenUsed/>
-    <w:rsid w:val="008C78C0"/>
+    <w:rsid w:val="00F26722"/>
     <w:pPr>
       <w:spacing w:after="0" w:line="240" w:lineRule="auto"/>
     </w:pPr>
@@ -14089,7 +13818,7 @@
     <w:uiPriority w:val="61"/>
     <w:semiHidden/>
     <w:unhideWhenUsed/>
-    <w:rsid w:val="008C78C0"/>
+    <w:rsid w:val="00F26722"/>
     <w:pPr>
       <w:spacing w:after="0" w:line="240" w:lineRule="auto"/>
     </w:pPr>
@@ -14182,7 +13911,7 @@
     <w:uiPriority w:val="61"/>
     <w:semiHidden/>
     <w:unhideWhenUsed/>
-    <w:rsid w:val="008C78C0"/>
+    <w:rsid w:val="00F26722"/>
     <w:pPr>
       <w:spacing w:after="0" w:line="240" w:lineRule="auto"/>
     </w:pPr>
@@ -14275,7 +14004,7 @@
     <w:uiPriority w:val="61"/>
     <w:semiHidden/>
     <w:unhideWhenUsed/>
-    <w:rsid w:val="008C78C0"/>
+    <w:rsid w:val="00F26722"/>
     <w:pPr>
       <w:spacing w:after="0" w:line="240" w:lineRule="auto"/>
     </w:pPr>
@@ -14368,7 +14097,7 @@
     <w:uiPriority w:val="61"/>
     <w:semiHidden/>
     <w:unhideWhenUsed/>
-    <w:rsid w:val="008C78C0"/>
+    <w:rsid w:val="00F26722"/>
     <w:pPr>
       <w:spacing w:after="0" w:line="240" w:lineRule="auto"/>
     </w:pPr>
@@ -14461,7 +14190,7 @@
     <w:uiPriority w:val="60"/>
     <w:semiHidden/>
     <w:unhideWhenUsed/>
-    <w:rsid w:val="008C78C0"/>
+    <w:rsid w:val="00F26722"/>
     <w:pPr>
       <w:spacing w:after="0" w:line="240" w:lineRule="auto"/>
     </w:pPr>
@@ -14563,7 +14292,7 @@
     <w:uiPriority w:val="60"/>
     <w:semiHidden/>
     <w:unhideWhenUsed/>
-    <w:rsid w:val="008C78C0"/>
+    <w:rsid w:val="00F26722"/>
     <w:pPr>
       <w:spacing w:after="0" w:line="240" w:lineRule="auto"/>
     </w:pPr>
@@ -14665,7 +14394,7 @@
     <w:uiPriority w:val="60"/>
     <w:semiHidden/>
     <w:unhideWhenUsed/>
-    <w:rsid w:val="008C78C0"/>
+    <w:rsid w:val="00F26722"/>
     <w:pPr>
       <w:spacing w:after="0" w:line="240" w:lineRule="auto"/>
     </w:pPr>
@@ -14767,7 +14496,7 @@
     <w:uiPriority w:val="60"/>
     <w:semiHidden/>
     <w:unhideWhenUsed/>
-    <w:rsid w:val="008C78C0"/>
+    <w:rsid w:val="00F26722"/>
     <w:pPr>
       <w:spacing w:after="0" w:line="240" w:lineRule="auto"/>
     </w:pPr>
@@ -14869,7 +14598,7 @@
     <w:uiPriority w:val="60"/>
     <w:semiHidden/>
     <w:unhideWhenUsed/>
-    <w:rsid w:val="008C78C0"/>
+    <w:rsid w:val="00F26722"/>
     <w:pPr>
       <w:spacing w:after="0" w:line="240" w:lineRule="auto"/>
     </w:pPr>
@@ -14971,7 +14700,7 @@
     <w:uiPriority w:val="60"/>
     <w:semiHidden/>
     <w:unhideWhenUsed/>
-    <w:rsid w:val="008C78C0"/>
+    <w:rsid w:val="00F26722"/>
     <w:pPr>
       <w:spacing w:after="0" w:line="240" w:lineRule="auto"/>
     </w:pPr>
@@ -15073,7 +14802,7 @@
     <w:uiPriority w:val="60"/>
     <w:semiHidden/>
     <w:unhideWhenUsed/>
-    <w:rsid w:val="008C78C0"/>
+    <w:rsid w:val="00F26722"/>
     <w:pPr>
       <w:spacing w:after="0" w:line="240" w:lineRule="auto"/>
     </w:pPr>
@@ -15175,7 +14904,7 @@
     <w:uiPriority w:val="99"/>
     <w:semiHidden/>
     <w:unhideWhenUsed/>
-    <w:rsid w:val="008C78C0"/>
+    <w:rsid w:val="00F26722"/>
     <w:rPr>
       <w:sz w:val="16"/>
     </w:rPr>
@@ -15186,7 +14915,7 @@
     <w:uiPriority w:val="99"/>
     <w:semiHidden/>
     <w:unhideWhenUsed/>
-    <w:rsid w:val="008C78C0"/>
+    <w:rsid w:val="00F26722"/>
     <w:pPr>
       <w:ind w:left="360" w:hanging="360"/>
       <w:contextualSpacing/>
@@ -15198,7 +14927,7 @@
     <w:uiPriority w:val="99"/>
     <w:semiHidden/>
     <w:unhideWhenUsed/>
-    <w:rsid w:val="008C78C0"/>
+    <w:rsid w:val="00F26722"/>
     <w:pPr>
       <w:ind w:left="720" w:hanging="360"/>
       <w:contextualSpacing/>
@@ -15210,7 +14939,7 @@
     <w:uiPriority w:val="99"/>
     <w:semiHidden/>
     <w:unhideWhenUsed/>
-    <w:rsid w:val="008C78C0"/>
+    <w:rsid w:val="00F26722"/>
     <w:pPr>
       <w:ind w:left="1080" w:hanging="360"/>
       <w:contextualSpacing/>
@@ -15222,7 +14951,7 @@
     <w:uiPriority w:val="99"/>
     <w:semiHidden/>
     <w:unhideWhenUsed/>
-    <w:rsid w:val="008C78C0"/>
+    <w:rsid w:val="00F26722"/>
     <w:pPr>
       <w:ind w:left="1440" w:hanging="360"/>
       <w:contextualSpacing/>
@@ -15234,7 +14963,7 @@
     <w:uiPriority w:val="99"/>
     <w:semiHidden/>
     <w:unhideWhenUsed/>
-    <w:rsid w:val="008C78C0"/>
+    <w:rsid w:val="00F26722"/>
     <w:pPr>
       <w:ind w:left="1800" w:hanging="360"/>
       <w:contextualSpacing/>
@@ -15246,7 +14975,7 @@
     <w:uiPriority w:val="99"/>
     <w:semiHidden/>
     <w:unhideWhenUsed/>
-    <w:rsid w:val="008C78C0"/>
+    <w:rsid w:val="00F26722"/>
     <w:pPr>
       <w:numPr>
         <w:numId w:val="6"/>
@@ -15254,7 +14983,6 @@
       <w:tabs>
         <w:tab w:val="clear" w:pos="360"/>
       </w:tabs>
-      <w:ind w:left="0" w:firstLine="0"/>
       <w:contextualSpacing/>
     </w:pPr>
   </w:style>
@@ -15264,7 +14992,7 @@
     <w:uiPriority w:val="99"/>
     <w:semiHidden/>
     <w:unhideWhenUsed/>
-    <w:rsid w:val="008C78C0"/>
+    <w:rsid w:val="00F26722"/>
     <w:pPr>
       <w:numPr>
         <w:numId w:val="7"/>
@@ -15272,7 +15000,6 @@
       <w:tabs>
         <w:tab w:val="clear" w:pos="720"/>
       </w:tabs>
-      <w:ind w:left="0" w:firstLine="0"/>
       <w:contextualSpacing/>
     </w:pPr>
   </w:style>
@@ -15282,7 +15009,7 @@
     <w:uiPriority w:val="99"/>
     <w:semiHidden/>
     <w:unhideWhenUsed/>
-    <w:rsid w:val="008C78C0"/>
+    <w:rsid w:val="00F26722"/>
     <w:pPr>
       <w:numPr>
         <w:numId w:val="8"/>
@@ -15290,7 +15017,6 @@
       <w:tabs>
         <w:tab w:val="clear" w:pos="1080"/>
       </w:tabs>
-      <w:ind w:left="0" w:firstLine="0"/>
       <w:contextualSpacing/>
     </w:pPr>
   </w:style>
@@ -15300,7 +15026,7 @@
     <w:uiPriority w:val="99"/>
     <w:semiHidden/>
     <w:unhideWhenUsed/>
-    <w:rsid w:val="008C78C0"/>
+    <w:rsid w:val="00F26722"/>
     <w:pPr>
       <w:numPr>
         <w:numId w:val="9"/>
@@ -15308,7 +15034,6 @@
       <w:tabs>
         <w:tab w:val="clear" w:pos="1440"/>
       </w:tabs>
-      <w:ind w:left="0" w:firstLine="0"/>
       <w:contextualSpacing/>
     </w:pPr>
   </w:style>
@@ -15318,7 +15043,7 @@
     <w:uiPriority w:val="99"/>
     <w:semiHidden/>
     <w:unhideWhenUsed/>
-    <w:rsid w:val="008C78C0"/>
+    <w:rsid w:val="00F26722"/>
     <w:pPr>
       <w:numPr>
         <w:numId w:val="10"/>
@@ -15326,7 +15051,6 @@
       <w:tabs>
         <w:tab w:val="clear" w:pos="1800"/>
       </w:tabs>
-      <w:ind w:left="0" w:firstLine="0"/>
       <w:contextualSpacing/>
     </w:pPr>
   </w:style>
@@ -15336,7 +15060,7 @@
     <w:uiPriority w:val="99"/>
     <w:semiHidden/>
     <w:unhideWhenUsed/>
-    <w:rsid w:val="008C78C0"/>
+    <w:rsid w:val="00F26722"/>
     <w:pPr>
       <w:spacing w:after="120"/>
       <w:ind w:left="360"/>
@@ -15349,7 +15073,7 @@
     <w:uiPriority w:val="99"/>
     <w:semiHidden/>
     <w:unhideWhenUsed/>
-    <w:rsid w:val="008C78C0"/>
+    <w:rsid w:val="00F26722"/>
     <w:pPr>
       <w:spacing w:after="120"/>
       <w:ind w:left="720"/>
@@ -15362,7 +15086,7 @@
     <w:uiPriority w:val="99"/>
     <w:semiHidden/>
     <w:unhideWhenUsed/>
-    <w:rsid w:val="008C78C0"/>
+    <w:rsid w:val="00F26722"/>
     <w:pPr>
       <w:spacing w:after="120"/>
       <w:ind w:left="1080"/>
@@ -15375,7 +15099,7 @@
     <w:uiPriority w:val="99"/>
     <w:semiHidden/>
     <w:unhideWhenUsed/>
-    <w:rsid w:val="008C78C0"/>
+    <w:rsid w:val="00F26722"/>
     <w:pPr>
       <w:spacing w:after="120"/>
       <w:ind w:left="1440"/>
@@ -15388,7 +15112,7 @@
     <w:uiPriority w:val="99"/>
     <w:semiHidden/>
     <w:unhideWhenUsed/>
-    <w:rsid w:val="008C78C0"/>
+    <w:rsid w:val="00F26722"/>
     <w:pPr>
       <w:spacing w:after="120"/>
       <w:ind w:left="1800"/>
@@ -15401,7 +15125,7 @@
     <w:uiPriority w:val="99"/>
     <w:semiHidden/>
     <w:unhideWhenUsed/>
-    <w:rsid w:val="008C78C0"/>
+    <w:rsid w:val="00F26722"/>
     <w:pPr>
       <w:numPr>
         <w:numId w:val="11"/>
@@ -15409,7 +15133,6 @@
       <w:tabs>
         <w:tab w:val="clear" w:pos="360"/>
       </w:tabs>
-      <w:ind w:left="0" w:firstLine="0"/>
       <w:contextualSpacing/>
     </w:pPr>
   </w:style>
@@ -15419,7 +15142,7 @@
     <w:uiPriority w:val="99"/>
     <w:semiHidden/>
     <w:unhideWhenUsed/>
-    <w:rsid w:val="008C78C0"/>
+    <w:rsid w:val="00F26722"/>
     <w:pPr>
       <w:numPr>
         <w:numId w:val="12"/>
@@ -15427,7 +15150,6 @@
       <w:tabs>
         <w:tab w:val="clear" w:pos="720"/>
       </w:tabs>
-      <w:ind w:left="0" w:firstLine="0"/>
       <w:contextualSpacing/>
     </w:pPr>
   </w:style>
@@ -15437,7 +15159,7 @@
     <w:uiPriority w:val="99"/>
     <w:semiHidden/>
     <w:unhideWhenUsed/>
-    <w:rsid w:val="008C78C0"/>
+    <w:rsid w:val="00F26722"/>
     <w:pPr>
       <w:numPr>
         <w:numId w:val="13"/>
@@ -15445,7 +15167,6 @@
       <w:tabs>
         <w:tab w:val="clear" w:pos="1080"/>
       </w:tabs>
-      <w:ind w:left="0" w:firstLine="0"/>
       <w:contextualSpacing/>
     </w:pPr>
   </w:style>
@@ -15455,7 +15176,7 @@
     <w:uiPriority w:val="99"/>
     <w:semiHidden/>
     <w:unhideWhenUsed/>
-    <w:rsid w:val="008C78C0"/>
+    <w:rsid w:val="00F26722"/>
     <w:pPr>
       <w:numPr>
         <w:numId w:val="14"/>
@@ -15463,7 +15184,6 @@
       <w:tabs>
         <w:tab w:val="clear" w:pos="1440"/>
       </w:tabs>
-      <w:ind w:left="0" w:firstLine="0"/>
       <w:contextualSpacing/>
     </w:pPr>
   </w:style>
@@ -15473,7 +15193,7 @@
     <w:uiPriority w:val="99"/>
     <w:semiHidden/>
     <w:unhideWhenUsed/>
-    <w:rsid w:val="008C78C0"/>
+    <w:rsid w:val="00F26722"/>
     <w:pPr>
       <w:numPr>
         <w:numId w:val="15"/>
@@ -15481,7 +15201,6 @@
       <w:tabs>
         <w:tab w:val="clear" w:pos="1800"/>
       </w:tabs>
-      <w:ind w:left="0" w:firstLine="0"/>
       <w:contextualSpacing/>
     </w:pPr>
   </w:style>
@@ -15489,7 +15208,7 @@
     <w:name w:val="List Table 1 Light"/>
     <w:basedOn w:val="TableNormal"/>
     <w:uiPriority w:val="46"/>
-    <w:rsid w:val="008C78C0"/>
+    <w:rsid w:val="00F26722"/>
     <w:pPr>
       <w:spacing w:after="0" w:line="240" w:lineRule="auto"/>
     </w:pPr>
@@ -15556,7 +15275,7 @@
     <w:name w:val="List Table 1 Light Accent 3"/>
     <w:basedOn w:val="TableNormal"/>
     <w:uiPriority w:val="46"/>
-    <w:rsid w:val="008C78C0"/>
+    <w:rsid w:val="00F26722"/>
     <w:pPr>
       <w:spacing w:after="0" w:line="240" w:lineRule="auto"/>
     </w:pPr>
@@ -15623,7 +15342,7 @@
     <w:name w:val="List Table 1 Light Accent 4"/>
     <w:basedOn w:val="TableNormal"/>
     <w:uiPriority w:val="46"/>
-    <w:rsid w:val="008C78C0"/>
+    <w:rsid w:val="00F26722"/>
     <w:pPr>
       <w:spacing w:after="0" w:line="240" w:lineRule="auto"/>
     </w:pPr>
@@ -15690,7 +15409,7 @@
     <w:name w:val="List Table 1 Light Accent 5"/>
     <w:basedOn w:val="TableNormal"/>
     <w:uiPriority w:val="46"/>
-    <w:rsid w:val="008C78C0"/>
+    <w:rsid w:val="00F26722"/>
     <w:pPr>
       <w:spacing w:after="0" w:line="240" w:lineRule="auto"/>
     </w:pPr>
@@ -15757,7 +15476,7 @@
     <w:name w:val="List Table 1 Light Accent 6"/>
     <w:basedOn w:val="TableNormal"/>
     <w:uiPriority w:val="46"/>
-    <w:rsid w:val="008C78C0"/>
+    <w:rsid w:val="00F26722"/>
     <w:pPr>
       <w:spacing w:after="0" w:line="240" w:lineRule="auto"/>
     </w:pPr>
@@ -15824,7 +15543,7 @@
     <w:name w:val="List Table 2"/>
     <w:basedOn w:val="TableNormal"/>
     <w:uiPriority w:val="47"/>
-    <w:rsid w:val="008C78C0"/>
+    <w:rsid w:val="00F26722"/>
     <w:pPr>
       <w:spacing w:after="0" w:line="240" w:lineRule="auto"/>
     </w:pPr>
@@ -15884,7 +15603,7 @@
     <w:name w:val="List Table 2 Accent 1"/>
     <w:basedOn w:val="TableNormal"/>
     <w:uiPriority w:val="47"/>
-    <w:rsid w:val="008C78C0"/>
+    <w:rsid w:val="00F26722"/>
     <w:pPr>
       <w:spacing w:after="0" w:line="240" w:lineRule="auto"/>
     </w:pPr>
@@ -15944,7 +15663,7 @@
     <w:name w:val="List Table 2 Accent 2"/>
     <w:basedOn w:val="TableNormal"/>
     <w:uiPriority w:val="47"/>
-    <w:rsid w:val="008C78C0"/>
+    <w:rsid w:val="00F26722"/>
     <w:pPr>
       <w:spacing w:after="0" w:line="240" w:lineRule="auto"/>
     </w:pPr>
@@ -16004,7 +15723,7 @@
     <w:name w:val="List Table 2 Accent 3"/>
     <w:basedOn w:val="TableNormal"/>
     <w:uiPriority w:val="47"/>
-    <w:rsid w:val="008C78C0"/>
+    <w:rsid w:val="00F26722"/>
     <w:pPr>
       <w:spacing w:after="0" w:line="240" w:lineRule="auto"/>
     </w:pPr>
@@ -16064,7 +15783,7 @@
     <w:name w:val="List Table 2 Accent 4"/>
     <w:basedOn w:val="TableNormal"/>
     <w:uiPriority w:val="47"/>
-    <w:rsid w:val="008C78C0"/>
+    <w:rsid w:val="00F26722"/>
     <w:pPr>
       <w:spacing w:after="0" w:line="240" w:lineRule="auto"/>
     </w:pPr>
@@ -16124,7 +15843,7 @@
     <w:name w:val="List Table 2 Accent 5"/>
     <w:basedOn w:val="TableNormal"/>
     <w:uiPriority w:val="47"/>
-    <w:rsid w:val="008C78C0"/>
+    <w:rsid w:val="00F26722"/>
     <w:pPr>
       <w:spacing w:after="0" w:line="240" w:lineRule="auto"/>
     </w:pPr>
@@ -16184,7 +15903,7 @@
     <w:name w:val="List Table 2 Accent 6"/>
     <w:basedOn w:val="TableNormal"/>
     <w:uiPriority w:val="47"/>
-    <w:rsid w:val="008C78C0"/>
+    <w:rsid w:val="00F26722"/>
     <w:pPr>
       <w:spacing w:after="0" w:line="240" w:lineRule="auto"/>
     </w:pPr>
@@ -16244,7 +15963,7 @@
     <w:name w:val="List Table 3"/>
     <w:basedOn w:val="TableNormal"/>
     <w:uiPriority w:val="48"/>
-    <w:rsid w:val="008C78C0"/>
+    <w:rsid w:val="00F26722"/>
     <w:pPr>
       <w:spacing w:after="0" w:line="240" w:lineRule="auto"/>
     </w:pPr>
@@ -16374,7 +16093,7 @@
     <w:name w:val="List Table 3 Accent 1"/>
     <w:basedOn w:val="TableNormal"/>
     <w:uiPriority w:val="48"/>
-    <w:rsid w:val="008C78C0"/>
+    <w:rsid w:val="00F26722"/>
     <w:pPr>
       <w:spacing w:after="0" w:line="240" w:lineRule="auto"/>
     </w:pPr>
@@ -16504,7 +16223,7 @@
     <w:name w:val="List Table 3 Accent 2"/>
     <w:basedOn w:val="TableNormal"/>
     <w:uiPriority w:val="48"/>
-    <w:rsid w:val="008C78C0"/>
+    <w:rsid w:val="00F26722"/>
     <w:pPr>
       <w:spacing w:after="0" w:line="240" w:lineRule="auto"/>
     </w:pPr>
@@ -16634,7 +16353,7 @@
     <w:name w:val="List Table 3 Accent 3"/>
     <w:basedOn w:val="TableNormal"/>
     <w:uiPriority w:val="48"/>
-    <w:rsid w:val="008C78C0"/>
+    <w:rsid w:val="00F26722"/>
     <w:pPr>
       <w:spacing w:after="0" w:line="240" w:lineRule="auto"/>
     </w:pPr>
@@ -16764,7 +16483,7 @@
     <w:name w:val="List Table 3 Accent 4"/>
     <w:basedOn w:val="TableNormal"/>
     <w:uiPriority w:val="48"/>
-    <w:rsid w:val="008C78C0"/>
+    <w:rsid w:val="00F26722"/>
     <w:pPr>
       <w:spacing w:after="0" w:line="240" w:lineRule="auto"/>
     </w:pPr>
@@ -16894,7 +16613,7 @@
     <w:name w:val="List Table 3 Accent 5"/>
     <w:basedOn w:val="TableNormal"/>
     <w:uiPriority w:val="48"/>
-    <w:rsid w:val="008C78C0"/>
+    <w:rsid w:val="00F26722"/>
     <w:pPr>
       <w:spacing w:after="0" w:line="240" w:lineRule="auto"/>
     </w:pPr>
@@ -17024,7 +16743,7 @@
     <w:name w:val="List Table 3 Accent 6"/>
     <w:basedOn w:val="TableNormal"/>
     <w:uiPriority w:val="48"/>
-    <w:rsid w:val="008C78C0"/>
+    <w:rsid w:val="00F26722"/>
     <w:pPr>
       <w:spacing w:after="0" w:line="240" w:lineRule="auto"/>
     </w:pPr>
@@ -17154,7 +16873,7 @@
     <w:name w:val="List Table 4"/>
     <w:basedOn w:val="TableNormal"/>
     <w:uiPriority w:val="49"/>
-    <w:rsid w:val="008C78C0"/>
+    <w:rsid w:val="00F26722"/>
     <w:pPr>
       <w:spacing w:after="0" w:line="240" w:lineRule="auto"/>
     </w:pPr>
@@ -17234,7 +16953,7 @@
     <w:name w:val="List Table 4 Accent 1"/>
     <w:basedOn w:val="TableNormal"/>
     <w:uiPriority w:val="49"/>
-    <w:rsid w:val="008C78C0"/>
+    <w:rsid w:val="00F26722"/>
     <w:pPr>
       <w:spacing w:after="0" w:line="240" w:lineRule="auto"/>
     </w:pPr>
@@ -17314,7 +17033,7 @@
     <w:name w:val="List Table 4 Accent 2"/>
     <w:basedOn w:val="TableNormal"/>
     <w:uiPriority w:val="49"/>
-    <w:rsid w:val="008C78C0"/>
+    <w:rsid w:val="00F26722"/>
     <w:pPr>
       <w:spacing w:after="0" w:line="240" w:lineRule="auto"/>
     </w:pPr>
@@ -17394,7 +17113,7 @@
     <w:name w:val="List Table 4 Accent 3"/>
     <w:basedOn w:val="TableNormal"/>
     <w:uiPriority w:val="49"/>
-    <w:rsid w:val="008C78C0"/>
+    <w:rsid w:val="00F26722"/>
     <w:pPr>
       <w:spacing w:after="0" w:line="240" w:lineRule="auto"/>
     </w:pPr>
@@ -17474,7 +17193,7 @@
     <w:name w:val="List Table 4 Accent 4"/>
     <w:basedOn w:val="TableNormal"/>
     <w:uiPriority w:val="49"/>
-    <w:rsid w:val="008C78C0"/>
+    <w:rsid w:val="00F26722"/>
     <w:pPr>
       <w:spacing w:after="0" w:line="240" w:lineRule="auto"/>
     </w:pPr>
@@ -17554,7 +17273,7 @@
     <w:name w:val="List Table 4 Accent 5"/>
     <w:basedOn w:val="TableNormal"/>
     <w:uiPriority w:val="49"/>
-    <w:rsid w:val="008C78C0"/>
+    <w:rsid w:val="00F26722"/>
     <w:pPr>
       <w:spacing w:after="0" w:line="240" w:lineRule="auto"/>
     </w:pPr>
@@ -17634,7 +17353,7 @@
     <w:name w:val="List Table 4 Accent 6"/>
     <w:basedOn w:val="TableNormal"/>
     <w:uiPriority w:val="49"/>
-    <w:rsid w:val="008C78C0"/>
+    <w:rsid w:val="00F26722"/>
     <w:pPr>
       <w:spacing w:after="0" w:line="240" w:lineRule="auto"/>
     </w:pPr>
@@ -17714,7 +17433,7 @@
     <w:name w:val="List Table 5 Dark"/>
     <w:basedOn w:val="TableNormal"/>
     <w:uiPriority w:val="50"/>
-    <w:rsid w:val="008C78C0"/>
+    <w:rsid w:val="00F26722"/>
     <w:pPr>
       <w:spacing w:after="0" w:line="240" w:lineRule="auto"/>
     </w:pPr>
@@ -17852,7 +17571,7 @@
     <w:name w:val="List Table 5 Dark Accent 1"/>
     <w:basedOn w:val="TableNormal"/>
     <w:uiPriority w:val="50"/>
-    <w:rsid w:val="008C78C0"/>
+    <w:rsid w:val="00F26722"/>
     <w:pPr>
       <w:spacing w:after="0" w:line="240" w:lineRule="auto"/>
     </w:pPr>
@@ -17990,7 +17709,7 @@
     <w:name w:val="List Table 5 Dark Accent 2"/>
     <w:basedOn w:val="TableNormal"/>
     <w:uiPriority w:val="50"/>
-    <w:rsid w:val="008C78C0"/>
+    <w:rsid w:val="00F26722"/>
     <w:pPr>
       <w:spacing w:after="0" w:line="240" w:lineRule="auto"/>
     </w:pPr>
@@ -18128,7 +17847,7 @@
     <w:name w:val="List Table 5 Dark Accent 3"/>
     <w:basedOn w:val="TableNormal"/>
     <w:uiPriority w:val="50"/>
-    <w:rsid w:val="008C78C0"/>
+    <w:rsid w:val="00F26722"/>
     <w:pPr>
       <w:spacing w:after="0" w:line="240" w:lineRule="auto"/>
     </w:pPr>
@@ -18266,7 +17985,7 @@
     <w:name w:val="List Table 5 Dark Accent 4"/>
     <w:basedOn w:val="TableNormal"/>
     <w:uiPriority w:val="50"/>
-    <w:rsid w:val="008C78C0"/>
+    <w:rsid w:val="00F26722"/>
     <w:pPr>
       <w:spacing w:after="0" w:line="240" w:lineRule="auto"/>
     </w:pPr>
@@ -18404,7 +18123,7 @@
     <w:name w:val="List Table 5 Dark Accent 5"/>
     <w:basedOn w:val="TableNormal"/>
     <w:uiPriority w:val="50"/>
-    <w:rsid w:val="008C78C0"/>
+    <w:rsid w:val="00F26722"/>
     <w:pPr>
       <w:spacing w:after="0" w:line="240" w:lineRule="auto"/>
     </w:pPr>
@@ -18542,7 +18261,7 @@
     <w:name w:val="List Table 5 Dark Accent 6"/>
     <w:basedOn w:val="TableNormal"/>
     <w:uiPriority w:val="50"/>
-    <w:rsid w:val="008C78C0"/>
+    <w:rsid w:val="00F26722"/>
     <w:pPr>
       <w:spacing w:after="0" w:line="240" w:lineRule="auto"/>
     </w:pPr>
@@ -18680,7 +18399,7 @@
     <w:name w:val="List Table 6 Colorful"/>
     <w:basedOn w:val="TableNormal"/>
     <w:uiPriority w:val="51"/>
-    <w:rsid w:val="008C78C0"/>
+    <w:rsid w:val="00F26722"/>
     <w:pPr>
       <w:spacing w:after="0" w:line="240" w:lineRule="auto"/>
     </w:pPr>
@@ -18752,7 +18471,7 @@
     <w:name w:val="List Table 6 Colorful Accent 1"/>
     <w:basedOn w:val="TableNormal"/>
     <w:uiPriority w:val="51"/>
-    <w:rsid w:val="008C78C0"/>
+    <w:rsid w:val="00F26722"/>
     <w:pPr>
       <w:spacing w:after="0" w:line="240" w:lineRule="auto"/>
     </w:pPr>
@@ -18824,7 +18543,7 @@
     <w:name w:val="List Table 6 Colorful Accent 2"/>
     <w:basedOn w:val="TableNormal"/>
     <w:uiPriority w:val="51"/>
-    <w:rsid w:val="008C78C0"/>
+    <w:rsid w:val="00F26722"/>
     <w:pPr>
       <w:spacing w:after="0" w:line="240" w:lineRule="auto"/>
     </w:pPr>
@@ -18896,7 +18615,7 @@
     <w:name w:val="List Table 6 Colorful Accent 3"/>
     <w:basedOn w:val="TableNormal"/>
     <w:uiPriority w:val="51"/>
-    <w:rsid w:val="008C78C0"/>
+    <w:rsid w:val="00F26722"/>
     <w:pPr>
       <w:spacing w:after="0" w:line="240" w:lineRule="auto"/>
     </w:pPr>
@@ -18968,7 +18687,7 @@
     <w:name w:val="List Table 6 Colorful Accent 4"/>
     <w:basedOn w:val="TableNormal"/>
     <w:uiPriority w:val="51"/>
-    <w:rsid w:val="008C78C0"/>
+    <w:rsid w:val="00F26722"/>
     <w:pPr>
       <w:spacing w:after="0" w:line="240" w:lineRule="auto"/>
     </w:pPr>
@@ -19040,7 +18759,7 @@
     <w:name w:val="List Table 6 Colorful Accent 5"/>
     <w:basedOn w:val="TableNormal"/>
     <w:uiPriority w:val="51"/>
-    <w:rsid w:val="008C78C0"/>
+    <w:rsid w:val="00F26722"/>
     <w:pPr>
       <w:spacing w:after="0" w:line="240" w:lineRule="auto"/>
     </w:pPr>
@@ -19112,7 +18831,7 @@
     <w:name w:val="List Table 6 Colorful Accent 6"/>
     <w:basedOn w:val="TableNormal"/>
     <w:uiPriority w:val="51"/>
-    <w:rsid w:val="008C78C0"/>
+    <w:rsid w:val="00F26722"/>
     <w:pPr>
       <w:spacing w:after="0" w:line="240" w:lineRule="auto"/>
     </w:pPr>
@@ -19184,7 +18903,7 @@
     <w:name w:val="List Table 7 Colorful"/>
     <w:basedOn w:val="TableNormal"/>
     <w:uiPriority w:val="52"/>
-    <w:rsid w:val="008C78C0"/>
+    <w:rsid w:val="00F26722"/>
     <w:pPr>
       <w:spacing w:after="0" w:line="240" w:lineRule="auto"/>
     </w:pPr>
@@ -19311,7 +19030,7 @@
     <w:name w:val="List Table 7 Colorful Accent 1"/>
     <w:basedOn w:val="TableNormal"/>
     <w:uiPriority w:val="52"/>
-    <w:rsid w:val="008C78C0"/>
+    <w:rsid w:val="00F26722"/>
     <w:pPr>
       <w:spacing w:after="0" w:line="240" w:lineRule="auto"/>
     </w:pPr>
@@ -19438,7 +19157,7 @@
     <w:name w:val="List Table 7 Colorful Accent 2"/>
     <w:basedOn w:val="TableNormal"/>
     <w:uiPriority w:val="52"/>
-    <w:rsid w:val="008C78C0"/>
+    <w:rsid w:val="00F26722"/>
     <w:pPr>
       <w:spacing w:after="0" w:line="240" w:lineRule="auto"/>
     </w:pPr>
@@ -19565,7 +19284,7 @@
     <w:name w:val="List Table 7 Colorful Accent 3"/>
     <w:basedOn w:val="TableNormal"/>
     <w:uiPriority w:val="52"/>
-    <w:rsid w:val="008C78C0"/>
+    <w:rsid w:val="00F26722"/>
     <w:pPr>
       <w:spacing w:after="0" w:line="240" w:lineRule="auto"/>
     </w:pPr>
@@ -19692,7 +19411,7 @@
     <w:name w:val="List Table 7 Colorful Accent 4"/>
     <w:basedOn w:val="TableNormal"/>
     <w:uiPriority w:val="52"/>
-    <w:rsid w:val="008C78C0"/>
+    <w:rsid w:val="00F26722"/>
     <w:pPr>
       <w:spacing w:after="0" w:line="240" w:lineRule="auto"/>
     </w:pPr>
@@ -19819,7 +19538,7 @@
     <w:name w:val="List Table 7 Colorful Accent 5"/>
     <w:basedOn w:val="TableNormal"/>
     <w:uiPriority w:val="52"/>
-    <w:rsid w:val="008C78C0"/>
+    <w:rsid w:val="00F26722"/>
     <w:pPr>
       <w:spacing w:after="0" w:line="240" w:lineRule="auto"/>
     </w:pPr>
@@ -19946,7 +19665,7 @@
     <w:name w:val="List Table 7 Colorful Accent 6"/>
     <w:basedOn w:val="TableNormal"/>
     <w:uiPriority w:val="52"/>
-    <w:rsid w:val="008C78C0"/>
+    <w:rsid w:val="00F26722"/>
     <w:pPr>
       <w:spacing w:after="0" w:line="240" w:lineRule="auto"/>
     </w:pPr>
@@ -20075,7 +19794,7 @@
     <w:uiPriority w:val="99"/>
     <w:semiHidden/>
     <w:unhideWhenUsed/>
-    <w:rsid w:val="008C78C0"/>
+    <w:rsid w:val="00F26722"/>
     <w:pPr>
       <w:tabs>
         <w:tab w:val="left" w:pos="480"/>
@@ -20105,7 +19824,7 @@
     <w:link w:val="MacroText"/>
     <w:uiPriority w:val="99"/>
     <w:semiHidden/>
-    <w:rsid w:val="008C78C0"/>
+    <w:rsid w:val="00F26722"/>
     <w:rPr>
       <w:rFonts w:ascii="Consolas" w:hAnsi="Consolas"/>
       <w:color w:val="A5A5A5" w:themeColor="accent3"/>
@@ -20121,7 +19840,7 @@
     <w:uiPriority w:val="67"/>
     <w:semiHidden/>
     <w:unhideWhenUsed/>
-    <w:rsid w:val="008C78C0"/>
+    <w:rsid w:val="00F26722"/>
     <w:pPr>
       <w:spacing w:after="0" w:line="240" w:lineRule="auto"/>
     </w:pPr>
@@ -20195,7 +19914,7 @@
     <w:uiPriority w:val="67"/>
     <w:semiHidden/>
     <w:unhideWhenUsed/>
-    <w:rsid w:val="008C78C0"/>
+    <w:rsid w:val="00F26722"/>
     <w:pPr>
       <w:spacing w:after="0" w:line="240" w:lineRule="auto"/>
     </w:pPr>
@@ -20269,7 +19988,7 @@
     <w:uiPriority w:val="67"/>
     <w:semiHidden/>
     <w:unhideWhenUsed/>
-    <w:rsid w:val="008C78C0"/>
+    <w:rsid w:val="00F26722"/>
     <w:pPr>
       <w:spacing w:after="0" w:line="240" w:lineRule="auto"/>
     </w:pPr>
@@ -20343,7 +20062,7 @@
     <w:uiPriority w:val="67"/>
     <w:semiHidden/>
     <w:unhideWhenUsed/>
-    <w:rsid w:val="008C78C0"/>
+    <w:rsid w:val="00F26722"/>
     <w:pPr>
       <w:spacing w:after="0" w:line="240" w:lineRule="auto"/>
     </w:pPr>
@@ -20417,7 +20136,7 @@
     <w:uiPriority w:val="67"/>
     <w:semiHidden/>
     <w:unhideWhenUsed/>
-    <w:rsid w:val="008C78C0"/>
+    <w:rsid w:val="00F26722"/>
     <w:pPr>
       <w:spacing w:after="0" w:line="240" w:lineRule="auto"/>
     </w:pPr>
@@ -20491,7 +20210,7 @@
     <w:uiPriority w:val="67"/>
     <w:semiHidden/>
     <w:unhideWhenUsed/>
-    <w:rsid w:val="008C78C0"/>
+    <w:rsid w:val="00F26722"/>
     <w:pPr>
       <w:spacing w:after="0" w:line="240" w:lineRule="auto"/>
     </w:pPr>
@@ -20565,7 +20284,7 @@
     <w:uiPriority w:val="67"/>
     <w:semiHidden/>
     <w:unhideWhenUsed/>
-    <w:rsid w:val="008C78C0"/>
+    <w:rsid w:val="00F26722"/>
     <w:pPr>
       <w:spacing w:after="0" w:line="240" w:lineRule="auto"/>
     </w:pPr>
@@ -20639,7 +20358,7 @@
     <w:uiPriority w:val="68"/>
     <w:semiHidden/>
     <w:unhideWhenUsed/>
-    <w:rsid w:val="008C78C0"/>
+    <w:rsid w:val="00F26722"/>
     <w:pPr>
       <w:spacing w:after="0" w:line="240" w:lineRule="auto"/>
     </w:pPr>
@@ -20763,7 +20482,7 @@
     <w:uiPriority w:val="68"/>
     <w:semiHidden/>
     <w:unhideWhenUsed/>
-    <w:rsid w:val="008C78C0"/>
+    <w:rsid w:val="00F26722"/>
     <w:pPr>
       <w:spacing w:after="0" w:line="240" w:lineRule="auto"/>
     </w:pPr>
@@ -20887,7 +20606,7 @@
     <w:uiPriority w:val="68"/>
     <w:semiHidden/>
     <w:unhideWhenUsed/>
-    <w:rsid w:val="008C78C0"/>
+    <w:rsid w:val="00F26722"/>
     <w:pPr>
       <w:spacing w:after="0" w:line="240" w:lineRule="auto"/>
     </w:pPr>
@@ -21011,7 +20730,7 @@
     <w:uiPriority w:val="68"/>
     <w:semiHidden/>
     <w:unhideWhenUsed/>
-    <w:rsid w:val="008C78C0"/>
+    <w:rsid w:val="00F26722"/>
     <w:pPr>
       <w:spacing w:after="0" w:line="240" w:lineRule="auto"/>
     </w:pPr>
@@ -21135,7 +20854,7 @@
     <w:uiPriority w:val="68"/>
     <w:semiHidden/>
     <w:unhideWhenUsed/>
-    <w:rsid w:val="008C78C0"/>
+    <w:rsid w:val="00F26722"/>
     <w:pPr>
       <w:spacing w:after="0" w:line="240" w:lineRule="auto"/>
     </w:pPr>
@@ -21259,7 +20978,7 @@
     <w:uiPriority w:val="68"/>
     <w:semiHidden/>
     <w:unhideWhenUsed/>
-    <w:rsid w:val="008C78C0"/>
+    <w:rsid w:val="00F26722"/>
     <w:pPr>
       <w:spacing w:after="0" w:line="240" w:lineRule="auto"/>
     </w:pPr>
@@ -21383,7 +21102,7 @@
     <w:uiPriority w:val="68"/>
     <w:semiHidden/>
     <w:unhideWhenUsed/>
-    <w:rsid w:val="008C78C0"/>
+    <w:rsid w:val="00F26722"/>
     <w:pPr>
       <w:spacing w:after="0" w:line="240" w:lineRule="auto"/>
     </w:pPr>
@@ -21507,7 +21226,7 @@
     <w:uiPriority w:val="69"/>
     <w:semiHidden/>
     <w:unhideWhenUsed/>
-    <w:rsid w:val="008C78C0"/>
+    <w:rsid w:val="00F26722"/>
     <w:pPr>
       <w:spacing w:after="0" w:line="240" w:lineRule="auto"/>
     </w:pPr>
@@ -21649,7 +21368,7 @@
     <w:uiPriority w:val="69"/>
     <w:semiHidden/>
     <w:unhideWhenUsed/>
-    <w:rsid w:val="008C78C0"/>
+    <w:rsid w:val="00F26722"/>
     <w:pPr>
       <w:spacing w:after="0" w:line="240" w:lineRule="auto"/>
     </w:pPr>
@@ -21791,7 +21510,7 @@
     <w:uiPriority w:val="69"/>
     <w:semiHidden/>
     <w:unhideWhenUsed/>
-    <w:rsid w:val="008C78C0"/>
+    <w:rsid w:val="00F26722"/>
     <w:pPr>
       <w:spacing w:after="0" w:line="240" w:lineRule="auto"/>
     </w:pPr>
@@ -21933,7 +21652,7 @@
     <w:uiPriority w:val="69"/>
     <w:semiHidden/>
     <w:unhideWhenUsed/>
-    <w:rsid w:val="008C78C0"/>
+    <w:rsid w:val="00F26722"/>
     <w:pPr>
       <w:spacing w:after="0" w:line="240" w:lineRule="auto"/>
     </w:pPr>
@@ -22075,7 +21794,7 @@
     <w:uiPriority w:val="69"/>
     <w:semiHidden/>
     <w:unhideWhenUsed/>
-    <w:rsid w:val="008C78C0"/>
+    <w:rsid w:val="00F26722"/>
     <w:pPr>
       <w:spacing w:after="0" w:line="240" w:lineRule="auto"/>
     </w:pPr>
@@ -22217,7 +21936,7 @@
     <w:uiPriority w:val="69"/>
     <w:semiHidden/>
     <w:unhideWhenUsed/>
-    <w:rsid w:val="008C78C0"/>
+    <w:rsid w:val="00F26722"/>
     <w:pPr>
       <w:spacing w:after="0" w:line="240" w:lineRule="auto"/>
     </w:pPr>
@@ -22359,7 +22078,7 @@
     <w:uiPriority w:val="69"/>
     <w:semiHidden/>
     <w:unhideWhenUsed/>
-    <w:rsid w:val="008C78C0"/>
+    <w:rsid w:val="00F26722"/>
     <w:pPr>
       <w:spacing w:after="0" w:line="240" w:lineRule="auto"/>
     </w:pPr>
@@ -22501,7 +22220,7 @@
     <w:uiPriority w:val="65"/>
     <w:semiHidden/>
     <w:unhideWhenUsed/>
-    <w:rsid w:val="008C78C0"/>
+    <w:rsid w:val="00F26722"/>
     <w:pPr>
       <w:spacing w:after="0" w:line="240" w:lineRule="auto"/>
     </w:pPr>
@@ -22584,7 +22303,7 @@
     <w:uiPriority w:val="65"/>
     <w:semiHidden/>
     <w:unhideWhenUsed/>
-    <w:rsid w:val="008C78C0"/>
+    <w:rsid w:val="00F26722"/>
     <w:pPr>
       <w:spacing w:after="0" w:line="240" w:lineRule="auto"/>
     </w:pPr>
@@ -22667,7 +22386,7 @@
     <w:uiPriority w:val="65"/>
     <w:semiHidden/>
     <w:unhideWhenUsed/>
-    <w:rsid w:val="008C78C0"/>
+    <w:rsid w:val="00F26722"/>
     <w:pPr>
       <w:spacing w:after="0" w:line="240" w:lineRule="auto"/>
     </w:pPr>
@@ -22750,7 +22469,7 @@
     <w:uiPriority w:val="65"/>
     <w:semiHidden/>
     <w:unhideWhenUsed/>
-    <w:rsid w:val="008C78C0"/>
+    <w:rsid w:val="00F26722"/>
     <w:pPr>
       <w:spacing w:after="0" w:line="240" w:lineRule="auto"/>
     </w:pPr>
@@ -22833,7 +22552,7 @@
     <w:uiPriority w:val="65"/>
     <w:semiHidden/>
     <w:unhideWhenUsed/>
-    <w:rsid w:val="008C78C0"/>
+    <w:rsid w:val="00F26722"/>
     <w:pPr>
       <w:spacing w:after="0" w:line="240" w:lineRule="auto"/>
     </w:pPr>
@@ -22916,7 +22635,7 @@
     <w:uiPriority w:val="65"/>
     <w:semiHidden/>
     <w:unhideWhenUsed/>
-    <w:rsid w:val="008C78C0"/>
+    <w:rsid w:val="00F26722"/>
     <w:pPr>
       <w:spacing w:after="0" w:line="240" w:lineRule="auto"/>
     </w:pPr>
@@ -22999,7 +22718,7 @@
     <w:uiPriority w:val="65"/>
     <w:semiHidden/>
     <w:unhideWhenUsed/>
-    <w:rsid w:val="008C78C0"/>
+    <w:rsid w:val="00F26722"/>
     <w:pPr>
       <w:spacing w:after="0" w:line="240" w:lineRule="auto"/>
     </w:pPr>
@@ -23082,7 +22801,7 @@
     <w:uiPriority w:val="66"/>
     <w:semiHidden/>
     <w:unhideWhenUsed/>
-    <w:rsid w:val="008C78C0"/>
+    <w:rsid w:val="00F26722"/>
     <w:pPr>
       <w:spacing w:after="0" w:line="240" w:lineRule="auto"/>
     </w:pPr>
@@ -23209,7 +22928,7 @@
     <w:uiPriority w:val="66"/>
     <w:semiHidden/>
     <w:unhideWhenUsed/>
-    <w:rsid w:val="008C78C0"/>
+    <w:rsid w:val="00F26722"/>
     <w:pPr>
       <w:spacing w:after="0" w:line="240" w:lineRule="auto"/>
     </w:pPr>
@@ -23336,7 +23055,7 @@
     <w:uiPriority w:val="66"/>
     <w:semiHidden/>
     <w:unhideWhenUsed/>
-    <w:rsid w:val="008C78C0"/>
+    <w:rsid w:val="00F26722"/>
     <w:pPr>
       <w:spacing w:after="0" w:line="240" w:lineRule="auto"/>
     </w:pPr>
@@ -23462,7 +23181,7 @@
     <w:uiPriority w:val="66"/>
     <w:semiHidden/>
     <w:unhideWhenUsed/>
-    <w:rsid w:val="008C78C0"/>
+    <w:rsid w:val="00F26722"/>
     <w:pPr>
       <w:spacing w:after="0" w:line="240" w:lineRule="auto"/>
     </w:pPr>
@@ -23589,7 +23308,7 @@
     <w:uiPriority w:val="66"/>
     <w:semiHidden/>
     <w:unhideWhenUsed/>
-    <w:rsid w:val="008C78C0"/>
+    <w:rsid w:val="00F26722"/>
     <w:pPr>
       <w:spacing w:after="0" w:line="240" w:lineRule="auto"/>
     </w:pPr>
@@ -23716,7 +23435,7 @@
     <w:uiPriority w:val="66"/>
     <w:semiHidden/>
     <w:unhideWhenUsed/>
-    <w:rsid w:val="008C78C0"/>
+    <w:rsid w:val="00F26722"/>
     <w:pPr>
       <w:spacing w:after="0" w:line="240" w:lineRule="auto"/>
     </w:pPr>
@@ -23843,7 +23562,7 @@
     <w:uiPriority w:val="66"/>
     <w:semiHidden/>
     <w:unhideWhenUsed/>
-    <w:rsid w:val="008C78C0"/>
+    <w:rsid w:val="00F26722"/>
     <w:pPr>
       <w:spacing w:after="0" w:line="240" w:lineRule="auto"/>
     </w:pPr>
@@ -23970,7 +23689,7 @@
     <w:uiPriority w:val="63"/>
     <w:semiHidden/>
     <w:unhideWhenUsed/>
-    <w:rsid w:val="008C78C0"/>
+    <w:rsid w:val="00F26722"/>
     <w:pPr>
       <w:spacing w:after="0" w:line="240" w:lineRule="auto"/>
     </w:pPr>
@@ -24077,7 +23796,7 @@
     <w:uiPriority w:val="63"/>
     <w:semiHidden/>
     <w:unhideWhenUsed/>
-    <w:rsid w:val="008C78C0"/>
+    <w:rsid w:val="00F26722"/>
     <w:pPr>
       <w:spacing w:after="0" w:line="240" w:lineRule="auto"/>
     </w:pPr>
@@ -24184,7 +23903,7 @@
     <w:uiPriority w:val="63"/>
     <w:semiHidden/>
     <w:unhideWhenUsed/>
-    <w:rsid w:val="008C78C0"/>
+    <w:rsid w:val="00F26722"/>
     <w:pPr>
       <w:spacing w:after="0" w:line="240" w:lineRule="auto"/>
     </w:pPr>
@@ -24291,7 +24010,7 @@
     <w:uiPriority w:val="63"/>
     <w:semiHidden/>
     <w:unhideWhenUsed/>
-    <w:rsid w:val="008C78C0"/>
+    <w:rsid w:val="00F26722"/>
     <w:pPr>
       <w:spacing w:after="0" w:line="240" w:lineRule="auto"/>
     </w:pPr>
@@ -24398,7 +24117,7 @@
     <w:uiPriority w:val="63"/>
     <w:semiHidden/>
     <w:unhideWhenUsed/>
-    <w:rsid w:val="008C78C0"/>
+    <w:rsid w:val="00F26722"/>
     <w:pPr>
       <w:spacing w:after="0" w:line="240" w:lineRule="auto"/>
     </w:pPr>
@@ -24505,7 +24224,7 @@
     <w:uiPriority w:val="63"/>
     <w:semiHidden/>
     <w:unhideWhenUsed/>
-    <w:rsid w:val="008C78C0"/>
+    <w:rsid w:val="00F26722"/>
     <w:pPr>
       <w:spacing w:after="0" w:line="240" w:lineRule="auto"/>
     </w:pPr>
@@ -24612,7 +24331,7 @@
     <w:uiPriority w:val="63"/>
     <w:semiHidden/>
     <w:unhideWhenUsed/>
-    <w:rsid w:val="008C78C0"/>
+    <w:rsid w:val="00F26722"/>
     <w:pPr>
       <w:spacing w:after="0" w:line="240" w:lineRule="auto"/>
     </w:pPr>
@@ -24719,7 +24438,7 @@
     <w:uiPriority w:val="64"/>
     <w:semiHidden/>
     <w:unhideWhenUsed/>
-    <w:rsid w:val="008C78C0"/>
+    <w:rsid w:val="00F26722"/>
     <w:pPr>
       <w:spacing w:after="0" w:line="240" w:lineRule="auto"/>
     </w:pPr>
@@ -24869,7 +24588,7 @@
     <w:uiPriority w:val="64"/>
     <w:semiHidden/>
     <w:unhideWhenUsed/>
-    <w:rsid w:val="008C78C0"/>
+    <w:rsid w:val="00F26722"/>
     <w:pPr>
       <w:spacing w:after="0" w:line="240" w:lineRule="auto"/>
     </w:pPr>
@@ -25019,7 +24738,7 @@
     <w:uiPriority w:val="64"/>
     <w:semiHidden/>
     <w:unhideWhenUsed/>
-    <w:rsid w:val="008C78C0"/>
+    <w:rsid w:val="00F26722"/>
     <w:pPr>
       <w:spacing w:after="0" w:line="240" w:lineRule="auto"/>
     </w:pPr>
@@ -25169,7 +24888,7 @@
     <w:uiPriority w:val="64"/>
     <w:semiHidden/>
     <w:unhideWhenUsed/>
-    <w:rsid w:val="008C78C0"/>
+    <w:rsid w:val="00F26722"/>
     <w:pPr>
       <w:spacing w:after="0" w:line="240" w:lineRule="auto"/>
     </w:pPr>
@@ -25319,7 +25038,7 @@
     <w:uiPriority w:val="64"/>
     <w:semiHidden/>
     <w:unhideWhenUsed/>
-    <w:rsid w:val="008C78C0"/>
+    <w:rsid w:val="00F26722"/>
     <w:pPr>
       <w:spacing w:after="0" w:line="240" w:lineRule="auto"/>
     </w:pPr>
@@ -25469,7 +25188,7 @@
     <w:uiPriority w:val="64"/>
     <w:semiHidden/>
     <w:unhideWhenUsed/>
-    <w:rsid w:val="008C78C0"/>
+    <w:rsid w:val="00F26722"/>
     <w:pPr>
       <w:spacing w:after="0" w:line="240" w:lineRule="auto"/>
     </w:pPr>
@@ -25619,7 +25338,7 @@
     <w:uiPriority w:val="64"/>
     <w:semiHidden/>
     <w:unhideWhenUsed/>
-    <w:rsid w:val="008C78C0"/>
+    <w:rsid w:val="00F26722"/>
     <w:pPr>
       <w:spacing w:after="0" w:line="240" w:lineRule="auto"/>
     </w:pPr>
@@ -25769,7 +25488,7 @@
     <w:uiPriority w:val="99"/>
     <w:semiHidden/>
     <w:unhideWhenUsed/>
-    <w:rsid w:val="008C78C0"/>
+    <w:rsid w:val="00F26722"/>
     <w:rPr>
       <w:color w:val="2B579A"/>
       <w:sz w:val="16"/>
@@ -25783,7 +25502,7 @@
     <w:uiPriority w:val="99"/>
     <w:semiHidden/>
     <w:unhideWhenUsed/>
-    <w:rsid w:val="008C78C0"/>
+    <w:rsid w:val="00F26722"/>
     <w:pPr>
       <w:pBdr>
         <w:top w:val="single" w:sz="6" w:space="1" w:color="auto"/>
@@ -25792,7 +25511,7 @@
         <w:right w:val="single" w:sz="6" w:space="1" w:color="auto"/>
       </w:pBdr>
       <w:shd w:val="pct20" w:color="auto" w:fill="auto"/>
-      <w:spacing w:after="0" w:line="240" w:lineRule="auto"/>
+      <w:spacing w:after="0"/>
       <w:ind w:left="1080" w:hanging="1080"/>
     </w:pPr>
     <w:rPr>
@@ -25805,7 +25524,7 @@
     <w:link w:val="MessageHeader"/>
     <w:uiPriority w:val="99"/>
     <w:semiHidden/>
-    <w:rsid w:val="008C78C0"/>
+    <w:rsid w:val="00F26722"/>
     <w:rPr>
       <w:rFonts w:asciiTheme="majorHAnsi" w:eastAsiaTheme="majorEastAsia" w:hAnsiTheme="majorHAnsi" w:cstheme="majorBidi"/>
       <w:color w:val="000000" w:themeColor="text1"/>
@@ -25822,7 +25541,7 @@
     <w:uiPriority w:val="99"/>
     <w:semiHidden/>
     <w:unhideWhenUsed/>
-    <w:rsid w:val="008C78C0"/>
+    <w:rsid w:val="00F26722"/>
     <w:rPr>
       <w:rFonts w:ascii="Times New Roman" w:hAnsi="Times New Roman" w:cs="Times New Roman"/>
     </w:rPr>
@@ -25833,7 +25552,7 @@
     <w:uiPriority w:val="99"/>
     <w:semiHidden/>
     <w:unhideWhenUsed/>
-    <w:rsid w:val="008C78C0"/>
+    <w:rsid w:val="00F26722"/>
     <w:pPr>
       <w:ind w:left="720"/>
     </w:pPr>
@@ -25846,9 +25565,9 @@
     <w:uiPriority w:val="99"/>
     <w:semiHidden/>
     <w:unhideWhenUsed/>
-    <w:rsid w:val="008C78C0"/>
-    <w:pPr>
-      <w:spacing w:after="0" w:line="240" w:lineRule="auto"/>
+    <w:rsid w:val="00F26722"/>
+    <w:pPr>
+      <w:spacing w:after="0"/>
     </w:pPr>
   </w:style>
   <w:style w:type="character" w:customStyle="1" w:styleId="NoteHeadingChar">
@@ -25857,7 +25576,7 @@
     <w:link w:val="NoteHeading"/>
     <w:uiPriority w:val="99"/>
     <w:semiHidden/>
-    <w:rsid w:val="008C78C0"/>
+    <w:rsid w:val="00F26722"/>
     <w:rPr>
       <w:color w:val="000000" w:themeColor="text1"/>
       <w:kern w:val="2"/>
@@ -25872,7 +25591,7 @@
     <w:uiPriority w:val="99"/>
     <w:semiHidden/>
     <w:unhideWhenUsed/>
-    <w:rsid w:val="008C78C0"/>
+    <w:rsid w:val="00F26722"/>
     <w:rPr>
       <w:sz w:val="16"/>
     </w:rPr>
@@ -25881,7 +25600,7 @@
     <w:name w:val="Plain Table 1"/>
     <w:basedOn w:val="TableNormal"/>
     <w:uiPriority w:val="41"/>
-    <w:rsid w:val="008C78C0"/>
+    <w:rsid w:val="00F26722"/>
     <w:pPr>
       <w:spacing w:after="0" w:line="240" w:lineRule="auto"/>
     </w:pPr>
@@ -25950,7 +25669,7 @@
     <w:name w:val="Plain Table 2"/>
     <w:basedOn w:val="TableNormal"/>
     <w:uiPriority w:val="42"/>
-    <w:rsid w:val="008C78C0"/>
+    <w:rsid w:val="00F26722"/>
     <w:pPr>
       <w:spacing w:after="0" w:line="240" w:lineRule="auto"/>
     </w:pPr>
@@ -26036,7 +25755,7 @@
     <w:name w:val="Plain Table 3"/>
     <w:basedOn w:val="TableNormal"/>
     <w:uiPriority w:val="43"/>
-    <w:rsid w:val="008C78C0"/>
+    <w:rsid w:val="00F26722"/>
     <w:pPr>
       <w:spacing w:after="0" w:line="240" w:lineRule="auto"/>
     </w:pPr>
@@ -26135,7 +25854,7 @@
     <w:name w:val="Plain Table 4"/>
     <w:basedOn w:val="TableNormal"/>
     <w:uiPriority w:val="44"/>
-    <w:rsid w:val="008C78C0"/>
+    <w:rsid w:val="00F26722"/>
     <w:pPr>
       <w:spacing w:after="0" w:line="240" w:lineRule="auto"/>
     </w:pPr>
@@ -26193,9 +25912,9 @@
     <w:uiPriority w:val="99"/>
     <w:semiHidden/>
     <w:unhideWhenUsed/>
-    <w:rsid w:val="008C78C0"/>
-    <w:pPr>
-      <w:spacing w:after="0" w:line="240" w:lineRule="auto"/>
+    <w:rsid w:val="00F26722"/>
+    <w:pPr>
+      <w:spacing w:after="0"/>
     </w:pPr>
     <w:rPr>
       <w:rFonts w:ascii="Consolas" w:hAnsi="Consolas"/>
@@ -26208,7 +25927,7 @@
     <w:link w:val="PlainText"/>
     <w:uiPriority w:val="99"/>
     <w:semiHidden/>
-    <w:rsid w:val="008C78C0"/>
+    <w:rsid w:val="00F26722"/>
     <w:rPr>
       <w:rFonts w:ascii="Consolas" w:hAnsi="Consolas"/>
       <w:color w:val="000000" w:themeColor="text1"/>
@@ -26226,7 +25945,7 @@
     <w:uiPriority w:val="99"/>
     <w:semiHidden/>
     <w:unhideWhenUsed/>
-    <w:rsid w:val="008C78C0"/>
+    <w:rsid w:val="00F26722"/>
   </w:style>
   <w:style w:type="character" w:customStyle="1" w:styleId="SalutationChar">
     <w:name w:val="Salutation Char"/>
@@ -26234,7 +25953,7 @@
     <w:link w:val="Salutation"/>
     <w:uiPriority w:val="99"/>
     <w:semiHidden/>
-    <w:rsid w:val="008C78C0"/>
+    <w:rsid w:val="00F26722"/>
     <w:rPr>
       <w:color w:val="000000" w:themeColor="text1"/>
       <w:kern w:val="2"/>
@@ -26250,9 +25969,9 @@
     <w:uiPriority w:val="99"/>
     <w:semiHidden/>
     <w:unhideWhenUsed/>
-    <w:rsid w:val="008C78C0"/>
-    <w:pPr>
-      <w:spacing w:after="0" w:line="240" w:lineRule="auto"/>
+    <w:rsid w:val="00F26722"/>
+    <w:pPr>
+      <w:spacing w:after="0"/>
       <w:ind w:left="4320"/>
     </w:pPr>
   </w:style>
@@ -26262,7 +25981,7 @@
     <w:link w:val="Signature"/>
     <w:uiPriority w:val="99"/>
     <w:semiHidden/>
-    <w:rsid w:val="008C78C0"/>
+    <w:rsid w:val="00F26722"/>
     <w:rPr>
       <w:color w:val="000000" w:themeColor="text1"/>
       <w:kern w:val="2"/>
@@ -26277,7 +25996,7 @@
     <w:uiPriority w:val="99"/>
     <w:semiHidden/>
     <w:unhideWhenUsed/>
-    <w:rsid w:val="008C78C0"/>
+    <w:rsid w:val="00F26722"/>
     <w:rPr>
       <w:sz w:val="16"/>
       <w:u w:val="dotted"/>
@@ -26289,7 +26008,7 @@
     <w:uiPriority w:val="99"/>
     <w:semiHidden/>
     <w:unhideWhenUsed/>
-    <w:rsid w:val="008C78C0"/>
+    <w:rsid w:val="00F26722"/>
     <w:rPr>
       <w:color w:val="0000FF"/>
       <w:sz w:val="16"/>
@@ -26301,7 +26020,7 @@
     <w:name w:val="Subtle Reference"/>
     <w:basedOn w:val="DefaultParagraphFont"/>
     <w:uiPriority w:val="31"/>
-    <w:rsid w:val="008C78C0"/>
+    <w:rsid w:val="00F26722"/>
     <w:rPr>
       <w:smallCaps/>
       <w:color w:val="5A5A5A" w:themeColor="text1" w:themeTint="A5"/>
@@ -26314,7 +26033,7 @@
     <w:uiPriority w:val="99"/>
     <w:semiHidden/>
     <w:unhideWhenUsed/>
-    <w:rsid w:val="008C78C0"/>
+    <w:rsid w:val="00F26722"/>
     <w:pPr>
       <w:spacing w:line="278" w:lineRule="auto"/>
     </w:pPr>
@@ -26431,7 +26150,7 @@
     <w:uiPriority w:val="99"/>
     <w:semiHidden/>
     <w:unhideWhenUsed/>
-    <w:rsid w:val="008C78C0"/>
+    <w:rsid w:val="00F26722"/>
     <w:pPr>
       <w:spacing w:line="278" w:lineRule="auto"/>
     </w:pPr>
@@ -26513,7 +26232,7 @@
     <w:uiPriority w:val="99"/>
     <w:semiHidden/>
     <w:unhideWhenUsed/>
-    <w:rsid w:val="008C78C0"/>
+    <w:rsid w:val="00F26722"/>
     <w:pPr>
       <w:spacing w:line="278" w:lineRule="auto"/>
     </w:pPr>
@@ -26611,7 +26330,7 @@
     <w:uiPriority w:val="99"/>
     <w:semiHidden/>
     <w:unhideWhenUsed/>
-    <w:rsid w:val="008C78C0"/>
+    <w:rsid w:val="00F26722"/>
     <w:pPr>
       <w:spacing w:line="278" w:lineRule="auto"/>
     </w:pPr>
@@ -26702,7 +26421,7 @@
     <w:uiPriority w:val="99"/>
     <w:semiHidden/>
     <w:unhideWhenUsed/>
-    <w:rsid w:val="008C78C0"/>
+    <w:rsid w:val="00F26722"/>
     <w:pPr>
       <w:spacing w:line="278" w:lineRule="auto"/>
     </w:pPr>
@@ -26801,7 +26520,7 @@
     <w:uiPriority w:val="99"/>
     <w:semiHidden/>
     <w:unhideWhenUsed/>
-    <w:rsid w:val="008C78C0"/>
+    <w:rsid w:val="00F26722"/>
     <w:pPr>
       <w:spacing w:line="278" w:lineRule="auto"/>
     </w:pPr>
@@ -26876,7 +26595,7 @@
     <w:uiPriority w:val="99"/>
     <w:semiHidden/>
     <w:unhideWhenUsed/>
-    <w:rsid w:val="008C78C0"/>
+    <w:rsid w:val="00F26722"/>
     <w:pPr>
       <w:spacing w:line="278" w:lineRule="auto"/>
     </w:pPr>
@@ -26974,7 +26693,7 @@
     <w:uiPriority w:val="99"/>
     <w:semiHidden/>
     <w:unhideWhenUsed/>
-    <w:rsid w:val="008C78C0"/>
+    <w:rsid w:val="00F26722"/>
     <w:pPr>
       <w:spacing w:line="278" w:lineRule="auto"/>
     </w:pPr>
@@ -27061,7 +26780,7 @@
     <w:uiPriority w:val="99"/>
     <w:semiHidden/>
     <w:unhideWhenUsed/>
-    <w:rsid w:val="008C78C0"/>
+    <w:rsid w:val="00F26722"/>
     <w:pPr>
       <w:spacing w:line="278" w:lineRule="auto"/>
     </w:pPr>
@@ -27144,7 +26863,7 @@
     <w:uiPriority w:val="99"/>
     <w:semiHidden/>
     <w:unhideWhenUsed/>
-    <w:rsid w:val="008C78C0"/>
+    <w:rsid w:val="00F26722"/>
     <w:pPr>
       <w:spacing w:line="278" w:lineRule="auto"/>
     </w:pPr>
@@ -27211,7 +26930,7 @@
     <w:uiPriority w:val="99"/>
     <w:semiHidden/>
     <w:unhideWhenUsed/>
-    <w:rsid w:val="008C78C0"/>
+    <w:rsid w:val="00F26722"/>
     <w:pPr>
       <w:spacing w:line="278" w:lineRule="auto"/>
     </w:pPr>
@@ -27336,7 +27055,7 @@
     <w:uiPriority w:val="99"/>
     <w:semiHidden/>
     <w:unhideWhenUsed/>
-    <w:rsid w:val="008C78C0"/>
+    <w:rsid w:val="00F26722"/>
     <w:pPr>
       <w:spacing w:line="278" w:lineRule="auto"/>
     </w:pPr>
@@ -27455,7 +27174,7 @@
     <w:uiPriority w:val="99"/>
     <w:semiHidden/>
     <w:unhideWhenUsed/>
-    <w:rsid w:val="008C78C0"/>
+    <w:rsid w:val="00F26722"/>
     <w:pPr>
       <w:spacing w:line="278" w:lineRule="auto"/>
     </w:pPr>
@@ -27568,7 +27287,7 @@
     <w:uiPriority w:val="99"/>
     <w:semiHidden/>
     <w:unhideWhenUsed/>
-    <w:rsid w:val="008C78C0"/>
+    <w:rsid w:val="00F26722"/>
     <w:pPr>
       <w:spacing w:line="278" w:lineRule="auto"/>
     </w:pPr>
@@ -27645,7 +27364,7 @@
     <w:uiPriority w:val="99"/>
     <w:semiHidden/>
     <w:unhideWhenUsed/>
-    <w:rsid w:val="008C78C0"/>
+    <w:rsid w:val="00F26722"/>
     <w:pPr>
       <w:spacing w:line="278" w:lineRule="auto"/>
     </w:pPr>
@@ -27742,7 +27461,7 @@
     <w:uiPriority w:val="99"/>
     <w:semiHidden/>
     <w:unhideWhenUsed/>
-    <w:rsid w:val="008C78C0"/>
+    <w:rsid w:val="00F26722"/>
     <w:pPr>
       <w:spacing w:line="278" w:lineRule="auto"/>
     </w:pPr>
@@ -27807,7 +27526,7 @@
     <w:uiPriority w:val="99"/>
     <w:semiHidden/>
     <w:unhideWhenUsed/>
-    <w:rsid w:val="008C78C0"/>
+    <w:rsid w:val="00F26722"/>
     <w:pPr>
       <w:spacing w:line="278" w:lineRule="auto"/>
     </w:pPr>
@@ -27850,7 +27569,7 @@
     <w:uiPriority w:val="99"/>
     <w:semiHidden/>
     <w:unhideWhenUsed/>
-    <w:rsid w:val="008C78C0"/>
+    <w:rsid w:val="00F26722"/>
     <w:pPr>
       <w:spacing w:line="278" w:lineRule="auto"/>
     </w:pPr>
@@ -27906,7 +27625,7 @@
     <w:uiPriority w:val="99"/>
     <w:semiHidden/>
     <w:unhideWhenUsed/>
-    <w:rsid w:val="008C78C0"/>
+    <w:rsid w:val="00F26722"/>
     <w:pPr>
       <w:spacing w:line="278" w:lineRule="auto"/>
     </w:pPr>
@@ -27985,7 +27704,7 @@
     <w:uiPriority w:val="99"/>
     <w:semiHidden/>
     <w:unhideWhenUsed/>
-    <w:rsid w:val="008C78C0"/>
+    <w:rsid w:val="00F26722"/>
     <w:pPr>
       <w:spacing w:line="278" w:lineRule="auto"/>
     </w:pPr>
@@ -28051,7 +27770,7 @@
     <w:uiPriority w:val="99"/>
     <w:semiHidden/>
     <w:unhideWhenUsed/>
-    <w:rsid w:val="008C78C0"/>
+    <w:rsid w:val="00F26722"/>
     <w:pPr>
       <w:spacing w:line="278" w:lineRule="auto"/>
     </w:pPr>
@@ -28123,7 +27842,7 @@
     <w:uiPriority w:val="99"/>
     <w:semiHidden/>
     <w:unhideWhenUsed/>
-    <w:rsid w:val="008C78C0"/>
+    <w:rsid w:val="00F26722"/>
     <w:pPr>
       <w:spacing w:line="278" w:lineRule="auto"/>
     </w:pPr>
@@ -28198,7 +27917,7 @@
     <w:uiPriority w:val="99"/>
     <w:semiHidden/>
     <w:unhideWhenUsed/>
-    <w:rsid w:val="008C78C0"/>
+    <w:rsid w:val="00F26722"/>
     <w:pPr>
       <w:spacing w:line="278" w:lineRule="auto"/>
     </w:pPr>
@@ -28276,7 +27995,7 @@
     <w:uiPriority w:val="99"/>
     <w:semiHidden/>
     <w:unhideWhenUsed/>
-    <w:rsid w:val="008C78C0"/>
+    <w:rsid w:val="00F26722"/>
     <w:pPr>
       <w:spacing w:line="278" w:lineRule="auto"/>
     </w:pPr>
@@ -28371,7 +28090,7 @@
     <w:uiPriority w:val="99"/>
     <w:semiHidden/>
     <w:unhideWhenUsed/>
-    <w:rsid w:val="008C78C0"/>
+    <w:rsid w:val="00F26722"/>
     <w:pPr>
       <w:spacing w:line="278" w:lineRule="auto"/>
     </w:pPr>
@@ -28444,7 +28163,7 @@
     <w:uiPriority w:val="99"/>
     <w:semiHidden/>
     <w:unhideWhenUsed/>
-    <w:rsid w:val="008C78C0"/>
+    <w:rsid w:val="00F26722"/>
     <w:pPr>
       <w:spacing w:line="278" w:lineRule="auto"/>
     </w:pPr>
@@ -28536,7 +28255,7 @@
     <w:uiPriority w:val="99"/>
     <w:semiHidden/>
     <w:unhideWhenUsed/>
-    <w:rsid w:val="008C78C0"/>
+    <w:rsid w:val="00F26722"/>
     <w:pPr>
       <w:spacing w:line="278" w:lineRule="auto"/>
     </w:pPr>
@@ -28623,7 +28342,7 @@
     <w:uiPriority w:val="99"/>
     <w:semiHidden/>
     <w:unhideWhenUsed/>
-    <w:rsid w:val="008C78C0"/>
+    <w:rsid w:val="00F26722"/>
     <w:pPr>
       <w:spacing w:line="278" w:lineRule="auto"/>
     </w:pPr>
@@ -28689,7 +28408,7 @@
     <w:uiPriority w:val="99"/>
     <w:semiHidden/>
     <w:unhideWhenUsed/>
-    <w:rsid w:val="008C78C0"/>
+    <w:rsid w:val="00F26722"/>
     <w:pPr>
       <w:spacing w:line="278" w:lineRule="auto"/>
     </w:pPr>
@@ -28734,7 +28453,7 @@
     <w:uiPriority w:val="99"/>
     <w:semiHidden/>
     <w:unhideWhenUsed/>
-    <w:rsid w:val="008C78C0"/>
+    <w:rsid w:val="00F26722"/>
     <w:pPr>
       <w:spacing w:line="278" w:lineRule="auto"/>
     </w:pPr>
@@ -28790,7 +28509,7 @@
     <w:uiPriority w:val="99"/>
     <w:semiHidden/>
     <w:unhideWhenUsed/>
-    <w:rsid w:val="008C78C0"/>
+    <w:rsid w:val="00F26722"/>
     <w:pPr>
       <w:spacing w:line="278" w:lineRule="auto"/>
     </w:pPr>
@@ -28857,7 +28576,7 @@
     <w:uiPriority w:val="99"/>
     <w:semiHidden/>
     <w:unhideWhenUsed/>
-    <w:rsid w:val="008C78C0"/>
+    <w:rsid w:val="00F26722"/>
     <w:pPr>
       <w:spacing w:line="278" w:lineRule="auto"/>
     </w:pPr>
@@ -28962,7 +28681,7 @@
     <w:uiPriority w:val="99"/>
     <w:semiHidden/>
     <w:unhideWhenUsed/>
-    <w:rsid w:val="008C78C0"/>
+    <w:rsid w:val="00F26722"/>
     <w:pPr>
       <w:spacing w:line="278" w:lineRule="auto"/>
     </w:pPr>
@@ -29070,7 +28789,7 @@
     <w:uiPriority w:val="99"/>
     <w:semiHidden/>
     <w:unhideWhenUsed/>
-    <w:rsid w:val="008C78C0"/>
+    <w:rsid w:val="00F26722"/>
     <w:pPr>
       <w:spacing w:after="0"/>
       <w:ind w:left="240" w:hanging="240"/>
@@ -29083,7 +28802,7 @@
     <w:uiPriority w:val="99"/>
     <w:semiHidden/>
     <w:unhideWhenUsed/>
-    <w:rsid w:val="008C78C0"/>
+    <w:rsid w:val="00F26722"/>
     <w:pPr>
       <w:spacing w:after="0"/>
     </w:pPr>
@@ -29094,7 +28813,7 @@
     <w:uiPriority w:val="99"/>
     <w:semiHidden/>
     <w:unhideWhenUsed/>
-    <w:rsid w:val="008C78C0"/>
+    <w:rsid w:val="00F26722"/>
     <w:pPr>
       <w:spacing w:line="278" w:lineRule="auto"/>
     </w:pPr>
@@ -29139,7 +28858,7 @@
     <w:uiPriority w:val="99"/>
     <w:semiHidden/>
     <w:unhideWhenUsed/>
-    <w:rsid w:val="008C78C0"/>
+    <w:rsid w:val="00F26722"/>
     <w:pPr>
       <w:spacing w:line="278" w:lineRule="auto"/>
     </w:pPr>
@@ -29185,7 +28904,7 @@
     <w:uiPriority w:val="99"/>
     <w:semiHidden/>
     <w:unhideWhenUsed/>
-    <w:rsid w:val="008C78C0"/>
+    <w:rsid w:val="00F26722"/>
     <w:pPr>
       <w:spacing w:line="278" w:lineRule="auto"/>
     </w:pPr>
@@ -29288,7 +29007,7 @@
     <w:uiPriority w:val="99"/>
     <w:semiHidden/>
     <w:unhideWhenUsed/>
-    <w:rsid w:val="008C78C0"/>
+    <w:rsid w:val="00F26722"/>
     <w:pPr>
       <w:spacing w:line="278" w:lineRule="auto"/>
     </w:pPr>
@@ -29331,7 +29050,7 @@
     <w:uiPriority w:val="99"/>
     <w:semiHidden/>
     <w:unhideWhenUsed/>
-    <w:rsid w:val="008C78C0"/>
+    <w:rsid w:val="00F26722"/>
     <w:pPr>
       <w:spacing w:line="278" w:lineRule="auto"/>
     </w:pPr>
@@ -29430,7 +29149,7 @@
     <w:uiPriority w:val="99"/>
     <w:semiHidden/>
     <w:unhideWhenUsed/>
-    <w:rsid w:val="008C78C0"/>
+    <w:rsid w:val="00F26722"/>
     <w:pPr>
       <w:spacing w:line="278" w:lineRule="auto"/>
     </w:pPr>
@@ -29521,7 +29240,7 @@
     <w:uiPriority w:val="99"/>
     <w:semiHidden/>
     <w:unhideWhenUsed/>
-    <w:rsid w:val="008C78C0"/>
+    <w:rsid w:val="00F26722"/>
     <w:pPr>
       <w:spacing w:line="278" w:lineRule="auto"/>
     </w:pPr>
@@ -29548,7 +29267,7 @@
     <w:uiPriority w:val="99"/>
     <w:semiHidden/>
     <w:unhideWhenUsed/>
-    <w:rsid w:val="008C78C0"/>
+    <w:rsid w:val="00F26722"/>
     <w:pPr>
       <w:spacing w:line="278" w:lineRule="auto"/>
     </w:pPr>
@@ -29594,7 +29313,7 @@
     <w:uiPriority w:val="99"/>
     <w:semiHidden/>
     <w:unhideWhenUsed/>
-    <w:rsid w:val="008C78C0"/>
+    <w:rsid w:val="00F26722"/>
     <w:pPr>
       <w:spacing w:line="278" w:lineRule="auto"/>
     </w:pPr>
@@ -29640,7 +29359,7 @@
     <w:uiPriority w:val="99"/>
     <w:semiHidden/>
     <w:unhideWhenUsed/>
-    <w:rsid w:val="008C78C0"/>
+    <w:rsid w:val="00F26722"/>
     <w:pPr>
       <w:spacing w:line="278" w:lineRule="auto"/>
     </w:pPr>
@@ -29687,7 +29406,7 @@
     <w:uiPriority w:val="99"/>
     <w:semiHidden/>
     <w:unhideWhenUsed/>
-    <w:rsid w:val="008C78C0"/>
+    <w:rsid w:val="00F26722"/>
     <w:pPr>
       <w:spacing w:before="120"/>
     </w:pPr>
@@ -29705,7 +29424,7 @@
     <w:uiPriority w:val="39"/>
     <w:semiHidden/>
     <w:unhideWhenUsed/>
-    <w:rsid w:val="008C78C0"/>
+    <w:rsid w:val="00F26722"/>
     <w:pPr>
       <w:spacing w:after="100"/>
     </w:pPr>
@@ -29718,7 +29437,7 @@
     <w:uiPriority w:val="39"/>
     <w:semiHidden/>
     <w:unhideWhenUsed/>
-    <w:rsid w:val="008C78C0"/>
+    <w:rsid w:val="00F26722"/>
     <w:pPr>
       <w:spacing w:after="100"/>
       <w:ind w:left="240"/>
@@ -29732,7 +29451,7 @@
     <w:uiPriority w:val="39"/>
     <w:semiHidden/>
     <w:unhideWhenUsed/>
-    <w:rsid w:val="008C78C0"/>
+    <w:rsid w:val="00F26722"/>
     <w:pPr>
       <w:spacing w:after="100"/>
       <w:ind w:left="480"/>
@@ -29746,7 +29465,7 @@
     <w:uiPriority w:val="39"/>
     <w:semiHidden/>
     <w:unhideWhenUsed/>
-    <w:rsid w:val="008C78C0"/>
+    <w:rsid w:val="00F26722"/>
     <w:pPr>
       <w:spacing w:after="100"/>
       <w:ind w:left="720"/>
@@ -29760,7 +29479,7 @@
     <w:uiPriority w:val="39"/>
     <w:semiHidden/>
     <w:unhideWhenUsed/>
-    <w:rsid w:val="008C78C0"/>
+    <w:rsid w:val="00F26722"/>
     <w:pPr>
       <w:spacing w:after="100"/>
       <w:ind w:left="960"/>
@@ -29774,7 +29493,7 @@
     <w:uiPriority w:val="39"/>
     <w:semiHidden/>
     <w:unhideWhenUsed/>
-    <w:rsid w:val="008C78C0"/>
+    <w:rsid w:val="00F26722"/>
     <w:pPr>
       <w:spacing w:after="100"/>
       <w:ind w:left="1200"/>
@@ -29788,7 +29507,7 @@
     <w:uiPriority w:val="39"/>
     <w:semiHidden/>
     <w:unhideWhenUsed/>
-    <w:rsid w:val="008C78C0"/>
+    <w:rsid w:val="00F26722"/>
     <w:pPr>
       <w:spacing w:after="100"/>
       <w:ind w:left="1440"/>
@@ -29802,7 +29521,7 @@
     <w:uiPriority w:val="39"/>
     <w:semiHidden/>
     <w:unhideWhenUsed/>
-    <w:rsid w:val="008C78C0"/>
+    <w:rsid w:val="00F26722"/>
     <w:pPr>
       <w:spacing w:after="100"/>
       <w:ind w:left="1680"/>
@@ -29816,7 +29535,7 @@
     <w:uiPriority w:val="39"/>
     <w:semiHidden/>
     <w:unhideWhenUsed/>
-    <w:rsid w:val="008C78C0"/>
+    <w:rsid w:val="00F26722"/>
     <w:pPr>
       <w:spacing w:after="100"/>
       <w:ind w:left="1920"/>
@@ -29830,7 +29549,7 @@
     <w:semiHidden/>
     <w:unhideWhenUsed/>
     <w:qFormat/>
-    <w:rsid w:val="008C78C0"/>
+    <w:rsid w:val="00F26722"/>
     <w:pPr>
       <w:keepNext/>
       <w:keepLines/>
@@ -29850,7 +29569,7 @@
     <w:uiPriority w:val="99"/>
     <w:semiHidden/>
     <w:unhideWhenUsed/>
-    <w:rsid w:val="008C78C0"/>
+    <w:rsid w:val="00F26722"/>
     <w:rPr>
       <w:color w:val="605E5C"/>
       <w:sz w:val="16"/>
@@ -29863,7 +29582,7 @@
     <w:next w:val="Normal"/>
     <w:uiPriority w:val="2"/>
     <w:qFormat/>
-    <w:rsid w:val="008C78C0"/>
+    <w:rsid w:val="00F26722"/>
     <w:pPr>
       <w:numPr>
         <w:numId w:val="1"/>
@@ -29872,7 +29591,6 @@
         <w:tab w:val="clear" w:pos="720"/>
       </w:tabs>
       <w:spacing w:before="0" w:after="0" w:line="240" w:lineRule="auto"/>
-      <w:ind w:left="0" w:firstLine="0"/>
     </w:pPr>
   </w:style>
   <w:style w:type="table" w:customStyle="1" w:styleId="BCDataTable">
@@ -29880,7 +29598,7 @@
     <w:basedOn w:val="TableNormal"/>
     <w:uiPriority w:val="99"/>
     <w:qFormat/>
-    <w:rsid w:val="008C78C0"/>
+    <w:rsid w:val="00F26722"/>
     <w:pPr>
       <w:spacing w:after="0" w:line="240" w:lineRule="auto"/>
     </w:pPr>
@@ -29942,7 +29660,7 @@
     <w:basedOn w:val="TableNormal"/>
     <w:uiPriority w:val="99"/>
     <w:qFormat/>
-    <w:rsid w:val="008C78C0"/>
+    <w:rsid w:val="00F26722"/>
     <w:pPr>
       <w:spacing w:after="0" w:line="240" w:lineRule="auto"/>
     </w:pPr>
@@ -29981,7 +29699,7 @@
     <w:basedOn w:val="TableNormal"/>
     <w:uiPriority w:val="99"/>
     <w:qFormat/>
-    <w:rsid w:val="008C78C0"/>
+    <w:rsid w:val="00F26722"/>
     <w:pPr>
       <w:spacing w:after="0" w:line="240" w:lineRule="auto"/>
     </w:pPr>
@@ -30030,7 +29748,7 @@
     <w:basedOn w:val="TableNormal"/>
     <w:uiPriority w:val="99"/>
     <w:qFormat/>
-    <w:rsid w:val="008C78C0"/>
+    <w:rsid w:val="00F26722"/>
     <w:pPr>
       <w:spacing w:after="0" w:line="240" w:lineRule="auto"/>
     </w:pPr>
@@ -30065,7 +29783,7 @@
   <w:docParts>
     <w:docPart>
       <w:docPartPr>
-        <w:name w:val="1FBF8F7D7F3D41FC8253C041E23D4142"/>
+        <w:name w:val="CF68DC289354454998E7B9E61A5A8DE8"/>
         <w:category>
           <w:name w:val="General"/>
           <w:gallery w:val="placeholder"/>
@@ -30076,12 +29794,12 @@
         <w:behaviors>
           <w:behavior w:val="content"/>
         </w:behaviors>
-        <w:guid w:val="{18374266-875A-4835-A41D-165A70E6145D}"/>
+        <w:guid w:val="{475A5B72-55BE-415A-A61D-D62E5A496044}"/>
       </w:docPartPr>
       <w:docPartBody>
         <w:p>
           <w:pPr>
-            <w:pStyle w:val="1FBF8F7D7F3D41FC8253C041E23D4142"/>
+            <w:pStyle w:val="CF68DC289354454998E7B9E61A5A8DE8"/>
           </w:pPr>
           <w:r>
             <w:rPr>
@@ -30094,7 +29812,7 @@
     </w:docPart>
     <w:docPart>
       <w:docPartPr>
-        <w:name w:val="568E8CB4D7A94ED2BC0C28819883F940"/>
+        <w:name w:val="DAAD0FFFA6E142F295BED740101E13FF"/>
         <w:category>
           <w:name w:val="General"/>
           <w:gallery w:val="placeholder"/>
@@ -30105,12 +29823,12 @@
         <w:behaviors>
           <w:behavior w:val="content"/>
         </w:behaviors>
-        <w:guid w:val="{301066A2-72D2-4465-804B-807EDD2DB35A}"/>
+        <w:guid w:val="{FED607A6-7EEB-4522-8F0D-3CE01FBD30BD}"/>
       </w:docPartPr>
       <w:docPartBody>
         <w:p>
           <w:pPr>
-            <w:pStyle w:val="568E8CB4D7A94ED2BC0C28819883F940"/>
+            <w:pStyle w:val="DAAD0FFFA6E142F295BED740101E13FF"/>
           </w:pPr>
           <w:r>
             <w:rPr>
@@ -30123,9 +29841,9 @@
     </w:docPart>
     <w:docPart>
       <w:docPartPr>
-        <w:name w:val="9351E1828E2647B397589986DFAEE98B"/>
+        <w:name w:val="749F1ED1B7C74786B56EBFDF9942DCEC"/>
         <w:category>
-          <w:name w:val="Generelt"/>
+          <w:name w:val="General"/>
           <w:gallery w:val="placeholder"/>
         </w:category>
         <w:types>
@@ -30134,12 +29852,12 @@
         <w:behaviors>
           <w:behavior w:val="content"/>
         </w:behaviors>
-        <w:guid w:val="{F1578845-B221-4ED7-9F25-9C419199421F}"/>
+        <w:guid w:val="{A34F901F-D981-4385-AF1A-AE1C04930814}"/>
       </w:docPartPr>
       <w:docPartBody>
         <w:p>
           <w:pPr>
-            <w:pStyle w:val="9351E1828E2647B397589986DFAEE98B"/>
+            <w:pStyle w:val="749F1ED1B7C74786B56EBFDF9942DCEC"/>
           </w:pPr>
           <w:r>
             <w:rPr>
@@ -30152,9 +29870,9 @@
     </w:docPart>
     <w:docPart>
       <w:docPartPr>
-        <w:name w:val="EF2EB8C2EA3A41718BECF7229E45343A"/>
+        <w:name w:val="7B4ED47589DA45C98252972238DEBB76"/>
         <w:category>
-          <w:name w:val="Generelt"/>
+          <w:name w:val="General"/>
           <w:gallery w:val="placeholder"/>
         </w:category>
         <w:types>
@@ -30163,12 +29881,12 @@
         <w:behaviors>
           <w:behavior w:val="content"/>
         </w:behaviors>
-        <w:guid w:val="{476E876B-9AB1-46DD-A4BA-C9CA7635E1BB}"/>
+        <w:guid w:val="{2CBDE03E-6753-4660-A406-5ED40F9301AD}"/>
       </w:docPartPr>
       <w:docPartBody>
         <w:p>
           <w:pPr>
-            <w:pStyle w:val="EF2EB8C2EA3A41718BECF7229E45343A"/>
+            <w:pStyle w:val="7B4ED47589DA45C98252972238DEBB76"/>
           </w:pPr>
           <w:r>
             <w:rPr>
@@ -30181,9 +29899,9 @@
     </w:docPart>
     <w:docPart>
       <w:docPartPr>
-        <w:name w:val="94B40CB58FEE4E1D8671ACB461A74096"/>
+        <w:name w:val="1BB04F7321904FBE87F59626F7A0DAF9"/>
         <w:category>
-          <w:name w:val="Generelt"/>
+          <w:name w:val="General"/>
           <w:gallery w:val="placeholder"/>
         </w:category>
         <w:types>
@@ -30192,12 +29910,12 @@
         <w:behaviors>
           <w:behavior w:val="content"/>
         </w:behaviors>
-        <w:guid w:val="{74F756FC-5247-4424-B411-EC0A4429F0EE}"/>
+        <w:guid w:val="{DC10A41B-8842-4A12-A643-2CB3CC5FD09C}"/>
       </w:docPartPr>
       <w:docPartBody>
         <w:p>
           <w:pPr>
-            <w:pStyle w:val="94B40CB58FEE4E1D8671ACB461A74096"/>
+            <w:pStyle w:val="1BB04F7321904FBE87F59626F7A0DAF9"/>
           </w:pPr>
           <w:r>
             <w:rPr>
@@ -30210,7 +29928,7 @@
     </w:docPart>
     <w:docPart>
       <w:docPartPr>
-        <w:name w:val="EEDAA83156C34A19AF28A27EC3E50274"/>
+        <w:name w:val="2A0917C05BFA4542A342ED9F975A3500"/>
         <w:category>
           <w:name w:val="General"/>
           <w:gallery w:val="placeholder"/>
@@ -30221,116 +29939,12 @@
         <w:behaviors>
           <w:behavior w:val="content"/>
         </w:behaviors>
-        <w:guid w:val="{D7399D57-B883-4A67-BF19-75A414E7CBB3}"/>
-      </w:docPartPr>
-      <w:docPartBody>
-        <w:p>
-          <w:r>
-            <w:rPr>
-              <w:rStyle w:val="PlaceholderText"/>
-            </w:rPr>
-            <w:t>Click or tap here to enter text.</w:t>
-          </w:r>
-        </w:p>
-      </w:docPartBody>
-    </w:docPart>
-    <w:docPart>
-      <w:docPartPr>
-        <w:name w:val="27B31CA256C4433AA34A066338B8E9F0"/>
-        <w:category>
-          <w:name w:val="General"/>
-          <w:gallery w:val="placeholder"/>
-        </w:category>
-        <w:types>
-          <w:type w:val="bbPlcHdr"/>
-        </w:types>
-        <w:behaviors>
-          <w:behavior w:val="content"/>
-        </w:behaviors>
-        <w:guid w:val="{15A470C3-F804-4D9D-B148-21F15582E4CE}"/>
-      </w:docPartPr>
-      <w:docPartBody>
-        <w:p>
-          <w:r>
-            <w:rPr>
-              <w:rStyle w:val="PlaceholderText"/>
-            </w:rPr>
-            <w:t>Click or tap here to enter text.</w:t>
-          </w:r>
-        </w:p>
-      </w:docPartBody>
-    </w:docPart>
-    <w:docPart>
-      <w:docPartPr>
-        <w:name w:val="08A73A4EE94545CEA9CFC4E4B9B3CEB4"/>
-        <w:category>
-          <w:name w:val="General"/>
-          <w:gallery w:val="placeholder"/>
-        </w:category>
-        <w:types>
-          <w:type w:val="bbPlcHdr"/>
-        </w:types>
-        <w:behaviors>
-          <w:behavior w:val="content"/>
-        </w:behaviors>
-        <w:guid w:val="{CEDDD83C-69E2-46D6-86A1-FCB524699770}"/>
-      </w:docPartPr>
-      <w:docPartBody>
-        <w:p>
-          <w:r>
-            <w:rPr>
-              <w:rStyle w:val="PlaceholderText"/>
-            </w:rPr>
-            <w:t>Click or tap here to enter text.</w:t>
-          </w:r>
-        </w:p>
-      </w:docPartBody>
-    </w:docPart>
-    <w:docPart>
-      <w:docPartPr>
-        <w:name w:val="F3A7F7CAE2C342238347F05722CB79DA"/>
-        <w:category>
-          <w:name w:val="General"/>
-          <w:gallery w:val="placeholder"/>
-        </w:category>
-        <w:types>
-          <w:type w:val="bbPlcHdr"/>
-        </w:types>
-        <w:behaviors>
-          <w:behavior w:val="content"/>
-        </w:behaviors>
-        <w:guid w:val="{BB681100-2260-4848-8442-54DA98BBB6C8}"/>
-      </w:docPartPr>
-      <w:docPartBody>
-        <w:p>
-          <w:r>
-            <w:rPr>
-              <w:rStyle w:val="PlaceholderText"/>
-            </w:rPr>
-            <w:t>Click or tap here to enter text.</w:t>
-          </w:r>
-        </w:p>
-      </w:docPartBody>
-    </w:docPart>
-    <w:docPart>
-      <w:docPartPr>
-        <w:name w:val="F98289DC1B07416E88EB357F36F37515"/>
-        <w:category>
-          <w:name w:val="General"/>
-          <w:gallery w:val="placeholder"/>
-        </w:category>
-        <w:types>
-          <w:type w:val="bbPlcHdr"/>
-        </w:types>
-        <w:behaviors>
-          <w:behavior w:val="content"/>
-        </w:behaviors>
-        <w:guid w:val="{EE07A80B-C49D-448F-AE82-D1FE2699F972}"/>
+        <w:guid w:val="{DA034C11-CABB-470D-873A-7CBDED237147}"/>
       </w:docPartPr>
       <w:docPartBody>
         <w:p>
           <w:pPr>
-            <w:pStyle w:val="F98289DC1B07416E88EB357F36F37515"/>
+            <w:pStyle w:val="2A0917C05BFA4542A342ED9F975A3500"/>
           </w:pPr>
           <w:r>
             <w:rPr>
@@ -30343,7 +29957,7 @@
     </w:docPart>
     <w:docPart>
       <w:docPartPr>
-        <w:name w:val="A301B69A4BE243549FA223D25C10A903"/>
+        <w:name w:val="879A5C99C43849668575BA7FF4A42EDE"/>
         <w:category>
           <w:name w:val="General"/>
           <w:gallery w:val="placeholder"/>
@@ -30354,12 +29968,12 @@
         <w:behaviors>
           <w:behavior w:val="content"/>
         </w:behaviors>
-        <w:guid w:val="{461E8DD7-F0CD-498E-8352-D300F6DFA192}"/>
+        <w:guid w:val="{4D36CB6C-3B88-45D8-A484-5678A1918602}"/>
       </w:docPartPr>
       <w:docPartBody>
         <w:p>
           <w:pPr>
-            <w:pStyle w:val="A301B69A4BE243549FA223D25C10A903"/>
+            <w:pStyle w:val="879A5C99C43849668575BA7FF4A42EDE"/>
           </w:pPr>
           <w:r>
             <w:rPr>
@@ -30372,7 +29986,7 @@
     </w:docPart>
     <w:docPart>
       <w:docPartPr>
-        <w:name w:val="15ABF776234C4BD4A165B0AD820449C3"/>
+        <w:name w:val="D3505BE1584B4C0CB19F373171A839AB"/>
         <w:category>
           <w:name w:val="General"/>
           <w:gallery w:val="placeholder"/>
@@ -30383,12 +29997,12 @@
         <w:behaviors>
           <w:behavior w:val="content"/>
         </w:behaviors>
-        <w:guid w:val="{9DBA632F-8CE7-4465-9D2A-CDE8A194E08D}"/>
+        <w:guid w:val="{03FBF001-FBE4-43B7-8A22-42BFBF399A2B}"/>
       </w:docPartPr>
       <w:docPartBody>
         <w:p>
           <w:pPr>
-            <w:pStyle w:val="15ABF776234C4BD4A165B0AD820449C3"/>
+            <w:pStyle w:val="D3505BE1584B4C0CB19F373171A839AB"/>
           </w:pPr>
           <w:r>
             <w:rPr>
@@ -30401,7 +30015,7 @@
     </w:docPart>
     <w:docPart>
       <w:docPartPr>
-        <w:name w:val="1395E617A9584398BFA778306C1DF5A4"/>
+        <w:name w:val="067CE0F5B1414AF090F2664D9F153C56"/>
         <w:category>
           <w:name w:val="General"/>
           <w:gallery w:val="placeholder"/>
@@ -30412,12 +30026,12 @@
         <w:behaviors>
           <w:behavior w:val="content"/>
         </w:behaviors>
-        <w:guid w:val="{10E31040-FC31-4671-BE7E-2CEA744FC9A4}"/>
+        <w:guid w:val="{525B6543-C250-4521-9383-2D40864AA667}"/>
       </w:docPartPr>
       <w:docPartBody>
         <w:p>
           <w:pPr>
-            <w:pStyle w:val="1395E617A9584398BFA778306C1DF5A4"/>
+            <w:pStyle w:val="067CE0F5B1414AF090F2664D9F153C56"/>
           </w:pPr>
           <w:r>
             <w:rPr>
@@ -30430,7 +30044,7 @@
     </w:docPart>
     <w:docPart>
       <w:docPartPr>
-        <w:name w:val="0AF97DBBD3F141538C70DBD7FC5E1315"/>
+        <w:name w:val="C0C6DCA2E42E4E4DBB88663B3ACFAE98"/>
         <w:category>
           <w:name w:val="General"/>
           <w:gallery w:val="placeholder"/>
@@ -30441,12 +30055,12 @@
         <w:behaviors>
           <w:behavior w:val="content"/>
         </w:behaviors>
-        <w:guid w:val="{F1A603EB-7983-4356-ABB3-B41BC3ED7AA7}"/>
+        <w:guid w:val="{33D18118-7D88-42BC-8655-FED1983C6E3F}"/>
       </w:docPartPr>
       <w:docPartBody>
         <w:p>
           <w:pPr>
-            <w:pStyle w:val="0AF97DBBD3F141538C70DBD7FC5E1315"/>
+            <w:pStyle w:val="C0C6DCA2E42E4E4DBB88663B3ACFAE98"/>
           </w:pPr>
           <w:r>
             <w:rPr>
@@ -30459,7 +30073,7 @@
     </w:docPart>
     <w:docPart>
       <w:docPartPr>
-        <w:name w:val="FD66D3D774A44FD38570A0CD054BC21C"/>
+        <w:name w:val="0C257D1428B04DE7A399D6D69BD76CF4"/>
         <w:category>
           <w:name w:val="General"/>
           <w:gallery w:val="placeholder"/>
@@ -30470,12 +30084,12 @@
         <w:behaviors>
           <w:behavior w:val="content"/>
         </w:behaviors>
-        <w:guid w:val="{4F552279-8C9D-454E-8323-4F780A3378EE}"/>
+        <w:guid w:val="{8806B934-8D07-4DF6-B0AF-6ECF0AE33303}"/>
       </w:docPartPr>
       <w:docPartBody>
         <w:p>
           <w:pPr>
-            <w:pStyle w:val="FD66D3D774A44FD38570A0CD054BC21C"/>
+            <w:pStyle w:val="0C257D1428B04DE7A399D6D69BD76CF4"/>
           </w:pPr>
           <w:r>
             <w:rPr>
@@ -30488,7 +30102,7 @@
     </w:docPart>
     <w:docPart>
       <w:docPartPr>
-        <w:name w:val="58917160BDCA48EEB7A28CF88DBFD9CE"/>
+        <w:name w:val="6E72FD76A31945ADB33323FBA103AC87"/>
         <w:category>
           <w:name w:val="General"/>
           <w:gallery w:val="placeholder"/>
@@ -30499,12 +30113,12 @@
         <w:behaviors>
           <w:behavior w:val="content"/>
         </w:behaviors>
-        <w:guid w:val="{F7F6AADC-5CA4-48B7-9360-2717AD816300}"/>
+        <w:guid w:val="{7F6126B5-7068-402E-8C78-D6EE0854C8B1}"/>
       </w:docPartPr>
       <w:docPartBody>
         <w:p>
           <w:pPr>
-            <w:pStyle w:val="58917160BDCA48EEB7A28CF88DBFD9CE"/>
+            <w:pStyle w:val="6E72FD76A31945ADB33323FBA103AC87"/>
           </w:pPr>
           <w:r>
             <w:rPr>
@@ -30517,7 +30131,7 @@
     </w:docPart>
     <w:docPart>
       <w:docPartPr>
-        <w:name w:val="6417B1B191E541D992FB68C190EA6705"/>
+        <w:name w:val="7D742D481E5A44EAA108F72FB919A500"/>
         <w:category>
           <w:name w:val="General"/>
           <w:gallery w:val="placeholder"/>
@@ -30528,12 +30142,12 @@
         <w:behaviors>
           <w:behavior w:val="content"/>
         </w:behaviors>
-        <w:guid w:val="{66784A23-5ED0-449B-8807-AEAFDA819D6E}"/>
+        <w:guid w:val="{0EE5BD4D-2C96-4808-977A-E1B3DCA3D6BB}"/>
       </w:docPartPr>
       <w:docPartBody>
         <w:p>
           <w:pPr>
-            <w:pStyle w:val="6417B1B191E541D992FB68C190EA6705"/>
+            <w:pStyle w:val="7D742D481E5A44EAA108F72FB919A500"/>
           </w:pPr>
           <w:r>
             <w:rPr>
@@ -30546,7 +30160,7 @@
     </w:docPart>
     <w:docPart>
       <w:docPartPr>
-        <w:name w:val="5C3D76560E30480198EB4582517B26B2"/>
+        <w:name w:val="8725BB94805441A1A5AA8655709E8AE7"/>
         <w:category>
           <w:name w:val="General"/>
           <w:gallery w:val="placeholder"/>
@@ -30557,12 +30171,47 @@
         <w:behaviors>
           <w:behavior w:val="content"/>
         </w:behaviors>
-        <w:guid w:val="{6EA5DE43-9183-47D2-B455-212A5E4C0379}"/>
+        <w:guid w:val="{C31F1CE9-F4C5-486E-9C81-9340F47ADDCF}"/>
       </w:docPartPr>
       <w:docPartBody>
         <w:p>
           <w:pPr>
-            <w:pStyle w:val="5C3D76560E30480198EB4582517B26B2"/>
+            <w:pStyle w:val="8725BB94805441A1A5AA8655709E8AE7"/>
+          </w:pPr>
+          <w:r>
+            <w:rPr>
+              <w:rStyle w:val="PlaceholderText"/>
+            </w:rPr>
+            <w:t>Click or tap here</w:t>
+          </w:r>
+          <w:r>
+            <w:rPr>
+              <w:rStyle w:val="PlaceholderText"/>
+            </w:rPr>
+            <w:t xml:space="preserve"> to enter text.</w:t>
+          </w:r>
+        </w:p>
+      </w:docPartBody>
+    </w:docPart>
+    <w:docPart>
+      <w:docPartPr>
+        <w:name w:val="FF124920E4004690A9DA8E86EFCF7D19"/>
+        <w:category>
+          <w:name w:val="General"/>
+          <w:gallery w:val="placeholder"/>
+        </w:category>
+        <w:types>
+          <w:type w:val="bbPlcHdr"/>
+        </w:types>
+        <w:behaviors>
+          <w:behavior w:val="content"/>
+        </w:behaviors>
+        <w:guid w:val="{C0D03C70-4390-47C3-91E6-6599999D27C8}"/>
+      </w:docPartPr>
+      <w:docPartBody>
+        <w:p>
+          <w:pPr>
+            <w:pStyle w:val="FF124920E4004690A9DA8E86EFCF7D19"/>
           </w:pPr>
           <w:r>
             <w:rPr>
@@ -30575,7 +30224,7 @@
     </w:docPart>
     <w:docPart>
       <w:docPartPr>
-        <w:name w:val="7FC184133E16445CA208F0E478AD45CD"/>
+        <w:name w:val="2C79A60C2C1342C9AAFEE8B641A99C16"/>
         <w:category>
           <w:name w:val="General"/>
           <w:gallery w:val="placeholder"/>
@@ -30586,12 +30235,12 @@
         <w:behaviors>
           <w:behavior w:val="content"/>
         </w:behaviors>
-        <w:guid w:val="{90ECF10C-B3B7-4727-B6C2-44BB8FA4B6F6}"/>
+        <w:guid w:val="{F8BF1641-2058-4B8D-94ED-63CA2919E844}"/>
       </w:docPartPr>
       <w:docPartBody>
         <w:p>
           <w:pPr>
-            <w:pStyle w:val="7FC184133E16445CA208F0E478AD45CD"/>
+            <w:pStyle w:val="2C79A60C2C1342C9AAFEE8B641A99C16"/>
           </w:pPr>
           <w:r>
             <w:rPr>
@@ -30604,7 +30253,7 @@
     </w:docPart>
     <w:docPart>
       <w:docPartPr>
-        <w:name w:val="EFC9E7A090A04250AD62E99527EC3400"/>
+        <w:name w:val="864FDC8F657849A2A8781EFFDD74C3AE"/>
         <w:category>
           <w:name w:val="General"/>
           <w:gallery w:val="placeholder"/>
@@ -30615,12 +30264,12 @@
         <w:behaviors>
           <w:behavior w:val="content"/>
         </w:behaviors>
-        <w:guid w:val="{41EA72BB-A937-4ADC-9CA6-D8F319D72E92}"/>
+        <w:guid w:val="{0606562D-02CF-4703-A670-7848D97ABF4D}"/>
       </w:docPartPr>
       <w:docPartBody>
         <w:p>
           <w:pPr>
-            <w:pStyle w:val="EFC9E7A090A04250AD62E99527EC3400"/>
+            <w:pStyle w:val="864FDC8F657849A2A8781EFFDD74C3AE"/>
           </w:pPr>
           <w:r>
             <w:rPr>
@@ -30633,7 +30282,7 @@
     </w:docPart>
     <w:docPart>
       <w:docPartPr>
-        <w:name w:val="85701054D69D41C2BD908C9148E6F4EB"/>
+        <w:name w:val="600727A5BB40437097A62364CED45251"/>
         <w:category>
           <w:name w:val="General"/>
           <w:gallery w:val="placeholder"/>
@@ -30644,12 +30293,12 @@
         <w:behaviors>
           <w:behavior w:val="content"/>
         </w:behaviors>
-        <w:guid w:val="{05279950-03CE-4152-86D2-F76BFFB1EB14}"/>
+        <w:guid w:val="{6152C857-721D-481A-98C6-20C88C0153D5}"/>
       </w:docPartPr>
       <w:docPartBody>
         <w:p>
           <w:pPr>
-            <w:pStyle w:val="85701054D69D41C2BD908C9148E6F4EB"/>
+            <w:pStyle w:val="600727A5BB40437097A62364CED45251"/>
           </w:pPr>
           <w:r>
             <w:rPr>
@@ -30662,7 +30311,7 @@
     </w:docPart>
     <w:docPart>
       <w:docPartPr>
-        <w:name w:val="659AE933361246C8A828238DF52C987D"/>
+        <w:name w:val="45BE75433E5A4D029A142C74AA65F54A"/>
         <w:category>
           <w:name w:val="General"/>
           <w:gallery w:val="placeholder"/>
@@ -30673,12 +30322,12 @@
         <w:behaviors>
           <w:behavior w:val="content"/>
         </w:behaviors>
-        <w:guid w:val="{8F7CE0A7-8A02-4FDE-B25B-98DB9F73EE9D}"/>
+        <w:guid w:val="{61AC5D4E-230C-4866-AF26-E6BABF4A5548}"/>
       </w:docPartPr>
       <w:docPartBody>
         <w:p>
           <w:pPr>
-            <w:pStyle w:val="659AE933361246C8A828238DF52C987D"/>
+            <w:pStyle w:val="45BE75433E5A4D029A142C74AA65F54A"/>
           </w:pPr>
           <w:r>
             <w:rPr>
@@ -30691,7 +30340,7 @@
     </w:docPart>
     <w:docPart>
       <w:docPartPr>
-        <w:name w:val="09E5604B17EA485E8EA7A79A7FF673A9"/>
+        <w:name w:val="B73C6E87F5024B9C9673F093430A757F"/>
         <w:category>
           <w:name w:val="General"/>
           <w:gallery w:val="placeholder"/>
@@ -30702,157 +30351,12 @@
         <w:behaviors>
           <w:behavior w:val="content"/>
         </w:behaviors>
-        <w:guid w:val="{8A93DAA4-1A07-4F82-94A8-117E7F00702B}"/>
+        <w:guid w:val="{BFC6AC09-7D8A-4FF2-AFFB-EFA7D6FFA4FE}"/>
       </w:docPartPr>
       <w:docPartBody>
         <w:p>
           <w:pPr>
-            <w:pStyle w:val="09E5604B17EA485E8EA7A79A7FF673A9"/>
-          </w:pPr>
-          <w:r>
-            <w:rPr>
-              <w:rStyle w:val="PlaceholderText"/>
-            </w:rPr>
-            <w:t>Click or tap here to enter text.</w:t>
-          </w:r>
-        </w:p>
-      </w:docPartBody>
-    </w:docPart>
-    <w:docPart>
-      <w:docPartPr>
-        <w:name w:val="34E45D03839642CE93502D2A4DC11C14"/>
-        <w:category>
-          <w:name w:val="General"/>
-          <w:gallery w:val="placeholder"/>
-        </w:category>
-        <w:types>
-          <w:type w:val="bbPlcHdr"/>
-        </w:types>
-        <w:behaviors>
-          <w:behavior w:val="content"/>
-        </w:behaviors>
-        <w:guid w:val="{BA9097D6-7223-4CFD-9CBA-4CBAC4BA1B54}"/>
-      </w:docPartPr>
-      <w:docPartBody>
-        <w:p>
-          <w:pPr>
-            <w:pStyle w:val="34E45D03839642CE93502D2A4DC11C14"/>
-          </w:pPr>
-          <w:r>
-            <w:rPr>
-              <w:rStyle w:val="PlaceholderText"/>
-            </w:rPr>
-            <w:t>Click or tap here to enter text.</w:t>
-          </w:r>
-        </w:p>
-      </w:docPartBody>
-    </w:docPart>
-    <w:docPart>
-      <w:docPartPr>
-        <w:name w:val="F90E8D701C384C2CA81200342F77C4DC"/>
-        <w:category>
-          <w:name w:val="General"/>
-          <w:gallery w:val="placeholder"/>
-        </w:category>
-        <w:types>
-          <w:type w:val="bbPlcHdr"/>
-        </w:types>
-        <w:behaviors>
-          <w:behavior w:val="content"/>
-        </w:behaviors>
-        <w:guid w:val="{2514C152-7EBA-4391-94D5-D0A727B25AB0}"/>
-      </w:docPartPr>
-      <w:docPartBody>
-        <w:p>
-          <w:pPr>
-            <w:pStyle w:val="F90E8D701C384C2CA81200342F77C4DC"/>
-          </w:pPr>
-          <w:r>
-            <w:rPr>
-              <w:rStyle w:val="PlaceholderText"/>
-            </w:rPr>
-            <w:t>Click or tap here to enter text.</w:t>
-          </w:r>
-        </w:p>
-      </w:docPartBody>
-    </w:docPart>
-    <w:docPart>
-      <w:docPartPr>
-        <w:name w:val="6F3F6DA25AE546BEB9DD51E23D3763A1"/>
-        <w:category>
-          <w:name w:val="General"/>
-          <w:gallery w:val="placeholder"/>
-        </w:category>
-        <w:types>
-          <w:type w:val="bbPlcHdr"/>
-        </w:types>
-        <w:behaviors>
-          <w:behavior w:val="content"/>
-        </w:behaviors>
-        <w:guid w:val="{3B4B56C6-A186-412B-8B93-F6A4B5636284}"/>
-      </w:docPartPr>
-      <w:docPartBody>
-        <w:p>
-          <w:pPr>
-            <w:pStyle w:val="6F3F6DA25AE546BEB9DD51E23D3763A1"/>
-          </w:pPr>
-          <w:r>
-            <w:rPr>
-              <w:rStyle w:val="PlaceholderText"/>
-            </w:rPr>
-            <w:t>Click or tap here to enter text.</w:t>
-          </w:r>
-        </w:p>
-      </w:docPartBody>
-    </w:docPart>
-    <w:docPart>
-      <w:docPartPr>
-        <w:name w:val="91CBE31744304E739A7BFA8B577A4B1F"/>
-        <w:category>
-          <w:name w:val="General"/>
-          <w:gallery w:val="placeholder"/>
-        </w:category>
-        <w:types>
-          <w:type w:val="bbPlcHdr"/>
-        </w:types>
-        <w:behaviors>
-          <w:behavior w:val="content"/>
-        </w:behaviors>
-        <w:guid w:val="{AF6D4409-F5F3-4829-B032-15744187E60C}"/>
-      </w:docPartPr>
-      <w:docPartBody>
-        <w:p>
-          <w:pPr>
-            <w:pStyle w:val="91CBE31744304E739A7BFA8B577A4B1F"/>
-          </w:pPr>
-          <w:r>
-            <w:rPr>
-              <w:rStyle w:val="PlaceholderText"/>
-            </w:rPr>
-            <w:t>Click or tap here to enter text.</w:t>
-          </w:r>
-        </w:p>
-      </w:docPartBody>
-    </w:docPart>
-    <w:docPart>
-      <w:docPartPr>
-        <w:name w:val="F516A79C846145FC9D415B74108B15BA"/>
-        <w:category>
-          <w:name w:val="General"/>
-          <w:gallery w:val="placeholder"/>
-        </w:category>
-        <w:types>
-          <w:type w:val="bbPlcHdr"/>
-        </w:types>
-        <w:behaviors>
-          <w:behavior w:val="content"/>
-        </w:behaviors>
-        <w:guid w:val="{13C21E7C-9D3F-415E-BDB1-56E331E1C50B}"/>
-      </w:docPartPr>
-      <w:docPartBody>
-        <w:p>
-          <w:pPr>
-            <w:pStyle w:val="F516A79C846145FC9D415B74108B15BA"/>
+            <w:pStyle w:val="B73C6E87F5024B9C9673F093430A757F"/>
           </w:pPr>
           <w:r>
             <w:rPr>
@@ -30911,24 +30415,19 @@
     <w:pitch w:val="fixed"/>
     <w:sig w:usb0="E00006FF" w:usb1="0000FCFF" w:usb2="00000001" w:usb3="00000000" w:csb0="0000019F" w:csb1="00000000"/>
   </w:font>
-  <w:font w:name="Segoe UI Semibold">
-    <w:panose1 w:val="020B0702040204020203"/>
+  <w:font w:name="Aptos">
+    <w:panose1 w:val="00000000000000000000"/>
     <w:charset w:val="00"/>
-    <w:family w:val="swiss"/>
-    <w:pitch w:val="variable"/>
-    <w:sig w:usb0="E4002EFF" w:usb1="C000E47F" w:usb2="00000009" w:usb3="00000000" w:csb0="000001FF" w:csb1="00000000"/>
-  </w:font>
-  <w:font w:name="Aptos">
-    <w:charset w:val="00"/>
-    <w:family w:val="swiss"/>
-    <w:pitch w:val="variable"/>
-    <w:sig w:usb0="20000287" w:usb1="00000003" w:usb2="00000000" w:usb3="00000000" w:csb0="0000019F" w:csb1="00000000"/>
+    <w:family w:val="roman"/>
+    <w:notTrueType/>
+    <w:pitch w:val="default"/>
   </w:font>
   <w:font w:name="Aptos Display">
+    <w:panose1 w:val="00000000000000000000"/>
     <w:charset w:val="00"/>
-    <w:family w:val="swiss"/>
-    <w:pitch w:val="variable"/>
-    <w:sig w:usb0="20000287" w:usb1="00000003" w:usb2="00000000" w:usb3="00000000" w:csb0="0000019F" w:csb1="00000000"/>
+    <w:family w:val="roman"/>
+    <w:notTrueType/>
+    <w:pitch w:val="default"/>
   </w:font>
 </w:fonts>
 </file>
@@ -30952,26 +30451,29 @@
     <w:rsidRoot w:val="005E35BE"/>
     <w:rsid w:val="00003B56"/>
     <w:rsid w:val="0003303F"/>
+    <w:rsid w:val="00042276"/>
+    <w:rsid w:val="000706A7"/>
     <w:rsid w:val="00073078"/>
     <w:rsid w:val="00082B18"/>
     <w:rsid w:val="0009355D"/>
-    <w:rsid w:val="001024DE"/>
     <w:rsid w:val="001024F7"/>
     <w:rsid w:val="00133336"/>
-    <w:rsid w:val="00184BAF"/>
+    <w:rsid w:val="00147E8F"/>
+    <w:rsid w:val="001605AD"/>
+    <w:rsid w:val="00182A4D"/>
     <w:rsid w:val="001A2258"/>
     <w:rsid w:val="001D6FE3"/>
     <w:rsid w:val="001F6C15"/>
     <w:rsid w:val="0027442B"/>
     <w:rsid w:val="002839BD"/>
     <w:rsid w:val="002A6E8F"/>
+    <w:rsid w:val="002B26E2"/>
     <w:rsid w:val="002B3B07"/>
+    <w:rsid w:val="002B4421"/>
     <w:rsid w:val="002B6532"/>
     <w:rsid w:val="002F6AA1"/>
     <w:rsid w:val="00313CC3"/>
     <w:rsid w:val="003514EE"/>
-    <w:rsid w:val="00365A39"/>
-    <w:rsid w:val="003768EC"/>
     <w:rsid w:val="00377866"/>
     <w:rsid w:val="00396688"/>
     <w:rsid w:val="003C12CB"/>
@@ -30981,37 +30483,43 @@
     <w:rsid w:val="003E037C"/>
     <w:rsid w:val="003F5C4E"/>
     <w:rsid w:val="00401EE8"/>
+    <w:rsid w:val="004129B5"/>
+    <w:rsid w:val="00423986"/>
+    <w:rsid w:val="00425095"/>
     <w:rsid w:val="0042793B"/>
     <w:rsid w:val="0043381F"/>
     <w:rsid w:val="00441283"/>
     <w:rsid w:val="004966EF"/>
+    <w:rsid w:val="004B1D62"/>
     <w:rsid w:val="004E6849"/>
     <w:rsid w:val="005073E4"/>
     <w:rsid w:val="00507E0A"/>
+    <w:rsid w:val="00514E7E"/>
     <w:rsid w:val="005251EB"/>
     <w:rsid w:val="00547055"/>
-    <w:rsid w:val="0055153E"/>
     <w:rsid w:val="00591BD2"/>
-    <w:rsid w:val="005C4554"/>
     <w:rsid w:val="005E35BE"/>
-    <w:rsid w:val="0061775E"/>
+    <w:rsid w:val="006330A6"/>
+    <w:rsid w:val="00642EF5"/>
+    <w:rsid w:val="006C0148"/>
     <w:rsid w:val="006E220A"/>
     <w:rsid w:val="006F7175"/>
+    <w:rsid w:val="0077336F"/>
     <w:rsid w:val="00781235"/>
     <w:rsid w:val="00784F9C"/>
     <w:rsid w:val="0078702A"/>
-    <w:rsid w:val="007B66E1"/>
-    <w:rsid w:val="007C4BFD"/>
     <w:rsid w:val="007D6C7F"/>
     <w:rsid w:val="007F1293"/>
     <w:rsid w:val="0080614B"/>
     <w:rsid w:val="00822ACB"/>
     <w:rsid w:val="00825186"/>
+    <w:rsid w:val="0085166E"/>
+    <w:rsid w:val="00857C88"/>
+    <w:rsid w:val="0087642A"/>
     <w:rsid w:val="0089757A"/>
     <w:rsid w:val="008A720C"/>
     <w:rsid w:val="008C225B"/>
     <w:rsid w:val="008F50AF"/>
-    <w:rsid w:val="0090663E"/>
     <w:rsid w:val="00916429"/>
     <w:rsid w:val="00920D69"/>
     <w:rsid w:val="009717E3"/>
@@ -31020,19 +30528,18 @@
     <w:rsid w:val="00A01C7A"/>
     <w:rsid w:val="00A103E8"/>
     <w:rsid w:val="00A10449"/>
-    <w:rsid w:val="00A45F91"/>
     <w:rsid w:val="00A46F73"/>
     <w:rsid w:val="00A650E0"/>
     <w:rsid w:val="00AC48B9"/>
     <w:rsid w:val="00AE5EE7"/>
     <w:rsid w:val="00B06A1E"/>
     <w:rsid w:val="00B4682F"/>
-    <w:rsid w:val="00B65328"/>
     <w:rsid w:val="00B95809"/>
     <w:rsid w:val="00BD662E"/>
+    <w:rsid w:val="00BF23B7"/>
     <w:rsid w:val="00BF27CE"/>
     <w:rsid w:val="00C03606"/>
-    <w:rsid w:val="00C224B4"/>
+    <w:rsid w:val="00C226AD"/>
     <w:rsid w:val="00CB7A61"/>
     <w:rsid w:val="00CB7A74"/>
     <w:rsid w:val="00CC7327"/>
@@ -31040,13 +30547,16 @@
     <w:rsid w:val="00CD6CA3"/>
     <w:rsid w:val="00CE4C52"/>
     <w:rsid w:val="00D52343"/>
+    <w:rsid w:val="00E428EF"/>
+    <w:rsid w:val="00E46016"/>
+    <w:rsid w:val="00E61CC3"/>
     <w:rsid w:val="00E70BBF"/>
     <w:rsid w:val="00E82213"/>
     <w:rsid w:val="00F635C5"/>
     <w:rsid w:val="00F64A28"/>
     <w:rsid w:val="00F7086D"/>
+    <w:rsid w:val="00F7424D"/>
     <w:rsid w:val="00F97378"/>
-    <w:rsid w:val="00FA6102"/>
     <w:rsid w:val="00FB3ED0"/>
     <w:rsid w:val="00FC36D2"/>
     <w:rsid w:val="00FD1359"/>
@@ -31069,6 +30579,7 @@
   <w:clrSchemeMapping w:bg1="light1" w:t1="dark1" w:bg2="light2" w:t2="dark2" w:accent1="accent1" w:accent2="accent2" w:accent3="accent3" w:accent4="accent4" w:accent5="accent5" w:accent6="accent6" w:hyperlink="hyperlink" w:followedHyperlink="followedHyperlink"/>
   <w:decimalSymbol w:val="."/>
   <w:listSeparator w:val=","/>
+  <w14:docId w14:val="20085695"/>
   <w15:chartTrackingRefBased/>
 </w:settings>
 </file>
@@ -31504,14 +31015,14 @@
     <w:basedOn w:val="DefaultParagraphFont"/>
     <w:uiPriority w:val="99"/>
     <w:semiHidden/>
-    <w:rsid w:val="0055153E"/>
+    <w:rsid w:val="00514E7E"/>
     <w:rPr>
       <w:color w:val="808080"/>
     </w:rPr>
   </w:style>
-  <w:style w:type="paragraph" w:customStyle="1" w:styleId="EF2EB8C2EA3A41718BECF7229E45343A">
-    <w:name w:val="EF2EB8C2EA3A41718BECF7229E45343A"/>
-    <w:rsid w:val="00E70BBF"/>
+  <w:style w:type="paragraph" w:customStyle="1" w:styleId="45BE75433E5A4D029A142C74AA65F54A">
+    <w:name w:val="45BE75433E5A4D029A142C74AA65F54A"/>
+    <w:rsid w:val="00514E7E"/>
     <w:pPr>
       <w:spacing w:line="278" w:lineRule="auto"/>
     </w:pPr>
@@ -31519,12 +31030,13 @@
       <w:kern w:val="2"/>
       <w:sz w:val="24"/>
       <w:szCs w:val="24"/>
-      <w14:ligatures w14:val="standardContextual"/>
-    </w:rPr>
-  </w:style>
-  <w:style w:type="paragraph" w:customStyle="1" w:styleId="9351E1828E2647B397589986DFAEE98B">
-    <w:name w:val="9351E1828E2647B397589986DFAEE98B"/>
-    <w:rsid w:val="0043381F"/>
+      <w:lang/>
+      <w14:ligatures w14:val="standardContextual"/>
+    </w:rPr>
+  </w:style>
+  <w:style w:type="paragraph" w:customStyle="1" w:styleId="B73C6E87F5024B9C9673F093430A757F">
+    <w:name w:val="B73C6E87F5024B9C9673F093430A757F"/>
+    <w:rsid w:val="00514E7E"/>
     <w:pPr>
       <w:spacing w:line="278" w:lineRule="auto"/>
     </w:pPr>
@@ -31532,12 +31044,13 @@
       <w:kern w:val="2"/>
       <w:sz w:val="24"/>
       <w:szCs w:val="24"/>
-      <w14:ligatures w14:val="standardContextual"/>
-    </w:rPr>
-  </w:style>
-  <w:style w:type="paragraph" w:customStyle="1" w:styleId="94B40CB58FEE4E1D8671ACB461A74096">
-    <w:name w:val="94B40CB58FEE4E1D8671ACB461A74096"/>
-    <w:rsid w:val="00E70BBF"/>
+      <w:lang/>
+      <w14:ligatures w14:val="standardContextual"/>
+    </w:rPr>
+  </w:style>
+  <w:style w:type="paragraph" w:customStyle="1" w:styleId="F47DD5075F294E30A9B610B750C5A34E">
+    <w:name w:val="F47DD5075F294E30A9B610B750C5A34E"/>
+    <w:rsid w:val="00514E7E"/>
     <w:pPr>
       <w:spacing w:line="278" w:lineRule="auto"/>
     </w:pPr>
@@ -31545,12 +31058,13 @@
       <w:kern w:val="2"/>
       <w:sz w:val="24"/>
       <w:szCs w:val="24"/>
-      <w14:ligatures w14:val="standardContextual"/>
-    </w:rPr>
-  </w:style>
-  <w:style w:type="paragraph" w:customStyle="1" w:styleId="1FBF8F7D7F3D41FC8253C041E23D4142">
-    <w:name w:val="1FBF8F7D7F3D41FC8253C041E23D4142"/>
-    <w:rsid w:val="00FC36D2"/>
+      <w:lang/>
+      <w14:ligatures w14:val="standardContextual"/>
+    </w:rPr>
+  </w:style>
+  <w:style w:type="paragraph" w:customStyle="1" w:styleId="1F8FF0B05B35487AA46BC5E417B3132D">
+    <w:name w:val="1F8FF0B05B35487AA46BC5E417B3132D"/>
+    <w:rsid w:val="00514E7E"/>
     <w:pPr>
       <w:spacing w:line="278" w:lineRule="auto"/>
     </w:pPr>
@@ -31558,12 +31072,12 @@
       <w:kern w:val="2"/>
       <w:sz w:val="24"/>
       <w:szCs w:val="24"/>
-      <w14:ligatures w14:val="standardContextual"/>
-    </w:rPr>
-  </w:style>
-  <w:style w:type="paragraph" w:customStyle="1" w:styleId="568E8CB4D7A94ED2BC0C28819883F940">
-    <w:name w:val="568E8CB4D7A94ED2BC0C28819883F940"/>
-    <w:rsid w:val="00FC36D2"/>
+      <w:lang/>
+      <w14:ligatures w14:val="standardContextual"/>
+    </w:rPr>
+  </w:style>
+  <w:style w:type="paragraph" w:customStyle="1" w:styleId="CF68DC289354454998E7B9E61A5A8DE8">
+    <w:name w:val="CF68DC289354454998E7B9E61A5A8DE8"/>
     <w:pPr>
       <w:spacing w:line="278" w:lineRule="auto"/>
     </w:pPr>
@@ -31571,12 +31085,12 @@
       <w:kern w:val="2"/>
       <w:sz w:val="24"/>
       <w:szCs w:val="24"/>
-      <w14:ligatures w14:val="standardContextual"/>
-    </w:rPr>
-  </w:style>
-  <w:style w:type="paragraph" w:customStyle="1" w:styleId="F98289DC1B07416E88EB357F36F37515">
-    <w:name w:val="F98289DC1B07416E88EB357F36F37515"/>
-    <w:rsid w:val="003768EC"/>
+      <w:lang/>
+      <w14:ligatures w14:val="standardContextual"/>
+    </w:rPr>
+  </w:style>
+  <w:style w:type="paragraph" w:customStyle="1" w:styleId="DAAD0FFFA6E142F295BED740101E13FF">
+    <w:name w:val="DAAD0FFFA6E142F295BED740101E13FF"/>
     <w:pPr>
       <w:spacing w:line="278" w:lineRule="auto"/>
     </w:pPr>
@@ -31584,12 +31098,12 @@
       <w:kern w:val="2"/>
       <w:sz w:val="24"/>
       <w:szCs w:val="24"/>
-      <w14:ligatures w14:val="standardContextual"/>
-    </w:rPr>
-  </w:style>
-  <w:style w:type="paragraph" w:customStyle="1" w:styleId="A301B69A4BE243549FA223D25C10A903">
-    <w:name w:val="A301B69A4BE243549FA223D25C10A903"/>
-    <w:rsid w:val="003768EC"/>
+      <w:lang/>
+      <w14:ligatures w14:val="standardContextual"/>
+    </w:rPr>
+  </w:style>
+  <w:style w:type="paragraph" w:customStyle="1" w:styleId="749F1ED1B7C74786B56EBFDF9942DCEC">
+    <w:name w:val="749F1ED1B7C74786B56EBFDF9942DCEC"/>
     <w:pPr>
       <w:spacing w:line="278" w:lineRule="auto"/>
     </w:pPr>
@@ -31597,12 +31111,12 @@
       <w:kern w:val="2"/>
       <w:sz w:val="24"/>
       <w:szCs w:val="24"/>
-      <w14:ligatures w14:val="standardContextual"/>
-    </w:rPr>
-  </w:style>
-  <w:style w:type="paragraph" w:customStyle="1" w:styleId="15ABF776234C4BD4A165B0AD820449C3">
-    <w:name w:val="15ABF776234C4BD4A165B0AD820449C3"/>
-    <w:rsid w:val="003768EC"/>
+      <w:lang/>
+      <w14:ligatures w14:val="standardContextual"/>
+    </w:rPr>
+  </w:style>
+  <w:style w:type="paragraph" w:customStyle="1" w:styleId="7B4ED47589DA45C98252972238DEBB76">
+    <w:name w:val="7B4ED47589DA45C98252972238DEBB76"/>
     <w:pPr>
       <w:spacing w:line="278" w:lineRule="auto"/>
     </w:pPr>
@@ -31610,12 +31124,12 @@
       <w:kern w:val="2"/>
       <w:sz w:val="24"/>
       <w:szCs w:val="24"/>
-      <w14:ligatures w14:val="standardContextual"/>
-    </w:rPr>
-  </w:style>
-  <w:style w:type="paragraph" w:customStyle="1" w:styleId="1395E617A9584398BFA778306C1DF5A4">
-    <w:name w:val="1395E617A9584398BFA778306C1DF5A4"/>
-    <w:rsid w:val="003768EC"/>
+      <w:lang/>
+      <w14:ligatures w14:val="standardContextual"/>
+    </w:rPr>
+  </w:style>
+  <w:style w:type="paragraph" w:customStyle="1" w:styleId="1BB04F7321904FBE87F59626F7A0DAF9">
+    <w:name w:val="1BB04F7321904FBE87F59626F7A0DAF9"/>
     <w:pPr>
       <w:spacing w:line="278" w:lineRule="auto"/>
     </w:pPr>
@@ -31623,12 +31137,12 @@
       <w:kern w:val="2"/>
       <w:sz w:val="24"/>
       <w:szCs w:val="24"/>
-      <w14:ligatures w14:val="standardContextual"/>
-    </w:rPr>
-  </w:style>
-  <w:style w:type="paragraph" w:customStyle="1" w:styleId="0AF97DBBD3F141538C70DBD7FC5E1315">
-    <w:name w:val="0AF97DBBD3F141538C70DBD7FC5E1315"/>
-    <w:rsid w:val="003768EC"/>
+      <w:lang/>
+      <w14:ligatures w14:val="standardContextual"/>
+    </w:rPr>
+  </w:style>
+  <w:style w:type="paragraph" w:customStyle="1" w:styleId="2A0917C05BFA4542A342ED9F975A3500">
+    <w:name w:val="2A0917C05BFA4542A342ED9F975A3500"/>
     <w:pPr>
       <w:spacing w:line="278" w:lineRule="auto"/>
     </w:pPr>
@@ -31636,12 +31150,12 @@
       <w:kern w:val="2"/>
       <w:sz w:val="24"/>
       <w:szCs w:val="24"/>
-      <w14:ligatures w14:val="standardContextual"/>
-    </w:rPr>
-  </w:style>
-  <w:style w:type="paragraph" w:customStyle="1" w:styleId="FD66D3D774A44FD38570A0CD054BC21C">
-    <w:name w:val="FD66D3D774A44FD38570A0CD054BC21C"/>
-    <w:rsid w:val="003768EC"/>
+      <w:lang/>
+      <w14:ligatures w14:val="standardContextual"/>
+    </w:rPr>
+  </w:style>
+  <w:style w:type="paragraph" w:customStyle="1" w:styleId="879A5C99C43849668575BA7FF4A42EDE">
+    <w:name w:val="879A5C99C43849668575BA7FF4A42EDE"/>
     <w:pPr>
       <w:spacing w:line="278" w:lineRule="auto"/>
     </w:pPr>
@@ -31649,12 +31163,12 @@
       <w:kern w:val="2"/>
       <w:sz w:val="24"/>
       <w:szCs w:val="24"/>
-      <w14:ligatures w14:val="standardContextual"/>
-    </w:rPr>
-  </w:style>
-  <w:style w:type="paragraph" w:customStyle="1" w:styleId="58917160BDCA48EEB7A28CF88DBFD9CE">
-    <w:name w:val="58917160BDCA48EEB7A28CF88DBFD9CE"/>
-    <w:rsid w:val="003768EC"/>
+      <w:lang/>
+      <w14:ligatures w14:val="standardContextual"/>
+    </w:rPr>
+  </w:style>
+  <w:style w:type="paragraph" w:customStyle="1" w:styleId="D3505BE1584B4C0CB19F373171A839AB">
+    <w:name w:val="D3505BE1584B4C0CB19F373171A839AB"/>
     <w:pPr>
       <w:spacing w:line="278" w:lineRule="auto"/>
     </w:pPr>
@@ -31662,12 +31176,12 @@
       <w:kern w:val="2"/>
       <w:sz w:val="24"/>
       <w:szCs w:val="24"/>
-      <w14:ligatures w14:val="standardContextual"/>
-    </w:rPr>
-  </w:style>
-  <w:style w:type="paragraph" w:customStyle="1" w:styleId="6417B1B191E541D992FB68C190EA6705">
-    <w:name w:val="6417B1B191E541D992FB68C190EA6705"/>
-    <w:rsid w:val="003768EC"/>
+      <w:lang/>
+      <w14:ligatures w14:val="standardContextual"/>
+    </w:rPr>
+  </w:style>
+  <w:style w:type="paragraph" w:customStyle="1" w:styleId="FDCD59C81B624E21A72194D4E7F9F7C4">
+    <w:name w:val="FDCD59C81B624E21A72194D4E7F9F7C4"/>
     <w:pPr>
       <w:spacing w:line="278" w:lineRule="auto"/>
     </w:pPr>
@@ -31675,12 +31189,12 @@
       <w:kern w:val="2"/>
       <w:sz w:val="24"/>
       <w:szCs w:val="24"/>
-      <w14:ligatures w14:val="standardContextual"/>
-    </w:rPr>
-  </w:style>
-  <w:style w:type="paragraph" w:customStyle="1" w:styleId="5C3D76560E30480198EB4582517B26B2">
-    <w:name w:val="5C3D76560E30480198EB4582517B26B2"/>
-    <w:rsid w:val="003768EC"/>
+      <w:lang/>
+      <w14:ligatures w14:val="standardContextual"/>
+    </w:rPr>
+  </w:style>
+  <w:style w:type="paragraph" w:customStyle="1" w:styleId="C1CD724FDB854176975936C30515C562">
+    <w:name w:val="C1CD724FDB854176975936C30515C562"/>
     <w:pPr>
       <w:spacing w:line="278" w:lineRule="auto"/>
     </w:pPr>
@@ -31688,12 +31202,12 @@
       <w:kern w:val="2"/>
       <w:sz w:val="24"/>
       <w:szCs w:val="24"/>
-      <w14:ligatures w14:val="standardContextual"/>
-    </w:rPr>
-  </w:style>
-  <w:style w:type="paragraph" w:customStyle="1" w:styleId="7FC184133E16445CA208F0E478AD45CD">
-    <w:name w:val="7FC184133E16445CA208F0E478AD45CD"/>
-    <w:rsid w:val="003768EC"/>
+      <w:lang/>
+      <w14:ligatures w14:val="standardContextual"/>
+    </w:rPr>
+  </w:style>
+  <w:style w:type="paragraph" w:customStyle="1" w:styleId="067CE0F5B1414AF090F2664D9F153C56">
+    <w:name w:val="067CE0F5B1414AF090F2664D9F153C56"/>
     <w:pPr>
       <w:spacing w:line="278" w:lineRule="auto"/>
     </w:pPr>
@@ -31701,11 +31215,12 @@
       <w:kern w:val="2"/>
       <w:sz w:val="24"/>
       <w:szCs w:val="24"/>
-      <w14:ligatures w14:val="standardContextual"/>
-    </w:rPr>
-  </w:style>
-  <w:style w:type="paragraph" w:customStyle="1" w:styleId="EFC9E7A090A04250AD62E99527EC3400">
-    <w:name w:val="EFC9E7A090A04250AD62E99527EC3400"/>
+      <w:lang/>
+      <w14:ligatures w14:val="standardContextual"/>
+    </w:rPr>
+  </w:style>
+  <w:style w:type="paragraph" w:customStyle="1" w:styleId="C0C6DCA2E42E4E4DBB88663B3ACFAE98">
+    <w:name w:val="C0C6DCA2E42E4E4DBB88663B3ACFAE98"/>
     <w:pPr>
       <w:spacing w:line="278" w:lineRule="auto"/>
     </w:pPr>
@@ -31713,12 +31228,12 @@
       <w:kern w:val="2"/>
       <w:sz w:val="24"/>
       <w:szCs w:val="24"/>
-      <w14:ligatures w14:val="standardContextual"/>
-    </w:rPr>
-  </w:style>
-  <w:style w:type="paragraph" w:customStyle="1" w:styleId="85701054D69D41C2BD908C9148E6F4EB">
-    <w:name w:val="85701054D69D41C2BD908C9148E6F4EB"/>
-    <w:rsid w:val="0055153E"/>
+      <w:lang/>
+      <w14:ligatures w14:val="standardContextual"/>
+    </w:rPr>
+  </w:style>
+  <w:style w:type="paragraph" w:customStyle="1" w:styleId="0C257D1428B04DE7A399D6D69BD76CF4">
+    <w:name w:val="0C257D1428B04DE7A399D6D69BD76CF4"/>
     <w:pPr>
       <w:spacing w:line="278" w:lineRule="auto"/>
     </w:pPr>
@@ -31726,12 +31241,12 @@
       <w:kern w:val="2"/>
       <w:sz w:val="24"/>
       <w:szCs w:val="24"/>
-      <w14:ligatures w14:val="standardContextual"/>
-    </w:rPr>
-  </w:style>
-  <w:style w:type="paragraph" w:customStyle="1" w:styleId="659AE933361246C8A828238DF52C987D">
-    <w:name w:val="659AE933361246C8A828238DF52C987D"/>
-    <w:rsid w:val="0055153E"/>
+      <w:lang/>
+      <w14:ligatures w14:val="standardContextual"/>
+    </w:rPr>
+  </w:style>
+  <w:style w:type="paragraph" w:customStyle="1" w:styleId="6E72FD76A31945ADB33323FBA103AC87">
+    <w:name w:val="6E72FD76A31945ADB33323FBA103AC87"/>
     <w:pPr>
       <w:spacing w:line="278" w:lineRule="auto"/>
     </w:pPr>
@@ -31739,12 +31254,12 @@
       <w:kern w:val="2"/>
       <w:sz w:val="24"/>
       <w:szCs w:val="24"/>
-      <w14:ligatures w14:val="standardContextual"/>
-    </w:rPr>
-  </w:style>
-  <w:style w:type="paragraph" w:customStyle="1" w:styleId="09E5604B17EA485E8EA7A79A7FF673A9">
-    <w:name w:val="09E5604B17EA485E8EA7A79A7FF673A9"/>
-    <w:rsid w:val="0055153E"/>
+      <w:lang/>
+      <w14:ligatures w14:val="standardContextual"/>
+    </w:rPr>
+  </w:style>
+  <w:style w:type="paragraph" w:customStyle="1" w:styleId="7D742D481E5A44EAA108F72FB919A500">
+    <w:name w:val="7D742D481E5A44EAA108F72FB919A500"/>
     <w:pPr>
       <w:spacing w:line="278" w:lineRule="auto"/>
     </w:pPr>
@@ -31752,12 +31267,12 @@
       <w:kern w:val="2"/>
       <w:sz w:val="24"/>
       <w:szCs w:val="24"/>
-      <w14:ligatures w14:val="standardContextual"/>
-    </w:rPr>
-  </w:style>
-  <w:style w:type="paragraph" w:customStyle="1" w:styleId="34E45D03839642CE93502D2A4DC11C14">
-    <w:name w:val="34E45D03839642CE93502D2A4DC11C14"/>
-    <w:rsid w:val="0055153E"/>
+      <w:lang/>
+      <w14:ligatures w14:val="standardContextual"/>
+    </w:rPr>
+  </w:style>
+  <w:style w:type="paragraph" w:customStyle="1" w:styleId="8725BB94805441A1A5AA8655709E8AE7">
+    <w:name w:val="8725BB94805441A1A5AA8655709E8AE7"/>
     <w:pPr>
       <w:spacing w:line="278" w:lineRule="auto"/>
     </w:pPr>
@@ -31765,12 +31280,12 @@
       <w:kern w:val="2"/>
       <w:sz w:val="24"/>
       <w:szCs w:val="24"/>
-      <w14:ligatures w14:val="standardContextual"/>
-    </w:rPr>
-  </w:style>
-  <w:style w:type="paragraph" w:customStyle="1" w:styleId="F90E8D701C384C2CA81200342F77C4DC">
-    <w:name w:val="F90E8D701C384C2CA81200342F77C4DC"/>
-    <w:rsid w:val="0055153E"/>
+      <w:lang/>
+      <w14:ligatures w14:val="standardContextual"/>
+    </w:rPr>
+  </w:style>
+  <w:style w:type="paragraph" w:customStyle="1" w:styleId="FF124920E4004690A9DA8E86EFCF7D19">
+    <w:name w:val="FF124920E4004690A9DA8E86EFCF7D19"/>
     <w:pPr>
       <w:spacing w:line="278" w:lineRule="auto"/>
     </w:pPr>
@@ -31778,12 +31293,12 @@
       <w:kern w:val="2"/>
       <w:sz w:val="24"/>
       <w:szCs w:val="24"/>
-      <w14:ligatures w14:val="standardContextual"/>
-    </w:rPr>
-  </w:style>
-  <w:style w:type="paragraph" w:customStyle="1" w:styleId="6F3F6DA25AE546BEB9DD51E23D3763A1">
-    <w:name w:val="6F3F6DA25AE546BEB9DD51E23D3763A1"/>
-    <w:rsid w:val="0055153E"/>
+      <w:lang/>
+      <w14:ligatures w14:val="standardContextual"/>
+    </w:rPr>
+  </w:style>
+  <w:style w:type="paragraph" w:customStyle="1" w:styleId="2C79A60C2C1342C9AAFEE8B641A99C16">
+    <w:name w:val="2C79A60C2C1342C9AAFEE8B641A99C16"/>
     <w:pPr>
       <w:spacing w:line="278" w:lineRule="auto"/>
     </w:pPr>
@@ -31791,12 +31306,12 @@
       <w:kern w:val="2"/>
       <w:sz w:val="24"/>
       <w:szCs w:val="24"/>
-      <w14:ligatures w14:val="standardContextual"/>
-    </w:rPr>
-  </w:style>
-  <w:style w:type="paragraph" w:customStyle="1" w:styleId="91CBE31744304E739A7BFA8B577A4B1F">
-    <w:name w:val="91CBE31744304E739A7BFA8B577A4B1F"/>
-    <w:rsid w:val="0055153E"/>
+      <w:lang/>
+      <w14:ligatures w14:val="standardContextual"/>
+    </w:rPr>
+  </w:style>
+  <w:style w:type="paragraph" w:customStyle="1" w:styleId="864FDC8F657849A2A8781EFFDD74C3AE">
+    <w:name w:val="864FDC8F657849A2A8781EFFDD74C3AE"/>
     <w:pPr>
       <w:spacing w:line="278" w:lineRule="auto"/>
     </w:pPr>
@@ -31804,12 +31319,12 @@
       <w:kern w:val="2"/>
       <w:sz w:val="24"/>
       <w:szCs w:val="24"/>
-      <w14:ligatures w14:val="standardContextual"/>
-    </w:rPr>
-  </w:style>
-  <w:style w:type="paragraph" w:customStyle="1" w:styleId="F516A79C846145FC9D415B74108B15BA">
-    <w:name w:val="F516A79C846145FC9D415B74108B15BA"/>
-    <w:rsid w:val="0055153E"/>
+      <w:lang/>
+      <w14:ligatures w14:val="standardContextual"/>
+    </w:rPr>
+  </w:style>
+  <w:style w:type="paragraph" w:customStyle="1" w:styleId="600727A5BB40437097A62364CED45251">
+    <w:name w:val="600727A5BB40437097A62364CED45251"/>
     <w:pPr>
       <w:spacing w:line="278" w:lineRule="auto"/>
     </w:pPr>
@@ -31817,6 +31332,7 @@
       <w:kern w:val="2"/>
       <w:sz w:val="24"/>
       <w:szCs w:val="24"/>
+      <w:lang/>
       <w14:ligatures w14:val="standardContextual"/>
     </w:rPr>
   </w:style>
@@ -32093,17 +31609,17 @@
 
 <file path=word/webextensions/taskpanes.xml><?xml version="1.0" encoding="utf-8"?>
 <wetp:taskpanes xmlns:wetp="http://schemas.microsoft.com/office/webextensions/taskpanes/2010/11">
-  <wetp:taskpane dockstate="right" visibility="0" width="350" row="7">
+  <wetp:taskpane dockstate="right" visibility="0" width="0" row="0">
     <wetp:webextensionref xmlns:r="http://schemas.openxmlformats.org/officeDocument/2006/relationships" r:id="rId1"/>
   </wetp:taskpane>
 </wetp:taskpanes>
 </file>
 
 <file path=word/webextensions/webextension1.xml><?xml version="1.0" encoding="utf-8"?>
-<we:webextension xmlns:we="http://schemas.microsoft.com/office/webextensions/webextension/2010/11" id="{F7F2634E-4F3F-4A1A-AD2D-4D313FFF2CC3}">
-  <we:reference id="WA200009156" version="1.0.0.7" store="Omex" storeType="OMEX"/>
+<we:webextension xmlns:we="http://schemas.microsoft.com/office/webextensions/webextension/2010/11" id="{89CEADE4-EA19-4F92-B997-4DEA4F7C444B}">
+  <we:reference id="wa200009156" version="1.0.0.7" store="Omex" storeType="OMEX"/>
   <we:alternateReferences>
-    <we:reference id="WA200009156" version="1.0.0.7" store="WA200009156" storeType="OMEX"/>
+    <we:reference id="WA200009156" version="1.0.0.7" store="Omex" storeType="OMEX"/>
   </we:alternateReferences>
   <we:properties/>
   <we:bindings/>
@@ -32112,6 +31628,335 @@
 </file>
 
 <file path=customXml/item1.xml><?xml version="1.0" encoding="utf-8"?>
+<p:properties xmlns:p="http://schemas.microsoft.com/office/2006/metadata/properties" xmlns:xsi="http://www.w3.org/2001/XMLSchema-instance" xmlns:pc="http://schemas.microsoft.com/office/infopath/2007/PartnerControls">
+  <documentManagement>
+    <Package xmlns="178f68d8-b893-4efd-8406-fab0f21873e4" xsi:nil="true"/>
+    <lcf76f155ced4ddcb4097134ff3c332f xmlns="178f68d8-b893-4efd-8406-fab0f21873e4">
+      <Terms xmlns="http://schemas.microsoft.com/office/infopath/2007/PartnerControls"/>
+    </lcf76f155ced4ddcb4097134ff3c332f>
+    <_ip_UnifiedCompliancePolicyUIAction xmlns="http://schemas.microsoft.com/sharepoint/v3" xsi:nil="true"/>
+    <TaxCatchAll xmlns="b83e059f-de16-406c-a902-3d56d4e79ec8" xsi:nil="true"/>
+    <Audience xmlns="178f68d8-b893-4efd-8406-fab0f21873e4" xsi:nil="true"/>
+    <_ip_UnifiedCompliancePolicyProperties xmlns="http://schemas.microsoft.com/sharepoint/v3" xsi:nil="true"/>
+    <DocumentType xmlns="178f68d8-b893-4efd-8406-fab0f21873e4" xsi:nil="true"/>
+  </documentManagement>
+</p:properties>
+</file>
+
+<file path=customXml/item2.xml><?xml version="1.0" encoding="utf-8"?>
+<?mso-contentType ?>
+<FormTemplates xmlns="http://schemas.microsoft.com/sharepoint/v3/contenttype/forms">
+  <Display>DocumentLibraryForm</Display>
+  <Edit>DocumentLibraryForm</Edit>
+  <New>DocumentLibraryForm</New>
+</FormTemplates>
+</file>
+
+<file path=customXml/item3.xml>��< ? x m l   v e r s i o n = " 1 . 0 "   e n c o d i n g = " u t f - 1 6 " ? > < N a v W o r d R e p o r t X m l P a r t   x m l n s = " u r n : m i c r o s o f t - d y n a m i c s - n a v / r e p o r t s / T e n a n t _ R e p o r t _ D e f a u l t s / 2 0 0 0 0 0 0 0 0 1 / " > + 
+     < B C R e p o r t I n f o r m a t i o n > + 
+         < R e p o r t M e t a d a t a > + 
+             < E x t e n s i o n I d > E x t e n s i o n   I D < / E x t e n s i o n I d > + 
+             < E x t e n s i o n N a m e > E x t e n s i o n   N a m e < / E x t e n s i o n N a m e > + 
+             < E x t e n s i o n P u b l i s h e r > E x t e n s i o n   P u b l i s h e r < / E x t e n s i o n P u b l i s h e r > + 
+             < E x t e n s i o n V e r s i o n > E x t e n s i o n   V e r s i o n < / E x t e n s i o n V e r s i o n > + 
+             < R e p o r t I d > R e p o r t   I D < / R e p o r t I d > + 
+             < R e p o r t N a m e > R e p o r t   N a m e < / R e p o r t N a m e > + 
+             < R e p o r t C a p t i o n > R e p o r t   C a p t i o n < / R e p o r t C a p t i o n > + 
+             < A b o u t T h i s R e p o r t T i t l e > A b o u t   T h i s   R e p o r t   T i t l e < / A b o u t T h i s R e p o r t T i t l e > + 
+             < A b o u t T h i s R e p o r t T e x t > A b o u t   T h i s   R e p o r t   T e x t < / A b o u t T h i s R e p o r t T e x t > + 
+             < R e p o r t H e l p L i n k > R e p o r t   H e l p   L i n k < / R e p o r t H e l p L i n k > + 
+         < / R e p o r t M e t a d a t a > + 
+         < R e p o r t R e q u e s t > + 
+             < T e n a n t E n t r a I d > T e n a n t   E n t r a   I d < / T e n a n t E n t r a I d > + 
+             < E n v i r o n m e n t N a m e > E n v i r o n m e n t   N a m e < / E n v i r o n m e n t N a m e > + 
+             < E n v i r o n m e n t T y p e > E n v i r o n m e n t   T y p e < / E n v i r o n m e n t T y p e > + 
+             < C o m p a n y N a m e > C o m p a n y   N a m e < / C o m p a n y N a m e > + 
+             < C o m p a n y D i s p l a y N a m e > C o m p a n y   D i s p l a y   N a m e < / C o m p a n y D i s p l a y N a m e > + 
+             < C o m p a n y I d > C o m p a n y   I D < / C o m p a n y I d > + 
+             < U s e r N a m e > U s e r   N a m e < / U s e r N a m e > + 
+             < D a t e A n d T i m e > D a t e   a n d   T i m e < / D a t e A n d T i m e > + 
+             < L a n g u a g e > L a n g u a g e < / L a n g u a g e > + 
+             < F o r m a t R e g i o n > F o r m a t   R e g i o n < / F o r m a t R e g i o n > + 
+             < D a t e T i m e V a l u e s > + 
+                 < Y e a r > Y e a r < / Y e a r > + 
+                 < M o n t h N u m b e r > M o n t h   N u m b e r < / M o n t h N u m b e r > + 
+                 < D a y N u m b e r > D a y   N u m b e r < / D a y N u m b e r > + 
+                 < H o u r > H o u r < / H o u r > + 
+                 < M i n u t e > M i n u t e < / M i n u t e > + 
+             < / D a t e T i m e V a l u e s > + 
+         < / R e p o r t R e q u e s t > + 
+         < C o m p a n y M e t a d a t a > + 
+             < C o m p a n y N a m e > C o m p a n y   N a m e < / C o m p a n y N a m e > + 
+             < C o m p a n y D i s p l a y N a m e > C o m p a n y   D i s p l a y   N a m e < / C o m p a n y D i s p l a y N a m e > + 
+             < C o m p a n y A d d r e s s L i n e s > + 
+                 < C o m p a n y A d d r e s s L i n e 1 > C o m p a n y   A d d r e s s   L i n e   1 < / C o m p a n y A d d r e s s L i n e 1 > + 
+                 < C o m p a n y A d d r e s s L i n e 2 > C o m p a n y   A d d r e s s   L i n e   2 < / C o m p a n y A d d r e s s L i n e 2 > + 
+                 < C o m p a n y A d d r e s s L i n e 3 > C o m p a n y   A d d r e s s   L i n e   3 < / C o m p a n y A d d r e s s L i n e 3 > + 
+                 < C o m p a n y A d d r e s s L i n e 4 > C o m p a n y   A d d r e s s   L i n e   4 < / C o m p a n y A d d r e s s L i n e 4 > + 
+                 < C o m p a n y A d d r e s s L i n e 5 > C o m p a n y   A d d r e s s   L i n e   5 < / C o m p a n y A d d r e s s L i n e 5 > + 
+                 < C o m p a n y A d d r e s s L i n e 6 > C o m p a n y   A d d r e s s   L i n e   6 < / C o m p a n y A d d r e s s L i n e 6 > + 
+                 < C o m p a n y A d d r e s s L i n e 7 > C o m p a n y   A d d r e s s   L i n e   7 < / C o m p a n y A d d r e s s L i n e 7 > + 
+                 < C o m p a n y A d d r e s s L i n e 8 > C o m p a n y   A d d r e s s   L i n e   8 < / C o m p a n y A d d r e s s L i n e 8 > + 
+             < / C o m p a n y A d d r e s s L i n e s > + 
+             < C o m p a n y P h o n e > C o m p a n y   P h o n e < / C o m p a n y P h o n e > + 
+             < C o m p a n y P h o n e C a p t i o n > C o m p a n y   P h o n e   C a p t i o n < / C o m p a n y P h o n e C a p t i o n > + 
+             < C o m p a n y F a x N o > C o m p a n y   F a x   N o . < / C o m p a n y F a x N o > + 
+             < C o m p a n y F a x N o C a p t i o n > C o m p a n y   F a x   N o .   C a p t i o n < / C o m p a n y F a x N o C a p t i o n > + 
+             < C o m p a n y E m a i l > C o m p a n y   E m a i l < / C o m p a n y E m a i l > + 
+             < C o m p a n y E m a i l C a p t i o n > C o m p a n y   E m a i l   C a p t i o n < / C o m p a n y E m a i l C a p t i o n > + 
+             < C o m p a n y H o m e P a g e > C o m p a n y   H o m e   P a g e < / C o m p a n y H o m e P a g e > + 
+             < C o m p a n y H o m e P a g e C a p t i o n > C o m p a n y   H o m e   P a g e   C a p t i o n < / C o m p a n y H o m e P a g e C a p t i o n > + 
+             < C o m p a n y L o g o > C o m p a n y   L o g o < / C o m p a n y L o g o > + 
+             < C o m p a n y V A T R e g i s t r a t i o n N o > C o m p a n y   V A T   R e g i s t r a t i o n   N o . < / C o m p a n y V A T R e g i s t r a t i o n N o > + 
+             < C o m p a n y V A T R e g i s t r a t i o n N o C a p t i o n > C o m p a n y   V A T   R e g i s t r a t i o n   N o .   C a p t i o n < / C o m p a n y V A T R e g i s t r a t i o n N o C a p t i o n > + 
+             < C o m p a n y R e g i s t r a t i o n N o > C o m p a n y   R e g i s t r a t i o n   N o . < / C o m p a n y R e g i s t r a t i o n N o > + 
+             < C o m p a n y R e g i s t r a t i o n N o C a p t i o n > C o m p a n y   R e g i s t r a t i o n   N o .   C a p t i o n < / C o m p a n y R e g i s t r a t i o n N o C a p t i o n > + 
+             < C o m p a n y B a n k N a m e > C o m p a n y   B a n k   N a m e < / C o m p a n y B a n k N a m e > + 
+             < C o m p a n y B a n k N a m e C a p t i o n > C o m p a n y   B a n k   N a m e   C a p t i o n < / C o m p a n y B a n k N a m e C a p t i o n > + 
+             < C o m p a n y B a n k A c c o u n t N o > C o m p a n y   B a n k   A c c o u n t   N o . < / C o m p a n y B a n k A c c o u n t N o > + 
+             < C o m p a n y B a n k A c c o u n t N o C a p t i o n > C o m p a n y   B a n k   A c c o u n t   N o .   C a p t i o n < / C o m p a n y B a n k A c c o u n t N o C a p t i o n > + 
+             < C o m p a n y B a n k B r a n c h N o > C o m p a n y   B a n k   B r a n c h   N o . < / C o m p a n y B a n k B r a n c h N o > + 
+             < C o m p a n y B a n k B r a n c h N o C a p t i o n > C o m p a n y   B a n k   B r a n c h   N o .   C a p t i o n < / C o m p a n y B a n k B r a n c h N o C a p t i o n > + 
+             < C o m p a n y I B A N > C o m p a n y   I B A N < / C o m p a n y I B A N > + 
+             < C o m p a n y I B A N C a p t i o n > C o m p a n y   I B A N   C a p t i o n < / C o m p a n y I B A N C a p t i o n > + 
+             < C o m p a n y B a n k S W I F T > C o m p a n y   B a n k   S W I F T < / C o m p a n y B a n k S W I F T > + 
+             < C o m p a n y B a n k S W I F T C a p t i o n > C o m p a n y   B a n k   S W I F T   C a p t i o n < / C o m p a n y B a n k S W I F T C a p t i o n > + 
+             < C o m p a n y G i r o N o > C o m p a n y   G i r o   N o . < / C o m p a n y G i r o N o > + 
+             < C o m p a n y G i r o N o C a p t i o n > C o m p a n y   G i r o   N o .   C a p t i o n < / C o m p a n y G i r o N o C a p t i o n > + 
+         < / C o m p a n y M e t a d a t a > + 
+     < / B C R e p o r t I n f o r m a t i o n > + 
+ < / N a v W o r d R e p o r t X m l P a r t > 
+</file>
+
+<file path=customXml/item4.xml><?xml version="1.0" encoding="utf-8"?>
+<b:Sources xmlns:b="http://schemas.openxmlformats.org/officeDocument/2006/bibliography" xmlns="http://schemas.openxmlformats.org/officeDocument/2006/bibliography" SelectedStyle="\APASixthEditionOfficeOnline.xsl" StyleName="APA" Version="6"/>
+</file>
+
+<file path=customXml/item5.xml>��< ? x m l   v e r s i o n = " 1 . 0 "   e n c o d i n g = " u t f - 1 6 " ? > < N a v W o r d R e p o r t X m l P a r t   x m l n s = " u r n : m i c r o s o f t - d y n a m i c s - b u s i n e s s c e n t r a l / i n t e r n a l / e x t e n d e d / r e p o r t s / T e n a n t _ R e p o r t _ D e f a u l t s / 2 0 0 0 0 0 0 0 0 1 / " > + 
+     < B C R e p o r t I n f o r m a t i o n > + 
+         < R e p o r t M e t a d a t a > + 
+             < E x t e n s i o n I d > E x t e n s i o n   I D < / E x t e n s i o n I d > + 
+             < E x t e n s i o n N a m e > E x t e n s i o n   N a m e < / E x t e n s i o n N a m e > + 
+             < E x t e n s i o n P u b l i s h e r > E x t e n s i o n   P u b l i s h e r < / E x t e n s i o n P u b l i s h e r > + 
+             < E x t e n s i o n V e r s i o n > E x t e n s i o n   V e r s i o n < / E x t e n s i o n V e r s i o n > + 
+             < R e p o r t I d > R e p o r t   I D < / R e p o r t I d > + 
+             < R e p o r t N a m e > R e p o r t   N a m e < / R e p o r t N a m e > + 
+             < R e p o r t C a p t i o n > R e p o r t   C a p t i o n < / R e p o r t C a p t i o n > + 
+             < A b o u t T h i s R e p o r t T i t l e > A b o u t   T h i s   R e p o r t   T i t l e < / A b o u t T h i s R e p o r t T i t l e > + 
+             < A b o u t T h i s R e p o r t T e x t > A b o u t   T h i s   R e p o r t   T e x t < / A b o u t T h i s R e p o r t T e x t > + 
+             < R e p o r t H e l p L i n k > R e p o r t   H e l p   L i n k < / R e p o r t H e l p L i n k > + 
+         < / R e p o r t M e t a d a t a > + 
+         < R e p o r t R e q u e s t > + 
+             < T e n a n t E n t r a I d > T e n a n t   E n t r a   I d < / T e n a n t E n t r a I d > + 
+             < E n v i r o n m e n t N a m e > E n v i r o n m e n t   N a m e < / E n v i r o n m e n t N a m e > + 
+             < E n v i r o n m e n t T y p e > E n v i r o n m e n t   T y p e < / E n v i r o n m e n t T y p e > + 
+             < C o m p a n y N a m e > C o m p a n y   N a m e < / C o m p a n y N a m e > + 
+             < C o m p a n y D i s p l a y N a m e > C o m p a n y   D i s p l a y   N a m e < / C o m p a n y D i s p l a y N a m e > + 
+             < C o m p a n y I d > C o m p a n y   I D < / C o m p a n y I d > + 
+             < U s e r N a m e > U s e r   N a m e < / U s e r N a m e > + 
+             < D a t e A n d T i m e > D a t e   a n d   T i m e < / D a t e A n d T i m e > + 
+             < L a n g u a g e > L a n g u a g e < / L a n g u a g e > + 
+             < F o r m a t R e g i o n > F o r m a t   R e g i o n < / F o r m a t R e g i o n > + 
+             < D a t e T i m e V a l u e s > + 
+                 < Y e a r > Y e a r < / Y e a r > + 
+                 < M o n t h N u m b e r > M o n t h   N u m b e r < / M o n t h N u m b e r > + 
+                 < D a y N u m b e r > D a y   N u m b e r < / D a y N u m b e r > + 
+                 < H o u r > H o u r < / H o u r > + 
+                 < M i n u t e > M i n u t e < / M i n u t e > + 
+             < / D a t e T i m e V a l u e s > + 
+         < / R e p o r t R e q u e s t > + 
+         < C o m p a n y M e t a d a t a > + 
+             < C o m p a n y N a m e > C o m p a n y   N a m e < / C o m p a n y N a m e > + 
+             < C o m p a n y D i s p l a y N a m e > C o m p a n y   D i s p l a y   N a m e < / C o m p a n y D i s p l a y N a m e > + 
+             < C o m p a n y A d d r e s s L i n e s > + 
+                 < C o m p a n y A d d r e s s L i n e 1 > C o m p a n y   A d d r e s s   L i n e   1 < / C o m p a n y A d d r e s s L i n e 1 > + 
+                 < C o m p a n y A d d r e s s L i n e 2 > C o m p a n y   A d d r e s s   L i n e   2 < / C o m p a n y A d d r e s s L i n e 2 > + 
+                 < C o m p a n y A d d r e s s L i n e 3 > C o m p a n y   A d d r e s s   L i n e   3 < / C o m p a n y A d d r e s s L i n e 3 > + 
+                 < C o m p a n y A d d r e s s L i n e 4 > C o m p a n y   A d d r e s s   L i n e   4 < / C o m p a n y A d d r e s s L i n e 4 > + 
+                 < C o m p a n y A d d r e s s L i n e 5 > C o m p a n y   A d d r e s s   L i n e   5 < / C o m p a n y A d d r e s s L i n e 5 > + 
+                 < C o m p a n y A d d r e s s L i n e 6 > C o m p a n y   A d d r e s s   L i n e   6 < / C o m p a n y A d d r e s s L i n e 6 > + 
+                 < C o m p a n y A d d r e s s L i n e 7 > C o m p a n y   A d d r e s s   L i n e   7 < / C o m p a n y A d d r e s s L i n e 7 > + 
+                 < C o m p a n y A d d r e s s L i n e 8 > C o m p a n y   A d d r e s s   L i n e   8 < / C o m p a n y A d d r e s s L i n e 8 > + 
+             < / C o m p a n y A d d r e s s L i n e s > + 
+             < C o m p a n y P h o n e > C o m p a n y   P h o n e < / C o m p a n y P h o n e > + 
+             < C o m p a n y P h o n e C a p t i o n > C o m p a n y   P h o n e   C a p t i o n < / C o m p a n y P h o n e C a p t i o n > + 
+             < C o m p a n y F a x N o > C o m p a n y   F a x   N o . < / C o m p a n y F a x N o > + 
+             < C o m p a n y F a x N o C a p t i o n > C o m p a n y   F a x   N o .   C a p t i o n < / C o m p a n y F a x N o C a p t i o n > + 
+             < C o m p a n y E m a i l > C o m p a n y   E m a i l < / C o m p a n y E m a i l > + 
+             < C o m p a n y E m a i l C a p t i o n > C o m p a n y   E m a i l   C a p t i o n < / C o m p a n y E m a i l C a p t i o n > + 
+             < C o m p a n y H o m e P a g e > C o m p a n y   H o m e   P a g e < / C o m p a n y H o m e P a g e > + 
+             < C o m p a n y H o m e P a g e C a p t i o n > C o m p a n y   H o m e   P a g e   C a p t i o n < / C o m p a n y H o m e P a g e C a p t i o n > + 
+             < C o m p a n y L o g o > C o m p a n y   L o g o < / C o m p a n y L o g o > + 
+             < C o m p a n y V A T R e g i s t r a t i o n N o > C o m p a n y   V A T   R e g i s t r a t i o n   N o . < / C o m p a n y V A T R e g i s t r a t i o n N o > + 
+             < C o m p a n y V A T R e g i s t r a t i o n N o C a p t i o n > C o m p a n y   V A T   R e g i s t r a t i o n   N o .   C a p t i o n < / C o m p a n y V A T R e g i s t r a t i o n N o C a p t i o n > + 
+             < C o m p a n y R e g i s t r a t i o n N o > C o m p a n y   R e g i s t r a t i o n   N o . < / C o m p a n y R e g i s t r a t i o n N o > + 
+             < C o m p a n y R e g i s t r a t i o n N o C a p t i o n > C o m p a n y   R e g i s t r a t i o n   N o .   C a p t i o n < / C o m p a n y R e g i s t r a t i o n N o C a p t i o n > + 
+             < C o m p a n y B a n k N a m e > C o m p a n y   B a n k   N a m e < / C o m p a n y B a n k N a m e > + 
+             < C o m p a n y B a n k N a m e C a p t i o n > C o m p a n y   B a n k   N a m e   C a p t i o n < / C o m p a n y B a n k N a m e C a p t i o n > + 
+             < C o m p a n y B a n k A c c o u n t N o > C o m p a n y   B a n k   A c c o u n t   N o . < / C o m p a n y B a n k A c c o u n t N o > + 
+             < C o m p a n y B a n k A c c o u n t N o C a p t i o n > C o m p a n y   B a n k   A c c o u n t   N o .   C a p t i o n < / C o m p a n y B a n k A c c o u n t N o C a p t i o n > + 
+             < C o m p a n y B a n k B r a n c h N o > C o m p a n y   B a n k   B r a n c h   N o . < / C o m p a n y B a n k B r a n c h N o > + 
+             < C o m p a n y B a n k B r a n c h N o C a p t i o n > C o m p a n y   B a n k   B r a n c h   N o .   C a p t i o n < / C o m p a n y B a n k B r a n c h N o C a p t i o n > + 
+             < C o m p a n y I B A N > C o m p a n y   I B A N < / C o m p a n y I B A N > + 
+             < C o m p a n y I B A N C a p t i o n > C o m p a n y   I B A N   C a p t i o n < / C o m p a n y I B A N C a p t i o n > + 
+             < C o m p a n y B a n k S W I F T > C o m p a n y   B a n k   S W I F T < / C o m p a n y B a n k S W I F T > + 
+             < C o m p a n y B a n k S W I F T C a p t i o n > C o m p a n y   B a n k   S W I F T   C a p t i o n < / C o m p a n y B a n k S W I F T C a p t i o n > + 
+             < C o m p a n y G i r o N o > C o m p a n y   G i r o   N o . < / C o m p a n y G i r o N o > + 
+             < C o m p a n y G i r o N o C a p t i o n > C o m p a n y   G i r o   N o .   C a p t i o n < / C o m p a n y G i r o N o C a p t i o n > + 
+         < / C o m p a n y M e t a d a t a > + 
+     < / B C R e p o r t I n f o r m a t i o n > + 
+     < T o o l t i p s / > + 
+ < / N a v W o r d R e p o r t X m l P a r t > 
+</file>
+
+<file path=customXml/item6.xml><?xml version="1.0" encoding="utf-8"?>
 <ct:contentTypeSchema xmlns:ct="http://schemas.microsoft.com/office/2006/metadata/contentType" xmlns:ma="http://schemas.microsoft.com/office/2006/metadata/properties/metaAttributes" ct:_="" ma:_="" ma:contentTypeName="Document" ma:contentTypeID="0x0101001DCAE6B6EBFA5442B0B9E84E60AFF245" ma:contentTypeVersion="18" ma:contentTypeDescription="Create a new document." ma:contentTypeScope="" ma:versionID="69eec3b24558e1297a79cd42e69b0397">
   <xsd:schema xmlns:xsd="http://www.w3.org/2001/XMLSchema" xmlns:xs="http://www.w3.org/2001/XMLSchema" xmlns:p="http://schemas.microsoft.com/office/2006/metadata/properties" xmlns:ns1="http://schemas.microsoft.com/sharepoint/v3" xmlns:ns2="178f68d8-b893-4efd-8406-fab0f21873e4" xmlns:ns3="b83e059f-de16-406c-a902-3d56d4e79ec8" targetNamespace="http://schemas.microsoft.com/office/2006/metadata/properties" ma:root="true" ma:fieldsID="0f52a3acd42ec0bd0d267ba89c916a39" ns1:_="" ns2:_="" ns3:_="">
     <xsd:import namespace="http://schemas.microsoft.com/sharepoint/v3"/>
@@ -32377,336 +32222,51 @@
 </ct:contentTypeSchema>
 </file>
 
-<file path=customXml/item2.xml><?xml version="1.0" encoding="utf-8"?>
-<b:Sources xmlns:b="http://schemas.openxmlformats.org/officeDocument/2006/bibliography" xmlns="http://schemas.openxmlformats.org/officeDocument/2006/bibliography" SelectedStyle="\APASixthEditionOfficeOnline.xsl" StyleName="APA" Version="6"/>
+<file path=customXml/itemProps1.xml><?xml version="1.0" encoding="utf-8"?>
+<ds:datastoreItem xmlns:ds="http://schemas.openxmlformats.org/officeDocument/2006/customXml" ds:itemID="{A86F1D83-C9A8-49B5-A7A4-4B754CFBD1D9}">
+  <ds:schemaRefs>
+    <ds:schemaRef ds:uri="http://schemas.microsoft.com/office/2006/metadata/properties"/>
+    <ds:schemaRef ds:uri="http://schemas.microsoft.com/office/infopath/2007/PartnerControls"/>
+    <ds:schemaRef ds:uri="178f68d8-b893-4efd-8406-fab0f21873e4"/>
+    <ds:schemaRef ds:uri="http://schemas.microsoft.com/sharepoint/v3"/>
+    <ds:schemaRef ds:uri="b83e059f-de16-406c-a902-3d56d4e79ec8"/>
+  </ds:schemaRefs>
+</ds:datastoreItem>
 </file>
 
-<file path=customXml/item3.xml>��< ? x m l   v e r s i o n = " 1 . 0 "   e n c o d i n g = " u t f - 1 6 " ? > < N a v W o r d R e p o r t X m l P a r t   x m l n s = " u r n : m i c r o s o f t - d y n a m i c s - n a v / r e p o r t s / T e n a n t _ R e p o r t _ D e f a u l t s / 2 0 0 0 0 0 0 0 0 1 / " > - 
-     < B C R e p o r t I n f o r m a t i o n > - 
-         < R e p o r t M e t a d a t a > - 
-             < E x t e n s i o n I d > E x t e n s i o n   I D < / E x t e n s i o n I d > - 
-             < E x t e n s i o n N a m e > E x t e n s i o n   N a m e < / E x t e n s i o n N a m e > - 
-             < E x t e n s i o n P u b l i s h e r > E x t e n s i o n   P u b l i s h e r < / E x t e n s i o n P u b l i s h e r > - 
-             < E x t e n s i o n V e r s i o n > E x t e n s i o n   V e r s i o n < / E x t e n s i o n V e r s i o n > - 
-             < R e p o r t I d > R e p o r t   I D < / R e p o r t I d > - 
-             < R e p o r t N a m e > R e p o r t   N a m e < / R e p o r t N a m e > - 
-             < R e p o r t C a p t i o n > R e p o r t   C a p t i o n < / R e p o r t C a p t i o n > - 
-             < A b o u t T h i s R e p o r t T i t l e > A b o u t   T h i s   R e p o r t   T i t l e < / A b o u t T h i s R e p o r t T i t l e > - 
-             < A b o u t T h i s R e p o r t T e x t > A b o u t   T h i s   R e p o r t   T e x t < / A b o u t T h i s R e p o r t T e x t > - 
-             < R e p o r t H e l p L i n k > R e p o r t   H e l p   L i n k < / R e p o r t H e l p L i n k > - 
-         < / R e p o r t M e t a d a t a > - 
-         < R e p o r t R e q u e s t > - 
-             < T e n a n t E n t r a I d > T e n a n t   E n t r a   I d < / T e n a n t E n t r a I d > - 
-             < E n v i r o n m e n t N a m e > E n v i r o n m e n t   N a m e < / E n v i r o n m e n t N a m e > - 
-             < E n v i r o n m e n t T y p e > E n v i r o n m e n t   T y p e < / E n v i r o n m e n t T y p e > - 
-             < C o m p a n y N a m e > C o m p a n y   N a m e < / C o m p a n y N a m e > - 
-             < C o m p a n y D i s p l a y N a m e > C o m p a n y   D i s p l a y   N a m e < / C o m p a n y D i s p l a y N a m e > - 
-             < C o m p a n y I d > C o m p a n y   I D < / C o m p a n y I d > - 
-             < U s e r N a m e > U s e r   N a m e < / U s e r N a m e > - 
-             < D a t e A n d T i m e > D a t e   a n d   T i m e < / D a t e A n d T i m e > - 
-             < L a n g u a g e > L a n g u a g e < / L a n g u a g e > - 
-             < F o r m a t R e g i o n > F o r m a t   R e g i o n < / F o r m a t R e g i o n > - 
-             < D a t e T i m e V a l u e s > - 
-                 < Y e a r > Y e a r < / Y e a r > - 
-                 < M o n t h N u m b e r > M o n t h   N u m b e r < / M o n t h N u m b e r > - 
-                 < D a y N u m b e r > D a y   N u m b e r < / D a y N u m b e r > - 
-                 < H o u r > H o u r < / H o u r > - 
-                 < M i n u t e > M i n u t e < / M i n u t e > - 
-             < / D a t e T i m e V a l u e s > - 
-         < / R e p o r t R e q u e s t > - 
-         < C o m p a n y M e t a d a t a > - 
-             < C o m p a n y N a m e > C o m p a n y   N a m e < / C o m p a n y N a m e > - 
-             < C o m p a n y D i s p l a y N a m e > C o m p a n y   D i s p l a y   N a m e < / C o m p a n y D i s p l a y N a m e > - 
-             < C o m p a n y A d d r e s s L i n e s > - 
-                 < C o m p a n y A d d r e s s L i n e 1 > C o m p a n y   A d d r e s s   L i n e   1 < / C o m p a n y A d d r e s s L i n e 1 > - 
-                 < C o m p a n y A d d r e s s L i n e 2 > C o m p a n y   A d d r e s s   L i n e   2 < / C o m p a n y A d d r e s s L i n e 2 > - 
-                 < C o m p a n y A d d r e s s L i n e 3 > C o m p a n y   A d d r e s s   L i n e   3 < / C o m p a n y A d d r e s s L i n e 3 > - 
-                 < C o m p a n y A d d r e s s L i n e 4 > C o m p a n y   A d d r e s s   L i n e   4 < / C o m p a n y A d d r e s s L i n e 4 > - 
-                 < C o m p a n y A d d r e s s L i n e 5 > C o m p a n y   A d d r e s s   L i n e   5 < / C o m p a n y A d d r e s s L i n e 5 > - 
-                 < C o m p a n y A d d r e s s L i n e 6 > C o m p a n y   A d d r e s s   L i n e   6 < / C o m p a n y A d d r e s s L i n e 6 > - 
-                 < C o m p a n y A d d r e s s L i n e 7 > C o m p a n y   A d d r e s s   L i n e   7 < / C o m p a n y A d d r e s s L i n e 7 > - 
-                 < C o m p a n y A d d r e s s L i n e 8 > C o m p a n y   A d d r e s s   L i n e   8 < / C o m p a n y A d d r e s s L i n e 8 > - 
-             < / C o m p a n y A d d r e s s L i n e s > - 
-             < C o m p a n y P h o n e > C o m p a n y   P h o n e < / C o m p a n y P h o n e > - 
-             < C o m p a n y P h o n e C a p t i o n > C o m p a n y   P h o n e   C a p t i o n < / C o m p a n y P h o n e C a p t i o n > - 
-             < C o m p a n y F a x N o > C o m p a n y   F a x   N o . < / C o m p a n y F a x N o > - 
-             < C o m p a n y F a x N o C a p t i o n > C o m p a n y   F a x   N o .   C a p t i o n < / C o m p a n y F a x N o C a p t i o n > - 
-             < C o m p a n y E m a i l > C o m p a n y   E m a i l < / C o m p a n y E m a i l > - 
-             < C o m p a n y E m a i l C a p t i o n > C o m p a n y   E m a i l   C a p t i o n < / C o m p a n y E m a i l C a p t i o n > - 
-             < C o m p a n y H o m e P a g e > C o m p a n y   H o m e   P a g e < / C o m p a n y H o m e P a g e > - 
-             < C o m p a n y H o m e P a g e C a p t i o n > C o m p a n y   H o m e   P a g e   C a p t i o n < / C o m p a n y H o m e P a g e C a p t i o n > - 
-             < C o m p a n y L o g o > C o m p a n y   L o g o < / C o m p a n y L o g o > - 
-             < C o m p a n y V A T R e g i s t r a t i o n N o > C o m p a n y   V A T   R e g i s t r a t i o n   N o . < / C o m p a n y V A T R e g i s t r a t i o n N o > - 
-             < C o m p a n y V A T R e g i s t r a t i o n N o C a p t i o n > C o m p a n y   V A T   R e g i s t r a t i o n   N o .   C a p t i o n < / C o m p a n y V A T R e g i s t r a t i o n N o C a p t i o n > - 
-             < C o m p a n y R e g i s t r a t i o n N o > C o m p a n y   R e g i s t r a t i o n   N o . < / C o m p a n y R e g i s t r a t i o n N o > - 
-             < C o m p a n y R e g i s t r a t i o n N o C a p t i o n > C o m p a n y   R e g i s t r a t i o n   N o .   C a p t i o n < / C o m p a n y R e g i s t r a t i o n N o C a p t i o n > - 
-             < C o m p a n y B a n k N a m e > C o m p a n y   B a n k   N a m e < / C o m p a n y B a n k N a m e > - 
-             < C o m p a n y B a n k N a m e C a p t i o n > C o m p a n y   B a n k   N a m e   C a p t i o n < / C o m p a n y B a n k N a m e C a p t i o n > - 
-             < C o m p a n y B a n k A c c o u n t N o > C o m p a n y   B a n k   A c c o u n t   N o . < / C o m p a n y B a n k A c c o u n t N o > - 
-             < C o m p a n y B a n k A c c o u n t N o C a p t i o n > C o m p a n y   B a n k   A c c o u n t   N o .   C a p t i o n < / C o m p a n y B a n k A c c o u n t N o C a p t i o n > - 
-             < C o m p a n y B a n k B r a n c h N o > C o m p a n y   B a n k   B r a n c h   N o . < / C o m p a n y B a n k B r a n c h N o > - 
-             < C o m p a n y B a n k B r a n c h N o C a p t i o n > C o m p a n y   B a n k   B r a n c h   N o .   C a p t i o n < / C o m p a n y B a n k B r a n c h N o C a p t i o n > - 
-             < C o m p a n y I B A N > C o m p a n y   I B A N < / C o m p a n y I B A N > - 
-             < C o m p a n y I B A N C a p t i o n > C o m p a n y   I B A N   C a p t i o n < / C o m p a n y I B A N C a p t i o n > - 
-             < C o m p a n y B a n k S W I F T > C o m p a n y   B a n k   S W I F T < / C o m p a n y B a n k S W I F T > - 
-             < C o m p a n y B a n k S W I F T C a p t i o n > C o m p a n y   B a n k   S W I F T   C a p t i o n < / C o m p a n y B a n k S W I F T C a p t i o n > - 
-             < C o m p a n y G i r o N o > C o m p a n y   G i r o   N o . < / C o m p a n y G i r o N o > - 
-             < C o m p a n y G i r o N o C a p t i o n > C o m p a n y   G i r o   N o .   C a p t i o n < / C o m p a n y G i r o N o C a p t i o n > - 
-         < / C o m p a n y M e t a d a t a > - 
-     < / B C R e p o r t I n f o r m a t i o n > - 
- < / N a v W o r d R e p o r t X m l P a r t > 
+<file path=customXml/itemProps2.xml><?xml version="1.0" encoding="utf-8"?>
+<ds:datastoreItem xmlns:ds="http://schemas.openxmlformats.org/officeDocument/2006/customXml" ds:itemID="{7AEC2198-F042-4C71-9FA1-0766E4DE10D1}">
+  <ds:schemaRefs>
+    <ds:schemaRef ds:uri="http://schemas.microsoft.com/sharepoint/v3/contenttype/forms"/>
+  </ds:schemaRefs>
+</ds:datastoreItem>
 </file>
 
-<file path=customXml/item4.xml><?xml version="1.0" encoding="utf-8"?>
-<?mso-contentType ?>
-<FormTemplates xmlns="http://schemas.microsoft.com/sharepoint/v3/contenttype/forms">
-  <Display>DocumentLibraryForm</Display>
-  <Edit>DocumentLibraryForm</Edit>
-  <New>DocumentLibraryForm</New>
-</FormTemplates>
+<file path=customXml/itemProps3.xml><?xml version="1.0" encoding="utf-8"?>
+<ds:datastoreItem xmlns:ds="http://schemas.openxmlformats.org/officeDocument/2006/customXml" ds:itemID="{20B1C7BE-CC2E-41B2-B1D5-B0B8F36428EB}">
+  <ds:schemaRefs>
+    <ds:schemaRef ds:uri="urn:microsoft-dynamics-nav/reports/Tenant_Report_Defaults/2000000001/"/>
+  </ds:schemaRefs>
+</ds:datastoreItem>
 </file>
 
-<file path=customXml/item5.xml>��< ? x m l   v e r s i o n = " 1 . 0 "   e n c o d i n g = " u t f - 1 6 " ? > < N a v W o r d R e p o r t X m l P a r t   x m l n s = " u r n : m i c r o s o f t - d y n a m i c s - b u s i n e s s c e n t r a l / i n t e r n a l / e x t e n d e d / r e p o r t s / T e n a n t _ R e p o r t _ D e f a u l t s / 2 0 0 0 0 0 0 0 0 1 / " > - 
-     < B C R e p o r t I n f o r m a t i o n > - 
-         < R e p o r t M e t a d a t a > - 
-             < E x t e n s i o n I d > E x t e n s i o n   I D < / E x t e n s i o n I d > - 
-             < E x t e n s i o n N a m e > E x t e n s i o n   N a m e < / E x t e n s i o n N a m e > - 
-             < E x t e n s i o n P u b l i s h e r > E x t e n s i o n   P u b l i s h e r < / E x t e n s i o n P u b l i s h e r > - 
-             < E x t e n s i o n V e r s i o n > E x t e n s i o n   V e r s i o n < / E x t e n s i o n V e r s i o n > - 
-             < R e p o r t I d > R e p o r t   I D < / R e p o r t I d > - 
-             < R e p o r t N a m e > R e p o r t   N a m e < / R e p o r t N a m e > - 
-             < R e p o r t C a p t i o n > R e p o r t   C a p t i o n < / R e p o r t C a p t i o n > - 
-             < A b o u t T h i s R e p o r t T i t l e > A b o u t   T h i s   R e p o r t   T i t l e < / A b o u t T h i s R e p o r t T i t l e > - 
-             < A b o u t T h i s R e p o r t T e x t > A b o u t   T h i s   R e p o r t   T e x t < / A b o u t T h i s R e p o r t T e x t > - 
-             < R e p o r t H e l p L i n k > R e p o r t   H e l p   L i n k < / R e p o r t H e l p L i n k > - 
-         < / R e p o r t M e t a d a t a > - 
-         < R e p o r t R e q u e s t > - 
-             < T e n a n t E n t r a I d > T e n a n t   E n t r a   I d < / T e n a n t E n t r a I d > - 
-             < E n v i r o n m e n t N a m e > E n v i r o n m e n t   N a m e < / E n v i r o n m e n t N a m e > - 
-             < E n v i r o n m e n t T y p e > E n v i r o n m e n t   T y p e < / E n v i r o n m e n t T y p e > - 
-             < C o m p a n y N a m e > C o m p a n y   N a m e < / C o m p a n y N a m e > - 
-             < C o m p a n y D i s p l a y N a m e > C o m p a n y   D i s p l a y   N a m e < / C o m p a n y D i s p l a y N a m e > - 
-             < C o m p a n y I d > C o m p a n y   I D < / C o m p a n y I d > - 
-             < U s e r N a m e > U s e r   N a m e < / U s e r N a m e > - 
-             < D a t e A n d T i m e > D a t e   a n d   T i m e < / D a t e A n d T i m e > - 
-             < L a n g u a g e > L a n g u a g e < / L a n g u a g e > - 
-             < F o r m a t R e g i o n > F o r m a t   R e g i o n < / F o r m a t R e g i o n > - 
-             < D a t e T i m e V a l u e s > - 
-                 < Y e a r > Y e a r < / Y e a r > - 
-                 < M o n t h N u m b e r > M o n t h   N u m b e r < / M o n t h N u m b e r > - 
-                 < D a y N u m b e r > D a y   N u m b e r < / D a y N u m b e r > - 
-                 < H o u r > H o u r < / H o u r > - 
-                 < M i n u t e > M i n u t e < / M i n u t e > - 
-             < / D a t e T i m e V a l u e s > - 
-         < / R e p o r t R e q u e s t > - 
-         < C o m p a n y M e t a d a t a > - 
-             < C o m p a n y N a m e > C o m p a n y   N a m e < / C o m p a n y N a m e > - 
-             < C o m p a n y D i s p l a y N a m e > C o m p a n y   D i s p l a y   N a m e < / C o m p a n y D i s p l a y N a m e > - 
-             < C o m p a n y A d d r e s s L i n e s > - 
-                 < C o m p a n y A d d r e s s L i n e 1 > C o m p a n y   A d d r e s s   L i n e   1 < / C o m p a n y A d d r e s s L i n e 1 > - 
-                 < C o m p a n y A d d r e s s L i n e 2 > C o m p a n y   A d d r e s s   L i n e   2 < / C o m p a n y A d d r e s s L i n e 2 > - 
-                 < C o m p a n y A d d r e s s L i n e 3 > C o m p a n y   A d d r e s s   L i n e   3 < / C o m p a n y A d d r e s s L i n e 3 > - 
-                 < C o m p a n y A d d r e s s L i n e 4 > C o m p a n y   A d d r e s s   L i n e   4 < / C o m p a n y A d d r e s s L i n e 4 > - 
-                 < C o m p a n y A d d r e s s L i n e 5 > C o m p a n y   A d d r e s s   L i n e   5 < / C o m p a n y A d d r e s s L i n e 5 > - 
-                 < C o m p a n y A d d r e s s L i n e 6 > C o m p a n y   A d d r e s s   L i n e   6 < / C o m p a n y A d d r e s s L i n e 6 > - 
-                 < C o m p a n y A d d r e s s L i n e 7 > C o m p a n y   A d d r e s s   L i n e   7 < / C o m p a n y A d d r e s s L i n e 7 > - 
-                 < C o m p a n y A d d r e s s L i n e 8 > C o m p a n y   A d d r e s s   L i n e   8 < / C o m p a n y A d d r e s s L i n e 8 > - 
-             < / C o m p a n y A d d r e s s L i n e s > - 
-             < C o m p a n y P h o n e > C o m p a n y   P h o n e < / C o m p a n y P h o n e > - 
-             < C o m p a n y P h o n e C a p t i o n > C o m p a n y   P h o n e   C a p t i o n < / C o m p a n y P h o n e C a p t i o n > - 
-             < C o m p a n y F a x N o > C o m p a n y   F a x   N o . < / C o m p a n y F a x N o > - 
-             < C o m p a n y F a x N o C a p t i o n > C o m p a n y   F a x   N o .   C a p t i o n < / C o m p a n y F a x N o C a p t i o n > - 
-             < C o m p a n y E m a i l > C o m p a n y   E m a i l < / C o m p a n y E m a i l > - 
-             < C o m p a n y E m a i l C a p t i o n > C o m p a n y   E m a i l   C a p t i o n < / C o m p a n y E m a i l C a p t i o n > - 
-             < C o m p a n y H o m e P a g e > C o m p a n y   H o m e   P a g e < / C o m p a n y H o m e P a g e > - 
-             < C o m p a n y H o m e P a g e C a p t i o n > C o m p a n y   H o m e   P a g e   C a p t i o n < / C o m p a n y H o m e P a g e C a p t i o n > - 
-             < C o m p a n y L o g o > C o m p a n y   L o g o < / C o m p a n y L o g o > - 
-             < C o m p a n y V A T R e g i s t r a t i o n N o > C o m p a n y   V A T   R e g i s t r a t i o n   N o . < / C o m p a n y V A T R e g i s t r a t i o n N o > - 
-             < C o m p a n y V A T R e g i s t r a t i o n N o C a p t i o n > C o m p a n y   V A T   R e g i s t r a t i o n   N o .   C a p t i o n < / C o m p a n y V A T R e g i s t r a t i o n N o C a p t i o n > - 
-             < C o m p a n y R e g i s t r a t i o n N o > C o m p a n y   R e g i s t r a t i o n   N o . < / C o m p a n y R e g i s t r a t i o n N o > - 
-             < C o m p a n y R e g i s t r a t i o n N o C a p t i o n > C o m p a n y   R e g i s t r a t i o n   N o .   C a p t i o n < / C o m p a n y R e g i s t r a t i o n N o C a p t i o n > - 
-             < C o m p a n y B a n k N a m e > C o m p a n y   B a n k   N a m e < / C o m p a n y B a n k N a m e > - 
-             < C o m p a n y B a n k N a m e C a p t i o n > C o m p a n y   B a n k   N a m e   C a p t i o n < / C o m p a n y B a n k N a m e C a p t i o n > - 
-             < C o m p a n y B a n k A c c o u n t N o > C o m p a n y   B a n k   A c c o u n t   N o . < / C o m p a n y B a n k A c c o u n t N o > - 
-             < C o m p a n y B a n k A c c o u n t N o C a p t i o n > C o m p a n y   B a n k   A c c o u n t   N o .   C a p t i o n < / C o m p a n y B a n k A c c o u n t N o C a p t i o n > - 
-             < C o m p a n y B a n k B r a n c h N o > C o m p a n y   B a n k   B r a n c h   N o . < / C o m p a n y B a n k B r a n c h N o > - 
-             < C o m p a n y B a n k B r a n c h N o C a p t i o n > C o m p a n y   B a n k   B r a n c h   N o .   C a p t i o n < / C o m p a n y B a n k B r a n c h N o C a p t i o n > - 
-             < C o m p a n y I B A N > C o m p a n y   I B A N < / C o m p a n y I B A N > - 
-             < C o m p a n y I B A N C a p t i o n > C o m p a n y   I B A N   C a p t i o n < / C o m p a n y I B A N C a p t i o n > - 
-             < C o m p a n y B a n k S W I F T > C o m p a n y   B a n k   S W I F T < / C o m p a n y B a n k S W I F T > - 
-             < C o m p a n y B a n k S W I F T C a p t i o n > C o m p a n y   B a n k   S W I F T   C a p t i o n < / C o m p a n y B a n k S W I F T C a p t i o n > - 
-             < C o m p a n y G i r o N o > C o m p a n y   G i r o   N o . < / C o m p a n y G i r o N o > - 
-             < C o m p a n y G i r o N o C a p t i o n > C o m p a n y   G i r o   N o .   C a p t i o n < / C o m p a n y G i r o N o C a p t i o n > - 
-         < / C o m p a n y M e t a d a t a > - 
-     < / B C R e p o r t I n f o r m a t i o n > - 
-     < T o o l t i p s / > - 
- < / N a v W o r d R e p o r t X m l P a r t > 
+<file path=customXml/itemProps4.xml><?xml version="1.0" encoding="utf-8"?>
+<ds:datastoreItem xmlns:ds="http://schemas.openxmlformats.org/officeDocument/2006/customXml" ds:itemID="{89DB96BF-8133-438A-AAD3-A3C21079AEB1}">
+  <ds:schemaRefs>
+    <ds:schemaRef ds:uri="http://schemas.openxmlformats.org/officeDocument/2006/bibliography"/>
+  </ds:schemaRefs>
+</ds:datastoreItem>
 </file>
 
-<file path=customXml/item6.xml><?xml version="1.0" encoding="utf-8"?>
-<p:properties xmlns:p="http://schemas.microsoft.com/office/2006/metadata/properties" xmlns:xsi="http://www.w3.org/2001/XMLSchema-instance" xmlns:pc="http://schemas.microsoft.com/office/infopath/2007/PartnerControls">
-  <documentManagement>
-    <Package xmlns="178f68d8-b893-4efd-8406-fab0f21873e4" xsi:nil="true"/>
-    <lcf76f155ced4ddcb4097134ff3c332f xmlns="178f68d8-b893-4efd-8406-fab0f21873e4">
-      <Terms xmlns="http://schemas.microsoft.com/office/infopath/2007/PartnerControls"/>
-    </lcf76f155ced4ddcb4097134ff3c332f>
-    <_ip_UnifiedCompliancePolicyUIAction xmlns="http://schemas.microsoft.com/sharepoint/v3" xsi:nil="true"/>
-    <TaxCatchAll xmlns="b83e059f-de16-406c-a902-3d56d4e79ec8" xsi:nil="true"/>
-    <Audience xmlns="178f68d8-b893-4efd-8406-fab0f21873e4" xsi:nil="true"/>
-    <_ip_UnifiedCompliancePolicyProperties xmlns="http://schemas.microsoft.com/sharepoint/v3" xsi:nil="true"/>
-    <DocumentType xmlns="178f68d8-b893-4efd-8406-fab0f21873e4" xsi:nil="true"/>
-  </documentManagement>
-</p:properties>
+<file path=customXml/itemProps5.xml><?xml version="1.0" encoding="utf-8"?>
+<ds:datastoreItem xmlns:ds="http://schemas.openxmlformats.org/officeDocument/2006/customXml" ds:itemID="{E02279C7-2801-4BF1-B032-710495FC8DAA}">
+  <ds:schemaRefs>
+    <ds:schemaRef ds:uri="urn:microsoft-dynamics-businesscentral/internal/extended/reports/Tenant_Report_Defaults/2000000001/"/>
+  </ds:schemaRefs>
+</ds:datastoreItem>
 </file>
 
-<file path=customXml/itemProps1.xml><?xml version="1.0" encoding="utf-8"?>
+<file path=customXml/itemProps6.xml><?xml version="1.0" encoding="utf-8"?>
 <ds:datastoreItem xmlns:ds="http://schemas.openxmlformats.org/officeDocument/2006/customXml" ds:itemID="{0FFE40E4-CA26-441C-A1D4-EB398D712217}">
   <ds:schemaRefs>
     <ds:schemaRef ds:uri="http://schemas.microsoft.com/office/2006/metadata/contentType"/>
@@ -32726,50 +32286,6 @@
 </ds:datastoreItem>
 </file>
 
-<file path=customXml/itemProps2.xml><?xml version="1.0" encoding="utf-8"?>
-<ds:datastoreItem xmlns:ds="http://schemas.openxmlformats.org/officeDocument/2006/customXml" ds:itemID="{89DB96BF-8133-438A-AAD3-A3C21079AEB1}">
-  <ds:schemaRefs>
-    <ds:schemaRef ds:uri="http://schemas.openxmlformats.org/officeDocument/2006/bibliography"/>
-  </ds:schemaRefs>
-</ds:datastoreItem>
-</file>
-
-<file path=customXml/itemProps3.xml><?xml version="1.0" encoding="utf-8"?>
-<ds:datastoreItem xmlns:ds="http://schemas.openxmlformats.org/officeDocument/2006/customXml" ds:itemID="{20B1C7BE-CC2E-41B2-B1D5-B0B8F36428EB}">
-  <ds:schemaRefs>
-    <ds:schemaRef ds:uri="urn:microsoft-dynamics-nav/reports/Tenant_Report_Defaults/2000000001/"/>
-  </ds:schemaRefs>
-</ds:datastoreItem>
-</file>
-
-<file path=customXml/itemProps4.xml><?xml version="1.0" encoding="utf-8"?>
-<ds:datastoreItem xmlns:ds="http://schemas.openxmlformats.org/officeDocument/2006/customXml" ds:itemID="{7AEC2198-F042-4C71-9FA1-0766E4DE10D1}">
-  <ds:schemaRefs>
-    <ds:schemaRef ds:uri="http://schemas.microsoft.com/sharepoint/v3/contenttype/forms"/>
-  </ds:schemaRefs>
-</ds:datastoreItem>
-</file>
-
-<file path=customXml/itemProps5.xml><?xml version="1.0" encoding="utf-8"?>
-<ds:datastoreItem xmlns:ds="http://schemas.openxmlformats.org/officeDocument/2006/customXml" ds:itemID="{E02279C7-2801-4BF1-B032-710495FC8DAA}">
-  <ds:schemaRefs>
-    <ds:schemaRef ds:uri="urn:microsoft-dynamics-businesscentral/internal/extended/reports/Tenant_Report_Defaults/2000000001/"/>
-  </ds:schemaRefs>
-</ds:datastoreItem>
-</file>
-
-<file path=customXml/itemProps6.xml><?xml version="1.0" encoding="utf-8"?>
-<ds:datastoreItem xmlns:ds="http://schemas.openxmlformats.org/officeDocument/2006/customXml" ds:itemID="{A86F1D83-C9A8-49B5-A7A4-4B754CFBD1D9}">
-  <ds:schemaRefs>
-    <ds:schemaRef ds:uri="http://schemas.microsoft.com/office/2006/metadata/properties"/>
-    <ds:schemaRef ds:uri="http://schemas.microsoft.com/office/infopath/2007/PartnerControls"/>
-    <ds:schemaRef ds:uri="178f68d8-b893-4efd-8406-fab0f21873e4"/>
-    <ds:schemaRef ds:uri="http://schemas.microsoft.com/sharepoint/v3"/>
-    <ds:schemaRef ds:uri="b83e059f-de16-406c-a902-3d56d4e79ec8"/>
-  </ds:schemaRefs>
-</ds:datastoreItem>
-</file>
-
 <file path=docMetadata/LabelInfo.xml><?xml version="1.0" encoding="utf-8"?>
 <clbl:labelList xmlns:clbl="http://schemas.microsoft.com/office/2020/mipLabelMetadata">
   <clbl:label id="{f42aa342-8706-4288-bd11-ebb85995028c}" enabled="1" method="Standard" siteId="{72f988bf-86f1-41af-91ab-2d7cd011db47}" contentBits="0" removed="0"/>

--- a/src/Layers/W1/BaseApp/Foundation/Reporting/ReportParts/HeaderFooterDesign/ExternalDefault.docx
+++ b/src/Layers/W1/BaseApp/Foundation/Reporting/ReportParts/HeaderFooterDesign/ExternalDefault.docx
@@ -305,7 +305,7 @@
               <w:placeholder>
                 <w:docPart w:val="CF68DC289354454998E7B9E61A5A8DE8"/>
               </w:placeholder>
-              <w:dataBinding w:prefixMappings="&lt;xmlns:ns0='urn:microsoft-dynamics-nav/reports/Tenant_Report_Defaults/2000000001/' " w:xpath="/ns0:NavWordReportXmlPart[1]/ns0:BCReportInformation[1]/ns0:CompanyMetadata[1]/ns0:CompanyHomePageCaption[1]" w:storeItemID="{00000000-0000-0000-0000-000000000000}"/>
+              <w:dataBinding w:prefixMappings="xmlns:ns0='urn:microsoft-dynamics-nav/reports/Tenant_Report_Defaults/2000000001/' " w:xpath="/ns0:NavWordReportXmlPart[1]/ns0:BCReportInformation[1]/ns0:CompanyMetadata[1]/ns0:CompanyHomePageCaption[1]" w:storeItemID="{20B1C7BE-CC2E-41B2-B1D5-B0B8F36428EB}"/>
               <w15:color w:val="808080"/>
               <w:text/>
             </w:sdtPr>
@@ -348,7 +348,7 @@
               <w:placeholder>
                 <w:docPart w:val="DAAD0FFFA6E142F295BED740101E13FF"/>
               </w:placeholder>
-              <w:dataBinding w:prefixMappings="&lt;xmlns:ns0='urn:microsoft-dynamics-nav/reports/Tenant_Report_Defaults/2000000001/' " w:xpath="/ns0:NavWordReportXmlPart[1]/ns0:BCReportInformation[1]/ns0:CompanyMetadata[1]/ns0:CompanyPhoneCaption[1]" w:storeItemID="{00000000-0000-0000-0000-000000000000}"/>
+              <w:dataBinding w:prefixMappings="xmlns:ns0='urn:microsoft-dynamics-nav/reports/Tenant_Report_Defaults/2000000001/' " w:xpath="/ns0:NavWordReportXmlPart[1]/ns0:BCReportInformation[1]/ns0:CompanyMetadata[1]/ns0:CompanyPhoneCaption[1]" w:storeItemID="{20B1C7BE-CC2E-41B2-B1D5-B0B8F36428EB}"/>
               <w15:color w:val="808080"/>
               <w:text/>
             </w:sdtPr>
@@ -391,7 +391,7 @@
               <w:placeholder>
                 <w:docPart w:val="749F1ED1B7C74786B56EBFDF9942DCEC"/>
               </w:placeholder>
-              <w:dataBinding w:prefixMappings="&lt;xmlns:ns0='urn:microsoft-dynamics-nav/reports/Tenant_Report_Defaults/2000000001/' " w:xpath="/ns0:NavWordReportXmlPart[1]/ns0:BCReportInformation[1]/ns0:CompanyMetadata[1]/ns0:CompanyEmailCaption[1]" w:storeItemID="{00000000-0000-0000-0000-000000000000}"/>
+              <w:dataBinding w:prefixMappings="xmlns:ns0='urn:microsoft-dynamics-nav/reports/Tenant_Report_Defaults/2000000001/' " w:xpath="/ns0:NavWordReportXmlPart[1]/ns0:BCReportInformation[1]/ns0:CompanyMetadata[1]/ns0:CompanyEmailCaption[1]" w:storeItemID="{20B1C7BE-CC2E-41B2-B1D5-B0B8F36428EB}"/>
               <w15:color w:val="808080"/>
               <w:text/>
             </w:sdtPr>
@@ -434,7 +434,7 @@
               <w:placeholder>
                 <w:docPart w:val="7B4ED47589DA45C98252972238DEBB76"/>
               </w:placeholder>
-              <w:dataBinding w:prefixMappings="&lt;xmlns:ns0='urn:microsoft-dynamics-nav/reports/Tenant_Report_Defaults/2000000001/' " w:xpath="/ns0:NavWordReportXmlPart[1]/ns0:BCReportInformation[1]/ns0:CompanyMetadata[1]/ns0:CompanyFaxNoCaption[1]" w:storeItemID="{00000000-0000-0000-0000-000000000000}"/>
+              <w:dataBinding w:prefixMappings="xmlns:ns0='urn:microsoft-dynamics-nav/reports/Tenant_Report_Defaults/2000000001/' " w:xpath="/ns0:NavWordReportXmlPart[1]/ns0:BCReportInformation[1]/ns0:CompanyMetadata[1]/ns0:CompanyFaxNoCaption[1]" w:storeItemID="{20B1C7BE-CC2E-41B2-B1D5-B0B8F36428EB}"/>
               <w15:color w:val="808080"/>
               <w:text/>
             </w:sdtPr>
@@ -481,7 +481,7 @@
               <w:placeholder>
                 <w:docPart w:val="1BB04F7321904FBE87F59626F7A0DAF9"/>
               </w:placeholder>
-              <w:dataBinding w:prefixMappings="&lt;xmlns:ns0='urn:microsoft-dynamics-nav/reports/Tenant_Report_Defaults/2000000001/' " w:xpath="/ns0:NavWordReportXmlPart[1]/ns0:BCReportInformation[1]/ns0:CompanyMetadata[1]/ns0:CompanyHomePage[1]" w:storeItemID="{00000000-0000-0000-0000-000000000000}"/>
+              <w:dataBinding w:prefixMappings="xmlns:ns0='urn:microsoft-dynamics-nav/reports/Tenant_Report_Defaults/2000000001/' " w:xpath="/ns0:NavWordReportXmlPart[1]/ns0:BCReportInformation[1]/ns0:CompanyMetadata[1]/ns0:CompanyHomePage[1]" w:storeItemID="{20B1C7BE-CC2E-41B2-B1D5-B0B8F36428EB}"/>
               <w15:color w:val="808080"/>
               <w:text/>
             </w:sdtPr>
@@ -536,7 +536,7 @@
               <w:placeholder>
                 <w:docPart w:val="2A0917C05BFA4542A342ED9F975A3500"/>
               </w:placeholder>
-              <w:dataBinding w:prefixMappings="&lt;xmlns:ns0='urn:microsoft-dynamics-nav/reports/Tenant_Report_Defaults/2000000001/' " w:xpath="/ns0:NavWordReportXmlPart[1]/ns0:BCReportInformation[1]/ns0:CompanyMetadata[1]/ns0:CompanyPhone[1]" w:storeItemID="{00000000-0000-0000-0000-000000000000}"/>
+              <w:dataBinding w:prefixMappings="xmlns:ns0='urn:microsoft-dynamics-nav/reports/Tenant_Report_Defaults/2000000001/' " w:xpath="/ns0:NavWordReportXmlPart[1]/ns0:BCReportInformation[1]/ns0:CompanyMetadata[1]/ns0:CompanyPhone[1]" w:storeItemID="{20B1C7BE-CC2E-41B2-B1D5-B0B8F36428EB}"/>
               <w15:color w:val="808080"/>
               <w:text/>
             </w:sdtPr>
@@ -577,7 +577,7 @@
               <w:placeholder>
                 <w:docPart w:val="879A5C99C43849668575BA7FF4A42EDE"/>
               </w:placeholder>
-              <w:dataBinding w:prefixMappings="&lt;xmlns:ns0='urn:microsoft-dynamics-nav/reports/Tenant_Report_Defaults/2000000001/' " w:xpath="/ns0:NavWordReportXmlPart[1]/ns0:BCReportInformation[1]/ns0:CompanyMetadata[1]/ns0:CompanyEmail[1]" w:storeItemID="{00000000-0000-0000-0000-000000000000}"/>
+              <w:dataBinding w:prefixMappings="xmlns:ns0='urn:microsoft-dynamics-nav/reports/Tenant_Report_Defaults/2000000001/' " w:xpath="/ns0:NavWordReportXmlPart[1]/ns0:BCReportInformation[1]/ns0:CompanyMetadata[1]/ns0:CompanyEmail[1]" w:storeItemID="{20B1C7BE-CC2E-41B2-B1D5-B0B8F36428EB}"/>
               <w15:color w:val="808080"/>
               <w:text/>
             </w:sdtPr>
@@ -632,7 +632,7 @@
               <w:placeholder>
                 <w:docPart w:val="D3505BE1584B4C0CB19F373171A839AB"/>
               </w:placeholder>
-              <w:dataBinding w:prefixMappings="&lt;xmlns:ns0='urn:microsoft-dynamics-nav/reports/Tenant_Report_Defaults/2000000001/' " w:xpath="/ns0:NavWordReportXmlPart[1]/ns0:BCReportInformation[1]/ns0:CompanyMetadata[1]/ns0:CompanyFaxNo[1]" w:storeItemID="{00000000-0000-0000-0000-000000000000}"/>
+              <w:dataBinding w:prefixMappings="xmlns:ns0='urn:microsoft-dynamics-nav/reports/Tenant_Report_Defaults/2000000001/' " w:xpath="/ns0:NavWordReportXmlPart[1]/ns0:BCReportInformation[1]/ns0:CompanyMetadata[1]/ns0:CompanyFaxNo[1]" w:storeItemID="{20B1C7BE-CC2E-41B2-B1D5-B0B8F36428EB}"/>
               <w15:color w:val="808080"/>
               <w:text/>
             </w:sdtPr>
@@ -709,7 +709,7 @@
               <w:placeholder>
                 <w:docPart w:val="067CE0F5B1414AF090F2664D9F153C56"/>
               </w:placeholder>
-              <w:dataBinding w:prefixMappings="&lt;xmlns:ns0='urn:microsoft-dynamics-nav/reports/Tenant_Report_Defaults/2000000001/' " w:xpath="/ns0:NavWordReportXmlPart[1]/ns0:BCReportInformation[1]/ns0:CompanyMetadata[1]/ns0:CompanyHomePageCaption[1]" w:storeItemID="{00000000-0000-0000-0000-000000000000}"/>
+              <w:dataBinding w:prefixMappings="xmlns:ns0='urn:microsoft-dynamics-nav/reports/Tenant_Report_Defaults/2000000001/' " w:xpath="/ns0:NavWordReportXmlPart[1]/ns0:BCReportInformation[1]/ns0:CompanyMetadata[1]/ns0:CompanyHomePageCaption[1]" w:storeItemID="{20B1C7BE-CC2E-41B2-B1D5-B0B8F36428EB}"/>
               <w15:color w:val="808080"/>
               <w:text/>
             </w:sdtPr>
@@ -753,7 +753,7 @@
               <w:placeholder>
                 <w:docPart w:val="C0C6DCA2E42E4E4DBB88663B3ACFAE98"/>
               </w:placeholder>
-              <w:dataBinding w:prefixMappings="&lt;xmlns:ns0='urn:microsoft-dynamics-nav/reports/Tenant_Report_Defaults/2000000001/' " w:xpath="/ns0:NavWordReportXmlPart[1]/ns0:BCReportInformation[1]/ns0:CompanyMetadata[1]/ns0:CompanyPhoneCaption[1]" w:storeItemID="{00000000-0000-0000-0000-000000000000}"/>
+              <w:dataBinding w:prefixMappings="xmlns:ns0='urn:microsoft-dynamics-nav/reports/Tenant_Report_Defaults/2000000001/' " w:xpath="/ns0:NavWordReportXmlPart[1]/ns0:BCReportInformation[1]/ns0:CompanyMetadata[1]/ns0:CompanyPhoneCaption[1]" w:storeItemID="{20B1C7BE-CC2E-41B2-B1D5-B0B8F36428EB}"/>
               <w15:color w:val="808080"/>
               <w:text/>
             </w:sdtPr>
@@ -797,7 +797,7 @@
               <w:placeholder>
                 <w:docPart w:val="0C257D1428B04DE7A399D6D69BD76CF4"/>
               </w:placeholder>
-              <w:dataBinding w:prefixMappings="&lt;xmlns:ns0='urn:microsoft-dynamics-nav/reports/Tenant_Report_Defaults/2000000001/' " w:xpath="/ns0:NavWordReportXmlPart[1]/ns0:BCReportInformation[1]/ns0:CompanyMetadata[1]/ns0:CompanyEmailCaption[1]" w:storeItemID="{00000000-0000-0000-0000-000000000000}"/>
+              <w:dataBinding w:prefixMappings="xmlns:ns0='urn:microsoft-dynamics-nav/reports/Tenant_Report_Defaults/2000000001/' " w:xpath="/ns0:NavWordReportXmlPart[1]/ns0:BCReportInformation[1]/ns0:CompanyMetadata[1]/ns0:CompanyEmailCaption[1]" w:storeItemID="{20B1C7BE-CC2E-41B2-B1D5-B0B8F36428EB}"/>
               <w15:color w:val="808080"/>
               <w:text/>
             </w:sdtPr>
@@ -841,7 +841,7 @@
               <w:placeholder>
                 <w:docPart w:val="6E72FD76A31945ADB33323FBA103AC87"/>
               </w:placeholder>
-              <w:dataBinding w:prefixMappings="&lt;xmlns:ns0='urn:microsoft-dynamics-nav/reports/Tenant_Report_Defaults/2000000001/' " w:xpath="/ns0:NavWordReportXmlPart[1]/ns0:BCReportInformation[1]/ns0:CompanyMetadata[1]/ns0:CompanyFaxNoCaption[1]" w:storeItemID="{00000000-0000-0000-0000-000000000000}"/>
+              <w:dataBinding w:prefixMappings="xmlns:ns0='urn:microsoft-dynamics-nav/reports/Tenant_Report_Defaults/2000000001/' " w:xpath="/ns0:NavWordReportXmlPart[1]/ns0:BCReportInformation[1]/ns0:CompanyMetadata[1]/ns0:CompanyFaxNoCaption[1]" w:storeItemID="{20B1C7BE-CC2E-41B2-B1D5-B0B8F36428EB}"/>
               <w15:color w:val="808080"/>
               <w:text/>
             </w:sdtPr>
@@ -889,7 +889,7 @@
               <w:placeholder>
                 <w:docPart w:val="7D742D481E5A44EAA108F72FB919A500"/>
               </w:placeholder>
-              <w:dataBinding w:prefixMappings="&lt;xmlns:ns0='urn:microsoft-dynamics-nav/reports/Tenant_Report_Defaults/2000000001/' " w:xpath="/ns0:NavWordReportXmlPart[1]/ns0:BCReportInformation[1]/ns0:CompanyMetadata[1]/ns0:CompanyHomePage[1]" w:storeItemID="{00000000-0000-0000-0000-000000000000}"/>
+              <w:dataBinding w:prefixMappings="xmlns:ns0='urn:microsoft-dynamics-nav/reports/Tenant_Report_Defaults/2000000001/' " w:xpath="/ns0:NavWordReportXmlPart[1]/ns0:BCReportInformation[1]/ns0:CompanyMetadata[1]/ns0:CompanyHomePage[1]" w:storeItemID="{20B1C7BE-CC2E-41B2-B1D5-B0B8F36428EB}"/>
               <w15:color w:val="808080"/>
               <w:text/>
             </w:sdtPr>
@@ -944,7 +944,7 @@
               <w:placeholder>
                 <w:docPart w:val="8725BB94805441A1A5AA8655709E8AE7"/>
               </w:placeholder>
-              <w:dataBinding w:prefixMappings="&lt;xmlns:ns0='urn:microsoft-dynamics-nav/reports/Tenant_Report_Defaults/2000000001/' " w:xpath="/ns0:NavWordReportXmlPart[1]/ns0:BCReportInformation[1]/ns0:CompanyMetadata[1]/ns0:CompanyPhone[1]" w:storeItemID="{00000000-0000-0000-0000-000000000000}"/>
+              <w:dataBinding w:prefixMappings="xmlns:ns0='urn:microsoft-dynamics-nav/reports/Tenant_Report_Defaults/2000000001/' " w:xpath="/ns0:NavWordReportXmlPart[1]/ns0:BCReportInformation[1]/ns0:CompanyMetadata[1]/ns0:CompanyPhone[1]" w:storeItemID="{20B1C7BE-CC2E-41B2-B1D5-B0B8F36428EB}"/>
               <w15:color w:val="808080"/>
               <w:text/>
             </w:sdtPr>
@@ -985,7 +985,7 @@
               <w:placeholder>
                 <w:docPart w:val="FF124920E4004690A9DA8E86EFCF7D19"/>
               </w:placeholder>
-              <w:dataBinding w:prefixMappings="&lt;xmlns:ns0='urn:microsoft-dynamics-nav/reports/Tenant_Report_Defaults/2000000001/' " w:xpath="/ns0:NavWordReportXmlPart[1]/ns0:BCReportInformation[1]/ns0:CompanyMetadata[1]/ns0:CompanyEmail[1]" w:storeItemID="{00000000-0000-0000-0000-000000000000}"/>
+              <w:dataBinding w:prefixMappings="xmlns:ns0='urn:microsoft-dynamics-nav/reports/Tenant_Report_Defaults/2000000001/' " w:xpath="/ns0:NavWordReportXmlPart[1]/ns0:BCReportInformation[1]/ns0:CompanyMetadata[1]/ns0:CompanyEmail[1]" w:storeItemID="{20B1C7BE-CC2E-41B2-B1D5-B0B8F36428EB}"/>
               <w15:color w:val="808080"/>
               <w:text/>
             </w:sdtPr>
@@ -1040,7 +1040,7 @@
               <w:placeholder>
                 <w:docPart w:val="2C79A60C2C1342C9AAFEE8B641A99C16"/>
               </w:placeholder>
-              <w:dataBinding w:prefixMappings="&lt;xmlns:ns0='urn:microsoft-dynamics-nav/reports/Tenant_Report_Defaults/2000000001/' " w:xpath="/ns0:NavWordReportXmlPart[1]/ns0:BCReportInformation[1]/ns0:CompanyMetadata[1]/ns0:CompanyFaxNo[1]" w:storeItemID="{00000000-0000-0000-0000-000000000000}"/>
+              <w:dataBinding w:prefixMappings="xmlns:ns0='urn:microsoft-dynamics-nav/reports/Tenant_Report_Defaults/2000000001/' " w:xpath="/ns0:NavWordReportXmlPart[1]/ns0:BCReportInformation[1]/ns0:CompanyMetadata[1]/ns0:CompanyFaxNo[1]" w:storeItemID="{20B1C7BE-CC2E-41B2-B1D5-B0B8F36428EB}"/>
               <w15:color w:val="808080"/>
               <w:text/>
             </w:sdtPr>
@@ -1131,7 +1131,7 @@
             <w:placeholder>
               <w:docPart w:val="864FDC8F657849A2A8781EFFDD74C3AE"/>
             </w:placeholder>
-            <w:dataBinding w:prefixMappings="&lt;xmlns:ns0='urn:microsoft-dynamics-nav/reports/Tenant_Report_Defaults/2000000001/' " w:xpath="/ns0:NavWordReportXmlPart[1]/ns0:BCReportInformation[1]/ns0:ReportMetadata[1]/ns0:ReportCaption[1]" w:storeItemID="{00000000-0000-0000-0000-000000000000}"/>
+            <w:dataBinding w:prefixMappings="xmlns:ns0='urn:microsoft-dynamics-nav/reports/Tenant_Report_Defaults/2000000001/' " w:xpath="/ns0:NavWordReportXmlPart[1]/ns0:BCReportInformation[1]/ns0:ReportMetadata[1]/ns0:ReportCaption[1]" w:storeItemID="{20B1C7BE-CC2E-41B2-B1D5-B0B8F36428EB}"/>
             <w15:color w:val="808080"/>
             <w:text/>
           </w:sdtPr>
@@ -1142,7 +1142,7 @@
                 <w:pStyle w:val="Title"/>
                 <w:spacing w:before="0" w:after="0"/>
                 <w:rPr>
-                  <w:rFonts w:ascii="Segoe UI" w:eastAsia="Times New Roman" w:hAnsi="Segoe UI" w:cs="Segoe UI"/>
+                  <w:rFonts w:ascii="Segoe UI" w:hAnsi="Segoe UI" w:eastAsia="Times New Roman" w:cs="Segoe UI"/>
                   <w:sz w:val="56"/>
                 </w:rPr>
               </w:pPr>
@@ -1232,7 +1232,7 @@
           <w:pPr>
             <w:spacing w:before="120"/>
             <w:rPr>
-              <w:rFonts w:ascii="Aptos" w:eastAsia="Aptos" w:hAnsi="Aptos" w:cs="Times New Roman"/>
+              <w:rFonts w:ascii="Aptos" w:hAnsi="Aptos" w:eastAsia="Aptos" w:cs="Times New Roman"/>
             </w:rPr>
           </w:pPr>
         </w:p>
@@ -1268,7 +1268,7 @@
           <w:pPr>
             <w:spacing w:before="120"/>
             <w:rPr>
-              <w:rFonts w:ascii="Aptos" w:eastAsia="Aptos" w:hAnsi="Aptos" w:cs="Times New Roman"/>
+              <w:rFonts w:ascii="Aptos" w:hAnsi="Aptos" w:eastAsia="Aptos" w:cs="Times New Roman"/>
             </w:rPr>
           </w:pPr>
         </w:p>
@@ -1290,7 +1290,7 @@
               <w:placeholder>
                 <w:docPart w:val="600727A5BB40437097A62364CED45251"/>
               </w:placeholder>
-              <w:dataBinding w:prefixMappings="&lt;xmlns:ns0='urn:microsoft-dynamics-nav/reports/Tenant_Report_Defaults/2000000001/' " w:xpath="/ns0:NavWordReportXmlPart[1]/ns0:BCReportInformation[1]/ns0:ReportRequest[1]/ns0:CompanyName[1]" w:storeItemID="{00000000-0000-0000-0000-000000000000}"/>
+              <w:dataBinding w:prefixMappings="xmlns:ns0='urn:microsoft-dynamics-nav/reports/Tenant_Report_Defaults/2000000001/' " w:xpath="/ns0:NavWordReportXmlPart[1]/ns0:BCReportInformation[1]/ns0:ReportRequest[1]/ns0:CompanyName[1]" w:storeItemID="{20B1C7BE-CC2E-41B2-B1D5-B0B8F36428EB}"/>
               <w15:color w:val="808080"/>
               <w:text/>
             </w:sdtPr>
@@ -1320,7 +1320,7 @@
 </file>
 
 <file path=word/header3.xml><?xml version="1.0" encoding="utf-8"?>
-<w:hdr xmlns:wpc="http://schemas.microsoft.com/office/word/2010/wordprocessingCanvas" xmlns:cx="http://schemas.microsoft.com/office/drawing/2014/chartex" xmlns:cx1="http://schemas.microsoft.com/office/drawing/2015/9/8/chartex" xmlns:cx2="http://schemas.microsoft.com/office/drawing/2015/10/21/chartex" xmlns:cx3="http://schemas.microsoft.com/office/drawing/2016/5/9/chartex" xmlns:cx4="http://schemas.microsoft.com/office/drawing/2016/5/10/chartex" xmlns:cx5="http://schemas.microsoft.com/office/drawing/2016/5/11/chartex" xmlns:cx6="http://schemas.microsoft.com/office/drawing/2016/5/12/chartex" xmlns:cx7="http://schemas.microsoft.com/office/drawing/2016/5/13/chartex" xmlns:cx8="http://schemas.microsoft.com/office/drawing/2016/5/14/chartex" xmlns:mc="http://schemas.openxmlformats.org/markup-compatibility/2006" xmlns:aink="http://schemas.microsoft.com/office/drawing/2016/ink" xmlns:am3d="http://schemas.microsoft.com/office/drawing/2017/model3d" xmlns:o="urn:schemas-microsoft-com:office:office" xmlns:oel="http://schemas.microsoft.com/office/2019/extlst" xmlns:r="http://schemas.openxmlformats.org/officeDocument/2006/relationships" xmlns:m="http://schemas.openxmlformats.org/officeDocument/2006/math" xmlns:v="urn:schemas-microsoft-com:vml" xmlns:wp14="http://schemas.microsoft.com/office/word/2010/wordprocessingDrawing" xmlns:wp="http://schemas.openxmlformats.org/drawingml/2006/wordprocessingDrawing" xmlns:w10="urn:schemas-microsoft-com:office:word" xmlns:w="http://schemas.openxmlformats.org/wordprocessingml/2006/main" xmlns:w14="http://schemas.microsoft.com/office/word/2010/wordml" xmlns:w15="http://schemas.microsoft.com/office/word/2012/wordml" xmlns:w16cex="http://schemas.microsoft.com/office/word/2018/wordml/cex" xmlns:w16cid="http://schemas.microsoft.com/office/word/2016/wordml/cid" xmlns:w16="http://schemas.microsoft.com/office/word/2018/wordml" xmlns:w16du="http://schemas.microsoft.com/office/word/2023/wordml/word16du" xmlns:w16sdtdh="http://schemas.microsoft.com/office/word/2020/wordml/sdtdatahash" xmlns:w16sdtfl="http://schemas.microsoft.com/office/word/2024/wordml/sdtformatlock" xmlns:w16se="http://schemas.microsoft.com/office/word/2015/wordml/symex" xmlns:wpg="http://schemas.microsoft.com/office/word/2010/wordprocessingGroup" xmlns:wpi="http://schemas.microsoft.com/office/word/2010/wordprocessingInk" xmlns:wne="http://schemas.microsoft.com/office/word/2006/wordml" xmlns:wps="http://schemas.microsoft.com/office/word/2010/wordprocessingShape" mc:Ignorable="w14 w15 w16se w16cid w16 w16cex w16sdtdh w16sdtfl w16du wp14">
+<w:hdr xmlns:a="http://schemas.openxmlformats.org/drawingml/2006/main" xmlns:pic="http://schemas.openxmlformats.org/drawingml/2006/picture" xmlns:a14="http://schemas.microsoft.com/office/drawing/2010/main" xmlns:wpc="http://schemas.microsoft.com/office/word/2010/wordprocessingCanvas" xmlns:cx="http://schemas.microsoft.com/office/drawing/2014/chartex" xmlns:cx1="http://schemas.microsoft.com/office/drawing/2015/9/8/chartex" xmlns:cx2="http://schemas.microsoft.com/office/drawing/2015/10/21/chartex" xmlns:cx3="http://schemas.microsoft.com/office/drawing/2016/5/9/chartex" xmlns:cx4="http://schemas.microsoft.com/office/drawing/2016/5/10/chartex" xmlns:cx5="http://schemas.microsoft.com/office/drawing/2016/5/11/chartex" xmlns:cx6="http://schemas.microsoft.com/office/drawing/2016/5/12/chartex" xmlns:cx7="http://schemas.microsoft.com/office/drawing/2016/5/13/chartex" xmlns:cx8="http://schemas.microsoft.com/office/drawing/2016/5/14/chartex" xmlns:mc="http://schemas.openxmlformats.org/markup-compatibility/2006" xmlns:aink="http://schemas.microsoft.com/office/drawing/2016/ink" xmlns:am3d="http://schemas.microsoft.com/office/drawing/2017/model3d" xmlns:o="urn:schemas-microsoft-com:office:office" xmlns:oel="http://schemas.microsoft.com/office/2019/extlst" xmlns:r="http://schemas.openxmlformats.org/officeDocument/2006/relationships" xmlns:m="http://schemas.openxmlformats.org/officeDocument/2006/math" xmlns:v="urn:schemas-microsoft-com:vml" xmlns:wp14="http://schemas.microsoft.com/office/word/2010/wordprocessingDrawing" xmlns:wp="http://schemas.openxmlformats.org/drawingml/2006/wordprocessingDrawing" xmlns:w10="urn:schemas-microsoft-com:office:word" xmlns:w="http://schemas.openxmlformats.org/wordprocessingml/2006/main" xmlns:w14="http://schemas.microsoft.com/office/word/2010/wordml" xmlns:w15="http://schemas.microsoft.com/office/word/2012/wordml" xmlns:w16cex="http://schemas.microsoft.com/office/word/2018/wordml/cex" xmlns:w16cid="http://schemas.microsoft.com/office/word/2016/wordml/cid" xmlns:w16="http://schemas.microsoft.com/office/word/2018/wordml" xmlns:w16du="http://schemas.microsoft.com/office/word/2023/wordml/word16du" xmlns:w16sdtdh="http://schemas.microsoft.com/office/word/2020/wordml/sdtdatahash" xmlns:w16sdtfl="http://schemas.microsoft.com/office/word/2024/wordml/sdtformatlock" xmlns:w16se="http://schemas.microsoft.com/office/word/2015/wordml/symex" xmlns:wpg="http://schemas.microsoft.com/office/word/2010/wordprocessingGroup" xmlns:wpi="http://schemas.microsoft.com/office/word/2010/wordprocessingInk" xmlns:wne="http://schemas.microsoft.com/office/word/2006/wordml" xmlns:wps="http://schemas.microsoft.com/office/word/2010/wordprocessingShape" mc:Ignorable="w14 w15 w16se w16cid w16 w16cex w16sdtdh w16sdtfl w16du wp14">
   <w:tbl>
     <w:tblPr>
       <w:tblStyle w:val="BCBlockTable"/>
@@ -1347,7 +1347,7 @@
           <w:placeholder>
             <w:docPart w:val="45BE75433E5A4D029A142C74AA65F54A"/>
           </w:placeholder>
-          <w:dataBinding w:prefixMappings="&lt;xmlns:ns0='urn:microsoft-dynamics-nav/reports/Tenant_Report_Defaults/2000000001/' " w:xpath="/ns0:NavWordReportXmlPart[1]/ns0:BCReportInformation[1]/ns0:ReportMetadata[1]/ns0:ReportCaption[1]" w:storeItemID="{00000000-0000-0000-0000-000000000000}"/>
+          <w:dataBinding w:prefixMappings="xmlns:ns0='urn:microsoft-dynamics-nav/reports/Tenant_Report_Defaults/2000000001/' " w:xpath="/ns0:NavWordReportXmlPart[1]/ns0:BCReportInformation[1]/ns0:ReportMetadata[1]/ns0:ReportCaption[1]" w:storeItemID="{20B1C7BE-CC2E-41B2-B1D5-B0B8F36428EB}"/>
           <w15:color w:val="808080"/>
           <w:text/>
         </w:sdtPr>
@@ -1493,7 +1493,7 @@
               <w:alias w:val="CompanyLogo"/>
               <w:tag w:val="#BC:InsertDataItem,BCReportInformation/CompanyMetadata/CompanyLogo"/>
               <w:id w:val="943343575"/>
-              <w:dataBinding w:prefixMappings="&lt;xmlns:ns0='urn:microsoft-dynamics-nav/reports/Tenant_Report_Defaults/2000000001/' " w:xpath="/ns0:NavWordReportXmlPart[1]/ns0:BCReportInformation[1]/ns0:CompanyMetadata[1]/ns0:CompanyLogo[1]" w:storeItemID="{00000000-0000-0000-0000-000000000000}"/>
+              <w:dataBinding w:prefixMappings="xmlns:ns0='urn:microsoft-dynamics-nav/reports/Tenant_Report_Defaults/2000000001/' " w:xpath="/ns0:NavWordReportXmlPart[1]/ns0:BCReportInformation[1]/ns0:CompanyMetadata[1]/ns0:CompanyLogo[1]" w:storeItemID="{20B1C7BE-CC2E-41B2-B1D5-B0B8F36428EB}"/>
               <w:picture/>
             </w:sdtPr>
             <w:sdtContent>
@@ -1564,7 +1564,7 @@
               <w:placeholder>
                 <w:docPart w:val="B73C6E87F5024B9C9673F093430A757F"/>
               </w:placeholder>
-              <w:dataBinding w:prefixMappings="&lt;xmlns:ns0='urn:microsoft-dynamics-nav/reports/Tenant_Report_Defaults/2000000001/' " w:xpath="/ns0:NavWordReportXmlPart[1]/ns0:BCReportInformation[1]/ns0:ReportRequest[1]/ns0:DateAndTime[1]" w:storeItemID="{00000000-0000-0000-0000-000000000000}"/>
+              <w:dataBinding w:prefixMappings="xmlns:ns0='urn:microsoft-dynamics-nav/reports/Tenant_Report_Defaults/2000000001/' " w:xpath="/ns0:NavWordReportXmlPart[1]/ns0:BCReportInformation[1]/ns0:ReportRequest[1]/ns0:DateAndTime[1]" w:storeItemID="{20B1C7BE-CC2E-41B2-B1D5-B0B8F36428EB}"/>
               <w15:color w:val="808080"/>
               <w:text/>
             </w:sdtPr>

--- a/src/Layers/W1/BaseApp/Foundation/Reporting/ReportParts/HeaderFooterDesign/ExternalDefault.docx
+++ b/src/Layers/W1/BaseApp/Foundation/Reporting/ReportParts/HeaderFooterDesign/ExternalDefault.docx
@@ -3,210 +3,11 @@
 <w:document xmlns:wpc="http://schemas.microsoft.com/office/word/2010/wordprocessingCanvas" xmlns:cx="http://schemas.microsoft.com/office/drawing/2014/chartex" xmlns:cx1="http://schemas.microsoft.com/office/drawing/2015/9/8/chartex" xmlns:cx2="http://schemas.microsoft.com/office/drawing/2015/10/21/chartex" xmlns:cx3="http://schemas.microsoft.com/office/drawing/2016/5/9/chartex" xmlns:cx4="http://schemas.microsoft.com/office/drawing/2016/5/10/chartex" xmlns:cx5="http://schemas.microsoft.com/office/drawing/2016/5/11/chartex" xmlns:cx6="http://schemas.microsoft.com/office/drawing/2016/5/12/chartex" xmlns:cx7="http://schemas.microsoft.com/office/drawing/2016/5/13/chartex" xmlns:cx8="http://schemas.microsoft.com/office/drawing/2016/5/14/chartex" xmlns:mc="http://schemas.openxmlformats.org/markup-compatibility/2006" xmlns:aink="http://schemas.microsoft.com/office/drawing/2016/ink" xmlns:am3d="http://schemas.microsoft.com/office/drawing/2017/model3d" xmlns:o="urn:schemas-microsoft-com:office:office" xmlns:oel="http://schemas.microsoft.com/office/2019/extlst" xmlns:r="http://schemas.openxmlformats.org/officeDocument/2006/relationships" xmlns:m="http://schemas.openxmlformats.org/officeDocument/2006/math" xmlns:v="urn:schemas-microsoft-com:vml" xmlns:wp14="http://schemas.microsoft.com/office/word/2010/wordprocessingDrawing" xmlns:wp="http://schemas.openxmlformats.org/drawingml/2006/wordprocessingDrawing" xmlns:w10="urn:schemas-microsoft-com:office:word" xmlns:w="http://schemas.openxmlformats.org/wordprocessingml/2006/main" xmlns:w14="http://schemas.microsoft.com/office/word/2010/wordml" xmlns:w15="http://schemas.microsoft.com/office/word/2012/wordml" xmlns:w16cex="http://schemas.microsoft.com/office/word/2018/wordml/cex" xmlns:w16cid="http://schemas.microsoft.com/office/word/2016/wordml/cid" xmlns:w16="http://schemas.microsoft.com/office/word/2018/wordml" xmlns:w16du="http://schemas.microsoft.com/office/word/2023/wordml/word16du" xmlns:w16sdtdh="http://schemas.microsoft.com/office/word/2020/wordml/sdtdatahash" xmlns:w16sdtfl="http://schemas.microsoft.com/office/word/2024/wordml/sdtformatlock" xmlns:w16se="http://schemas.microsoft.com/office/word/2015/wordml/symex" xmlns:wpg="http://schemas.microsoft.com/office/word/2010/wordprocessingGroup" xmlns:wpi="http://schemas.microsoft.com/office/word/2010/wordprocessingInk" xmlns:wne="http://schemas.microsoft.com/office/word/2006/wordml" xmlns:wps="http://schemas.microsoft.com/office/word/2010/wordprocessingShape" mc:Ignorable="w14 w15 w16se w16cid w16 w16cex w16sdtdh w16sdtfl w16du wp14">
   <w:body>
     <w:p>
-      <w:pPr>
-        <w:rPr>
-          <w:lang w:val="da-DK"/>
-        </w:rPr>
-      </w:pPr>
-    </w:p>
-    <w:p>
-      <w:pPr>
-        <w:rPr>
-          <w:lang w:val="da-DK"/>
-        </w:rPr>
-      </w:pPr>
-    </w:p>
-    <w:p>
-      <w:pPr>
-        <w:rPr>
-          <w:lang w:val="da-DK"/>
-        </w:rPr>
-      </w:pPr>
-    </w:p>
-    <w:p>
-      <w:pPr>
-        <w:rPr>
-          <w:lang w:val="da-DK"/>
-        </w:rPr>
-      </w:pPr>
-    </w:p>
-    <w:p>
-      <w:pPr>
-        <w:rPr>
-          <w:lang w:val="da-DK"/>
-        </w:rPr>
-      </w:pPr>
-    </w:p>
-    <w:p>
-      <w:pPr>
-        <w:rPr>
-          <w:lang w:val="da-DK"/>
-        </w:rPr>
-      </w:pPr>
-    </w:p>
-    <w:p>
-      <w:pPr>
-        <w:rPr>
-          <w:lang w:val="da-DK"/>
-        </w:rPr>
-      </w:pPr>
-    </w:p>
-    <w:p>
-      <w:pPr>
-        <w:rPr>
-          <w:lang w:val="da-DK"/>
-        </w:rPr>
-      </w:pPr>
-    </w:p>
-    <w:p>
-      <w:pPr>
-        <w:rPr>
-          <w:lang w:val="da-DK"/>
-        </w:rPr>
-      </w:pPr>
-    </w:p>
-    <w:p>
-      <w:pPr>
-        <w:rPr>
-          <w:lang w:val="da-DK"/>
-        </w:rPr>
-      </w:pPr>
-    </w:p>
-    <w:p>
-      <w:pPr>
-        <w:rPr>
-          <w:lang w:val="da-DK"/>
-        </w:rPr>
-      </w:pPr>
-    </w:p>
-    <w:p>
-      <w:pPr>
-        <w:rPr>
-          <w:lang w:val="da-DK"/>
-        </w:rPr>
-      </w:pPr>
-    </w:p>
-    <w:p>
-      <w:pPr>
-        <w:rPr>
-          <w:lang w:val="da-DK"/>
-        </w:rPr>
-      </w:pPr>
-    </w:p>
-    <w:p>
-      <w:pPr>
-        <w:rPr>
-          <w:lang w:val="da-DK"/>
-        </w:rPr>
-      </w:pPr>
-    </w:p>
-    <w:p>
-      <w:pPr>
-        <w:tabs>
-          <w:tab w:val="left" w:pos="6471"/>
-          <w:tab w:val="left" w:pos="8664"/>
-        </w:tabs>
-      </w:pPr>
-    </w:p>
-    <w:p>
-      <w:pPr>
-        <w:rPr>
-          <w:lang w:val="da-DK"/>
-        </w:rPr>
-      </w:pPr>
-    </w:p>
-    <w:p>
-      <w:pPr>
-        <w:rPr>
-          <w:lang w:val="da-DK"/>
-        </w:rPr>
-      </w:pPr>
-    </w:p>
-    <w:p>
-      <w:pPr>
-        <w:rPr>
-          <w:lang w:val="da-DK"/>
-        </w:rPr>
-      </w:pPr>
-    </w:p>
-    <w:p>
-      <w:pPr>
-        <w:rPr>
-          <w:lang w:val="da-DK"/>
-        </w:rPr>
-      </w:pPr>
-    </w:p>
-    <w:p>
-      <w:pPr>
-        <w:rPr>
-          <w:lang w:val="da-DK"/>
-        </w:rPr>
-      </w:pPr>
-    </w:p>
-    <w:p>
-      <w:pPr>
-        <w:rPr>
-          <w:lang w:val="da-DK"/>
-        </w:rPr>
-      </w:pPr>
-    </w:p>
-    <w:p>
-      <w:pPr>
-        <w:rPr>
-          <w:lang w:val="da-DK"/>
-        </w:rPr>
-      </w:pPr>
-    </w:p>
-    <w:p>
-      <w:pPr>
-        <w:rPr>
-          <w:lang w:val="da-DK"/>
-        </w:rPr>
-      </w:pPr>
-    </w:p>
-    <w:p>
-      <w:pPr>
-        <w:rPr>
-          <w:lang w:val="da-DK"/>
-        </w:rPr>
-      </w:pPr>
-    </w:p>
-    <w:p>
-      <w:pPr>
-        <w:rPr>
-          <w:lang w:val="da-DK"/>
-        </w:rPr>
-      </w:pPr>
-    </w:p>
-    <w:p>
-      <w:pPr>
-        <w:rPr>
-          <w:lang w:val="da-DK"/>
-        </w:rPr>
-      </w:pPr>
-    </w:p>
-    <w:p>
-      <w:pPr>
-        <w:tabs>
-          <w:tab w:val="left" w:pos="8782"/>
-        </w:tabs>
-        <w:rPr>
-          <w:lang w:val="da-DK"/>
-        </w:rPr>
-      </w:pPr>
       <w:r>
-        <w:rPr>
-          <w:lang w:val="da-DK"/>
-        </w:rPr>
-        <w:br w:type="column"/>
-      </w:r>
-      <w:r>
-        <w:rPr>
-          <w:lang w:val="da-DK"/>
-        </w:rPr>
-        <w:tab/>
+        <w:br w:type="page"/>
       </w:r>
     </w:p>
+    <w:p/>
     <w:sectPr>
       <w:headerReference w:type="even" r:id="rId13"/>
       <w:headerReference w:type="default" r:id="rId14"/>
@@ -285,20 +86,8 @@
           <w:tcW w:w="2624" w:type="dxa"/>
         </w:tcPr>
         <w:p>
-          <w:pPr>
-            <w:spacing w:before="120"/>
-            <w:rPr>
-              <w:rFonts w:cs="Segoe UI"/>
-              <w:color w:val="242424"/>
-            </w:rPr>
-          </w:pPr>
           <w:sdt>
             <w:sdtPr>
-              <w:rPr>
-                <w:rFonts w:cstheme="majorHAnsi"/>
-                <w:b/>
-                <w:bCs/>
-              </w:rPr>
               <w:alias w:val="CompanyHomePageCaption"/>
               <w:tag w:val="#BC:InsertDataItem,BCReportInformation/CompanyMetadata/CompanyHomePageCaption"/>
               <w:id w:val="-1682502564"/>
@@ -309,14 +98,8 @@
               <w15:color w:val="808080"/>
               <w:text/>
             </w:sdtPr>
-            <w:sdtEndPr/>
             <w:sdtContent>
               <w:r>
-                <w:rPr>
-                  <w:rFonts w:cstheme="majorHAnsi"/>
-                  <w:b/>
-                  <w:bCs/>
-                </w:rPr>
                 <w:t>Homepage</w:t>
               </w:r>
             </w:sdtContent>
@@ -328,20 +111,8 @@
           <w:tcW w:w="2624" w:type="dxa"/>
         </w:tcPr>
         <w:p>
-          <w:pPr>
-            <w:spacing w:before="120"/>
-            <w:rPr>
-              <w:rFonts w:cs="Segoe UI"/>
-              <w:color w:val="242424"/>
-            </w:rPr>
-          </w:pPr>
           <w:sdt>
             <w:sdtPr>
-              <w:rPr>
-                <w:rFonts w:cstheme="majorHAnsi"/>
-                <w:b/>
-                <w:bCs/>
-              </w:rPr>
               <w:alias w:val="CompanyPhoneCaption"/>
               <w:tag w:val="#BC:InsertDataItem,BCReportInformation/CompanyMetadata/CompanyPhoneCaption"/>
               <w:id w:val="2075771276"/>
@@ -352,14 +123,8 @@
               <w15:color w:val="808080"/>
               <w:text/>
             </w:sdtPr>
-            <w:sdtEndPr/>
             <w:sdtContent>
               <w:r>
-                <w:rPr>
-                  <w:rFonts w:cstheme="majorHAnsi"/>
-                  <w:b/>
-                  <w:bCs/>
-                </w:rPr>
                 <w:t>Phone No</w:t>
               </w:r>
             </w:sdtContent>
@@ -371,20 +136,8 @@
           <w:tcW w:w="2623" w:type="dxa"/>
         </w:tcPr>
         <w:p>
-          <w:pPr>
-            <w:spacing w:before="120"/>
-            <w:rPr>
-              <w:rFonts w:cs="Segoe UI"/>
-              <w:color w:val="242424"/>
-            </w:rPr>
-          </w:pPr>
           <w:sdt>
             <w:sdtPr>
-              <w:rPr>
-                <w:rFonts w:cstheme="majorHAnsi"/>
-                <w:b/>
-                <w:bCs/>
-              </w:rPr>
               <w:alias w:val="CompanyEmailCaption"/>
               <w:tag w:val="#BC:InsertDataItem,BCReportInformation/CompanyMetadata/CompanyEmailCaption"/>
               <w:id w:val="1958524774"/>
@@ -395,14 +148,8 @@
               <w15:color w:val="808080"/>
               <w:text/>
             </w:sdtPr>
-            <w:sdtEndPr/>
             <w:sdtContent>
               <w:r>
-                <w:rPr>
-                  <w:rFonts w:cstheme="majorHAnsi"/>
-                  <w:b/>
-                  <w:bCs/>
-                </w:rPr>
                 <w:t>Email</w:t>
               </w:r>
             </w:sdtContent>
@@ -414,20 +161,8 @@
           <w:tcW w:w="2624" w:type="dxa"/>
         </w:tcPr>
         <w:p>
-          <w:pPr>
-            <w:spacing w:before="120"/>
-            <w:rPr>
-              <w:rFonts w:cs="Segoe UI"/>
-              <w:color w:val="242424"/>
-            </w:rPr>
-          </w:pPr>
           <w:sdt>
             <w:sdtPr>
-              <w:rPr>
-                <w:rFonts w:cstheme="majorHAnsi"/>
-                <w:b/>
-                <w:bCs/>
-              </w:rPr>
               <w:alias w:val="CompanyFaxNoCaption"/>
               <w:tag w:val="#BC:InsertDataItem,BCReportInformation/CompanyMetadata/CompanyFaxNoCaption"/>
               <w:id w:val="572320326"/>
@@ -438,14 +173,8 @@
               <w15:color w:val="808080"/>
               <w:text/>
             </w:sdtPr>
-            <w:sdtEndPr/>
             <w:sdtContent>
               <w:r>
-                <w:rPr>
-                  <w:rFonts w:cstheme="majorHAnsi"/>
-                  <w:b/>
-                  <w:bCs/>
-                </w:rPr>
                 <w:t>Fax No.</w:t>
               </w:r>
             </w:sdtContent>
@@ -463,18 +192,8 @@
           <w:vAlign w:val="bottom"/>
         </w:tcPr>
         <w:p>
-          <w:pPr>
-            <w:rPr>
-              <w:rFonts w:cs="Segoe UI"/>
-              <w:color w:val="242424"/>
-            </w:rPr>
-          </w:pPr>
           <w:sdt>
             <w:sdtPr>
-              <w:rPr>
-                <w:rFonts w:cs="Segoe UI"/>
-                <w:color w:val="242424"/>
-              </w:rPr>
               <w:alias w:val="CompanyHomePage"/>
               <w:tag w:val="#BC:InsertDataItem,BCReportInformation/CompanyMetadata/CompanyHomePage"/>
               <w:id w:val="-158002511"/>
@@ -485,28 +204,9 @@
               <w15:color w:val="808080"/>
               <w:text/>
             </w:sdtPr>
-            <w:sdtEndPr/>
             <w:sdtContent>
               <w:r>
-                <w:rPr>
-                  <w:rFonts w:cs="Segoe UI"/>
-                  <w:color w:val="242424"/>
-                </w:rPr>
-                <w:t>www.</w:t>
-              </w:r>
-              <w:r>
-                <w:rPr>
-                  <w:rFonts w:cs="Segoe UI"/>
-                  <w:color w:val="242424"/>
-                </w:rPr>
-                <w:t>cronus</w:t>
-              </w:r>
-              <w:r>
-                <w:rPr>
-                  <w:rFonts w:cs="Segoe UI"/>
-                  <w:color w:val="242424"/>
-                </w:rPr>
-                <w:t>.dk</w:t>
+                <w:t>www.cronus.dk</w:t>
               </w:r>
             </w:sdtContent>
           </w:sdt>
@@ -518,18 +218,8 @@
           <w:vAlign w:val="bottom"/>
         </w:tcPr>
         <w:p>
-          <w:pPr>
-            <w:rPr>
-              <w:rFonts w:cs="Segoe UI"/>
-              <w:color w:val="242424"/>
-            </w:rPr>
-          </w:pPr>
           <w:sdt>
             <w:sdtPr>
-              <w:rPr>
-                <w:rFonts w:cs="Segoe UI"/>
-                <w:color w:val="242424"/>
-              </w:rPr>
               <w:alias w:val="CompanyPhone"/>
               <w:tag w:val="#BC:InsertDataItem,BCReportInformation/CompanyMetadata/CompanyPhone"/>
               <w:id w:val="1545786500"/>
@@ -540,13 +230,8 @@
               <w15:color w:val="808080"/>
               <w:text/>
             </w:sdtPr>
-            <w:sdtEndPr/>
             <w:sdtContent>
               <w:r>
-                <w:rPr>
-                  <w:rFonts w:cs="Segoe UI"/>
-                  <w:color w:val="242424"/>
-                </w:rPr>
                 <w:t>34-2345667</w:t>
               </w:r>
             </w:sdtContent>
@@ -559,18 +244,8 @@
           <w:vAlign w:val="bottom"/>
         </w:tcPr>
         <w:p>
-          <w:pPr>
-            <w:rPr>
-              <w:rFonts w:cs="Segoe UI"/>
-              <w:color w:val="242424"/>
-            </w:rPr>
-          </w:pPr>
           <w:sdt>
             <w:sdtPr>
-              <w:rPr>
-                <w:rFonts w:cs="Segoe UI"/>
-                <w:color w:val="242424"/>
-              </w:rPr>
               <w:alias w:val="CompanyEmail"/>
               <w:tag w:val="#BC:InsertDataItem,BCReportInformation/CompanyMetadata/CompanyEmail"/>
               <w:id w:val="897626596"/>
@@ -581,28 +256,9 @@
               <w15:color w:val="808080"/>
               <w:text/>
             </w:sdtPr>
-            <w:sdtEndPr/>
             <w:sdtContent>
               <w:r>
-                <w:rPr>
-                  <w:rFonts w:cs="Segoe UI"/>
-                  <w:color w:val="242424"/>
-                </w:rPr>
-                <w:t>John.doe</w:t>
-              </w:r>
-              <w:r>
-                <w:rPr>
-                  <w:rFonts w:cs="Segoe UI"/>
-                  <w:color w:val="242424"/>
-                </w:rPr>
-                <w:t>@</w:t>
-              </w:r>
-              <w:r>
-                <w:rPr>
-                  <w:rFonts w:cs="Segoe UI"/>
-                  <w:color w:val="242424"/>
-                </w:rPr>
-                <w:t>cronus.com</w:t>
+                <w:t>John.doe@cronus.com</w:t>
               </w:r>
             </w:sdtContent>
           </w:sdt>
@@ -614,18 +270,8 @@
           <w:vAlign w:val="bottom"/>
         </w:tcPr>
         <w:p>
-          <w:pPr>
-            <w:rPr>
-              <w:rFonts w:cs="Segoe UI"/>
-              <w:color w:val="242424"/>
-            </w:rPr>
-          </w:pPr>
           <w:sdt>
             <w:sdtPr>
-              <w:rPr>
-                <w:rFonts w:cs="Segoe UI"/>
-                <w:color w:val="242424"/>
-              </w:rPr>
               <w:alias w:val="CompanyFaxNo"/>
               <w:tag w:val="#BC:InsertDataItem,BCReportInformation/CompanyMetadata/CompanyFaxNo"/>
               <w:id w:val="-852795988"/>
@@ -636,13 +282,8 @@
               <w15:color w:val="808080"/>
               <w:text/>
             </w:sdtPr>
-            <w:sdtEndPr/>
             <w:sdtContent>
               <w:r>
-                <w:rPr>
-                  <w:rFonts w:cs="Segoe UI"/>
-                  <w:color w:val="242424"/>
-                </w:rPr>
                 <w:t>12345678</w:t>
               </w:r>
             </w:sdtContent>
@@ -669,7 +310,7 @@
       <w:tblStyle w:val="BCBlockTable"/>
       <w:tblW w:w="5000" w:type="pct"/>
       <w:tblLayout w:type="fixed"/>
-      <w:tblLook w:val="0600" w:firstRow="0" w:lastRow="0" w:firstColumn="0" w:lastColumn="0" w:noHBand="1" w:noVBand="1"/>
+      <w:tblLook w:val="0620" w:firstRow="1" w:lastRow="0" w:firstColumn="0" w:lastColumn="0" w:noHBand="1" w:noVBand="1"/>
       <w:tblCaption w:val="Document Information Block"/>
     </w:tblPr>
     <w:tblGrid>
@@ -680,6 +321,7 @@
     </w:tblGrid>
     <w:tr>
       <w:trPr>
+        <w:cnfStyle w:val="100000000000" w:firstRow="1" w:lastRow="0" w:firstColumn="0" w:lastColumn="0" w:oddVBand="0" w:evenVBand="0" w:oddHBand="0" w:evenHBand="0" w:firstRowFirstColumn="0" w:firstRowLastColumn="0" w:lastRowFirstColumn="0" w:lastRowLastColumn="0"/>
         <w:trHeight w:val="266"/>
       </w:trPr>
       <w:tc>
@@ -687,22 +329,8 @@
           <w:tcW w:w="2624" w:type="dxa"/>
         </w:tcPr>
         <w:p>
-          <w:pPr>
-            <w:pStyle w:val="BCLabel"/>
-            <w:spacing w:before="120"/>
-            <w:rPr>
-              <w:rFonts w:cstheme="majorHAnsi"/>
-              <w:b/>
-              <w:bCs/>
-            </w:rPr>
-          </w:pPr>
           <w:sdt>
             <w:sdtPr>
-              <w:rPr>
-                <w:rFonts w:cstheme="majorHAnsi"/>
-                <w:b/>
-                <w:bCs/>
-              </w:rPr>
               <w:alias w:val="CompanyHomePageCaption"/>
               <w:tag w:val="#BC:InsertDataItem,BCReportInformation/CompanyMetadata/CompanyHomePageCaption"/>
               <w:id w:val="1678854013"/>
@@ -713,14 +341,8 @@
               <w15:color w:val="808080"/>
               <w:text/>
             </w:sdtPr>
-            <w:sdtEndPr/>
             <w:sdtContent>
               <w:r>
-                <w:rPr>
-                  <w:rFonts w:cstheme="majorHAnsi"/>
-                  <w:b/>
-                  <w:bCs/>
-                </w:rPr>
                 <w:t>Homepage</w:t>
               </w:r>
             </w:sdtContent>
@@ -732,21 +354,8 @@
           <w:tcW w:w="2624" w:type="dxa"/>
         </w:tcPr>
         <w:p>
-          <w:pPr>
-            <w:spacing w:before="120"/>
-            <w:rPr>
-              <w:rFonts w:cs="Segoe UI"/>
-              <w:b/>
-              <w:color w:val="242424"/>
-            </w:rPr>
-          </w:pPr>
           <w:sdt>
             <w:sdtPr>
-              <w:rPr>
-                <w:rFonts w:cstheme="majorHAnsi"/>
-                <w:b/>
-                <w:bCs/>
-              </w:rPr>
               <w:alias w:val="CompanyPhoneCaption"/>
               <w:tag w:val="#BC:InsertDataItem,BCReportInformation/CompanyMetadata/CompanyPhoneCaption"/>
               <w:id w:val="-761982136"/>
@@ -757,14 +366,8 @@
               <w15:color w:val="808080"/>
               <w:text/>
             </w:sdtPr>
-            <w:sdtEndPr/>
             <w:sdtContent>
               <w:r>
-                <w:rPr>
-                  <w:rFonts w:cstheme="majorHAnsi"/>
-                  <w:b/>
-                  <w:bCs/>
-                </w:rPr>
                 <w:t>Phone No</w:t>
               </w:r>
             </w:sdtContent>
@@ -776,21 +379,8 @@
           <w:tcW w:w="2623" w:type="dxa"/>
         </w:tcPr>
         <w:p>
-          <w:pPr>
-            <w:spacing w:before="120"/>
-            <w:rPr>
-              <w:rFonts w:cs="Segoe UI"/>
-              <w:b/>
-              <w:color w:val="242424"/>
-            </w:rPr>
-          </w:pPr>
           <w:sdt>
             <w:sdtPr>
-              <w:rPr>
-                <w:rFonts w:cstheme="majorHAnsi"/>
-                <w:b/>
-                <w:bCs/>
-              </w:rPr>
               <w:alias w:val="CompanyEmailCaption"/>
               <w:tag w:val="#BC:InsertDataItem,BCReportInformation/CompanyMetadata/CompanyEmailCaption"/>
               <w:id w:val="-1580515425"/>
@@ -801,14 +391,8 @@
               <w15:color w:val="808080"/>
               <w:text/>
             </w:sdtPr>
-            <w:sdtEndPr/>
             <w:sdtContent>
               <w:r>
-                <w:rPr>
-                  <w:rFonts w:cstheme="majorHAnsi"/>
-                  <w:b/>
-                  <w:bCs/>
-                </w:rPr>
                 <w:t>Email</w:t>
               </w:r>
             </w:sdtContent>
@@ -820,21 +404,8 @@
           <w:tcW w:w="2624" w:type="dxa"/>
         </w:tcPr>
         <w:p>
-          <w:pPr>
-            <w:spacing w:before="120"/>
-            <w:rPr>
-              <w:rFonts w:cs="Segoe UI"/>
-              <w:b/>
-              <w:color w:val="242424"/>
-            </w:rPr>
-          </w:pPr>
           <w:sdt>
             <w:sdtPr>
-              <w:rPr>
-                <w:rFonts w:cstheme="majorHAnsi"/>
-                <w:b/>
-                <w:bCs/>
-              </w:rPr>
               <w:alias w:val="CompanyFaxNoCaption"/>
               <w:tag w:val="#BC:InsertDataItem,BCReportInformation/CompanyMetadata/CompanyFaxNoCaption"/>
               <w:id w:val="-1376304818"/>
@@ -845,14 +416,8 @@
               <w15:color w:val="808080"/>
               <w:text/>
             </w:sdtPr>
-            <w:sdtEndPr/>
             <w:sdtContent>
               <w:r>
-                <w:rPr>
-                  <w:rFonts w:cstheme="majorHAnsi"/>
-                  <w:b/>
-                  <w:bCs/>
-                </w:rPr>
                 <w:t>Fax No.</w:t>
               </w:r>
             </w:sdtContent>
@@ -869,20 +434,8 @@
           <w:tcW w:w="2624" w:type="dxa"/>
         </w:tcPr>
         <w:p>
-          <w:pPr>
-            <w:pStyle w:val="BCLabel"/>
-            <w:rPr>
-              <w:rFonts w:cstheme="majorHAnsi"/>
-              <w:b/>
-              <w:bCs/>
-            </w:rPr>
-          </w:pPr>
           <w:sdt>
             <w:sdtPr>
-              <w:rPr>
-                <w:rFonts w:cs="Segoe UI"/>
-                <w:color w:val="242424"/>
-              </w:rPr>
               <w:alias w:val="CompanyHomePage"/>
               <w:tag w:val="#BC:InsertDataItem,BCReportInformation/CompanyMetadata/CompanyHomePage"/>
               <w:id w:val="1281847385"/>
@@ -893,28 +446,9 @@
               <w15:color w:val="808080"/>
               <w:text/>
             </w:sdtPr>
-            <w:sdtEndPr/>
             <w:sdtContent>
               <w:r>
-                <w:rPr>
-                  <w:rFonts w:cs="Segoe UI"/>
-                  <w:color w:val="242424"/>
-                </w:rPr>
-                <w:t>www.</w:t>
-              </w:r>
-              <w:r>
-                <w:rPr>
-                  <w:rFonts w:cs="Segoe UI"/>
-                  <w:color w:val="242424"/>
-                </w:rPr>
-                <w:t>cronus</w:t>
-              </w:r>
-              <w:r>
-                <w:rPr>
-                  <w:rFonts w:cs="Segoe UI"/>
-                  <w:color w:val="242424"/>
-                </w:rPr>
-                <w:t>.dk</w:t>
+                <w:t>www.cronus.dk</w:t>
               </w:r>
             </w:sdtContent>
           </w:sdt>
@@ -925,19 +459,8 @@
           <w:tcW w:w="2624" w:type="dxa"/>
         </w:tcPr>
         <w:p>
-          <w:pPr>
-            <w:rPr>
-              <w:rFonts w:cstheme="majorHAnsi"/>
-              <w:b/>
-              <w:bCs/>
-            </w:rPr>
-          </w:pPr>
           <w:sdt>
             <w:sdtPr>
-              <w:rPr>
-                <w:rFonts w:cs="Segoe UI"/>
-                <w:color w:val="242424"/>
-              </w:rPr>
               <w:alias w:val="CompanyPhone"/>
               <w:tag w:val="#BC:InsertDataItem,BCReportInformation/CompanyMetadata/CompanyPhone"/>
               <w:id w:val="1539546610"/>
@@ -948,13 +471,8 @@
               <w15:color w:val="808080"/>
               <w:text/>
             </w:sdtPr>
-            <w:sdtEndPr/>
             <w:sdtContent>
               <w:r>
-                <w:rPr>
-                  <w:rFonts w:cs="Segoe UI"/>
-                  <w:color w:val="242424"/>
-                </w:rPr>
                 <w:t>34-2345667</w:t>
               </w:r>
             </w:sdtContent>
@@ -966,19 +484,8 @@
           <w:tcW w:w="2623" w:type="dxa"/>
         </w:tcPr>
         <w:p>
-          <w:pPr>
-            <w:rPr>
-              <w:rFonts w:cstheme="majorHAnsi"/>
-              <w:b/>
-              <w:bCs/>
-            </w:rPr>
-          </w:pPr>
           <w:sdt>
             <w:sdtPr>
-              <w:rPr>
-                <w:rFonts w:cs="Segoe UI"/>
-                <w:color w:val="242424"/>
-              </w:rPr>
               <w:alias w:val="CompanyEmail"/>
               <w:tag w:val="#BC:InsertDataItem,BCReportInformation/CompanyMetadata/CompanyEmail"/>
               <w:id w:val="-1579896313"/>
@@ -989,28 +496,9 @@
               <w15:color w:val="808080"/>
               <w:text/>
             </w:sdtPr>
-            <w:sdtEndPr/>
             <w:sdtContent>
               <w:r>
-                <w:rPr>
-                  <w:rFonts w:cs="Segoe UI"/>
-                  <w:color w:val="242424"/>
-                </w:rPr>
-                <w:t>John.doe</w:t>
-              </w:r>
-              <w:r>
-                <w:rPr>
-                  <w:rFonts w:cs="Segoe UI"/>
-                  <w:color w:val="242424"/>
-                </w:rPr>
-                <w:t>@</w:t>
-              </w:r>
-              <w:r>
-                <w:rPr>
-                  <w:rFonts w:cs="Segoe UI"/>
-                  <w:color w:val="242424"/>
-                </w:rPr>
-                <w:t>cronus.com</w:t>
+                <w:t>John.doe@cronus.com</w:t>
               </w:r>
             </w:sdtContent>
           </w:sdt>
@@ -1021,19 +509,8 @@
           <w:tcW w:w="2624" w:type="dxa"/>
         </w:tcPr>
         <w:p>
-          <w:pPr>
-            <w:rPr>
-              <w:rFonts w:cstheme="majorHAnsi"/>
-              <w:b/>
-              <w:bCs/>
-            </w:rPr>
-          </w:pPr>
           <w:sdt>
             <w:sdtPr>
-              <w:rPr>
-                <w:rFonts w:cs="Segoe UI"/>
-                <w:color w:val="242424"/>
-              </w:rPr>
               <w:alias w:val="CompanyFaxNo"/>
               <w:tag w:val="#BC:InsertDataItem,BCReportInformation/CompanyMetadata/CompanyFaxNo"/>
               <w:id w:val="-1719971171"/>
@@ -1044,13 +521,8 @@
               <w15:color w:val="808080"/>
               <w:text/>
             </w:sdtPr>
-            <w:sdtEndPr/>
             <w:sdtContent>
               <w:r>
-                <w:rPr>
-                  <w:rFonts w:cs="Segoe UI"/>
-                  <w:color w:val="242424"/>
-                </w:rPr>
                 <w:t>12345678</w:t>
               </w:r>
             </w:sdtContent>
@@ -1135,14 +607,12 @@
             <w15:color w:val="808080"/>
             <w:text/>
           </w:sdtPr>
-          <w:sdtEndPr/>
           <w:sdtContent>
             <w:p>
               <w:pPr>
                 <w:pStyle w:val="Title"/>
-                <w:spacing w:before="0" w:after="0"/>
+                <w:spacing w:before="100" w:beforeAutospacing="1" w:after="0"/>
                 <w:rPr>
-                  <w:rFonts w:ascii="Segoe UI" w:eastAsia="Times New Roman" w:hAnsi="Segoe UI" w:cs="Segoe UI"/>
                   <w:sz w:val="56"/>
                 </w:rPr>
               </w:pPr>
@@ -1159,6 +629,10 @@
         </w:tcPr>
         <w:sdt>
           <w:sdtPr>
+            <w:rPr>
+              <w:sz w:val="16"/>
+              <w:szCs w:val="16"/>
+            </w:rPr>
             <w:id w:val="-494566964"/>
             <w:docPartObj>
               <w:docPartGallery w:val="Page Numbers (Top of Page)"/>
@@ -1168,47 +642,92 @@
           <w:sdtEndPr>
             <w:rPr>
               <w:rFonts w:cstheme="minorHAnsi"/>
-              <w:color w:val="242424"/>
             </w:rPr>
           </w:sdtEndPr>
           <w:sdtContent>
             <w:p>
               <w:pPr>
-                <w:pStyle w:val="BCNumber"/>
-                <w:spacing w:before="60"/>
                 <w:jc w:val="right"/>
+                <w:rPr>
+                  <w:sz w:val="16"/>
+                  <w:szCs w:val="16"/>
+                </w:rPr>
               </w:pPr>
               <w:r>
+                <w:rPr>
+                  <w:sz w:val="16"/>
+                  <w:szCs w:val="16"/>
+                </w:rPr>
                 <w:fldChar w:fldCharType="begin"/>
               </w:r>
               <w:r>
+                <w:rPr>
+                  <w:sz w:val="16"/>
+                  <w:szCs w:val="16"/>
+                </w:rPr>
                 <w:instrText xml:space="preserve"> PAGE </w:instrText>
               </w:r>
               <w:r>
+                <w:rPr>
+                  <w:sz w:val="16"/>
+                  <w:szCs w:val="16"/>
+                </w:rPr>
                 <w:fldChar w:fldCharType="separate"/>
               </w:r>
               <w:r>
+                <w:rPr>
+                  <w:sz w:val="16"/>
+                  <w:szCs w:val="16"/>
+                </w:rPr>
                 <w:t>2</w:t>
               </w:r>
               <w:r>
+                <w:rPr>
+                  <w:sz w:val="16"/>
+                  <w:szCs w:val="16"/>
+                </w:rPr>
                 <w:fldChar w:fldCharType="end"/>
               </w:r>
               <w:r>
+                <w:rPr>
+                  <w:sz w:val="16"/>
+                  <w:szCs w:val="16"/>
+                </w:rPr>
                 <w:t>/</w:t>
               </w:r>
               <w:r>
+                <w:rPr>
+                  <w:sz w:val="16"/>
+                  <w:szCs w:val="16"/>
+                </w:rPr>
                 <w:fldChar w:fldCharType="begin"/>
               </w:r>
               <w:r>
+                <w:rPr>
+                  <w:sz w:val="16"/>
+                  <w:szCs w:val="16"/>
+                </w:rPr>
                 <w:instrText>NUMPAGES</w:instrText>
               </w:r>
               <w:r>
+                <w:rPr>
+                  <w:sz w:val="16"/>
+                  <w:szCs w:val="16"/>
+                </w:rPr>
                 <w:fldChar w:fldCharType="separate"/>
               </w:r>
               <w:r>
+                <w:rPr>
+                  <w:sz w:val="16"/>
+                  <w:szCs w:val="16"/>
+                </w:rPr>
                 <w:t>2</w:t>
               </w:r>
               <w:r>
+                <w:rPr>
+                  <w:sz w:val="16"/>
+                  <w:szCs w:val="16"/>
+                </w:rPr>
                 <w:fldChar w:fldCharType="end"/>
               </w:r>
             </w:p>
@@ -1228,14 +747,7 @@
           <w:tcW w:w="3302" w:type="pct"/>
           <w:vMerge/>
         </w:tcPr>
-        <w:p>
-          <w:pPr>
-            <w:spacing w:before="120"/>
-            <w:rPr>
-              <w:rFonts w:ascii="Aptos" w:eastAsia="Aptos" w:hAnsi="Aptos" w:cs="Times New Roman"/>
-            </w:rPr>
-          </w:pPr>
-        </w:p>
+        <w:p/>
       </w:tc>
       <w:tc>
         <w:tcPr>
@@ -1243,12 +755,38 @@
         </w:tcPr>
         <w:p>
           <w:pPr>
-            <w:pStyle w:val="NoSpacing"/>
             <w:jc w:val="right"/>
+            <w:rPr>
+              <w:sz w:val="16"/>
+              <w:szCs w:val="16"/>
+            </w:rPr>
           </w:pPr>
-          <w:r>
-            <w:t>Friday, September 23, 2026</w:t>
-          </w:r>
+          <w:sdt>
+            <w:sdtPr>
+              <w:rPr>
+                <w:sz w:val="16"/>
+                <w:szCs w:val="16"/>
+              </w:rPr>
+              <w:alias w:val="CompanyName"/>
+              <w:tag w:val="#BC:InsertDataItem,BCReportInformation/ReportRequest/CompanyName"/>
+              <w:id w:val="794716740"/>
+              <w:placeholder>
+                <w:docPart w:val="D8E27797D68E4E64805B125585875C0B"/>
+              </w:placeholder>
+              <w:dataBinding w:prefixMappings="&lt;xmlns:ns0='urn:microsoft-dynamics-nav/reports/Tenant_Report_Defaults/2000000001/' " w:xpath="/ns0:NavWordReportXmlPart[1]/ns0:BCReportInformation[1]/ns0:ReportRequest[1]/ns0:CompanyName[1]" w:storeItemID="{00000000-0000-0000-0000-000000000000}"/>
+              <w15:color w:val="808080"/>
+              <w:text/>
+            </w:sdtPr>
+            <w:sdtContent>
+              <w:r>
+                <w:rPr>
+                  <w:sz w:val="16"/>
+                  <w:szCs w:val="16"/>
+                </w:rPr>
+                <w:t>Company Name</w:t>
+              </w:r>
+            </w:sdtContent>
+          </w:sdt>
         </w:p>
       </w:tc>
     </w:tr>
@@ -1264,14 +802,7 @@
           <w:tcW w:w="3302" w:type="pct"/>
           <w:vMerge/>
         </w:tcPr>
-        <w:p>
-          <w:pPr>
-            <w:spacing w:before="120"/>
-            <w:rPr>
-              <w:rFonts w:ascii="Aptos" w:eastAsia="Aptos" w:hAnsi="Aptos" w:cs="Times New Roman"/>
-            </w:rPr>
-          </w:pPr>
-        </w:p>
+        <w:p/>
       </w:tc>
       <w:tc>
         <w:tcPr>
@@ -1279,28 +810,12 @@
         </w:tcPr>
         <w:p>
           <w:pPr>
-            <w:pStyle w:val="NoSpacing"/>
             <w:jc w:val="right"/>
+            <w:rPr>
+              <w:sz w:val="16"/>
+              <w:szCs w:val="16"/>
+            </w:rPr>
           </w:pPr>
-          <w:sdt>
-            <w:sdtPr>
-              <w:alias w:val="CompanyName"/>
-              <w:tag w:val="#BC:InsertDataItem,BCReportInformation/ReportRequest/CompanyName"/>
-              <w:id w:val="975574590"/>
-              <w:placeholder>
-                <w:docPart w:val="600727A5BB40437097A62364CED45251"/>
-              </w:placeholder>
-              <w:dataBinding w:prefixMappings="&lt;xmlns:ns0='urn:microsoft-dynamics-nav/reports/Tenant_Report_Defaults/2000000001/' " w:xpath="/ns0:NavWordReportXmlPart[1]/ns0:BCReportInformation[1]/ns0:ReportRequest[1]/ns0:CompanyName[1]" w:storeItemID="{00000000-0000-0000-0000-000000000000}"/>
-              <w15:color w:val="808080"/>
-              <w:text/>
-            </w:sdtPr>
-            <w:sdtEndPr/>
-            <w:sdtContent>
-              <w:r>
-                <w:t>Company Name</w:t>
-              </w:r>
-            </w:sdtContent>
-          </w:sdt>
         </w:p>
       </w:tc>
     </w:tr>
@@ -1340,6 +855,8 @@
         <w:sdtPr>
           <w:rPr>
             <w:rStyle w:val="TitleChar"/>
+            <w:rFonts w:cstheme="majorHAnsi"/>
+            <w:color w:val="auto"/>
           </w:rPr>
           <w:alias w:val="ReportCaption"/>
           <w:tag w:val="#BC:InsertDataItem,BCReportInformation/ReportMetadata/ReportCaption"/>
@@ -1360,15 +877,8 @@
             <w:p>
               <w:pPr>
                 <w:pStyle w:val="NoSpacing"/>
-                <w:tabs>
-                  <w:tab w:val="left" w:pos="0"/>
-                  <w:tab w:val="center" w:pos="5310"/>
-                  <w:tab w:val="right" w:pos="10440"/>
-                </w:tabs>
-                <w:spacing w:after="240"/>
-                <w:ind w:right="26"/>
                 <w:rPr>
-                  <w:color w:val="242424"/>
+                  <w:rFonts w:asciiTheme="majorHAnsi" w:hAnsiTheme="majorHAnsi" w:cstheme="majorHAnsi"/>
                   <w:sz w:val="36"/>
                   <w:szCs w:val="36"/>
                 </w:rPr>
@@ -1376,6 +886,8 @@
               <w:r>
                 <w:rPr>
                   <w:rStyle w:val="TitleChar"/>
+                  <w:rFonts w:cstheme="majorHAnsi"/>
+                  <w:color w:val="auto"/>
                 </w:rPr>
                 <w:t>Report Caption</w:t>
               </w:r>
@@ -1398,17 +910,12 @@
           <w:sdtEndPr>
             <w:rPr>
               <w:rFonts w:cstheme="minorHAnsi"/>
-              <w:color w:val="242424"/>
             </w:rPr>
           </w:sdtEndPr>
           <w:sdtContent>
             <w:p>
               <w:pPr>
-                <w:spacing w:before="60"/>
                 <w:jc w:val="right"/>
-                <w:rPr>
-                  <w:color w:val="242424"/>
-                </w:rPr>
               </w:pPr>
               <w:r>
                 <w:fldChar w:fldCharType="begin"/>
@@ -1459,9 +966,8 @@
         </w:tcPr>
         <w:p>
           <w:pPr>
-            <w:spacing w:before="120"/>
             <w:rPr>
-              <w:color w:val="242424"/>
+              <w:rFonts w:asciiTheme="majorHAnsi" w:hAnsiTheme="majorHAnsi" w:cstheme="majorHAnsi"/>
             </w:rPr>
           </w:pPr>
         </w:p>
@@ -1472,23 +978,12 @@
         </w:tcPr>
         <w:p>
           <w:pPr>
-            <w:pStyle w:val="NoSpacing"/>
-            <w:tabs>
-              <w:tab w:val="left" w:pos="0"/>
-              <w:tab w:val="center" w:pos="5310"/>
-              <w:tab w:val="right" w:pos="10440"/>
-            </w:tabs>
-            <w:spacing w:after="240"/>
             <w:jc w:val="right"/>
-            <w:rPr>
-              <w:color w:val="242424"/>
-            </w:rPr>
           </w:pPr>
           <w:sdt>
             <w:sdtPr>
               <w:rPr>
                 <w:noProof/>
-                <w:color w:val="44546A" w:themeColor="text2"/>
               </w:rPr>
               <w:alias w:val="CompanyLogo"/>
               <w:tag w:val="#BC:InsertDataItem,BCReportInformation/CompanyMetadata/CompanyLogo"/>
@@ -1500,7 +995,6 @@
               <w:r>
                 <w:rPr>
                   <w:noProof/>
-                  <w:color w:val="44546A" w:themeColor="text2"/>
                 </w:rPr>
                 <w:drawing>
                   <wp:inline distT="0" distB="0" distL="0" distR="0" wp14:anchorId="229DEBE4" wp14:editId="1F6F61CC">
@@ -1552,23 +1046,6 @@
                 </w:drawing>
               </w:r>
             </w:sdtContent>
-          </w:sdt>
-          <w:sdt>
-            <w:sdtPr>
-              <w:rPr>
-                <w:color w:val="242424"/>
-              </w:rPr>
-              <w:alias w:val="DateAndTime"/>
-              <w:tag w:val="#BC:InsertDataItem,BCReportInformation/ReportRequest/DateAndTime"/>
-              <w:id w:val="-83535483"/>
-              <w:placeholder>
-                <w:docPart w:val="B73C6E87F5024B9C9673F093430A757F"/>
-              </w:placeholder>
-              <w:dataBinding w:prefixMappings="&lt;xmlns:ns0='urn:microsoft-dynamics-nav/reports/Tenant_Report_Defaults/2000000001/' " w:xpath="/ns0:NavWordReportXmlPart[1]/ns0:BCReportInformation[1]/ns0:ReportRequest[1]/ns0:DateAndTime[1]" w:storeItemID="{00000000-0000-0000-0000-000000000000}"/>
-              <w15:color w:val="808080"/>
-              <w:text/>
-            </w:sdtPr>
-            <w:sdtContent/>
           </w:sdt>
         </w:p>
       </w:tc>
@@ -2197,7 +1674,6 @@
     <w:lvl w:ilvl="0">
       <w:start w:val="1"/>
       <w:numFmt w:val="bullet"/>
-      <w:pStyle w:val="BCNoteBullet"/>
       <w:lvlText w:val=""/>
       <w:lvlJc w:val="left"/>
       <w:pPr>
@@ -2786,15 +2262,14 @@
   <w:style w:type="paragraph" w:default="1" w:styleId="Normal">
     <w:name w:val="Normal"/>
     <w:qFormat/>
-    <w:rsid w:val="008C78C0"/>
+    <w:rsid w:val="00463DE3"/>
     <w:pPr>
       <w:spacing w:line="278" w:lineRule="auto"/>
     </w:pPr>
     <w:rPr>
-      <w:color w:val="000000" w:themeColor="text1"/>
-      <w:kern w:val="2"/>
-      <w:sz w:val="16"/>
-      <w:szCs w:val="16"/>
+      <w:kern w:val="2"/>
+      <w:sz w:val="24"/>
+      <w:szCs w:val="24"/>
       <w14:ligatures w14:val="standardContextual"/>
     </w:rPr>
   </w:style>
@@ -2851,8 +2326,6 @@
     <w:rPr>
       <w:rFonts w:asciiTheme="majorHAnsi" w:eastAsiaTheme="majorEastAsia" w:hAnsiTheme="majorHAnsi" w:cstheme="majorBidi"/>
       <w:color w:val="1F4D78" w:themeColor="accent1" w:themeShade="7F"/>
-      <w:sz w:val="24"/>
-      <w:szCs w:val="24"/>
     </w:rPr>
   </w:style>
   <w:style w:type="paragraph" w:styleId="Heading4">
@@ -2995,6 +2468,7 @@
     <w:uiPriority w:val="1"/>
     <w:semiHidden/>
     <w:unhideWhenUsed/>
+    <w:rsid w:val="00463DE3"/>
   </w:style>
   <w:style w:type="table" w:default="1" w:styleId="TableNormal">
     <w:name w:val="Normal Table"/>
@@ -3016,6 +2490,7 @@
     <w:uiPriority w:val="99"/>
     <w:semiHidden/>
     <w:unhideWhenUsed/>
+    <w:rsid w:val="00463DE3"/>
   </w:style>
   <w:style w:type="table" w:styleId="TableGrid">
     <w:name w:val="Table Grid"/>
@@ -3356,7 +2831,6 @@
     <w:rPr>
       <w:rFonts w:ascii="Segoe UI" w:hAnsi="Segoe UI"/>
       <w:sz w:val="18"/>
-      <w:szCs w:val="24"/>
     </w:rPr>
   </w:style>
   <w:style w:type="character" w:customStyle="1" w:styleId="PaginaChar">
@@ -3371,42 +2845,6 @@
       <w:sz w:val="18"/>
       <w:szCs w:val="24"/>
       <w14:ligatures w14:val="standardContextual"/>
-    </w:rPr>
-  </w:style>
-  <w:style w:type="paragraph" w:customStyle="1" w:styleId="BCLabel">
-    <w:name w:val="BC Label"/>
-    <w:basedOn w:val="NoSpacing"/>
-    <w:next w:val="Normal"/>
-    <w:uiPriority w:val="2"/>
-    <w:qFormat/>
-    <w:rsid w:val="008C78C0"/>
-    <w:pPr>
-      <w:keepNext/>
-    </w:pPr>
-    <w:rPr>
-      <w:rFonts w:asciiTheme="majorHAnsi" w:eastAsiaTheme="majorEastAsia" w:hAnsiTheme="majorHAnsi" w:cstheme="majorBidi"/>
-    </w:rPr>
-  </w:style>
-  <w:style w:type="paragraph" w:customStyle="1" w:styleId="BCLabelNumber">
-    <w:name w:val="BC Label Number"/>
-    <w:basedOn w:val="BCLabel"/>
-    <w:next w:val="Normal"/>
-    <w:uiPriority w:val="2"/>
-    <w:qFormat/>
-    <w:rsid w:val="008C78C0"/>
-    <w:rPr>
-      <w14:numSpacing w14:val="tabular"/>
-    </w:rPr>
-  </w:style>
-  <w:style w:type="paragraph" w:customStyle="1" w:styleId="BCNumber">
-    <w:name w:val="BC Number"/>
-    <w:basedOn w:val="NoSpacing"/>
-    <w:next w:val="Normal"/>
-    <w:uiPriority w:val="2"/>
-    <w:qFormat/>
-    <w:rsid w:val="008C78C0"/>
-    <w:rPr>
-      <w14:numSpacing w14:val="tabular"/>
     </w:rPr>
   </w:style>
   <w:style w:type="table" w:customStyle="1" w:styleId="BCBlockTable">
@@ -29575,23 +29013,6 @@
       <w:sz w:val="16"/>
       <w:shd w:val="clear" w:color="auto" w:fill="E1DFDD"/>
     </w:rPr>
-  </w:style>
-  <w:style w:type="paragraph" w:customStyle="1" w:styleId="BCNoteBullet">
-    <w:name w:val="BC Note Bullet"/>
-    <w:basedOn w:val="Quote"/>
-    <w:next w:val="Normal"/>
-    <w:uiPriority w:val="2"/>
-    <w:qFormat/>
-    <w:rsid w:val="00F26722"/>
-    <w:pPr>
-      <w:numPr>
-        <w:numId w:val="1"/>
-      </w:numPr>
-      <w:tabs>
-        <w:tab w:val="clear" w:pos="720"/>
-      </w:tabs>
-      <w:spacing w:before="0" w:after="0" w:line="240" w:lineRule="auto"/>
-    </w:pPr>
   </w:style>
   <w:style w:type="table" w:customStyle="1" w:styleId="BCDataTable">
     <w:name w:val="BC Data Table"/>
@@ -30182,13 +29603,7 @@
             <w:rPr>
               <w:rStyle w:val="PlaceholderText"/>
             </w:rPr>
-            <w:t>Click or tap here</w:t>
-          </w:r>
-          <w:r>
-            <w:rPr>
-              <w:rStyle w:val="PlaceholderText"/>
-            </w:rPr>
-            <w:t xml:space="preserve"> to enter text.</w:t>
+            <w:t>Click or tap here to enter text.</w:t>
           </w:r>
         </w:p>
       </w:docPartBody>
@@ -30282,35 +29697,6 @@
     </w:docPart>
     <w:docPart>
       <w:docPartPr>
-        <w:name w:val="600727A5BB40437097A62364CED45251"/>
-        <w:category>
-          <w:name w:val="General"/>
-          <w:gallery w:val="placeholder"/>
-        </w:category>
-        <w:types>
-          <w:type w:val="bbPlcHdr"/>
-        </w:types>
-        <w:behaviors>
-          <w:behavior w:val="content"/>
-        </w:behaviors>
-        <w:guid w:val="{6152C857-721D-481A-98C6-20C88C0153D5}"/>
-      </w:docPartPr>
-      <w:docPartBody>
-        <w:p>
-          <w:pPr>
-            <w:pStyle w:val="600727A5BB40437097A62364CED45251"/>
-          </w:pPr>
-          <w:r>
-            <w:rPr>
-              <w:rStyle w:val="PlaceholderText"/>
-            </w:rPr>
-            <w:t>Click or tap here to enter text.</w:t>
-          </w:r>
-        </w:p>
-      </w:docPartBody>
-    </w:docPart>
-    <w:docPart>
-      <w:docPartPr>
         <w:name w:val="45BE75433E5A4D029A142C74AA65F54A"/>
         <w:category>
           <w:name w:val="General"/>
@@ -30340,7 +29726,7 @@
     </w:docPart>
     <w:docPart>
       <w:docPartPr>
-        <w:name w:val="B73C6E87F5024B9C9673F093430A757F"/>
+        <w:name w:val="D8E27797D68E4E64805B125585875C0B"/>
         <w:category>
           <w:name w:val="General"/>
           <w:gallery w:val="placeholder"/>
@@ -30351,12 +29737,12 @@
         <w:behaviors>
           <w:behavior w:val="content"/>
         </w:behaviors>
-        <w:guid w:val="{BFC6AC09-7D8A-4FF2-AFFB-EFA7D6FFA4FE}"/>
+        <w:guid w:val="{EFEF63D0-5B3B-45A7-B3D6-E13EF061DE57}"/>
       </w:docPartPr>
       <w:docPartBody>
         <w:p>
           <w:pPr>
-            <w:pStyle w:val="B73C6E87F5024B9C9673F093430A757F"/>
+            <w:pStyle w:val="D8E27797D68E4E64805B125585875C0B"/>
           </w:pPr>
           <w:r>
             <w:rPr>
@@ -30416,18 +29802,16 @@
     <w:sig w:usb0="E00006FF" w:usb1="0000FCFF" w:usb2="00000001" w:usb3="00000000" w:csb0="0000019F" w:csb1="00000000"/>
   </w:font>
   <w:font w:name="Aptos">
-    <w:panose1 w:val="00000000000000000000"/>
     <w:charset w:val="00"/>
-    <w:family w:val="roman"/>
-    <w:notTrueType/>
-    <w:pitch w:val="default"/>
+    <w:family w:val="swiss"/>
+    <w:pitch w:val="variable"/>
+    <w:sig w:usb0="20000287" w:usb1="00000003" w:usb2="00000000" w:usb3="00000000" w:csb0="0000019F" w:csb1="00000000"/>
   </w:font>
   <w:font w:name="Aptos Display">
-    <w:panose1 w:val="00000000000000000000"/>
     <w:charset w:val="00"/>
-    <w:family w:val="roman"/>
-    <w:notTrueType/>
-    <w:pitch w:val="default"/>
+    <w:family w:val="swiss"/>
+    <w:pitch w:val="variable"/>
+    <w:sig w:usb0="20000287" w:usb1="00000003" w:usb2="00000000" w:usb3="00000000" w:csb0="0000019F" w:csb1="00000000"/>
   </w:font>
 </w:fonts>
 </file>
@@ -30457,11 +29841,14 @@
     <w:rsid w:val="00082B18"/>
     <w:rsid w:val="0009355D"/>
     <w:rsid w:val="001024F7"/>
+    <w:rsid w:val="00114DBE"/>
     <w:rsid w:val="00133336"/>
     <w:rsid w:val="00147E8F"/>
+    <w:rsid w:val="00152F46"/>
     <w:rsid w:val="001605AD"/>
     <w:rsid w:val="00182A4D"/>
     <w:rsid w:val="001A2258"/>
+    <w:rsid w:val="001C77BF"/>
     <w:rsid w:val="001D6FE3"/>
     <w:rsid w:val="001F6C15"/>
     <w:rsid w:val="0027442B"/>
@@ -30490,6 +29877,7 @@
     <w:rsid w:val="0043381F"/>
     <w:rsid w:val="00441283"/>
     <w:rsid w:val="004966EF"/>
+    <w:rsid w:val="004A5047"/>
     <w:rsid w:val="004B1D62"/>
     <w:rsid w:val="004E6849"/>
     <w:rsid w:val="005073E4"/>
@@ -30511,8 +29899,10 @@
     <w:rsid w:val="007D6C7F"/>
     <w:rsid w:val="007F1293"/>
     <w:rsid w:val="0080614B"/>
+    <w:rsid w:val="0082116C"/>
     <w:rsid w:val="00822ACB"/>
     <w:rsid w:val="00825186"/>
+    <w:rsid w:val="00827C01"/>
     <w:rsid w:val="0085166E"/>
     <w:rsid w:val="00857C88"/>
     <w:rsid w:val="0087642A"/>
@@ -30531,6 +29921,7 @@
     <w:rsid w:val="00A46F73"/>
     <w:rsid w:val="00A650E0"/>
     <w:rsid w:val="00AC48B9"/>
+    <w:rsid w:val="00AC715D"/>
     <w:rsid w:val="00AE5EE7"/>
     <w:rsid w:val="00B06A1E"/>
     <w:rsid w:val="00B4682F"/>
@@ -30547,6 +29938,7 @@
     <w:rsid w:val="00CD6CA3"/>
     <w:rsid w:val="00CE4C52"/>
     <w:rsid w:val="00D52343"/>
+    <w:rsid w:val="00D95C9F"/>
     <w:rsid w:val="00E428EF"/>
     <w:rsid w:val="00E46016"/>
     <w:rsid w:val="00E61CC3"/>
@@ -31015,7 +30407,7 @@
     <w:basedOn w:val="DefaultParagraphFont"/>
     <w:uiPriority w:val="99"/>
     <w:semiHidden/>
-    <w:rsid w:val="00514E7E"/>
+    <w:rsid w:val="00152F46"/>
     <w:rPr>
       <w:color w:val="808080"/>
     </w:rPr>
@@ -31030,7 +30422,6 @@
       <w:kern w:val="2"/>
       <w:sz w:val="24"/>
       <w:szCs w:val="24"/>
-      <w:lang/>
       <w14:ligatures w14:val="standardContextual"/>
     </w:rPr>
   </w:style>
@@ -31044,13 +30435,11 @@
       <w:kern w:val="2"/>
       <w:sz w:val="24"/>
       <w:szCs w:val="24"/>
-      <w:lang/>
-      <w14:ligatures w14:val="standardContextual"/>
-    </w:rPr>
-  </w:style>
-  <w:style w:type="paragraph" w:customStyle="1" w:styleId="F47DD5075F294E30A9B610B750C5A34E">
-    <w:name w:val="F47DD5075F294E30A9B610B750C5A34E"/>
-    <w:rsid w:val="00514E7E"/>
+      <w14:ligatures w14:val="standardContextual"/>
+    </w:rPr>
+  </w:style>
+  <w:style w:type="paragraph" w:customStyle="1" w:styleId="CF68DC289354454998E7B9E61A5A8DE8">
+    <w:name w:val="CF68DC289354454998E7B9E61A5A8DE8"/>
     <w:pPr>
       <w:spacing w:line="278" w:lineRule="auto"/>
     </w:pPr>
@@ -31058,13 +30447,11 @@
       <w:kern w:val="2"/>
       <w:sz w:val="24"/>
       <w:szCs w:val="24"/>
-      <w:lang/>
-      <w14:ligatures w14:val="standardContextual"/>
-    </w:rPr>
-  </w:style>
-  <w:style w:type="paragraph" w:customStyle="1" w:styleId="1F8FF0B05B35487AA46BC5E417B3132D">
-    <w:name w:val="1F8FF0B05B35487AA46BC5E417B3132D"/>
-    <w:rsid w:val="00514E7E"/>
+      <w14:ligatures w14:val="standardContextual"/>
+    </w:rPr>
+  </w:style>
+  <w:style w:type="paragraph" w:customStyle="1" w:styleId="DAAD0FFFA6E142F295BED740101E13FF">
+    <w:name w:val="DAAD0FFFA6E142F295BED740101E13FF"/>
     <w:pPr>
       <w:spacing w:line="278" w:lineRule="auto"/>
     </w:pPr>
@@ -31072,12 +30459,11 @@
       <w:kern w:val="2"/>
       <w:sz w:val="24"/>
       <w:szCs w:val="24"/>
-      <w:lang/>
-      <w14:ligatures w14:val="standardContextual"/>
-    </w:rPr>
-  </w:style>
-  <w:style w:type="paragraph" w:customStyle="1" w:styleId="CF68DC289354454998E7B9E61A5A8DE8">
-    <w:name w:val="CF68DC289354454998E7B9E61A5A8DE8"/>
+      <w14:ligatures w14:val="standardContextual"/>
+    </w:rPr>
+  </w:style>
+  <w:style w:type="paragraph" w:customStyle="1" w:styleId="749F1ED1B7C74786B56EBFDF9942DCEC">
+    <w:name w:val="749F1ED1B7C74786B56EBFDF9942DCEC"/>
     <w:pPr>
       <w:spacing w:line="278" w:lineRule="auto"/>
     </w:pPr>
@@ -31085,12 +30471,11 @@
       <w:kern w:val="2"/>
       <w:sz w:val="24"/>
       <w:szCs w:val="24"/>
-      <w:lang/>
-      <w14:ligatures w14:val="standardContextual"/>
-    </w:rPr>
-  </w:style>
-  <w:style w:type="paragraph" w:customStyle="1" w:styleId="DAAD0FFFA6E142F295BED740101E13FF">
-    <w:name w:val="DAAD0FFFA6E142F295BED740101E13FF"/>
+      <w14:ligatures w14:val="standardContextual"/>
+    </w:rPr>
+  </w:style>
+  <w:style w:type="paragraph" w:customStyle="1" w:styleId="7B4ED47589DA45C98252972238DEBB76">
+    <w:name w:val="7B4ED47589DA45C98252972238DEBB76"/>
     <w:pPr>
       <w:spacing w:line="278" w:lineRule="auto"/>
     </w:pPr>
@@ -31098,12 +30483,11 @@
       <w:kern w:val="2"/>
       <w:sz w:val="24"/>
       <w:szCs w:val="24"/>
-      <w:lang/>
-      <w14:ligatures w14:val="standardContextual"/>
-    </w:rPr>
-  </w:style>
-  <w:style w:type="paragraph" w:customStyle="1" w:styleId="749F1ED1B7C74786B56EBFDF9942DCEC">
-    <w:name w:val="749F1ED1B7C74786B56EBFDF9942DCEC"/>
+      <w14:ligatures w14:val="standardContextual"/>
+    </w:rPr>
+  </w:style>
+  <w:style w:type="paragraph" w:customStyle="1" w:styleId="1BB04F7321904FBE87F59626F7A0DAF9">
+    <w:name w:val="1BB04F7321904FBE87F59626F7A0DAF9"/>
     <w:pPr>
       <w:spacing w:line="278" w:lineRule="auto"/>
     </w:pPr>
@@ -31111,12 +30495,11 @@
       <w:kern w:val="2"/>
       <w:sz w:val="24"/>
       <w:szCs w:val="24"/>
-      <w:lang/>
-      <w14:ligatures w14:val="standardContextual"/>
-    </w:rPr>
-  </w:style>
-  <w:style w:type="paragraph" w:customStyle="1" w:styleId="7B4ED47589DA45C98252972238DEBB76">
-    <w:name w:val="7B4ED47589DA45C98252972238DEBB76"/>
+      <w14:ligatures w14:val="standardContextual"/>
+    </w:rPr>
+  </w:style>
+  <w:style w:type="paragraph" w:customStyle="1" w:styleId="2A0917C05BFA4542A342ED9F975A3500">
+    <w:name w:val="2A0917C05BFA4542A342ED9F975A3500"/>
     <w:pPr>
       <w:spacing w:line="278" w:lineRule="auto"/>
     </w:pPr>
@@ -31124,12 +30507,11 @@
       <w:kern w:val="2"/>
       <w:sz w:val="24"/>
       <w:szCs w:val="24"/>
-      <w:lang/>
-      <w14:ligatures w14:val="standardContextual"/>
-    </w:rPr>
-  </w:style>
-  <w:style w:type="paragraph" w:customStyle="1" w:styleId="1BB04F7321904FBE87F59626F7A0DAF9">
-    <w:name w:val="1BB04F7321904FBE87F59626F7A0DAF9"/>
+      <w14:ligatures w14:val="standardContextual"/>
+    </w:rPr>
+  </w:style>
+  <w:style w:type="paragraph" w:customStyle="1" w:styleId="879A5C99C43849668575BA7FF4A42EDE">
+    <w:name w:val="879A5C99C43849668575BA7FF4A42EDE"/>
     <w:pPr>
       <w:spacing w:line="278" w:lineRule="auto"/>
     </w:pPr>
@@ -31137,12 +30519,11 @@
       <w:kern w:val="2"/>
       <w:sz w:val="24"/>
       <w:szCs w:val="24"/>
-      <w:lang/>
-      <w14:ligatures w14:val="standardContextual"/>
-    </w:rPr>
-  </w:style>
-  <w:style w:type="paragraph" w:customStyle="1" w:styleId="2A0917C05BFA4542A342ED9F975A3500">
-    <w:name w:val="2A0917C05BFA4542A342ED9F975A3500"/>
+      <w14:ligatures w14:val="standardContextual"/>
+    </w:rPr>
+  </w:style>
+  <w:style w:type="paragraph" w:customStyle="1" w:styleId="D3505BE1584B4C0CB19F373171A839AB">
+    <w:name w:val="D3505BE1584B4C0CB19F373171A839AB"/>
     <w:pPr>
       <w:spacing w:line="278" w:lineRule="auto"/>
     </w:pPr>
@@ -31150,12 +30531,11 @@
       <w:kern w:val="2"/>
       <w:sz w:val="24"/>
       <w:szCs w:val="24"/>
-      <w:lang/>
-      <w14:ligatures w14:val="standardContextual"/>
-    </w:rPr>
-  </w:style>
-  <w:style w:type="paragraph" w:customStyle="1" w:styleId="879A5C99C43849668575BA7FF4A42EDE">
-    <w:name w:val="879A5C99C43849668575BA7FF4A42EDE"/>
+      <w14:ligatures w14:val="standardContextual"/>
+    </w:rPr>
+  </w:style>
+  <w:style w:type="paragraph" w:customStyle="1" w:styleId="067CE0F5B1414AF090F2664D9F153C56">
+    <w:name w:val="067CE0F5B1414AF090F2664D9F153C56"/>
     <w:pPr>
       <w:spacing w:line="278" w:lineRule="auto"/>
     </w:pPr>
@@ -31163,12 +30543,11 @@
       <w:kern w:val="2"/>
       <w:sz w:val="24"/>
       <w:szCs w:val="24"/>
-      <w:lang/>
-      <w14:ligatures w14:val="standardContextual"/>
-    </w:rPr>
-  </w:style>
-  <w:style w:type="paragraph" w:customStyle="1" w:styleId="D3505BE1584B4C0CB19F373171A839AB">
-    <w:name w:val="D3505BE1584B4C0CB19F373171A839AB"/>
+      <w14:ligatures w14:val="standardContextual"/>
+    </w:rPr>
+  </w:style>
+  <w:style w:type="paragraph" w:customStyle="1" w:styleId="C0C6DCA2E42E4E4DBB88663B3ACFAE98">
+    <w:name w:val="C0C6DCA2E42E4E4DBB88663B3ACFAE98"/>
     <w:pPr>
       <w:spacing w:line="278" w:lineRule="auto"/>
     </w:pPr>
@@ -31176,12 +30555,11 @@
       <w:kern w:val="2"/>
       <w:sz w:val="24"/>
       <w:szCs w:val="24"/>
-      <w:lang/>
-      <w14:ligatures w14:val="standardContextual"/>
-    </w:rPr>
-  </w:style>
-  <w:style w:type="paragraph" w:customStyle="1" w:styleId="FDCD59C81B624E21A72194D4E7F9F7C4">
-    <w:name w:val="FDCD59C81B624E21A72194D4E7F9F7C4"/>
+      <w14:ligatures w14:val="standardContextual"/>
+    </w:rPr>
+  </w:style>
+  <w:style w:type="paragraph" w:customStyle="1" w:styleId="0C257D1428B04DE7A399D6D69BD76CF4">
+    <w:name w:val="0C257D1428B04DE7A399D6D69BD76CF4"/>
     <w:pPr>
       <w:spacing w:line="278" w:lineRule="auto"/>
     </w:pPr>
@@ -31189,12 +30567,11 @@
       <w:kern w:val="2"/>
       <w:sz w:val="24"/>
       <w:szCs w:val="24"/>
-      <w:lang/>
-      <w14:ligatures w14:val="standardContextual"/>
-    </w:rPr>
-  </w:style>
-  <w:style w:type="paragraph" w:customStyle="1" w:styleId="C1CD724FDB854176975936C30515C562">
-    <w:name w:val="C1CD724FDB854176975936C30515C562"/>
+      <w14:ligatures w14:val="standardContextual"/>
+    </w:rPr>
+  </w:style>
+  <w:style w:type="paragraph" w:customStyle="1" w:styleId="6E72FD76A31945ADB33323FBA103AC87">
+    <w:name w:val="6E72FD76A31945ADB33323FBA103AC87"/>
     <w:pPr>
       <w:spacing w:line="278" w:lineRule="auto"/>
     </w:pPr>
@@ -31202,12 +30579,11 @@
       <w:kern w:val="2"/>
       <w:sz w:val="24"/>
       <w:szCs w:val="24"/>
-      <w:lang/>
-      <w14:ligatures w14:val="standardContextual"/>
-    </w:rPr>
-  </w:style>
-  <w:style w:type="paragraph" w:customStyle="1" w:styleId="067CE0F5B1414AF090F2664D9F153C56">
-    <w:name w:val="067CE0F5B1414AF090F2664D9F153C56"/>
+      <w14:ligatures w14:val="standardContextual"/>
+    </w:rPr>
+  </w:style>
+  <w:style w:type="paragraph" w:customStyle="1" w:styleId="7D742D481E5A44EAA108F72FB919A500">
+    <w:name w:val="7D742D481E5A44EAA108F72FB919A500"/>
     <w:pPr>
       <w:spacing w:line="278" w:lineRule="auto"/>
     </w:pPr>
@@ -31215,12 +30591,11 @@
       <w:kern w:val="2"/>
       <w:sz w:val="24"/>
       <w:szCs w:val="24"/>
-      <w:lang/>
-      <w14:ligatures w14:val="standardContextual"/>
-    </w:rPr>
-  </w:style>
-  <w:style w:type="paragraph" w:customStyle="1" w:styleId="C0C6DCA2E42E4E4DBB88663B3ACFAE98">
-    <w:name w:val="C0C6DCA2E42E4E4DBB88663B3ACFAE98"/>
+      <w14:ligatures w14:val="standardContextual"/>
+    </w:rPr>
+  </w:style>
+  <w:style w:type="paragraph" w:customStyle="1" w:styleId="8725BB94805441A1A5AA8655709E8AE7">
+    <w:name w:val="8725BB94805441A1A5AA8655709E8AE7"/>
     <w:pPr>
       <w:spacing w:line="278" w:lineRule="auto"/>
     </w:pPr>
@@ -31228,12 +30603,11 @@
       <w:kern w:val="2"/>
       <w:sz w:val="24"/>
       <w:szCs w:val="24"/>
-      <w:lang/>
-      <w14:ligatures w14:val="standardContextual"/>
-    </w:rPr>
-  </w:style>
-  <w:style w:type="paragraph" w:customStyle="1" w:styleId="0C257D1428B04DE7A399D6D69BD76CF4">
-    <w:name w:val="0C257D1428B04DE7A399D6D69BD76CF4"/>
+      <w14:ligatures w14:val="standardContextual"/>
+    </w:rPr>
+  </w:style>
+  <w:style w:type="paragraph" w:customStyle="1" w:styleId="FF124920E4004690A9DA8E86EFCF7D19">
+    <w:name w:val="FF124920E4004690A9DA8E86EFCF7D19"/>
     <w:pPr>
       <w:spacing w:line="278" w:lineRule="auto"/>
     </w:pPr>
@@ -31241,12 +30615,11 @@
       <w:kern w:val="2"/>
       <w:sz w:val="24"/>
       <w:szCs w:val="24"/>
-      <w:lang/>
-      <w14:ligatures w14:val="standardContextual"/>
-    </w:rPr>
-  </w:style>
-  <w:style w:type="paragraph" w:customStyle="1" w:styleId="6E72FD76A31945ADB33323FBA103AC87">
-    <w:name w:val="6E72FD76A31945ADB33323FBA103AC87"/>
+      <w14:ligatures w14:val="standardContextual"/>
+    </w:rPr>
+  </w:style>
+  <w:style w:type="paragraph" w:customStyle="1" w:styleId="2C79A60C2C1342C9AAFEE8B641A99C16">
+    <w:name w:val="2C79A60C2C1342C9AAFEE8B641A99C16"/>
     <w:pPr>
       <w:spacing w:line="278" w:lineRule="auto"/>
     </w:pPr>
@@ -31254,12 +30627,11 @@
       <w:kern w:val="2"/>
       <w:sz w:val="24"/>
       <w:szCs w:val="24"/>
-      <w:lang/>
-      <w14:ligatures w14:val="standardContextual"/>
-    </w:rPr>
-  </w:style>
-  <w:style w:type="paragraph" w:customStyle="1" w:styleId="7D742D481E5A44EAA108F72FB919A500">
-    <w:name w:val="7D742D481E5A44EAA108F72FB919A500"/>
+      <w14:ligatures w14:val="standardContextual"/>
+    </w:rPr>
+  </w:style>
+  <w:style w:type="paragraph" w:customStyle="1" w:styleId="864FDC8F657849A2A8781EFFDD74C3AE">
+    <w:name w:val="864FDC8F657849A2A8781EFFDD74C3AE"/>
     <w:pPr>
       <w:spacing w:line="278" w:lineRule="auto"/>
     </w:pPr>
@@ -31267,12 +30639,12 @@
       <w:kern w:val="2"/>
       <w:sz w:val="24"/>
       <w:szCs w:val="24"/>
-      <w:lang/>
-      <w14:ligatures w14:val="standardContextual"/>
-    </w:rPr>
-  </w:style>
-  <w:style w:type="paragraph" w:customStyle="1" w:styleId="8725BB94805441A1A5AA8655709E8AE7">
-    <w:name w:val="8725BB94805441A1A5AA8655709E8AE7"/>
+      <w14:ligatures w14:val="standardContextual"/>
+    </w:rPr>
+  </w:style>
+  <w:style w:type="paragraph" w:customStyle="1" w:styleId="D8E27797D68E4E64805B125585875C0B">
+    <w:name w:val="D8E27797D68E4E64805B125585875C0B"/>
+    <w:rsid w:val="00152F46"/>
     <w:pPr>
       <w:spacing w:line="278" w:lineRule="auto"/>
     </w:pPr>
@@ -31280,59 +30652,6 @@
       <w:kern w:val="2"/>
       <w:sz w:val="24"/>
       <w:szCs w:val="24"/>
-      <w:lang/>
-      <w14:ligatures w14:val="standardContextual"/>
-    </w:rPr>
-  </w:style>
-  <w:style w:type="paragraph" w:customStyle="1" w:styleId="FF124920E4004690A9DA8E86EFCF7D19">
-    <w:name w:val="FF124920E4004690A9DA8E86EFCF7D19"/>
-    <w:pPr>
-      <w:spacing w:line="278" w:lineRule="auto"/>
-    </w:pPr>
-    <w:rPr>
-      <w:kern w:val="2"/>
-      <w:sz w:val="24"/>
-      <w:szCs w:val="24"/>
-      <w:lang/>
-      <w14:ligatures w14:val="standardContextual"/>
-    </w:rPr>
-  </w:style>
-  <w:style w:type="paragraph" w:customStyle="1" w:styleId="2C79A60C2C1342C9AAFEE8B641A99C16">
-    <w:name w:val="2C79A60C2C1342C9AAFEE8B641A99C16"/>
-    <w:pPr>
-      <w:spacing w:line="278" w:lineRule="auto"/>
-    </w:pPr>
-    <w:rPr>
-      <w:kern w:val="2"/>
-      <w:sz w:val="24"/>
-      <w:szCs w:val="24"/>
-      <w:lang/>
-      <w14:ligatures w14:val="standardContextual"/>
-    </w:rPr>
-  </w:style>
-  <w:style w:type="paragraph" w:customStyle="1" w:styleId="864FDC8F657849A2A8781EFFDD74C3AE">
-    <w:name w:val="864FDC8F657849A2A8781EFFDD74C3AE"/>
-    <w:pPr>
-      <w:spacing w:line="278" w:lineRule="auto"/>
-    </w:pPr>
-    <w:rPr>
-      <w:kern w:val="2"/>
-      <w:sz w:val="24"/>
-      <w:szCs w:val="24"/>
-      <w:lang/>
-      <w14:ligatures w14:val="standardContextual"/>
-    </w:rPr>
-  </w:style>
-  <w:style w:type="paragraph" w:customStyle="1" w:styleId="600727A5BB40437097A62364CED45251">
-    <w:name w:val="600727A5BB40437097A62364CED45251"/>
-    <w:pPr>
-      <w:spacing w:line="278" w:lineRule="auto"/>
-    </w:pPr>
-    <w:rPr>
-      <w:kern w:val="2"/>
-      <w:sz w:val="24"/>
-      <w:szCs w:val="24"/>
-      <w:lang/>
       <w14:ligatures w14:val="standardContextual"/>
     </w:rPr>
   </w:style>
@@ -31627,32 +30946,7 @@
 </we:webextension>
 </file>
 
-<file path=customXml/item1.xml><?xml version="1.0" encoding="utf-8"?>
-<p:properties xmlns:p="http://schemas.microsoft.com/office/2006/metadata/properties" xmlns:xsi="http://www.w3.org/2001/XMLSchema-instance" xmlns:pc="http://schemas.microsoft.com/office/infopath/2007/PartnerControls">
-  <documentManagement>
-    <Package xmlns="178f68d8-b893-4efd-8406-fab0f21873e4" xsi:nil="true"/>
-    <lcf76f155ced4ddcb4097134ff3c332f xmlns="178f68d8-b893-4efd-8406-fab0f21873e4">
-      <Terms xmlns="http://schemas.microsoft.com/office/infopath/2007/PartnerControls"/>
-    </lcf76f155ced4ddcb4097134ff3c332f>
-    <_ip_UnifiedCompliancePolicyUIAction xmlns="http://schemas.microsoft.com/sharepoint/v3" xsi:nil="true"/>
-    <TaxCatchAll xmlns="b83e059f-de16-406c-a902-3d56d4e79ec8" xsi:nil="true"/>
-    <Audience xmlns="178f68d8-b893-4efd-8406-fab0f21873e4" xsi:nil="true"/>
-    <_ip_UnifiedCompliancePolicyProperties xmlns="http://schemas.microsoft.com/sharepoint/v3" xsi:nil="true"/>
-    <DocumentType xmlns="178f68d8-b893-4efd-8406-fab0f21873e4" xsi:nil="true"/>
-  </documentManagement>
-</p:properties>
-</file>
-
-<file path=customXml/item2.xml><?xml version="1.0" encoding="utf-8"?>
-<?mso-contentType ?>
-<FormTemplates xmlns="http://schemas.microsoft.com/sharepoint/v3/contenttype/forms">
-  <Display>DocumentLibraryForm</Display>
-  <Edit>DocumentLibraryForm</Edit>
-  <New>DocumentLibraryForm</New>
-</FormTemplates>
-</file>
-
-<file path=customXml/item3.xml>��< ? x m l   v e r s i o n = " 1 . 0 "   e n c o d i n g = " u t f - 1 6 " ? > < N a v W o r d R e p o r t X m l P a r t   x m l n s = " u r n : m i c r o s o f t - d y n a m i c s - n a v / r e p o r t s / T e n a n t _ R e p o r t _ D e f a u l t s / 2 0 0 0 0 0 0 0 0 1 / " > +<file path=customXml/item1.xml>��< ? x m l   v e r s i o n = " 1 . 0 "   e n c o d i n g = " u t f - 1 6 " ? > < N a v W o r d R e p o r t X m l P a r t   x m l n s = " u r n : m i c r o s o f t - d y n a m i c s - n a v / r e p o r t s / T e n a n t _ R e p o r t _ D e f a u l t s / 2 0 0 0 0 0 0 0 0 1 / " >   
      < B C R e p o r t I n f o r m a t i o n >   
@@ -31801,162 +31095,32 @@
  < / N a v W o r d R e p o r t X m l P a r t > 
 </file>
 
-<file path=customXml/item4.xml><?xml version="1.0" encoding="utf-8"?>
-<b:Sources xmlns:b="http://schemas.openxmlformats.org/officeDocument/2006/bibliography" xmlns="http://schemas.openxmlformats.org/officeDocument/2006/bibliography" SelectedStyle="\APASixthEditionOfficeOnline.xsl" StyleName="APA" Version="6"/>
+<file path=customXml/item2.xml><?xml version="1.0" encoding="utf-8"?>
+<?mso-contentType ?>
+<FormTemplates xmlns="http://schemas.microsoft.com/sharepoint/v3/contenttype/forms">
+  <Display>DocumentLibraryForm</Display>
+  <Edit>DocumentLibraryForm</Edit>
+  <New>DocumentLibraryForm</New>
+</FormTemplates>
 </file>
 
-<file path=customXml/item5.xml>��< ? x m l   v e r s i o n = " 1 . 0 "   e n c o d i n g = " u t f - 1 6 " ? > < N a v W o r d R e p o r t X m l P a r t   x m l n s = " u r n : m i c r o s o f t - d y n a m i c s - b u s i n e s s c e n t r a l / i n t e r n a l / e x t e n d e d / r e p o r t s / T e n a n t _ R e p o r t _ D e f a u l t s / 2 0 0 0 0 0 0 0 0 1 / " > - 
-     < B C R e p o r t I n f o r m a t i o n > - 
-         < R e p o r t M e t a d a t a > - 
-             < E x t e n s i o n I d > E x t e n s i o n   I D < / E x t e n s i o n I d > - 
-             < E x t e n s i o n N a m e > E x t e n s i o n   N a m e < / E x t e n s i o n N a m e > - 
-             < E x t e n s i o n P u b l i s h e r > E x t e n s i o n   P u b l i s h e r < / E x t e n s i o n P u b l i s h e r > - 
-             < E x t e n s i o n V e r s i o n > E x t e n s i o n   V e r s i o n < / E x t e n s i o n V e r s i o n > - 
-             < R e p o r t I d > R e p o r t   I D < / R e p o r t I d > - 
-             < R e p o r t N a m e > R e p o r t   N a m e < / R e p o r t N a m e > - 
-             < R e p o r t C a p t i o n > R e p o r t   C a p t i o n < / R e p o r t C a p t i o n > - 
-             < A b o u t T h i s R e p o r t T i t l e > A b o u t   T h i s   R e p o r t   T i t l e < / A b o u t T h i s R e p o r t T i t l e > - 
-             < A b o u t T h i s R e p o r t T e x t > A b o u t   T h i s   R e p o r t   T e x t < / A b o u t T h i s R e p o r t T e x t > - 
-             < R e p o r t H e l p L i n k > R e p o r t   H e l p   L i n k < / R e p o r t H e l p L i n k > - 
-         < / R e p o r t M e t a d a t a > - 
-         < R e p o r t R e q u e s t > - 
-             < T e n a n t E n t r a I d > T e n a n t   E n t r a   I d < / T e n a n t E n t r a I d > - 
-             < E n v i r o n m e n t N a m e > E n v i r o n m e n t   N a m e < / E n v i r o n m e n t N a m e > - 
-             < E n v i r o n m e n t T y p e > E n v i r o n m e n t   T y p e < / E n v i r o n m e n t T y p e > - 
-             < C o m p a n y N a m e > C o m p a n y   N a m e < / C o m p a n y N a m e > - 
-             < C o m p a n y D i s p l a y N a m e > C o m p a n y   D i s p l a y   N a m e < / C o m p a n y D i s p l a y N a m e > - 
-             < C o m p a n y I d > C o m p a n y   I D < / C o m p a n y I d > - 
-             < U s e r N a m e > U s e r   N a m e < / U s e r N a m e > - 
-             < D a t e A n d T i m e > D a t e   a n d   T i m e < / D a t e A n d T i m e > - 
-             < L a n g u a g e > L a n g u a g e < / L a n g u a g e > - 
-             < F o r m a t R e g i o n > F o r m a t   R e g i o n < / F o r m a t R e g i o n > - 
-             < D a t e T i m e V a l u e s > - 
-                 < Y e a r > Y e a r < / Y e a r > - 
-                 < M o n t h N u m b e r > M o n t h   N u m b e r < / M o n t h N u m b e r > - 
-                 < D a y N u m b e r > D a y   N u m b e r < / D a y N u m b e r > - 
-                 < H o u r > H o u r < / H o u r > - 
-                 < M i n u t e > M i n u t e < / M i n u t e > - 
-             < / D a t e T i m e V a l u e s > - 
-         < / R e p o r t R e q u e s t > - 
-         < C o m p a n y M e t a d a t a > - 
-             < C o m p a n y N a m e > C o m p a n y   N a m e < / C o m p a n y N a m e > - 
-             < C o m p a n y D i s p l a y N a m e > C o m p a n y   D i s p l a y   N a m e < / C o m p a n y D i s p l a y N a m e > - 
-             < C o m p a n y A d d r e s s L i n e s > - 
-                 < C o m p a n y A d d r e s s L i n e 1 > C o m p a n y   A d d r e s s   L i n e   1 < / C o m p a n y A d d r e s s L i n e 1 > - 
-                 < C o m p a n y A d d r e s s L i n e 2 > C o m p a n y   A d d r e s s   L i n e   2 < / C o m p a n y A d d r e s s L i n e 2 > - 
-                 < C o m p a n y A d d r e s s L i n e 3 > C o m p a n y   A d d r e s s   L i n e   3 < / C o m p a n y A d d r e s s L i n e 3 > - 
-                 < C o m p a n y A d d r e s s L i n e 4 > C o m p a n y   A d d r e s s   L i n e   4 < / C o m p a n y A d d r e s s L i n e 4 > - 
-                 < C o m p a n y A d d r e s s L i n e 5 > C o m p a n y   A d d r e s s   L i n e   5 < / C o m p a n y A d d r e s s L i n e 5 > - 
-                 < C o m p a n y A d d r e s s L i n e 6 > C o m p a n y   A d d r e s s   L i n e   6 < / C o m p a n y A d d r e s s L i n e 6 > - 
-                 < C o m p a n y A d d r e s s L i n e 7 > C o m p a n y   A d d r e s s   L i n e   7 < / C o m p a n y A d d r e s s L i n e 7 > - 
-                 < C o m p a n y A d d r e s s L i n e 8 > C o m p a n y   A d d r e s s   L i n e   8 < / C o m p a n y A d d r e s s L i n e 8 > - 
-             < / C o m p a n y A d d r e s s L i n e s > - 
-             < C o m p a n y P h o n e > C o m p a n y   P h o n e < / C o m p a n y P h o n e > - 
-             < C o m p a n y P h o n e C a p t i o n > C o m p a n y   P h o n e   C a p t i o n < / C o m p a n y P h o n e C a p t i o n > - 
-             < C o m p a n y F a x N o > C o m p a n y   F a x   N o . < / C o m p a n y F a x N o > - 
-             < C o m p a n y F a x N o C a p t i o n > C o m p a n y   F a x   N o .   C a p t i o n < / C o m p a n y F a x N o C a p t i o n > - 
-             < C o m p a n y E m a i l > C o m p a n y   E m a i l < / C o m p a n y E m a i l > - 
-             < C o m p a n y E m a i l C a p t i o n > C o m p a n y   E m a i l   C a p t i o n < / C o m p a n y E m a i l C a p t i o n > - 
-             < C o m p a n y H o m e P a g e > C o m p a n y   H o m e   P a g e < / C o m p a n y H o m e P a g e > - 
-             < C o m p a n y H o m e P a g e C a p t i o n > C o m p a n y   H o m e   P a g e   C a p t i o n < / C o m p a n y H o m e P a g e C a p t i o n > - 
-             < C o m p a n y L o g o > C o m p a n y   L o g o < / C o m p a n y L o g o > - 
-             < C o m p a n y V A T R e g i s t r a t i o n N o > C o m p a n y   V A T   R e g i s t r a t i o n   N o . < / C o m p a n y V A T R e g i s t r a t i o n N o > - 
-             < C o m p a n y V A T R e g i s t r a t i o n N o C a p t i o n > C o m p a n y   V A T   R e g i s t r a t i o n   N o .   C a p t i o n < / C o m p a n y V A T R e g i s t r a t i o n N o C a p t i o n > - 
-             < C o m p a n y R e g i s t r a t i o n N o > C o m p a n y   R e g i s t r a t i o n   N o . < / C o m p a n y R e g i s t r a t i o n N o > - 
-             < C o m p a n y R e g i s t r a t i o n N o C a p t i o n > C o m p a n y   R e g i s t r a t i o n   N o .   C a p t i o n < / C o m p a n y R e g i s t r a t i o n N o C a p t i o n > - 
-             < C o m p a n y B a n k N a m e > C o m p a n y   B a n k   N a m e < / C o m p a n y B a n k N a m e > - 
-             < C o m p a n y B a n k N a m e C a p t i o n > C o m p a n y   B a n k   N a m e   C a p t i o n < / C o m p a n y B a n k N a m e C a p t i o n > - 
-             < C o m p a n y B a n k A c c o u n t N o > C o m p a n y   B a n k   A c c o u n t   N o . < / C o m p a n y B a n k A c c o u n t N o > - 
-             < C o m p a n y B a n k A c c o u n t N o C a p t i o n > C o m p a n y   B a n k   A c c o u n t   N o .   C a p t i o n < / C o m p a n y B a n k A c c o u n t N o C a p t i o n > - 
-             < C o m p a n y B a n k B r a n c h N o > C o m p a n y   B a n k   B r a n c h   N o . < / C o m p a n y B a n k B r a n c h N o > - 
-             < C o m p a n y B a n k B r a n c h N o C a p t i o n > C o m p a n y   B a n k   B r a n c h   N o .   C a p t i o n < / C o m p a n y B a n k B r a n c h N o C a p t i o n > - 
-             < C o m p a n y I B A N > C o m p a n y   I B A N < / C o m p a n y I B A N > - 
-             < C o m p a n y I B A N C a p t i o n > C o m p a n y   I B A N   C a p t i o n < / C o m p a n y I B A N C a p t i o n > - 
-             < C o m p a n y B a n k S W I F T > C o m p a n y   B a n k   S W I F T < / C o m p a n y B a n k S W I F T > - 
-             < C o m p a n y B a n k S W I F T C a p t i o n > C o m p a n y   B a n k   S W I F T   C a p t i o n < / C o m p a n y B a n k S W I F T C a p t i o n > - 
-             < C o m p a n y G i r o N o > C o m p a n y   G i r o   N o . < / C o m p a n y G i r o N o > - 
-             < C o m p a n y G i r o N o C a p t i o n > C o m p a n y   G i r o   N o .   C a p t i o n < / C o m p a n y G i r o N o C a p t i o n > - 
-         < / C o m p a n y M e t a d a t a > - 
-     < / B C R e p o r t I n f o r m a t i o n > - 
-     < T o o l t i p s / > - 
- < / N a v W o r d R e p o r t X m l P a r t > 
+<file path=customXml/item3.xml><?xml version="1.0" encoding="utf-8"?>
+<p:properties xmlns:p="http://schemas.microsoft.com/office/2006/metadata/properties" xmlns:xsi="http://www.w3.org/2001/XMLSchema-instance" xmlns:pc="http://schemas.microsoft.com/office/infopath/2007/PartnerControls">
+  <documentManagement>
+    <Package xmlns="178f68d8-b893-4efd-8406-fab0f21873e4" xsi:nil="true"/>
+    <lcf76f155ced4ddcb4097134ff3c332f xmlns="178f68d8-b893-4efd-8406-fab0f21873e4">
+      <Terms xmlns="http://schemas.microsoft.com/office/infopath/2007/PartnerControls"/>
+    </lcf76f155ced4ddcb4097134ff3c332f>
+    <_ip_UnifiedCompliancePolicyUIAction xmlns="http://schemas.microsoft.com/sharepoint/v3" xsi:nil="true"/>
+    <TaxCatchAll xmlns="b83e059f-de16-406c-a902-3d56d4e79ec8" xsi:nil="true"/>
+    <Audience xmlns="178f68d8-b893-4efd-8406-fab0f21873e4" xsi:nil="true"/>
+    <_ip_UnifiedCompliancePolicyProperties xmlns="http://schemas.microsoft.com/sharepoint/v3" xsi:nil="true"/>
+    <DocumentType xmlns="178f68d8-b893-4efd-8406-fab0f21873e4" xsi:nil="true"/>
+  </documentManagement>
+</p:properties>
 </file>
 
-<file path=customXml/item6.xml><?xml version="1.0" encoding="utf-8"?>
+<file path=customXml/item4.xml><?xml version="1.0" encoding="utf-8"?>
 <ct:contentTypeSchema xmlns:ct="http://schemas.microsoft.com/office/2006/metadata/contentType" xmlns:ma="http://schemas.microsoft.com/office/2006/metadata/properties/metaAttributes" ct:_="" ma:_="" ma:contentTypeName="Document" ma:contentTypeID="0x0101001DCAE6B6EBFA5442B0B9E84E60AFF245" ma:contentTypeVersion="18" ma:contentTypeDescription="Create a new document." ma:contentTypeScope="" ma:versionID="69eec3b24558e1297a79cd42e69b0397">
   <xsd:schema xmlns:xsd="http://www.w3.org/2001/XMLSchema" xmlns:xs="http://www.w3.org/2001/XMLSchema" xmlns:p="http://schemas.microsoft.com/office/2006/metadata/properties" xmlns:ns1="http://schemas.microsoft.com/sharepoint/v3" xmlns:ns2="178f68d8-b893-4efd-8406-fab0f21873e4" xmlns:ns3="b83e059f-de16-406c-a902-3d56d4e79ec8" targetNamespace="http://schemas.microsoft.com/office/2006/metadata/properties" ma:root="true" ma:fieldsID="0f52a3acd42ec0bd0d267ba89c916a39" ns1:_="" ns2:_="" ns3:_="">
     <xsd:import namespace="http://schemas.microsoft.com/sharepoint/v3"/>
@@ -32222,14 +31386,165 @@
 </ct:contentTypeSchema>
 </file>
 
+<file path=customXml/item5.xml>��< ? x m l   v e r s i o n = " 1 . 0 "   e n c o d i n g = " u t f - 1 6 " ? > < N a v W o r d R e p o r t X m l P a r t   x m l n s = " u r n : m i c r o s o f t - d y n a m i c s - b u s i n e s s c e n t r a l / i n t e r n a l / e x t e n d e d / r e p o r t s / T e n a n t _ R e p o r t _ D e f a u l t s / 2 0 0 0 0 0 0 0 0 1 / " > + 
+     < B C R e p o r t I n f o r m a t i o n > + 
+         < R e p o r t M e t a d a t a > + 
+             < E x t e n s i o n I d > E x t e n s i o n   I D < / E x t e n s i o n I d > + 
+             < E x t e n s i o n N a m e > E x t e n s i o n   N a m e < / E x t e n s i o n N a m e > + 
+             < E x t e n s i o n P u b l i s h e r > E x t e n s i o n   P u b l i s h e r < / E x t e n s i o n P u b l i s h e r > + 
+             < E x t e n s i o n V e r s i o n > E x t e n s i o n   V e r s i o n < / E x t e n s i o n V e r s i o n > + 
+             < R e p o r t I d > R e p o r t   I D < / R e p o r t I d > + 
+             < R e p o r t N a m e > R e p o r t   N a m e < / R e p o r t N a m e > + 
+             < R e p o r t C a p t i o n > R e p o r t   C a p t i o n < / R e p o r t C a p t i o n > + 
+             < A b o u t T h i s R e p o r t T i t l e > A b o u t   T h i s   R e p o r t   T i t l e < / A b o u t T h i s R e p o r t T i t l e > + 
+             < A b o u t T h i s R e p o r t T e x t > A b o u t   T h i s   R e p o r t   T e x t < / A b o u t T h i s R e p o r t T e x t > + 
+             < R e p o r t H e l p L i n k > R e p o r t   H e l p   L i n k < / R e p o r t H e l p L i n k > + 
+         < / R e p o r t M e t a d a t a > + 
+         < R e p o r t R e q u e s t > + 
+             < T e n a n t E n t r a I d > T e n a n t   E n t r a   I d < / T e n a n t E n t r a I d > + 
+             < E n v i r o n m e n t N a m e > E n v i r o n m e n t   N a m e < / E n v i r o n m e n t N a m e > + 
+             < E n v i r o n m e n t T y p e > E n v i r o n m e n t   T y p e < / E n v i r o n m e n t T y p e > + 
+             < C o m p a n y N a m e > C o m p a n y   N a m e < / C o m p a n y N a m e > + 
+             < C o m p a n y D i s p l a y N a m e > C o m p a n y   D i s p l a y   N a m e < / C o m p a n y D i s p l a y N a m e > + 
+             < C o m p a n y I d > C o m p a n y   I D < / C o m p a n y I d > + 
+             < U s e r N a m e > U s e r   N a m e < / U s e r N a m e > + 
+             < D a t e A n d T i m e > D a t e   a n d   T i m e < / D a t e A n d T i m e > + 
+             < L a n g u a g e > L a n g u a g e < / L a n g u a g e > + 
+             < F o r m a t R e g i o n > F o r m a t   R e g i o n < / F o r m a t R e g i o n > + 
+             < D a t e T i m e V a l u e s > + 
+                 < Y e a r > Y e a r < / Y e a r > + 
+                 < M o n t h N u m b e r > M o n t h   N u m b e r < / M o n t h N u m b e r > + 
+                 < D a y N u m b e r > D a y   N u m b e r < / D a y N u m b e r > + 
+                 < H o u r > H o u r < / H o u r > + 
+                 < M i n u t e > M i n u t e < / M i n u t e > + 
+             < / D a t e T i m e V a l u e s > + 
+         < / R e p o r t R e q u e s t > + 
+         < C o m p a n y M e t a d a t a > + 
+             < C o m p a n y N a m e > C o m p a n y   N a m e < / C o m p a n y N a m e > + 
+             < C o m p a n y D i s p l a y N a m e > C o m p a n y   D i s p l a y   N a m e < / C o m p a n y D i s p l a y N a m e > + 
+             < C o m p a n y A d d r e s s L i n e s > + 
+                 < C o m p a n y A d d r e s s L i n e 1 > C o m p a n y   A d d r e s s   L i n e   1 < / C o m p a n y A d d r e s s L i n e 1 > + 
+                 < C o m p a n y A d d r e s s L i n e 2 > C o m p a n y   A d d r e s s   L i n e   2 < / C o m p a n y A d d r e s s L i n e 2 > + 
+                 < C o m p a n y A d d r e s s L i n e 3 > C o m p a n y   A d d r e s s   L i n e   3 < / C o m p a n y A d d r e s s L i n e 3 > + 
+                 < C o m p a n y A d d r e s s L i n e 4 > C o m p a n y   A d d r e s s   L i n e   4 < / C o m p a n y A d d r e s s L i n e 4 > + 
+                 < C o m p a n y A d d r e s s L i n e 5 > C o m p a n y   A d d r e s s   L i n e   5 < / C o m p a n y A d d r e s s L i n e 5 > + 
+                 < C o m p a n y A d d r e s s L i n e 6 > C o m p a n y   A d d r e s s   L i n e   6 < / C o m p a n y A d d r e s s L i n e 6 > + 
+                 < C o m p a n y A d d r e s s L i n e 7 > C o m p a n y   A d d r e s s   L i n e   7 < / C o m p a n y A d d r e s s L i n e 7 > + 
+                 < C o m p a n y A d d r e s s L i n e 8 > C o m p a n y   A d d r e s s   L i n e   8 < / C o m p a n y A d d r e s s L i n e 8 > + 
+             < / C o m p a n y A d d r e s s L i n e s > + 
+             < C o m p a n y P h o n e > C o m p a n y   P h o n e < / C o m p a n y P h o n e > + 
+             < C o m p a n y P h o n e C a p t i o n > C o m p a n y   P h o n e   C a p t i o n < / C o m p a n y P h o n e C a p t i o n > + 
+             < C o m p a n y F a x N o > C o m p a n y   F a x   N o . < / C o m p a n y F a x N o > + 
+             < C o m p a n y F a x N o C a p t i o n > C o m p a n y   F a x   N o .   C a p t i o n < / C o m p a n y F a x N o C a p t i o n > + 
+             < C o m p a n y E m a i l > C o m p a n y   E m a i l < / C o m p a n y E m a i l > + 
+             < C o m p a n y E m a i l C a p t i o n > C o m p a n y   E m a i l   C a p t i o n < / C o m p a n y E m a i l C a p t i o n > + 
+             < C o m p a n y H o m e P a g e > C o m p a n y   H o m e   P a g e < / C o m p a n y H o m e P a g e > + 
+             < C o m p a n y H o m e P a g e C a p t i o n > C o m p a n y   H o m e   P a g e   C a p t i o n < / C o m p a n y H o m e P a g e C a p t i o n > + 
+             < C o m p a n y L o g o > C o m p a n y   L o g o < / C o m p a n y L o g o > + 
+             < C o m p a n y V A T R e g i s t r a t i o n N o > C o m p a n y   V A T   R e g i s t r a t i o n   N o . < / C o m p a n y V A T R e g i s t r a t i o n N o > + 
+             < C o m p a n y V A T R e g i s t r a t i o n N o C a p t i o n > C o m p a n y   V A T   R e g i s t r a t i o n   N o .   C a p t i o n < / C o m p a n y V A T R e g i s t r a t i o n N o C a p t i o n > + 
+             < C o m p a n y R e g i s t r a t i o n N o > C o m p a n y   R e g i s t r a t i o n   N o . < / C o m p a n y R e g i s t r a t i o n N o > + 
+             < C o m p a n y R e g i s t r a t i o n N o C a p t i o n > C o m p a n y   R e g i s t r a t i o n   N o .   C a p t i o n < / C o m p a n y R e g i s t r a t i o n N o C a p t i o n > + 
+             < C o m p a n y B a n k N a m e > C o m p a n y   B a n k   N a m e < / C o m p a n y B a n k N a m e > + 
+             < C o m p a n y B a n k N a m e C a p t i o n > C o m p a n y   B a n k   N a m e   C a p t i o n < / C o m p a n y B a n k N a m e C a p t i o n > + 
+             < C o m p a n y B a n k A c c o u n t N o > C o m p a n y   B a n k   A c c o u n t   N o . < / C o m p a n y B a n k A c c o u n t N o > + 
+             < C o m p a n y B a n k A c c o u n t N o C a p t i o n > C o m p a n y   B a n k   A c c o u n t   N o .   C a p t i o n < / C o m p a n y B a n k A c c o u n t N o C a p t i o n > + 
+             < C o m p a n y B a n k B r a n c h N o > C o m p a n y   B a n k   B r a n c h   N o . < / C o m p a n y B a n k B r a n c h N o > + 
+             < C o m p a n y B a n k B r a n c h N o C a p t i o n > C o m p a n y   B a n k   B r a n c h   N o .   C a p t i o n < / C o m p a n y B a n k B r a n c h N o C a p t i o n > + 
+             < C o m p a n y I B A N > C o m p a n y   I B A N < / C o m p a n y I B A N > + 
+             < C o m p a n y I B A N C a p t i o n > C o m p a n y   I B A N   C a p t i o n < / C o m p a n y I B A N C a p t i o n > + 
+             < C o m p a n y B a n k S W I F T > C o m p a n y   B a n k   S W I F T < / C o m p a n y B a n k S W I F T > + 
+             < C o m p a n y B a n k S W I F T C a p t i o n > C o m p a n y   B a n k   S W I F T   C a p t i o n < / C o m p a n y B a n k S W I F T C a p t i o n > + 
+             < C o m p a n y G i r o N o > C o m p a n y   G i r o   N o . < / C o m p a n y G i r o N o > + 
+             < C o m p a n y G i r o N o C a p t i o n > C o m p a n y   G i r o   N o .   C a p t i o n < / C o m p a n y G i r o N o C a p t i o n > + 
+         < / C o m p a n y M e t a d a t a > + 
+     < / B C R e p o r t I n f o r m a t i o n > + 
+     < T o o l t i p s / > + 
+ < / N a v W o r d R e p o r t X m l P a r t > 
+</file>
+
+<file path=customXml/item6.xml><?xml version="1.0" encoding="utf-8"?>
+<b:Sources xmlns:b="http://schemas.openxmlformats.org/officeDocument/2006/bibliography" xmlns="http://schemas.openxmlformats.org/officeDocument/2006/bibliography" SelectedStyle="\APASixthEditionOfficeOnline.xsl" StyleName="APA" Version="6"/>
+</file>
+
 <file path=customXml/itemProps1.xml><?xml version="1.0" encoding="utf-8"?>
-<ds:datastoreItem xmlns:ds="http://schemas.openxmlformats.org/officeDocument/2006/customXml" ds:itemID="{A86F1D83-C9A8-49B5-A7A4-4B754CFBD1D9}">
+<ds:datastoreItem xmlns:ds="http://schemas.openxmlformats.org/officeDocument/2006/customXml" ds:itemID="{20B1C7BE-CC2E-41B2-B1D5-B0B8F36428EB}">
   <ds:schemaRefs>
-    <ds:schemaRef ds:uri="http://schemas.microsoft.com/office/2006/metadata/properties"/>
-    <ds:schemaRef ds:uri="http://schemas.microsoft.com/office/infopath/2007/PartnerControls"/>
-    <ds:schemaRef ds:uri="178f68d8-b893-4efd-8406-fab0f21873e4"/>
-    <ds:schemaRef ds:uri="http://schemas.microsoft.com/sharepoint/v3"/>
-    <ds:schemaRef ds:uri="b83e059f-de16-406c-a902-3d56d4e79ec8"/>
+    <ds:schemaRef ds:uri="urn:microsoft-dynamics-nav/reports/Tenant_Report_Defaults/2000000001/"/>
   </ds:schemaRefs>
 </ds:datastoreItem>
 </file>
@@ -32243,30 +31558,18 @@
 </file>
 
 <file path=customXml/itemProps3.xml><?xml version="1.0" encoding="utf-8"?>
-<ds:datastoreItem xmlns:ds="http://schemas.openxmlformats.org/officeDocument/2006/customXml" ds:itemID="{20B1C7BE-CC2E-41B2-B1D5-B0B8F36428EB}">
+<ds:datastoreItem xmlns:ds="http://schemas.openxmlformats.org/officeDocument/2006/customXml" ds:itemID="{A86F1D83-C9A8-49B5-A7A4-4B754CFBD1D9}">
   <ds:schemaRefs>
-    <ds:schemaRef ds:uri="urn:microsoft-dynamics-nav/reports/Tenant_Report_Defaults/2000000001/"/>
+    <ds:schemaRef ds:uri="http://schemas.microsoft.com/office/2006/metadata/properties"/>
+    <ds:schemaRef ds:uri="http://schemas.microsoft.com/office/infopath/2007/PartnerControls"/>
+    <ds:schemaRef ds:uri="178f68d8-b893-4efd-8406-fab0f21873e4"/>
+    <ds:schemaRef ds:uri="http://schemas.microsoft.com/sharepoint/v3"/>
+    <ds:schemaRef ds:uri="b83e059f-de16-406c-a902-3d56d4e79ec8"/>
   </ds:schemaRefs>
 </ds:datastoreItem>
 </file>
 
 <file path=customXml/itemProps4.xml><?xml version="1.0" encoding="utf-8"?>
-<ds:datastoreItem xmlns:ds="http://schemas.openxmlformats.org/officeDocument/2006/customXml" ds:itemID="{89DB96BF-8133-438A-AAD3-A3C21079AEB1}">
-  <ds:schemaRefs>
-    <ds:schemaRef ds:uri="http://schemas.openxmlformats.org/officeDocument/2006/bibliography"/>
-  </ds:schemaRefs>
-</ds:datastoreItem>
-</file>
-
-<file path=customXml/itemProps5.xml><?xml version="1.0" encoding="utf-8"?>
-<ds:datastoreItem xmlns:ds="http://schemas.openxmlformats.org/officeDocument/2006/customXml" ds:itemID="{E02279C7-2801-4BF1-B032-710495FC8DAA}">
-  <ds:schemaRefs>
-    <ds:schemaRef ds:uri="urn:microsoft-dynamics-businesscentral/internal/extended/reports/Tenant_Report_Defaults/2000000001/"/>
-  </ds:schemaRefs>
-</ds:datastoreItem>
-</file>
-
-<file path=customXml/itemProps6.xml><?xml version="1.0" encoding="utf-8"?>
 <ds:datastoreItem xmlns:ds="http://schemas.openxmlformats.org/officeDocument/2006/customXml" ds:itemID="{0FFE40E4-CA26-441C-A1D4-EB398D712217}">
   <ds:schemaRefs>
     <ds:schemaRef ds:uri="http://schemas.microsoft.com/office/2006/metadata/contentType"/>
@@ -32286,6 +31589,22 @@
 </ds:datastoreItem>
 </file>
 
+<file path=customXml/itemProps5.xml><?xml version="1.0" encoding="utf-8"?>
+<ds:datastoreItem xmlns:ds="http://schemas.openxmlformats.org/officeDocument/2006/customXml" ds:itemID="{E02279C7-2801-4BF1-B032-710495FC8DAA}">
+  <ds:schemaRefs>
+    <ds:schemaRef ds:uri="urn:microsoft-dynamics-businesscentral/internal/extended/reports/Tenant_Report_Defaults/2000000001/"/>
+  </ds:schemaRefs>
+</ds:datastoreItem>
+</file>
+
+<file path=customXml/itemProps6.xml><?xml version="1.0" encoding="utf-8"?>
+<ds:datastoreItem xmlns:ds="http://schemas.openxmlformats.org/officeDocument/2006/customXml" ds:itemID="{89DB96BF-8133-438A-AAD3-A3C21079AEB1}">
+  <ds:schemaRefs>
+    <ds:schemaRef ds:uri="http://schemas.openxmlformats.org/officeDocument/2006/bibliography"/>
+  </ds:schemaRefs>
+</ds:datastoreItem>
+</file>
+
 <file path=docMetadata/LabelInfo.xml><?xml version="1.0" encoding="utf-8"?>
 <clbl:labelList xmlns:clbl="http://schemas.microsoft.com/office/2020/mipLabelMetadata">
   <clbl:label id="{f42aa342-8706-4288-bd11-ebb85995028c}" enabled="1" method="Standard" siteId="{72f988bf-86f1-41af-91ab-2d7cd011db47}" contentBits="0" removed="0"/>

--- a/src/Layers/W1/BaseApp/Foundation/Reporting/ReportParts/HeaderFooterDesign/ExternalDefault.docx
+++ b/src/Layers/W1/BaseApp/Foundation/Reporting/ReportParts/HeaderFooterDesign/ExternalDefault.docx
@@ -94,7 +94,7 @@
               <w:placeholder>
                 <w:docPart w:val="CF68DC289354454998E7B9E61A5A8DE8"/>
               </w:placeholder>
-              <w:dataBinding w:prefixMappings="&lt;xmlns:ns0='urn:microsoft-dynamics-nav/reports/Tenant_Report_Defaults/2000000001/' " w:xpath="/ns0:NavWordReportXmlPart[1]/ns0:BCReportInformation[1]/ns0:CompanyMetadata[1]/ns0:CompanyHomePageCaption[1]" w:storeItemID="{00000000-0000-0000-0000-000000000000}"/>
+              <w:dataBinding w:prefixMappings="xmlns:ns0='urn:microsoft-dynamics-nav/reports/Tenant_Report_Defaults/2000000001/'" w:xpath="/ns0:NavWordReportXmlPart[1]/ns0:BCReportInformation[1]/ns0:CompanyMetadata[1]/ns0:CompanyHomePageCaption[1]" w:storeItemID="{00000000-0000-0000-0000-000000000000}"/>
               <w15:color w:val="808080"/>
               <w:text/>
             </w:sdtPr>
@@ -119,7 +119,7 @@
               <w:placeholder>
                 <w:docPart w:val="DAAD0FFFA6E142F295BED740101E13FF"/>
               </w:placeholder>
-              <w:dataBinding w:prefixMappings="&lt;xmlns:ns0='urn:microsoft-dynamics-nav/reports/Tenant_Report_Defaults/2000000001/' " w:xpath="/ns0:NavWordReportXmlPart[1]/ns0:BCReportInformation[1]/ns0:CompanyMetadata[1]/ns0:CompanyPhoneCaption[1]" w:storeItemID="{00000000-0000-0000-0000-000000000000}"/>
+              <w:dataBinding w:prefixMappings="xmlns:ns0='urn:microsoft-dynamics-nav/reports/Tenant_Report_Defaults/2000000001/'" w:xpath="/ns0:NavWordReportXmlPart[1]/ns0:BCReportInformation[1]/ns0:CompanyMetadata[1]/ns0:CompanyPhoneCaption[1]" w:storeItemID="{00000000-0000-0000-0000-000000000000}"/>
               <w15:color w:val="808080"/>
               <w:text/>
             </w:sdtPr>
@@ -144,7 +144,7 @@
               <w:placeholder>
                 <w:docPart w:val="749F1ED1B7C74786B56EBFDF9942DCEC"/>
               </w:placeholder>
-              <w:dataBinding w:prefixMappings="&lt;xmlns:ns0='urn:microsoft-dynamics-nav/reports/Tenant_Report_Defaults/2000000001/' " w:xpath="/ns0:NavWordReportXmlPart[1]/ns0:BCReportInformation[1]/ns0:CompanyMetadata[1]/ns0:CompanyEmailCaption[1]" w:storeItemID="{00000000-0000-0000-0000-000000000000}"/>
+              <w:dataBinding w:prefixMappings="xmlns:ns0='urn:microsoft-dynamics-nav/reports/Tenant_Report_Defaults/2000000001/'" w:xpath="/ns0:NavWordReportXmlPart[1]/ns0:BCReportInformation[1]/ns0:CompanyMetadata[1]/ns0:CompanyEmailCaption[1]" w:storeItemID="{00000000-0000-0000-0000-000000000000}"/>
               <w15:color w:val="808080"/>
               <w:text/>
             </w:sdtPr>
@@ -169,7 +169,7 @@
               <w:placeholder>
                 <w:docPart w:val="7B4ED47589DA45C98252972238DEBB76"/>
               </w:placeholder>
-              <w:dataBinding w:prefixMappings="&lt;xmlns:ns0='urn:microsoft-dynamics-nav/reports/Tenant_Report_Defaults/2000000001/' " w:xpath="/ns0:NavWordReportXmlPart[1]/ns0:BCReportInformation[1]/ns0:CompanyMetadata[1]/ns0:CompanyFaxNoCaption[1]" w:storeItemID="{00000000-0000-0000-0000-000000000000}"/>
+              <w:dataBinding w:prefixMappings="xmlns:ns0='urn:microsoft-dynamics-nav/reports/Tenant_Report_Defaults/2000000001/'" w:xpath="/ns0:NavWordReportXmlPart[1]/ns0:BCReportInformation[1]/ns0:CompanyMetadata[1]/ns0:CompanyFaxNoCaption[1]" w:storeItemID="{00000000-0000-0000-0000-000000000000}"/>
               <w15:color w:val="808080"/>
               <w:text/>
             </w:sdtPr>
@@ -200,7 +200,7 @@
               <w:placeholder>
                 <w:docPart w:val="1BB04F7321904FBE87F59626F7A0DAF9"/>
               </w:placeholder>
-              <w:dataBinding w:prefixMappings="&lt;xmlns:ns0='urn:microsoft-dynamics-nav/reports/Tenant_Report_Defaults/2000000001/' " w:xpath="/ns0:NavWordReportXmlPart[1]/ns0:BCReportInformation[1]/ns0:CompanyMetadata[1]/ns0:CompanyHomePage[1]" w:storeItemID="{00000000-0000-0000-0000-000000000000}"/>
+              <w:dataBinding w:prefixMappings="xmlns:ns0='urn:microsoft-dynamics-nav/reports/Tenant_Report_Defaults/2000000001/'" w:xpath="/ns0:NavWordReportXmlPart[1]/ns0:BCReportInformation[1]/ns0:CompanyMetadata[1]/ns0:CompanyHomePage[1]" w:storeItemID="{00000000-0000-0000-0000-000000000000}"/>
               <w15:color w:val="808080"/>
               <w:text/>
             </w:sdtPr>
@@ -226,7 +226,7 @@
               <w:placeholder>
                 <w:docPart w:val="2A0917C05BFA4542A342ED9F975A3500"/>
               </w:placeholder>
-              <w:dataBinding w:prefixMappings="&lt;xmlns:ns0='urn:microsoft-dynamics-nav/reports/Tenant_Report_Defaults/2000000001/' " w:xpath="/ns0:NavWordReportXmlPart[1]/ns0:BCReportInformation[1]/ns0:CompanyMetadata[1]/ns0:CompanyPhone[1]" w:storeItemID="{00000000-0000-0000-0000-000000000000}"/>
+              <w:dataBinding w:prefixMappings="xmlns:ns0='urn:microsoft-dynamics-nav/reports/Tenant_Report_Defaults/2000000001/'" w:xpath="/ns0:NavWordReportXmlPart[1]/ns0:BCReportInformation[1]/ns0:CompanyMetadata[1]/ns0:CompanyPhone[1]" w:storeItemID="{00000000-0000-0000-0000-000000000000}"/>
               <w15:color w:val="808080"/>
               <w:text/>
             </w:sdtPr>
@@ -252,7 +252,7 @@
               <w:placeholder>
                 <w:docPart w:val="879A5C99C43849668575BA7FF4A42EDE"/>
               </w:placeholder>
-              <w:dataBinding w:prefixMappings="&lt;xmlns:ns0='urn:microsoft-dynamics-nav/reports/Tenant_Report_Defaults/2000000001/' " w:xpath="/ns0:NavWordReportXmlPart[1]/ns0:BCReportInformation[1]/ns0:CompanyMetadata[1]/ns0:CompanyEmail[1]" w:storeItemID="{00000000-0000-0000-0000-000000000000}"/>
+              <w:dataBinding w:prefixMappings="xmlns:ns0='urn:microsoft-dynamics-nav/reports/Tenant_Report_Defaults/2000000001/'" w:xpath="/ns0:NavWordReportXmlPart[1]/ns0:BCReportInformation[1]/ns0:CompanyMetadata[1]/ns0:CompanyEmail[1]" w:storeItemID="{00000000-0000-0000-0000-000000000000}"/>
               <w15:color w:val="808080"/>
               <w:text/>
             </w:sdtPr>
@@ -278,7 +278,7 @@
               <w:placeholder>
                 <w:docPart w:val="D3505BE1584B4C0CB19F373171A839AB"/>
               </w:placeholder>
-              <w:dataBinding w:prefixMappings="&lt;xmlns:ns0='urn:microsoft-dynamics-nav/reports/Tenant_Report_Defaults/2000000001/' " w:xpath="/ns0:NavWordReportXmlPart[1]/ns0:BCReportInformation[1]/ns0:CompanyMetadata[1]/ns0:CompanyFaxNo[1]" w:storeItemID="{00000000-0000-0000-0000-000000000000}"/>
+              <w:dataBinding w:prefixMappings="xmlns:ns0='urn:microsoft-dynamics-nav/reports/Tenant_Report_Defaults/2000000001/'" w:xpath="/ns0:NavWordReportXmlPart[1]/ns0:BCReportInformation[1]/ns0:CompanyMetadata[1]/ns0:CompanyFaxNo[1]" w:storeItemID="{00000000-0000-0000-0000-000000000000}"/>
               <w15:color w:val="808080"/>
               <w:text/>
             </w:sdtPr>
@@ -337,7 +337,7 @@
               <w:placeholder>
                 <w:docPart w:val="067CE0F5B1414AF090F2664D9F153C56"/>
               </w:placeholder>
-              <w:dataBinding w:prefixMappings="&lt;xmlns:ns0='urn:microsoft-dynamics-nav/reports/Tenant_Report_Defaults/2000000001/' " w:xpath="/ns0:NavWordReportXmlPart[1]/ns0:BCReportInformation[1]/ns0:CompanyMetadata[1]/ns0:CompanyHomePageCaption[1]" w:storeItemID="{00000000-0000-0000-0000-000000000000}"/>
+              <w:dataBinding w:prefixMappings="xmlns:ns0='urn:microsoft-dynamics-nav/reports/Tenant_Report_Defaults/2000000001/'" w:xpath="/ns0:NavWordReportXmlPart[1]/ns0:BCReportInformation[1]/ns0:CompanyMetadata[1]/ns0:CompanyHomePageCaption[1]" w:storeItemID="{00000000-0000-0000-0000-000000000000}"/>
               <w15:color w:val="808080"/>
               <w:text/>
             </w:sdtPr>
@@ -362,7 +362,7 @@
               <w:placeholder>
                 <w:docPart w:val="C0C6DCA2E42E4E4DBB88663B3ACFAE98"/>
               </w:placeholder>
-              <w:dataBinding w:prefixMappings="&lt;xmlns:ns0='urn:microsoft-dynamics-nav/reports/Tenant_Report_Defaults/2000000001/' " w:xpath="/ns0:NavWordReportXmlPart[1]/ns0:BCReportInformation[1]/ns0:CompanyMetadata[1]/ns0:CompanyPhoneCaption[1]" w:storeItemID="{00000000-0000-0000-0000-000000000000}"/>
+              <w:dataBinding w:prefixMappings="xmlns:ns0='urn:microsoft-dynamics-nav/reports/Tenant_Report_Defaults/2000000001/'" w:xpath="/ns0:NavWordReportXmlPart[1]/ns0:BCReportInformation[1]/ns0:CompanyMetadata[1]/ns0:CompanyPhoneCaption[1]" w:storeItemID="{00000000-0000-0000-0000-000000000000}"/>
               <w15:color w:val="808080"/>
               <w:text/>
             </w:sdtPr>
@@ -387,7 +387,7 @@
               <w:placeholder>
                 <w:docPart w:val="0C257D1428B04DE7A399D6D69BD76CF4"/>
               </w:placeholder>
-              <w:dataBinding w:prefixMappings="&lt;xmlns:ns0='urn:microsoft-dynamics-nav/reports/Tenant_Report_Defaults/2000000001/' " w:xpath="/ns0:NavWordReportXmlPart[1]/ns0:BCReportInformation[1]/ns0:CompanyMetadata[1]/ns0:CompanyEmailCaption[1]" w:storeItemID="{00000000-0000-0000-0000-000000000000}"/>
+              <w:dataBinding w:prefixMappings="xmlns:ns0='urn:microsoft-dynamics-nav/reports/Tenant_Report_Defaults/2000000001/'" w:xpath="/ns0:NavWordReportXmlPart[1]/ns0:BCReportInformation[1]/ns0:CompanyMetadata[1]/ns0:CompanyEmailCaption[1]" w:storeItemID="{00000000-0000-0000-0000-000000000000}"/>
               <w15:color w:val="808080"/>
               <w:text/>
             </w:sdtPr>
@@ -412,7 +412,7 @@
               <w:placeholder>
                 <w:docPart w:val="6E72FD76A31945ADB33323FBA103AC87"/>
               </w:placeholder>
-              <w:dataBinding w:prefixMappings="&lt;xmlns:ns0='urn:microsoft-dynamics-nav/reports/Tenant_Report_Defaults/2000000001/' " w:xpath="/ns0:NavWordReportXmlPart[1]/ns0:BCReportInformation[1]/ns0:CompanyMetadata[1]/ns0:CompanyFaxNoCaption[1]" w:storeItemID="{00000000-0000-0000-0000-000000000000}"/>
+              <w:dataBinding w:prefixMappings="xmlns:ns0='urn:microsoft-dynamics-nav/reports/Tenant_Report_Defaults/2000000001/'" w:xpath="/ns0:NavWordReportXmlPart[1]/ns0:BCReportInformation[1]/ns0:CompanyMetadata[1]/ns0:CompanyFaxNoCaption[1]" w:storeItemID="{00000000-0000-0000-0000-000000000000}"/>
               <w15:color w:val="808080"/>
               <w:text/>
             </w:sdtPr>
@@ -442,7 +442,7 @@
               <w:placeholder>
                 <w:docPart w:val="7D742D481E5A44EAA108F72FB919A500"/>
               </w:placeholder>
-              <w:dataBinding w:prefixMappings="&lt;xmlns:ns0='urn:microsoft-dynamics-nav/reports/Tenant_Report_Defaults/2000000001/' " w:xpath="/ns0:NavWordReportXmlPart[1]/ns0:BCReportInformation[1]/ns0:CompanyMetadata[1]/ns0:CompanyHomePage[1]" w:storeItemID="{00000000-0000-0000-0000-000000000000}"/>
+              <w:dataBinding w:prefixMappings="xmlns:ns0='urn:microsoft-dynamics-nav/reports/Tenant_Report_Defaults/2000000001/'" w:xpath="/ns0:NavWordReportXmlPart[1]/ns0:BCReportInformation[1]/ns0:CompanyMetadata[1]/ns0:CompanyHomePage[1]" w:storeItemID="{00000000-0000-0000-0000-000000000000}"/>
               <w15:color w:val="808080"/>
               <w:text/>
             </w:sdtPr>
@@ -467,7 +467,7 @@
               <w:placeholder>
                 <w:docPart w:val="8725BB94805441A1A5AA8655709E8AE7"/>
               </w:placeholder>
-              <w:dataBinding w:prefixMappings="&lt;xmlns:ns0='urn:microsoft-dynamics-nav/reports/Tenant_Report_Defaults/2000000001/' " w:xpath="/ns0:NavWordReportXmlPart[1]/ns0:BCReportInformation[1]/ns0:CompanyMetadata[1]/ns0:CompanyPhone[1]" w:storeItemID="{00000000-0000-0000-0000-000000000000}"/>
+              <w:dataBinding w:prefixMappings="xmlns:ns0='urn:microsoft-dynamics-nav/reports/Tenant_Report_Defaults/2000000001/'" w:xpath="/ns0:NavWordReportXmlPart[1]/ns0:BCReportInformation[1]/ns0:CompanyMetadata[1]/ns0:CompanyPhone[1]" w:storeItemID="{00000000-0000-0000-0000-000000000000}"/>
               <w15:color w:val="808080"/>
               <w:text/>
             </w:sdtPr>
@@ -492,7 +492,7 @@
               <w:placeholder>
                 <w:docPart w:val="FF124920E4004690A9DA8E86EFCF7D19"/>
               </w:placeholder>
-              <w:dataBinding w:prefixMappings="&lt;xmlns:ns0='urn:microsoft-dynamics-nav/reports/Tenant_Report_Defaults/2000000001/' " w:xpath="/ns0:NavWordReportXmlPart[1]/ns0:BCReportInformation[1]/ns0:CompanyMetadata[1]/ns0:CompanyEmail[1]" w:storeItemID="{00000000-0000-0000-0000-000000000000}"/>
+              <w:dataBinding w:prefixMappings="xmlns:ns0='urn:microsoft-dynamics-nav/reports/Tenant_Report_Defaults/2000000001/'" w:xpath="/ns0:NavWordReportXmlPart[1]/ns0:BCReportInformation[1]/ns0:CompanyMetadata[1]/ns0:CompanyEmail[1]" w:storeItemID="{00000000-0000-0000-0000-000000000000}"/>
               <w15:color w:val="808080"/>
               <w:text/>
             </w:sdtPr>
@@ -517,7 +517,7 @@
               <w:placeholder>
                 <w:docPart w:val="2C79A60C2C1342C9AAFEE8B641A99C16"/>
               </w:placeholder>
-              <w:dataBinding w:prefixMappings="&lt;xmlns:ns0='urn:microsoft-dynamics-nav/reports/Tenant_Report_Defaults/2000000001/' " w:xpath="/ns0:NavWordReportXmlPart[1]/ns0:BCReportInformation[1]/ns0:CompanyMetadata[1]/ns0:CompanyFaxNo[1]" w:storeItemID="{00000000-0000-0000-0000-000000000000}"/>
+              <w:dataBinding w:prefixMappings="xmlns:ns0='urn:microsoft-dynamics-nav/reports/Tenant_Report_Defaults/2000000001/'" w:xpath="/ns0:NavWordReportXmlPart[1]/ns0:BCReportInformation[1]/ns0:CompanyMetadata[1]/ns0:CompanyFaxNo[1]" w:storeItemID="{00000000-0000-0000-0000-000000000000}"/>
               <w15:color w:val="808080"/>
               <w:text/>
             </w:sdtPr>
@@ -603,7 +603,7 @@
             <w:placeholder>
               <w:docPart w:val="864FDC8F657849A2A8781EFFDD74C3AE"/>
             </w:placeholder>
-            <w:dataBinding w:prefixMappings="&lt;xmlns:ns0='urn:microsoft-dynamics-nav/reports/Tenant_Report_Defaults/2000000001/' " w:xpath="/ns0:NavWordReportXmlPart[1]/ns0:BCReportInformation[1]/ns0:ReportMetadata[1]/ns0:ReportCaption[1]" w:storeItemID="{00000000-0000-0000-0000-000000000000}"/>
+            <w:dataBinding w:prefixMappings="xmlns:ns0='urn:microsoft-dynamics-nav/reports/Tenant_Report_Defaults/2000000001/'" w:xpath="/ns0:NavWordReportXmlPart[1]/ns0:BCReportInformation[1]/ns0:ReportMetadata[1]/ns0:ReportCaption[1]" w:storeItemID="{00000000-0000-0000-0000-000000000000}"/>
             <w15:color w:val="808080"/>
             <w:text/>
           </w:sdtPr>
@@ -773,7 +773,7 @@
               <w:placeholder>
                 <w:docPart w:val="D8E27797D68E4E64805B125585875C0B"/>
               </w:placeholder>
-              <w:dataBinding w:prefixMappings="&lt;xmlns:ns0='urn:microsoft-dynamics-nav/reports/Tenant_Report_Defaults/2000000001/' " w:xpath="/ns0:NavWordReportXmlPart[1]/ns0:BCReportInformation[1]/ns0:ReportRequest[1]/ns0:CompanyName[1]" w:storeItemID="{00000000-0000-0000-0000-000000000000}"/>
+              <w:dataBinding w:prefixMappings="xmlns:ns0='urn:microsoft-dynamics-nav/reports/Tenant_Report_Defaults/2000000001/'" w:xpath="/ns0:NavWordReportXmlPart[1]/ns0:BCReportInformation[1]/ns0:ReportRequest[1]/ns0:CompanyName[1]" w:storeItemID="{00000000-0000-0000-0000-000000000000}"/>
               <w15:color w:val="808080"/>
               <w:text/>
             </w:sdtPr>
@@ -835,7 +835,7 @@
 </file>
 
 <file path=word/header3.xml><?xml version="1.0" encoding="utf-8"?>
-<w:hdr xmlns:wpc="http://schemas.microsoft.com/office/word/2010/wordprocessingCanvas" xmlns:cx="http://schemas.microsoft.com/office/drawing/2014/chartex" xmlns:cx1="http://schemas.microsoft.com/office/drawing/2015/9/8/chartex" xmlns:cx2="http://schemas.microsoft.com/office/drawing/2015/10/21/chartex" xmlns:cx3="http://schemas.microsoft.com/office/drawing/2016/5/9/chartex" xmlns:cx4="http://schemas.microsoft.com/office/drawing/2016/5/10/chartex" xmlns:cx5="http://schemas.microsoft.com/office/drawing/2016/5/11/chartex" xmlns:cx6="http://schemas.microsoft.com/office/drawing/2016/5/12/chartex" xmlns:cx7="http://schemas.microsoft.com/office/drawing/2016/5/13/chartex" xmlns:cx8="http://schemas.microsoft.com/office/drawing/2016/5/14/chartex" xmlns:mc="http://schemas.openxmlformats.org/markup-compatibility/2006" xmlns:aink="http://schemas.microsoft.com/office/drawing/2016/ink" xmlns:am3d="http://schemas.microsoft.com/office/drawing/2017/model3d" xmlns:o="urn:schemas-microsoft-com:office:office" xmlns:oel="http://schemas.microsoft.com/office/2019/extlst" xmlns:r="http://schemas.openxmlformats.org/officeDocument/2006/relationships" xmlns:m="http://schemas.openxmlformats.org/officeDocument/2006/math" xmlns:v="urn:schemas-microsoft-com:vml" xmlns:wp14="http://schemas.microsoft.com/office/word/2010/wordprocessingDrawing" xmlns:wp="http://schemas.openxmlformats.org/drawingml/2006/wordprocessingDrawing" xmlns:w10="urn:schemas-microsoft-com:office:word" xmlns:w="http://schemas.openxmlformats.org/wordprocessingml/2006/main" xmlns:w14="http://schemas.microsoft.com/office/word/2010/wordml" xmlns:w15="http://schemas.microsoft.com/office/word/2012/wordml" xmlns:w16cex="http://schemas.microsoft.com/office/word/2018/wordml/cex" xmlns:w16cid="http://schemas.microsoft.com/office/word/2016/wordml/cid" xmlns:w16="http://schemas.microsoft.com/office/word/2018/wordml" xmlns:w16du="http://schemas.microsoft.com/office/word/2023/wordml/word16du" xmlns:w16sdtdh="http://schemas.microsoft.com/office/word/2020/wordml/sdtdatahash" xmlns:w16sdtfl="http://schemas.microsoft.com/office/word/2024/wordml/sdtformatlock" xmlns:w16se="http://schemas.microsoft.com/office/word/2015/wordml/symex" xmlns:wpg="http://schemas.microsoft.com/office/word/2010/wordprocessingGroup" xmlns:wpi="http://schemas.microsoft.com/office/word/2010/wordprocessingInk" xmlns:wne="http://schemas.microsoft.com/office/word/2006/wordml" xmlns:wps="http://schemas.microsoft.com/office/word/2010/wordprocessingShape" mc:Ignorable="w14 w15 w16se w16cid w16 w16cex w16sdtdh w16sdtfl w16du wp14">
+<w:hdr xmlns:a="http://schemas.openxmlformats.org/drawingml/2006/main" xmlns:pic="http://schemas.openxmlformats.org/drawingml/2006/picture" xmlns:a14="http://schemas.microsoft.com/office/drawing/2010/main" xmlns:wpc="http://schemas.microsoft.com/office/word/2010/wordprocessingCanvas" xmlns:cx="http://schemas.microsoft.com/office/drawing/2014/chartex" xmlns:cx1="http://schemas.microsoft.com/office/drawing/2015/9/8/chartex" xmlns:cx2="http://schemas.microsoft.com/office/drawing/2015/10/21/chartex" xmlns:cx3="http://schemas.microsoft.com/office/drawing/2016/5/9/chartex" xmlns:cx4="http://schemas.microsoft.com/office/drawing/2016/5/10/chartex" xmlns:cx5="http://schemas.microsoft.com/office/drawing/2016/5/11/chartex" xmlns:cx6="http://schemas.microsoft.com/office/drawing/2016/5/12/chartex" xmlns:cx7="http://schemas.microsoft.com/office/drawing/2016/5/13/chartex" xmlns:cx8="http://schemas.microsoft.com/office/drawing/2016/5/14/chartex" xmlns:mc="http://schemas.openxmlformats.org/markup-compatibility/2006" xmlns:aink="http://schemas.microsoft.com/office/drawing/2016/ink" xmlns:am3d="http://schemas.microsoft.com/office/drawing/2017/model3d" xmlns:o="urn:schemas-microsoft-com:office:office" xmlns:oel="http://schemas.microsoft.com/office/2019/extlst" xmlns:r="http://schemas.openxmlformats.org/officeDocument/2006/relationships" xmlns:m="http://schemas.openxmlformats.org/officeDocument/2006/math" xmlns:v="urn:schemas-microsoft-com:vml" xmlns:wp14="http://schemas.microsoft.com/office/word/2010/wordprocessingDrawing" xmlns:wp="http://schemas.openxmlformats.org/drawingml/2006/wordprocessingDrawing" xmlns:w10="urn:schemas-microsoft-com:office:word" xmlns:w="http://schemas.openxmlformats.org/wordprocessingml/2006/main" xmlns:w14="http://schemas.microsoft.com/office/word/2010/wordml" xmlns:w15="http://schemas.microsoft.com/office/word/2012/wordml" xmlns:w16cex="http://schemas.microsoft.com/office/word/2018/wordml/cex" xmlns:w16cid="http://schemas.microsoft.com/office/word/2016/wordml/cid" xmlns:w16="http://schemas.microsoft.com/office/word/2018/wordml" xmlns:w16du="http://schemas.microsoft.com/office/word/2023/wordml/word16du" xmlns:w16sdtdh="http://schemas.microsoft.com/office/word/2020/wordml/sdtdatahash" xmlns:w16sdtfl="http://schemas.microsoft.com/office/word/2024/wordml/sdtformatlock" xmlns:w16se="http://schemas.microsoft.com/office/word/2015/wordml/symex" xmlns:wpg="http://schemas.microsoft.com/office/word/2010/wordprocessingGroup" xmlns:wpi="http://schemas.microsoft.com/office/word/2010/wordprocessingInk" xmlns:wne="http://schemas.microsoft.com/office/word/2006/wordml" xmlns:wps="http://schemas.microsoft.com/office/word/2010/wordprocessingShape" mc:Ignorable="w14 w15 w16se w16cid w16 w16cex w16sdtdh w16sdtfl w16du wp14">
   <w:tbl>
     <w:tblPr>
       <w:tblStyle w:val="BCBlockTable"/>
@@ -864,7 +864,7 @@
           <w:placeholder>
             <w:docPart w:val="45BE75433E5A4D029A142C74AA65F54A"/>
           </w:placeholder>
-          <w:dataBinding w:prefixMappings="&lt;xmlns:ns0='urn:microsoft-dynamics-nav/reports/Tenant_Report_Defaults/2000000001/' " w:xpath="/ns0:NavWordReportXmlPart[1]/ns0:BCReportInformation[1]/ns0:ReportMetadata[1]/ns0:ReportCaption[1]" w:storeItemID="{00000000-0000-0000-0000-000000000000}"/>
+          <w:dataBinding w:prefixMappings="xmlns:ns0='urn:microsoft-dynamics-nav/reports/Tenant_Report_Defaults/2000000001/'" w:xpath="/ns0:NavWordReportXmlPart[1]/ns0:BCReportInformation[1]/ns0:ReportMetadata[1]/ns0:ReportCaption[1]" w:storeItemID="{00000000-0000-0000-0000-000000000000}"/>
           <w15:color w:val="808080"/>
           <w:text/>
         </w:sdtPr>
@@ -988,7 +988,7 @@
               <w:alias w:val="CompanyLogo"/>
               <w:tag w:val="#BC:InsertDataItem,BCReportInformation/CompanyMetadata/CompanyLogo"/>
               <w:id w:val="943343575"/>
-              <w:dataBinding w:prefixMappings="&lt;xmlns:ns0='urn:microsoft-dynamics-nav/reports/Tenant_Report_Defaults/2000000001/' " w:xpath="/ns0:NavWordReportXmlPart[1]/ns0:BCReportInformation[1]/ns0:CompanyMetadata[1]/ns0:CompanyLogo[1]" w:storeItemID="{00000000-0000-0000-0000-000000000000}"/>
+              <w:dataBinding w:prefixMappings="xmlns:ns0='urn:microsoft-dynamics-nav/reports/Tenant_Report_Defaults/2000000001/'" w:xpath="/ns0:NavWordReportXmlPart[1]/ns0:BCReportInformation[1]/ns0:CompanyMetadata[1]/ns0:CompanyLogo[1]" w:storeItemID="{00000000-0000-0000-0000-000000000000}"/>
               <w:picture/>
             </w:sdtPr>
             <w:sdtContent>

--- a/src/Layers/W1/BaseApp/Foundation/Reporting/ReportParts/HeaderFooterDesign/ExternalDefault.docx
+++ b/src/Layers/W1/BaseApp/Foundation/Reporting/ReportParts/HeaderFooterDesign/ExternalDefault.docx
@@ -856,7 +856,6 @@
           <w:rPr>
             <w:rStyle w:val="TitleChar"/>
             <w:rFonts w:cstheme="majorHAnsi"/>
-            <w:color w:val="auto"/>
           </w:rPr>
           <w:alias w:val="ReportCaption"/>
           <w:tag w:val="#BC:InsertDataItem,BCReportInformation/ReportMetadata/ReportCaption"/>
@@ -887,7 +886,6 @@
                 <w:rPr>
                   <w:rStyle w:val="TitleChar"/>
                   <w:rFonts w:cstheme="majorHAnsi"/>
-                  <w:color w:val="auto"/>
                 </w:rPr>
                 <w:t>Report Caption</w:t>
               </w:r>
@@ -998,11 +996,11 @@
                 </w:rPr>
                 <w:drawing>
                   <wp:inline distT="0" distB="0" distL="0" distR="0" wp14:anchorId="229DEBE4" wp14:editId="1F6F61CC">
-                    <wp:extent cx="2185416" cy="530352"/>
+                    <wp:extent cx="1080000" cy="1080000"/>
                     <wp:effectExtent l="0" t="0" r="5715" b="3175"/>
                     <wp:docPr id="901932688" name="Billede 1" descr="The image is a plain white background with no additional elements or details.&#10;&#10;AI-generated content may be incorrect."/>
                     <wp:cNvGraphicFramePr>
-                      <a:graphicFrameLocks xmlns:a="http://schemas.openxmlformats.org/drawingml/2006/main"/>
+                      <a:graphicFrameLocks xmlns:a="http://schemas.openxmlformats.org/drawingml/2006/main" noChangeAspect="1"/>
                     </wp:cNvGraphicFramePr>
                     <a:graphic xmlns:a="http://schemas.openxmlformats.org/drawingml/2006/main">
                       <a:graphicData uri="http://schemas.openxmlformats.org/drawingml/2006/picture">
@@ -1029,7 +1027,7 @@
                           <pic:spPr bwMode="auto">
                             <a:xfrm>
                               <a:off x="0" y="0"/>
-                              <a:ext cx="2185416" cy="530352"/>
+                              <a:ext cx="1080000" cy="1080000"/>
                             </a:xfrm>
                             <a:prstGeom prst="rect">
                               <a:avLst/>

--- a/src/Layers/W1/BaseApp/Foundation/Reporting/ReportParts/HeaderFooterDesign/ExternalDefault.docx
+++ b/src/Layers/W1/BaseApp/Foundation/Reporting/ReportParts/HeaderFooterDesign/ExternalDefault.docx
@@ -16,7 +16,7 @@
       <w:headerReference w:type="first" r:id="rId17"/>
       <w:footerReference w:type="first" r:id="rId18"/>
       <w:pgSz w:w="11907" w:h="16839" w:code="9"/>
-      <w:pgMar w:top="345" w:right="706" w:bottom="576" w:left="706" w:header="567" w:footer="102" w:gutter="0"/>
+      <w:pgMar w:top="576" w:right="706" w:bottom="576" w:left="706" w:header="288" w:footer="288" w:gutter="0"/>
       <w:cols w:space="708"/>
       <w:titlePg/>
       <w:docGrid w:linePitch="360"/>
@@ -79,13 +79,16 @@
     <w:tr>
       <w:trPr>
         <w:cnfStyle w:val="100000000000" w:firstRow="1" w:lastRow="0" w:firstColumn="0" w:lastColumn="0" w:oddVBand="0" w:evenVBand="0" w:oddHBand="0" w:evenHBand="0" w:firstRowFirstColumn="0" w:firstRowLastColumn="0" w:lastRowFirstColumn="0" w:lastRowLastColumn="0"/>
-        <w:trHeight w:val="284"/>
+        <w:trHeight w:val="80"/>
       </w:trPr>
       <w:tc>
         <w:tcPr>
           <w:tcW w:w="2624" w:type="dxa"/>
         </w:tcPr>
         <w:p>
+          <w:pPr>
+            <w:spacing w:line="240" w:lineRule="auto"/>
+          </w:pPr>
           <w:sdt>
             <w:sdtPr>
               <w:alias w:val="CompanyHomePageCaption"/>
@@ -94,13 +97,13 @@
               <w:placeholder>
                 <w:docPart w:val="CF68DC289354454998E7B9E61A5A8DE8"/>
               </w:placeholder>
-              <w:dataBinding w:prefixMappings="xmlns:ns0='urn:microsoft-dynamics-nav/reports/Tenant_Report_Defaults/2000000001/'" w:xpath="/ns0:NavWordReportXmlPart[1]/ns0:BCReportInformation[1]/ns0:CompanyMetadata[1]/ns0:CompanyHomePageCaption[1]" w:storeItemID="{00000000-0000-0000-0000-000000000000}"/>
+              <w:dataBinding w:prefixMappings="xmlns:ns0='urn:microsoft-dynamics-nav/reports/Tenant_Report_Defaults/2000000001/' " w:xpath="/ns0:NavWordReportXmlPart[1]/ns0:BCReportInformation[1]/ns0:CompanyMetadata[1]/ns0:CompanyHomePageCaption[1]" w:storeItemID="{20B1C7BE-CC2E-41B2-B1D5-B0B8F36428EB}"/>
               <w15:color w:val="808080"/>
               <w:text/>
             </w:sdtPr>
             <w:sdtContent>
               <w:r>
-                <w:t>Homepage</w:t>
+                <w:t>Company Home Page Caption</w:t>
               </w:r>
             </w:sdtContent>
           </w:sdt>
@@ -111,6 +114,9 @@
           <w:tcW w:w="2624" w:type="dxa"/>
         </w:tcPr>
         <w:p>
+          <w:pPr>
+            <w:spacing w:line="240" w:lineRule="auto"/>
+          </w:pPr>
           <w:sdt>
             <w:sdtPr>
               <w:alias w:val="CompanyPhoneCaption"/>
@@ -119,13 +125,13 @@
               <w:placeholder>
                 <w:docPart w:val="DAAD0FFFA6E142F295BED740101E13FF"/>
               </w:placeholder>
-              <w:dataBinding w:prefixMappings="xmlns:ns0='urn:microsoft-dynamics-nav/reports/Tenant_Report_Defaults/2000000001/'" w:xpath="/ns0:NavWordReportXmlPart[1]/ns0:BCReportInformation[1]/ns0:CompanyMetadata[1]/ns0:CompanyPhoneCaption[1]" w:storeItemID="{00000000-0000-0000-0000-000000000000}"/>
+              <w:dataBinding w:prefixMappings="xmlns:ns0='urn:microsoft-dynamics-nav/reports/Tenant_Report_Defaults/2000000001/' " w:xpath="/ns0:NavWordReportXmlPart[1]/ns0:BCReportInformation[1]/ns0:CompanyMetadata[1]/ns0:CompanyPhoneCaption[1]" w:storeItemID="{20B1C7BE-CC2E-41B2-B1D5-B0B8F36428EB}"/>
               <w15:color w:val="808080"/>
               <w:text/>
             </w:sdtPr>
             <w:sdtContent>
               <w:r>
-                <w:t>Phone No</w:t>
+                <w:t>Company Phone Caption</w:t>
               </w:r>
             </w:sdtContent>
           </w:sdt>
@@ -136,6 +142,9 @@
           <w:tcW w:w="2623" w:type="dxa"/>
         </w:tcPr>
         <w:p>
+          <w:pPr>
+            <w:spacing w:line="240" w:lineRule="auto"/>
+          </w:pPr>
           <w:sdt>
             <w:sdtPr>
               <w:alias w:val="CompanyEmailCaption"/>
@@ -144,13 +153,13 @@
               <w:placeholder>
                 <w:docPart w:val="749F1ED1B7C74786B56EBFDF9942DCEC"/>
               </w:placeholder>
-              <w:dataBinding w:prefixMappings="xmlns:ns0='urn:microsoft-dynamics-nav/reports/Tenant_Report_Defaults/2000000001/'" w:xpath="/ns0:NavWordReportXmlPart[1]/ns0:BCReportInformation[1]/ns0:CompanyMetadata[1]/ns0:CompanyEmailCaption[1]" w:storeItemID="{00000000-0000-0000-0000-000000000000}"/>
+              <w:dataBinding w:prefixMappings="xmlns:ns0='urn:microsoft-dynamics-nav/reports/Tenant_Report_Defaults/2000000001/' " w:xpath="/ns0:NavWordReportXmlPart[1]/ns0:BCReportInformation[1]/ns0:CompanyMetadata[1]/ns0:CompanyEmailCaption[1]" w:storeItemID="{20B1C7BE-CC2E-41B2-B1D5-B0B8F36428EB}"/>
               <w15:color w:val="808080"/>
               <w:text/>
             </w:sdtPr>
             <w:sdtContent>
               <w:r>
-                <w:t>Email</w:t>
+                <w:t>Company Email Caption</w:t>
               </w:r>
             </w:sdtContent>
           </w:sdt>
@@ -161,6 +170,9 @@
           <w:tcW w:w="2624" w:type="dxa"/>
         </w:tcPr>
         <w:p>
+          <w:pPr>
+            <w:spacing w:line="240" w:lineRule="auto"/>
+          </w:pPr>
           <w:sdt>
             <w:sdtPr>
               <w:alias w:val="CompanyFaxNoCaption"/>
@@ -169,13 +181,13 @@
               <w:placeholder>
                 <w:docPart w:val="7B4ED47589DA45C98252972238DEBB76"/>
               </w:placeholder>
-              <w:dataBinding w:prefixMappings="xmlns:ns0='urn:microsoft-dynamics-nav/reports/Tenant_Report_Defaults/2000000001/'" w:xpath="/ns0:NavWordReportXmlPart[1]/ns0:BCReportInformation[1]/ns0:CompanyMetadata[1]/ns0:CompanyFaxNoCaption[1]" w:storeItemID="{00000000-0000-0000-0000-000000000000}"/>
+              <w:dataBinding w:prefixMappings="xmlns:ns0='urn:microsoft-dynamics-nav/reports/Tenant_Report_Defaults/2000000001/' " w:xpath="/ns0:NavWordReportXmlPart[1]/ns0:BCReportInformation[1]/ns0:CompanyMetadata[1]/ns0:CompanyFaxNoCaption[1]" w:storeItemID="{20B1C7BE-CC2E-41B2-B1D5-B0B8F36428EB}"/>
               <w15:color w:val="808080"/>
               <w:text/>
             </w:sdtPr>
             <w:sdtContent>
               <w:r>
-                <w:t>Fax No.</w:t>
+                <w:t>Company Fax No. Caption</w:t>
               </w:r>
             </w:sdtContent>
           </w:sdt>
@@ -200,13 +212,13 @@
               <w:placeholder>
                 <w:docPart w:val="1BB04F7321904FBE87F59626F7A0DAF9"/>
               </w:placeholder>
-              <w:dataBinding w:prefixMappings="xmlns:ns0='urn:microsoft-dynamics-nav/reports/Tenant_Report_Defaults/2000000001/'" w:xpath="/ns0:NavWordReportXmlPart[1]/ns0:BCReportInformation[1]/ns0:CompanyMetadata[1]/ns0:CompanyHomePage[1]" w:storeItemID="{00000000-0000-0000-0000-000000000000}"/>
+              <w:dataBinding w:prefixMappings="xmlns:ns0='urn:microsoft-dynamics-nav/reports/Tenant_Report_Defaults/2000000001/' " w:xpath="/ns0:NavWordReportXmlPart[1]/ns0:BCReportInformation[1]/ns0:CompanyMetadata[1]/ns0:CompanyHomePage[1]" w:storeItemID="{20B1C7BE-CC2E-41B2-B1D5-B0B8F36428EB}"/>
               <w15:color w:val="808080"/>
               <w:text/>
             </w:sdtPr>
             <w:sdtContent>
               <w:r>
-                <w:t>www.cronus.dk</w:t>
+                <w:t>Company Home Page</w:t>
               </w:r>
             </w:sdtContent>
           </w:sdt>
@@ -226,13 +238,13 @@
               <w:placeholder>
                 <w:docPart w:val="2A0917C05BFA4542A342ED9F975A3500"/>
               </w:placeholder>
-              <w:dataBinding w:prefixMappings="xmlns:ns0='urn:microsoft-dynamics-nav/reports/Tenant_Report_Defaults/2000000001/'" w:xpath="/ns0:NavWordReportXmlPart[1]/ns0:BCReportInformation[1]/ns0:CompanyMetadata[1]/ns0:CompanyPhone[1]" w:storeItemID="{00000000-0000-0000-0000-000000000000}"/>
+              <w:dataBinding w:prefixMappings="xmlns:ns0='urn:microsoft-dynamics-nav/reports/Tenant_Report_Defaults/2000000001/' " w:xpath="/ns0:NavWordReportXmlPart[1]/ns0:BCReportInformation[1]/ns0:CompanyMetadata[1]/ns0:CompanyPhone[1]" w:storeItemID="{20B1C7BE-CC2E-41B2-B1D5-B0B8F36428EB}"/>
               <w15:color w:val="808080"/>
               <w:text/>
             </w:sdtPr>
             <w:sdtContent>
               <w:r>
-                <w:t>34-2345667</w:t>
+                <w:t>Company Phone</w:t>
               </w:r>
             </w:sdtContent>
           </w:sdt>
@@ -252,13 +264,13 @@
               <w:placeholder>
                 <w:docPart w:val="879A5C99C43849668575BA7FF4A42EDE"/>
               </w:placeholder>
-              <w:dataBinding w:prefixMappings="xmlns:ns0='urn:microsoft-dynamics-nav/reports/Tenant_Report_Defaults/2000000001/'" w:xpath="/ns0:NavWordReportXmlPart[1]/ns0:BCReportInformation[1]/ns0:CompanyMetadata[1]/ns0:CompanyEmail[1]" w:storeItemID="{00000000-0000-0000-0000-000000000000}"/>
+              <w:dataBinding w:prefixMappings="xmlns:ns0='urn:microsoft-dynamics-nav/reports/Tenant_Report_Defaults/2000000001/' " w:xpath="/ns0:NavWordReportXmlPart[1]/ns0:BCReportInformation[1]/ns0:CompanyMetadata[1]/ns0:CompanyEmail[1]" w:storeItemID="{20B1C7BE-CC2E-41B2-B1D5-B0B8F36428EB}"/>
               <w15:color w:val="808080"/>
               <w:text/>
             </w:sdtPr>
             <w:sdtContent>
               <w:r>
-                <w:t>John.doe@cronus.com</w:t>
+                <w:t>Company Email</w:t>
               </w:r>
             </w:sdtContent>
           </w:sdt>
@@ -278,13 +290,13 @@
               <w:placeholder>
                 <w:docPart w:val="D3505BE1584B4C0CB19F373171A839AB"/>
               </w:placeholder>
-              <w:dataBinding w:prefixMappings="xmlns:ns0='urn:microsoft-dynamics-nav/reports/Tenant_Report_Defaults/2000000001/'" w:xpath="/ns0:NavWordReportXmlPart[1]/ns0:BCReportInformation[1]/ns0:CompanyMetadata[1]/ns0:CompanyFaxNo[1]" w:storeItemID="{00000000-0000-0000-0000-000000000000}"/>
+              <w:dataBinding w:prefixMappings="xmlns:ns0='urn:microsoft-dynamics-nav/reports/Tenant_Report_Defaults/2000000001/' " w:xpath="/ns0:NavWordReportXmlPart[1]/ns0:BCReportInformation[1]/ns0:CompanyMetadata[1]/ns0:CompanyFaxNo[1]" w:storeItemID="{20B1C7BE-CC2E-41B2-B1D5-B0B8F36428EB}"/>
               <w15:color w:val="808080"/>
               <w:text/>
             </w:sdtPr>
             <w:sdtContent>
               <w:r>
-                <w:t>12345678</w:t>
+                <w:t>Company Fax No.</w:t>
               </w:r>
             </w:sdtContent>
           </w:sdt>
@@ -322,13 +334,16 @@
     <w:tr>
       <w:trPr>
         <w:cnfStyle w:val="100000000000" w:firstRow="1" w:lastRow="0" w:firstColumn="0" w:lastColumn="0" w:oddVBand="0" w:evenVBand="0" w:oddHBand="0" w:evenHBand="0" w:firstRowFirstColumn="0" w:firstRowLastColumn="0" w:lastRowFirstColumn="0" w:lastRowLastColumn="0"/>
-        <w:trHeight w:val="266"/>
+        <w:trHeight w:val="80"/>
       </w:trPr>
       <w:tc>
         <w:tcPr>
           <w:tcW w:w="2624" w:type="dxa"/>
         </w:tcPr>
         <w:p>
+          <w:pPr>
+            <w:spacing w:line="240" w:lineRule="auto"/>
+          </w:pPr>
           <w:sdt>
             <w:sdtPr>
               <w:alias w:val="CompanyHomePageCaption"/>
@@ -337,13 +352,13 @@
               <w:placeholder>
                 <w:docPart w:val="067CE0F5B1414AF090F2664D9F153C56"/>
               </w:placeholder>
-              <w:dataBinding w:prefixMappings="xmlns:ns0='urn:microsoft-dynamics-nav/reports/Tenant_Report_Defaults/2000000001/'" w:xpath="/ns0:NavWordReportXmlPart[1]/ns0:BCReportInformation[1]/ns0:CompanyMetadata[1]/ns0:CompanyHomePageCaption[1]" w:storeItemID="{00000000-0000-0000-0000-000000000000}"/>
+              <w:dataBinding w:prefixMappings="xmlns:ns0='urn:microsoft-dynamics-nav/reports/Tenant_Report_Defaults/2000000001/' " w:xpath="/ns0:NavWordReportXmlPart[1]/ns0:BCReportInformation[1]/ns0:CompanyMetadata[1]/ns0:CompanyHomePageCaption[1]" w:storeItemID="{20B1C7BE-CC2E-41B2-B1D5-B0B8F36428EB}"/>
               <w15:color w:val="808080"/>
               <w:text/>
             </w:sdtPr>
             <w:sdtContent>
               <w:r>
-                <w:t>Homepage</w:t>
+                <w:t>Company Home Page Caption</w:t>
               </w:r>
             </w:sdtContent>
           </w:sdt>
@@ -354,6 +369,9 @@
           <w:tcW w:w="2624" w:type="dxa"/>
         </w:tcPr>
         <w:p>
+          <w:pPr>
+            <w:spacing w:line="240" w:lineRule="auto"/>
+          </w:pPr>
           <w:sdt>
             <w:sdtPr>
               <w:alias w:val="CompanyPhoneCaption"/>
@@ -362,13 +380,13 @@
               <w:placeholder>
                 <w:docPart w:val="C0C6DCA2E42E4E4DBB88663B3ACFAE98"/>
               </w:placeholder>
-              <w:dataBinding w:prefixMappings="xmlns:ns0='urn:microsoft-dynamics-nav/reports/Tenant_Report_Defaults/2000000001/'" w:xpath="/ns0:NavWordReportXmlPart[1]/ns0:BCReportInformation[1]/ns0:CompanyMetadata[1]/ns0:CompanyPhoneCaption[1]" w:storeItemID="{00000000-0000-0000-0000-000000000000}"/>
+              <w:dataBinding w:prefixMappings="xmlns:ns0='urn:microsoft-dynamics-nav/reports/Tenant_Report_Defaults/2000000001/' " w:xpath="/ns0:NavWordReportXmlPart[1]/ns0:BCReportInformation[1]/ns0:CompanyMetadata[1]/ns0:CompanyPhoneCaption[1]" w:storeItemID="{20B1C7BE-CC2E-41B2-B1D5-B0B8F36428EB}"/>
               <w15:color w:val="808080"/>
               <w:text/>
             </w:sdtPr>
             <w:sdtContent>
               <w:r>
-                <w:t>Phone No</w:t>
+                <w:t>Company Phone Caption</w:t>
               </w:r>
             </w:sdtContent>
           </w:sdt>
@@ -379,6 +397,9 @@
           <w:tcW w:w="2623" w:type="dxa"/>
         </w:tcPr>
         <w:p>
+          <w:pPr>
+            <w:spacing w:line="240" w:lineRule="auto"/>
+          </w:pPr>
           <w:sdt>
             <w:sdtPr>
               <w:alias w:val="CompanyEmailCaption"/>
@@ -387,13 +408,13 @@
               <w:placeholder>
                 <w:docPart w:val="0C257D1428B04DE7A399D6D69BD76CF4"/>
               </w:placeholder>
-              <w:dataBinding w:prefixMappings="xmlns:ns0='urn:microsoft-dynamics-nav/reports/Tenant_Report_Defaults/2000000001/'" w:xpath="/ns0:NavWordReportXmlPart[1]/ns0:BCReportInformation[1]/ns0:CompanyMetadata[1]/ns0:CompanyEmailCaption[1]" w:storeItemID="{00000000-0000-0000-0000-000000000000}"/>
+              <w:dataBinding w:prefixMappings="xmlns:ns0='urn:microsoft-dynamics-nav/reports/Tenant_Report_Defaults/2000000001/' " w:xpath="/ns0:NavWordReportXmlPart[1]/ns0:BCReportInformation[1]/ns0:CompanyMetadata[1]/ns0:CompanyEmailCaption[1]" w:storeItemID="{20B1C7BE-CC2E-41B2-B1D5-B0B8F36428EB}"/>
               <w15:color w:val="808080"/>
               <w:text/>
             </w:sdtPr>
             <w:sdtContent>
               <w:r>
-                <w:t>Email</w:t>
+                <w:t>Company Email Caption</w:t>
               </w:r>
             </w:sdtContent>
           </w:sdt>
@@ -404,6 +425,9 @@
           <w:tcW w:w="2624" w:type="dxa"/>
         </w:tcPr>
         <w:p>
+          <w:pPr>
+            <w:spacing w:line="240" w:lineRule="auto"/>
+          </w:pPr>
           <w:sdt>
             <w:sdtPr>
               <w:alias w:val="CompanyFaxNoCaption"/>
@@ -412,13 +436,13 @@
               <w:placeholder>
                 <w:docPart w:val="6E72FD76A31945ADB33323FBA103AC87"/>
               </w:placeholder>
-              <w:dataBinding w:prefixMappings="xmlns:ns0='urn:microsoft-dynamics-nav/reports/Tenant_Report_Defaults/2000000001/'" w:xpath="/ns0:NavWordReportXmlPart[1]/ns0:BCReportInformation[1]/ns0:CompanyMetadata[1]/ns0:CompanyFaxNoCaption[1]" w:storeItemID="{00000000-0000-0000-0000-000000000000}"/>
+              <w:dataBinding w:prefixMappings="xmlns:ns0='urn:microsoft-dynamics-nav/reports/Tenant_Report_Defaults/2000000001/' " w:xpath="/ns0:NavWordReportXmlPart[1]/ns0:BCReportInformation[1]/ns0:CompanyMetadata[1]/ns0:CompanyFaxNoCaption[1]" w:storeItemID="{20B1C7BE-CC2E-41B2-B1D5-B0B8F36428EB}"/>
               <w15:color w:val="808080"/>
               <w:text/>
             </w:sdtPr>
             <w:sdtContent>
               <w:r>
-                <w:t>Fax No.</w:t>
+                <w:t>Company Fax No. Caption</w:t>
               </w:r>
             </w:sdtContent>
           </w:sdt>
@@ -442,13 +466,13 @@
               <w:placeholder>
                 <w:docPart w:val="7D742D481E5A44EAA108F72FB919A500"/>
               </w:placeholder>
-              <w:dataBinding w:prefixMappings="xmlns:ns0='urn:microsoft-dynamics-nav/reports/Tenant_Report_Defaults/2000000001/'" w:xpath="/ns0:NavWordReportXmlPart[1]/ns0:BCReportInformation[1]/ns0:CompanyMetadata[1]/ns0:CompanyHomePage[1]" w:storeItemID="{00000000-0000-0000-0000-000000000000}"/>
+              <w:dataBinding w:prefixMappings="xmlns:ns0='urn:microsoft-dynamics-nav/reports/Tenant_Report_Defaults/2000000001/' " w:xpath="/ns0:NavWordReportXmlPart[1]/ns0:BCReportInformation[1]/ns0:CompanyMetadata[1]/ns0:CompanyHomePage[1]" w:storeItemID="{20B1C7BE-CC2E-41B2-B1D5-B0B8F36428EB}"/>
               <w15:color w:val="808080"/>
               <w:text/>
             </w:sdtPr>
             <w:sdtContent>
               <w:r>
-                <w:t>www.cronus.dk</w:t>
+                <w:t>Company Home Page</w:t>
               </w:r>
             </w:sdtContent>
           </w:sdt>
@@ -467,13 +491,13 @@
               <w:placeholder>
                 <w:docPart w:val="8725BB94805441A1A5AA8655709E8AE7"/>
               </w:placeholder>
-              <w:dataBinding w:prefixMappings="xmlns:ns0='urn:microsoft-dynamics-nav/reports/Tenant_Report_Defaults/2000000001/'" w:xpath="/ns0:NavWordReportXmlPart[1]/ns0:BCReportInformation[1]/ns0:CompanyMetadata[1]/ns0:CompanyPhone[1]" w:storeItemID="{00000000-0000-0000-0000-000000000000}"/>
+              <w:dataBinding w:prefixMappings="xmlns:ns0='urn:microsoft-dynamics-nav/reports/Tenant_Report_Defaults/2000000001/' " w:xpath="/ns0:NavWordReportXmlPart[1]/ns0:BCReportInformation[1]/ns0:CompanyMetadata[1]/ns0:CompanyPhone[1]" w:storeItemID="{20B1C7BE-CC2E-41B2-B1D5-B0B8F36428EB}"/>
               <w15:color w:val="808080"/>
               <w:text/>
             </w:sdtPr>
             <w:sdtContent>
               <w:r>
-                <w:t>34-2345667</w:t>
+                <w:t>Company Phone</w:t>
               </w:r>
             </w:sdtContent>
           </w:sdt>
@@ -492,13 +516,13 @@
               <w:placeholder>
                 <w:docPart w:val="FF124920E4004690A9DA8E86EFCF7D19"/>
               </w:placeholder>
-              <w:dataBinding w:prefixMappings="xmlns:ns0='urn:microsoft-dynamics-nav/reports/Tenant_Report_Defaults/2000000001/'" w:xpath="/ns0:NavWordReportXmlPart[1]/ns0:BCReportInformation[1]/ns0:CompanyMetadata[1]/ns0:CompanyEmail[1]" w:storeItemID="{00000000-0000-0000-0000-000000000000}"/>
+              <w:dataBinding w:prefixMappings="xmlns:ns0='urn:microsoft-dynamics-nav/reports/Tenant_Report_Defaults/2000000001/' " w:xpath="/ns0:NavWordReportXmlPart[1]/ns0:BCReportInformation[1]/ns0:CompanyMetadata[1]/ns0:CompanyEmail[1]" w:storeItemID="{20B1C7BE-CC2E-41B2-B1D5-B0B8F36428EB}"/>
               <w15:color w:val="808080"/>
               <w:text/>
             </w:sdtPr>
             <w:sdtContent>
               <w:r>
-                <w:t>John.doe@cronus.com</w:t>
+                <w:t>Company Email</w:t>
               </w:r>
             </w:sdtContent>
           </w:sdt>
@@ -517,13 +541,13 @@
               <w:placeholder>
                 <w:docPart w:val="2C79A60C2C1342C9AAFEE8B641A99C16"/>
               </w:placeholder>
-              <w:dataBinding w:prefixMappings="xmlns:ns0='urn:microsoft-dynamics-nav/reports/Tenant_Report_Defaults/2000000001/'" w:xpath="/ns0:NavWordReportXmlPart[1]/ns0:BCReportInformation[1]/ns0:CompanyMetadata[1]/ns0:CompanyFaxNo[1]" w:storeItemID="{00000000-0000-0000-0000-000000000000}"/>
+              <w:dataBinding w:prefixMappings="xmlns:ns0='urn:microsoft-dynamics-nav/reports/Tenant_Report_Defaults/2000000001/' " w:xpath="/ns0:NavWordReportXmlPart[1]/ns0:BCReportInformation[1]/ns0:CompanyMetadata[1]/ns0:CompanyFaxNo[1]" w:storeItemID="{20B1C7BE-CC2E-41B2-B1D5-B0B8F36428EB}"/>
               <w15:color w:val="808080"/>
               <w:text/>
             </w:sdtPr>
             <w:sdtContent>
               <w:r>
-                <w:t>12345678</w:t>
+                <w:t>Company Fax No.</w:t>
               </w:r>
             </w:sdtContent>
           </w:sdt>
@@ -603,7 +627,7 @@
             <w:placeholder>
               <w:docPart w:val="864FDC8F657849A2A8781EFFDD74C3AE"/>
             </w:placeholder>
-            <w:dataBinding w:prefixMappings="xmlns:ns0='urn:microsoft-dynamics-nav/reports/Tenant_Report_Defaults/2000000001/'" w:xpath="/ns0:NavWordReportXmlPart[1]/ns0:BCReportInformation[1]/ns0:ReportMetadata[1]/ns0:ReportCaption[1]" w:storeItemID="{00000000-0000-0000-0000-000000000000}"/>
+            <w:dataBinding w:prefixMappings="xmlns:ns0='urn:microsoft-dynamics-nav/reports/Tenant_Report_Defaults/2000000001/' " w:xpath="/ns0:NavWordReportXmlPart[1]/ns0:BCReportInformation[1]/ns0:ReportMetadata[1]/ns0:ReportCaption[1]" w:storeItemID="{20B1C7BE-CC2E-41B2-B1D5-B0B8F36428EB}"/>
             <w15:color w:val="808080"/>
             <w:text/>
           </w:sdtPr>
@@ -773,7 +797,7 @@
               <w:placeholder>
                 <w:docPart w:val="D8E27797D68E4E64805B125585875C0B"/>
               </w:placeholder>
-              <w:dataBinding w:prefixMappings="xmlns:ns0='urn:microsoft-dynamics-nav/reports/Tenant_Report_Defaults/2000000001/'" w:xpath="/ns0:NavWordReportXmlPart[1]/ns0:BCReportInformation[1]/ns0:ReportRequest[1]/ns0:CompanyName[1]" w:storeItemID="{00000000-0000-0000-0000-000000000000}"/>
+              <w:dataBinding w:prefixMappings="xmlns:ns0='urn:microsoft-dynamics-nav/reports/Tenant_Report_Defaults/2000000001/' " w:xpath="/ns0:NavWordReportXmlPart[1]/ns0:BCReportInformation[1]/ns0:ReportRequest[1]/ns0:CompanyName[1]" w:storeItemID="{20B1C7BE-CC2E-41B2-B1D5-B0B8F36428EB}"/>
               <w15:color w:val="808080"/>
               <w:text/>
             </w:sdtPr>
@@ -835,7 +859,7 @@
 </file>
 
 <file path=word/header3.xml><?xml version="1.0" encoding="utf-8"?>
-<w:hdr xmlns:a="http://schemas.openxmlformats.org/drawingml/2006/main" xmlns:pic="http://schemas.openxmlformats.org/drawingml/2006/picture" xmlns:a14="http://schemas.microsoft.com/office/drawing/2010/main" xmlns:wpc="http://schemas.microsoft.com/office/word/2010/wordprocessingCanvas" xmlns:cx="http://schemas.microsoft.com/office/drawing/2014/chartex" xmlns:cx1="http://schemas.microsoft.com/office/drawing/2015/9/8/chartex" xmlns:cx2="http://schemas.microsoft.com/office/drawing/2015/10/21/chartex" xmlns:cx3="http://schemas.microsoft.com/office/drawing/2016/5/9/chartex" xmlns:cx4="http://schemas.microsoft.com/office/drawing/2016/5/10/chartex" xmlns:cx5="http://schemas.microsoft.com/office/drawing/2016/5/11/chartex" xmlns:cx6="http://schemas.microsoft.com/office/drawing/2016/5/12/chartex" xmlns:cx7="http://schemas.microsoft.com/office/drawing/2016/5/13/chartex" xmlns:cx8="http://schemas.microsoft.com/office/drawing/2016/5/14/chartex" xmlns:mc="http://schemas.openxmlformats.org/markup-compatibility/2006" xmlns:aink="http://schemas.microsoft.com/office/drawing/2016/ink" xmlns:am3d="http://schemas.microsoft.com/office/drawing/2017/model3d" xmlns:o="urn:schemas-microsoft-com:office:office" xmlns:oel="http://schemas.microsoft.com/office/2019/extlst" xmlns:r="http://schemas.openxmlformats.org/officeDocument/2006/relationships" xmlns:m="http://schemas.openxmlformats.org/officeDocument/2006/math" xmlns:v="urn:schemas-microsoft-com:vml" xmlns:wp14="http://schemas.microsoft.com/office/word/2010/wordprocessingDrawing" xmlns:wp="http://schemas.openxmlformats.org/drawingml/2006/wordprocessingDrawing" xmlns:w10="urn:schemas-microsoft-com:office:word" xmlns:w="http://schemas.openxmlformats.org/wordprocessingml/2006/main" xmlns:w14="http://schemas.microsoft.com/office/word/2010/wordml" xmlns:w15="http://schemas.microsoft.com/office/word/2012/wordml" xmlns:w16cex="http://schemas.microsoft.com/office/word/2018/wordml/cex" xmlns:w16cid="http://schemas.microsoft.com/office/word/2016/wordml/cid" xmlns:w16="http://schemas.microsoft.com/office/word/2018/wordml" xmlns:w16du="http://schemas.microsoft.com/office/word/2023/wordml/word16du" xmlns:w16sdtdh="http://schemas.microsoft.com/office/word/2020/wordml/sdtdatahash" xmlns:w16sdtfl="http://schemas.microsoft.com/office/word/2024/wordml/sdtformatlock" xmlns:w16se="http://schemas.microsoft.com/office/word/2015/wordml/symex" xmlns:wpg="http://schemas.microsoft.com/office/word/2010/wordprocessingGroup" xmlns:wpi="http://schemas.microsoft.com/office/word/2010/wordprocessingInk" xmlns:wne="http://schemas.microsoft.com/office/word/2006/wordml" xmlns:wps="http://schemas.microsoft.com/office/word/2010/wordprocessingShape" mc:Ignorable="w14 w15 w16se w16cid w16 w16cex w16sdtdh w16sdtfl w16du wp14">
+<w:hdr xmlns:wpc="http://schemas.microsoft.com/office/word/2010/wordprocessingCanvas" xmlns:cx="http://schemas.microsoft.com/office/drawing/2014/chartex" xmlns:cx1="http://schemas.microsoft.com/office/drawing/2015/9/8/chartex" xmlns:cx2="http://schemas.microsoft.com/office/drawing/2015/10/21/chartex" xmlns:cx3="http://schemas.microsoft.com/office/drawing/2016/5/9/chartex" xmlns:cx4="http://schemas.microsoft.com/office/drawing/2016/5/10/chartex" xmlns:cx5="http://schemas.microsoft.com/office/drawing/2016/5/11/chartex" xmlns:cx6="http://schemas.microsoft.com/office/drawing/2016/5/12/chartex" xmlns:cx7="http://schemas.microsoft.com/office/drawing/2016/5/13/chartex" xmlns:cx8="http://schemas.microsoft.com/office/drawing/2016/5/14/chartex" xmlns:mc="http://schemas.openxmlformats.org/markup-compatibility/2006" xmlns:aink="http://schemas.microsoft.com/office/drawing/2016/ink" xmlns:am3d="http://schemas.microsoft.com/office/drawing/2017/model3d" xmlns:o="urn:schemas-microsoft-com:office:office" xmlns:oel="http://schemas.microsoft.com/office/2019/extlst" xmlns:r="http://schemas.openxmlformats.org/officeDocument/2006/relationships" xmlns:m="http://schemas.openxmlformats.org/officeDocument/2006/math" xmlns:v="urn:schemas-microsoft-com:vml" xmlns:wp14="http://schemas.microsoft.com/office/word/2010/wordprocessingDrawing" xmlns:wp="http://schemas.openxmlformats.org/drawingml/2006/wordprocessingDrawing" xmlns:w10="urn:schemas-microsoft-com:office:word" xmlns:w="http://schemas.openxmlformats.org/wordprocessingml/2006/main" xmlns:w14="http://schemas.microsoft.com/office/word/2010/wordml" xmlns:w15="http://schemas.microsoft.com/office/word/2012/wordml" xmlns:w16cex="http://schemas.microsoft.com/office/word/2018/wordml/cex" xmlns:w16cid="http://schemas.microsoft.com/office/word/2016/wordml/cid" xmlns:w16="http://schemas.microsoft.com/office/word/2018/wordml" xmlns:w16du="http://schemas.microsoft.com/office/word/2023/wordml/word16du" xmlns:w16sdtdh="http://schemas.microsoft.com/office/word/2020/wordml/sdtdatahash" xmlns:w16sdtfl="http://schemas.microsoft.com/office/word/2024/wordml/sdtformatlock" xmlns:w16se="http://schemas.microsoft.com/office/word/2015/wordml/symex" xmlns:wpg="http://schemas.microsoft.com/office/word/2010/wordprocessingGroup" xmlns:wpi="http://schemas.microsoft.com/office/word/2010/wordprocessingInk" xmlns:wne="http://schemas.microsoft.com/office/word/2006/wordml" xmlns:wps="http://schemas.microsoft.com/office/word/2010/wordprocessingShape" mc:Ignorable="w14 w15 w16se w16cid w16 w16cex w16sdtdh w16sdtfl w16du wp14">
   <w:tbl>
     <w:tblPr>
       <w:tblStyle w:val="BCBlockTable"/>
@@ -863,7 +887,7 @@
           <w:placeholder>
             <w:docPart w:val="45BE75433E5A4D029A142C74AA65F54A"/>
           </w:placeholder>
-          <w:dataBinding w:prefixMappings="xmlns:ns0='urn:microsoft-dynamics-nav/reports/Tenant_Report_Defaults/2000000001/'" w:xpath="/ns0:NavWordReportXmlPart[1]/ns0:BCReportInformation[1]/ns0:ReportMetadata[1]/ns0:ReportCaption[1]" w:storeItemID="{00000000-0000-0000-0000-000000000000}"/>
+          <w:dataBinding w:prefixMappings="xmlns:ns0='urn:microsoft-dynamics-nav/reports/Tenant_Report_Defaults/2000000001/' " w:xpath="/ns0:NavWordReportXmlPart[1]/ns0:BCReportInformation[1]/ns0:ReportMetadata[1]/ns0:ReportCaption[1]" w:storeItemID="{20B1C7BE-CC2E-41B2-B1D5-B0B8F36428EB}"/>
           <w15:color w:val="808080"/>
           <w:text/>
         </w:sdtPr>
@@ -986,7 +1010,7 @@
               <w:alias w:val="CompanyLogo"/>
               <w:tag w:val="#BC:InsertDataItem,BCReportInformation/CompanyMetadata/CompanyLogo"/>
               <w:id w:val="943343575"/>
-              <w:dataBinding w:prefixMappings="xmlns:ns0='urn:microsoft-dynamics-nav/reports/Tenant_Report_Defaults/2000000001/'" w:xpath="/ns0:NavWordReportXmlPart[1]/ns0:BCReportInformation[1]/ns0:CompanyMetadata[1]/ns0:CompanyLogo[1]" w:storeItemID="{00000000-0000-0000-0000-000000000000}"/>
+              <w:dataBinding w:prefixMappings="xmlns:ns0='urn:microsoft-dynamics-nav/reports/Tenant_Report_Defaults/2000000001/' " w:xpath="/ns0:NavWordReportXmlPart[1]/ns0:BCReportInformation[1]/ns0:CompanyMetadata[1]/ns0:CompanyLogo[1]" w:storeItemID="{20B1C7BE-CC2E-41B2-B1D5-B0B8F36428EB}"/>
               <w:picture/>
             </w:sdtPr>
             <w:sdtContent>
@@ -997,8 +1021,8 @@
                 <w:drawing>
                   <wp:inline distT="0" distB="0" distL="0" distR="0" wp14:anchorId="229DEBE4" wp14:editId="1F6F61CC">
                     <wp:extent cx="1080000" cy="1080000"/>
-                    <wp:effectExtent l="0" t="0" r="5715" b="3175"/>
-                    <wp:docPr id="901932688" name="Billede 1" descr="The image is a plain white background with no additional elements or details.&#10;&#10;AI-generated content may be incorrect."/>
+                    <wp:effectExtent l="0" t="0" r="6350" b="6350"/>
+                    <wp:docPr id="901932688" name="Billede 1"/>
                     <wp:cNvGraphicFramePr>
                       <a:graphicFrameLocks xmlns:a="http://schemas.openxmlformats.org/drawingml/2006/main" noChangeAspect="1"/>
                     </wp:cNvGraphicFramePr>
@@ -1006,20 +1030,13 @@
                       <a:graphicData uri="http://schemas.openxmlformats.org/drawingml/2006/picture">
                         <pic:pic xmlns:pic="http://schemas.openxmlformats.org/drawingml/2006/picture">
                           <pic:nvPicPr>
-                            <pic:cNvPr id="2" name="Billede 1" descr="The image is a plain white background with no additional elements or details.&#10;&#10;AI-generated content may be incorrect."/>
+                            <pic:cNvPr id="901932688" name="Billede 1"/>
                             <pic:cNvPicPr>
                               <a:picLocks noChangeAspect="1" noChangeArrowheads="1"/>
                             </pic:cNvPicPr>
                           </pic:nvPicPr>
                           <pic:blipFill>
-                            <a:blip r:embed="rId1">
-                              <a:extLst>
-                                <a:ext uri="{28A0092B-C50C-407E-A947-70E740481C1C}">
-                                  <a14:useLocalDpi xmlns:a14="http://schemas.microsoft.com/office/drawing/2010/main" val="0"/>
-                                </a:ext>
-                              </a:extLst>
-                            </a:blip>
-                            <a:srcRect/>
+                            <a:blip r:embed="rId1"/>
                             <a:stretch>
                               <a:fillRect/>
                             </a:stretch>
@@ -2466,7 +2483,6 @@
     <w:uiPriority w:val="1"/>
     <w:semiHidden/>
     <w:unhideWhenUsed/>
-    <w:rsid w:val="00463DE3"/>
   </w:style>
   <w:style w:type="table" w:default="1" w:styleId="TableNormal">
     <w:name w:val="Normal Table"/>
@@ -2488,7 +2504,6 @@
     <w:uiPriority w:val="99"/>
     <w:semiHidden/>
     <w:unhideWhenUsed/>
-    <w:rsid w:val="00463DE3"/>
   </w:style>
   <w:style w:type="table" w:styleId="TableGrid">
     <w:name w:val="Table Grid"/>
@@ -29800,12 +29815,14 @@
     <w:sig w:usb0="E00006FF" w:usb1="0000FCFF" w:usb2="00000001" w:usb3="00000000" w:csb0="0000019F" w:csb1="00000000"/>
   </w:font>
   <w:font w:name="Aptos">
+    <w:panose1 w:val="020B0004020202020204"/>
     <w:charset w:val="00"/>
     <w:family w:val="swiss"/>
     <w:pitch w:val="variable"/>
     <w:sig w:usb0="20000287" w:usb1="00000003" w:usb2="00000000" w:usb3="00000000" w:csb0="0000019F" w:csb1="00000000"/>
   </w:font>
   <w:font w:name="Aptos Display">
+    <w:panose1 w:val="020B0004020202020204"/>
     <w:charset w:val="00"/>
     <w:family w:val="swiss"/>
     <w:pitch w:val="variable"/>
@@ -29834,6 +29851,7 @@
     <w:rsid w:val="00003B56"/>
     <w:rsid w:val="0003303F"/>
     <w:rsid w:val="00042276"/>
+    <w:rsid w:val="000617F1"/>
     <w:rsid w:val="000706A7"/>
     <w:rsid w:val="00073078"/>
     <w:rsid w:val="00082B18"/>
@@ -29938,6 +29956,7 @@
     <w:rsid w:val="00D52343"/>
     <w:rsid w:val="00D95C9F"/>
     <w:rsid w:val="00E428EF"/>
+    <w:rsid w:val="00E4478A"/>
     <w:rsid w:val="00E46016"/>
     <w:rsid w:val="00E61CC3"/>
     <w:rsid w:val="00E70BBF"/>
@@ -30423,19 +30442,6 @@
       <w14:ligatures w14:val="standardContextual"/>
     </w:rPr>
   </w:style>
-  <w:style w:type="paragraph" w:customStyle="1" w:styleId="B73C6E87F5024B9C9673F093430A757F">
-    <w:name w:val="B73C6E87F5024B9C9673F093430A757F"/>
-    <w:rsid w:val="00514E7E"/>
-    <w:pPr>
-      <w:spacing w:line="278" w:lineRule="auto"/>
-    </w:pPr>
-    <w:rPr>
-      <w:kern w:val="2"/>
-      <w:sz w:val="24"/>
-      <w:szCs w:val="24"/>
-      <w14:ligatures w14:val="standardContextual"/>
-    </w:rPr>
-  </w:style>
   <w:style w:type="paragraph" w:customStyle="1" w:styleId="CF68DC289354454998E7B9E61A5A8DE8">
     <w:name w:val="CF68DC289354454998E7B9E61A5A8DE8"/>
     <w:pPr>
@@ -30944,7 +30950,16 @@
 </we:webextension>
 </file>
 
-<file path=customXml/item1.xml>��< ? x m l   v e r s i o n = " 1 . 0 "   e n c o d i n g = " u t f - 1 6 " ? > < N a v W o r d R e p o r t X m l P a r t   x m l n s = " u r n : m i c r o s o f t - d y n a m i c s - n a v / r e p o r t s / T e n a n t _ R e p o r t _ D e f a u l t s / 2 0 0 0 0 0 0 0 0 1 / " > +<file path=customXml/item1.xml><?xml version="1.0" encoding="utf-8"?>
+<?mso-contentType ?>
+<FormTemplates xmlns="http://schemas.microsoft.com/sharepoint/v3/contenttype/forms">
+  <Display>DocumentLibraryForm</Display>
+  <Edit>DocumentLibraryForm</Edit>
+  <New>DocumentLibraryForm</New>
+</FormTemplates>
+</file>
+
+<file path=customXml/item2.xml>��< ? x m l   v e r s i o n = " 1 . 0 "   e n c o d i n g = " u t f - 1 6 " ? > < N a v W o r d R e p o r t X m l P a r t   x m l n s = " u r n : m i c r o s o f t - d y n a m i c s - n a v / r e p o r t s / T e n a n t _ R e p o r t _ D e f a u l t s / 2 0 0 0 0 0 0 0 0 1 / " >   
      < B C R e p o r t I n f o r m a t i o n >   
@@ -31093,32 +31108,162 @@
  < / N a v W o r d R e p o r t X m l P a r t > 
 </file>
 
-<file path=customXml/item2.xml><?xml version="1.0" encoding="utf-8"?>
-<?mso-contentType ?>
-<FormTemplates xmlns="http://schemas.microsoft.com/sharepoint/v3/contenttype/forms">
-  <Display>DocumentLibraryForm</Display>
-  <Edit>DocumentLibraryForm</Edit>
-  <New>DocumentLibraryForm</New>
-</FormTemplates>
+<file path=customXml/item3.xml><?xml version="1.0" encoding="utf-8"?>
+<b:Sources xmlns:b="http://schemas.openxmlformats.org/officeDocument/2006/bibliography" xmlns="http://schemas.openxmlformats.org/officeDocument/2006/bibliography" SelectedStyle="\APASixthEditionOfficeOnline.xsl" StyleName="APA" Version="6"/>
 </file>
 
-<file path=customXml/item3.xml><?xml version="1.0" encoding="utf-8"?>
-<p:properties xmlns:p="http://schemas.microsoft.com/office/2006/metadata/properties" xmlns:xsi="http://www.w3.org/2001/XMLSchema-instance" xmlns:pc="http://schemas.microsoft.com/office/infopath/2007/PartnerControls">
-  <documentManagement>
-    <Package xmlns="178f68d8-b893-4efd-8406-fab0f21873e4" xsi:nil="true"/>
-    <lcf76f155ced4ddcb4097134ff3c332f xmlns="178f68d8-b893-4efd-8406-fab0f21873e4">
-      <Terms xmlns="http://schemas.microsoft.com/office/infopath/2007/PartnerControls"/>
-    </lcf76f155ced4ddcb4097134ff3c332f>
-    <_ip_UnifiedCompliancePolicyUIAction xmlns="http://schemas.microsoft.com/sharepoint/v3" xsi:nil="true"/>
-    <TaxCatchAll xmlns="b83e059f-de16-406c-a902-3d56d4e79ec8" xsi:nil="true"/>
-    <Audience xmlns="178f68d8-b893-4efd-8406-fab0f21873e4" xsi:nil="true"/>
-    <_ip_UnifiedCompliancePolicyProperties xmlns="http://schemas.microsoft.com/sharepoint/v3" xsi:nil="true"/>
-    <DocumentType xmlns="178f68d8-b893-4efd-8406-fab0f21873e4" xsi:nil="true"/>
-  </documentManagement>
-</p:properties>
+<file path=customXml/item4.xml>��< ? x m l   v e r s i o n = " 1 . 0 "   e n c o d i n g = " u t f - 1 6 " ? > < N a v W o r d R e p o r t X m l P a r t   x m l n s = " u r n : m i c r o s o f t - d y n a m i c s - b u s i n e s s c e n t r a l / i n t e r n a l / e x t e n d e d / r e p o r t s / T e n a n t _ R e p o r t _ D e f a u l t s / 2 0 0 0 0 0 0 0 0 1 / " > + 
+     < B C R e p o r t I n f o r m a t i o n > + 
+         < R e p o r t M e t a d a t a > + 
+             < E x t e n s i o n I d > E x t e n s i o n   I D < / E x t e n s i o n I d > + 
+             < E x t e n s i o n N a m e > E x t e n s i o n   N a m e < / E x t e n s i o n N a m e > + 
+             < E x t e n s i o n P u b l i s h e r > E x t e n s i o n   P u b l i s h e r < / E x t e n s i o n P u b l i s h e r > + 
+             < E x t e n s i o n V e r s i o n > E x t e n s i o n   V e r s i o n < / E x t e n s i o n V e r s i o n > + 
+             < R e p o r t I d > R e p o r t   I D < / R e p o r t I d > + 
+             < R e p o r t N a m e > R e p o r t   N a m e < / R e p o r t N a m e > + 
+             < R e p o r t C a p t i o n > R e p o r t   C a p t i o n < / R e p o r t C a p t i o n > + 
+             < A b o u t T h i s R e p o r t T i t l e > A b o u t   T h i s   R e p o r t   T i t l e < / A b o u t T h i s R e p o r t T i t l e > + 
+             < A b o u t T h i s R e p o r t T e x t > A b o u t   T h i s   R e p o r t   T e x t < / A b o u t T h i s R e p o r t T e x t > + 
+             < R e p o r t H e l p L i n k > R e p o r t   H e l p   L i n k < / R e p o r t H e l p L i n k > + 
+         < / R e p o r t M e t a d a t a > + 
+         < R e p o r t R e q u e s t > + 
+             < T e n a n t E n t r a I d > T e n a n t   E n t r a   I d < / T e n a n t E n t r a I d > + 
+             < E n v i r o n m e n t N a m e > E n v i r o n m e n t   N a m e < / E n v i r o n m e n t N a m e > + 
+             < E n v i r o n m e n t T y p e > E n v i r o n m e n t   T y p e < / E n v i r o n m e n t T y p e > + 
+             < C o m p a n y N a m e > C o m p a n y   N a m e < / C o m p a n y N a m e > + 
+             < C o m p a n y D i s p l a y N a m e > C o m p a n y   D i s p l a y   N a m e < / C o m p a n y D i s p l a y N a m e > + 
+             < C o m p a n y I d > C o m p a n y   I D < / C o m p a n y I d > + 
+             < U s e r N a m e > U s e r   N a m e < / U s e r N a m e > + 
+             < D a t e A n d T i m e > D a t e   a n d   T i m e < / D a t e A n d T i m e > + 
+             < L a n g u a g e > L a n g u a g e < / L a n g u a g e > + 
+             < F o r m a t R e g i o n > F o r m a t   R e g i o n < / F o r m a t R e g i o n > + 
+             < D a t e T i m e V a l u e s > + 
+                 < Y e a r > Y e a r < / Y e a r > + 
+                 < M o n t h N u m b e r > M o n t h   N u m b e r < / M o n t h N u m b e r > + 
+                 < D a y N u m b e r > D a y   N u m b e r < / D a y N u m b e r > + 
+                 < H o u r > H o u r < / H o u r > + 
+                 < M i n u t e > M i n u t e < / M i n u t e > + 
+             < / D a t e T i m e V a l u e s > + 
+         < / R e p o r t R e q u e s t > + 
+         < C o m p a n y M e t a d a t a > + 
+             < C o m p a n y N a m e > C o m p a n y   N a m e < / C o m p a n y N a m e > + 
+             < C o m p a n y D i s p l a y N a m e > C o m p a n y   D i s p l a y   N a m e < / C o m p a n y D i s p l a y N a m e > + 
+             < C o m p a n y A d d r e s s L i n e s > + 
+                 < C o m p a n y A d d r e s s L i n e 1 > C o m p a n y   A d d r e s s   L i n e   1 < / C o m p a n y A d d r e s s L i n e 1 > + 
+                 < C o m p a n y A d d r e s s L i n e 2 > C o m p a n y   A d d r e s s   L i n e   2 < / C o m p a n y A d d r e s s L i n e 2 > + 
+                 < C o m p a n y A d d r e s s L i n e 3 > C o m p a n y   A d d r e s s   L i n e   3 < / C o m p a n y A d d r e s s L i n e 3 > + 
+                 < C o m p a n y A d d r e s s L i n e 4 > C o m p a n y   A d d r e s s   L i n e   4 < / C o m p a n y A d d r e s s L i n e 4 > + 
+                 < C o m p a n y A d d r e s s L i n e 5 > C o m p a n y   A d d r e s s   L i n e   5 < / C o m p a n y A d d r e s s L i n e 5 > + 
+                 < C o m p a n y A d d r e s s L i n e 6 > C o m p a n y   A d d r e s s   L i n e   6 < / C o m p a n y A d d r e s s L i n e 6 > + 
+                 < C o m p a n y A d d r e s s L i n e 7 > C o m p a n y   A d d r e s s   L i n e   7 < / C o m p a n y A d d r e s s L i n e 7 > + 
+                 < C o m p a n y A d d r e s s L i n e 8 > C o m p a n y   A d d r e s s   L i n e   8 < / C o m p a n y A d d r e s s L i n e 8 > + 
+             < / C o m p a n y A d d r e s s L i n e s > + 
+             < C o m p a n y P h o n e > C o m p a n y   P h o n e < / C o m p a n y P h o n e > + 
+             < C o m p a n y P h o n e C a p t i o n > C o m p a n y   P h o n e   C a p t i o n < / C o m p a n y P h o n e C a p t i o n > + 
+             < C o m p a n y F a x N o > C o m p a n y   F a x   N o . < / C o m p a n y F a x N o > + 
+             < C o m p a n y F a x N o C a p t i o n > C o m p a n y   F a x   N o .   C a p t i o n < / C o m p a n y F a x N o C a p t i o n > + 
+             < C o m p a n y E m a i l > C o m p a n y   E m a i l < / C o m p a n y E m a i l > + 
+             < C o m p a n y E m a i l C a p t i o n > C o m p a n y   E m a i l   C a p t i o n < / C o m p a n y E m a i l C a p t i o n > + 
+             < C o m p a n y H o m e P a g e > C o m p a n y   H o m e   P a g e < / C o m p a n y H o m e P a g e > + 
+             < C o m p a n y H o m e P a g e C a p t i o n > C o m p a n y   H o m e   P a g e   C a p t i o n < / C o m p a n y H o m e P a g e C a p t i o n > + 
+             < C o m p a n y L o g o > C o m p a n y   L o g o < / C o m p a n y L o g o > + 
+             < C o m p a n y V A T R e g i s t r a t i o n N o > C o m p a n y   V A T   R e g i s t r a t i o n   N o . < / C o m p a n y V A T R e g i s t r a t i o n N o > + 
+             < C o m p a n y V A T R e g i s t r a t i o n N o C a p t i o n > C o m p a n y   V A T   R e g i s t r a t i o n   N o .   C a p t i o n < / C o m p a n y V A T R e g i s t r a t i o n N o C a p t i o n > + 
+             < C o m p a n y R e g i s t r a t i o n N o > C o m p a n y   R e g i s t r a t i o n   N o . < / C o m p a n y R e g i s t r a t i o n N o > + 
+             < C o m p a n y R e g i s t r a t i o n N o C a p t i o n > C o m p a n y   R e g i s t r a t i o n   N o .   C a p t i o n < / C o m p a n y R e g i s t r a t i o n N o C a p t i o n > + 
+             < C o m p a n y B a n k N a m e > C o m p a n y   B a n k   N a m e < / C o m p a n y B a n k N a m e > + 
+             < C o m p a n y B a n k N a m e C a p t i o n > C o m p a n y   B a n k   N a m e   C a p t i o n < / C o m p a n y B a n k N a m e C a p t i o n > + 
+             < C o m p a n y B a n k A c c o u n t N o > C o m p a n y   B a n k   A c c o u n t   N o . < / C o m p a n y B a n k A c c o u n t N o > + 
+             < C o m p a n y B a n k A c c o u n t N o C a p t i o n > C o m p a n y   B a n k   A c c o u n t   N o .   C a p t i o n < / C o m p a n y B a n k A c c o u n t N o C a p t i o n > + 
+             < C o m p a n y B a n k B r a n c h N o > C o m p a n y   B a n k   B r a n c h   N o . < / C o m p a n y B a n k B r a n c h N o > + 
+             < C o m p a n y B a n k B r a n c h N o C a p t i o n > C o m p a n y   B a n k   B r a n c h   N o .   C a p t i o n < / C o m p a n y B a n k B r a n c h N o C a p t i o n > + 
+             < C o m p a n y I B A N > C o m p a n y   I B A N < / C o m p a n y I B A N > + 
+             < C o m p a n y I B A N C a p t i o n > C o m p a n y   I B A N   C a p t i o n < / C o m p a n y I B A N C a p t i o n > + 
+             < C o m p a n y B a n k S W I F T > C o m p a n y   B a n k   S W I F T < / C o m p a n y B a n k S W I F T > + 
+             < C o m p a n y B a n k S W I F T C a p t i o n > C o m p a n y   B a n k   S W I F T   C a p t i o n < / C o m p a n y B a n k S W I F T C a p t i o n > + 
+             < C o m p a n y G i r o N o > C o m p a n y   G i r o   N o . < / C o m p a n y G i r o N o > + 
+             < C o m p a n y G i r o N o C a p t i o n > C o m p a n y   G i r o   N o .   C a p t i o n < / C o m p a n y G i r o N o C a p t i o n > + 
+         < / C o m p a n y M e t a d a t a > + 
+     < / B C R e p o r t I n f o r m a t i o n > + 
+     < T o o l t i p s / > + 
+ < / N a v W o r d R e p o r t X m l P a r t > 
 </file>
 
-<file path=customXml/item4.xml><?xml version="1.0" encoding="utf-8"?>
+<file path=customXml/item5.xml><?xml version="1.0" encoding="utf-8"?>
 <ct:contentTypeSchema xmlns:ct="http://schemas.microsoft.com/office/2006/metadata/contentType" xmlns:ma="http://schemas.microsoft.com/office/2006/metadata/properties/metaAttributes" ct:_="" ma:_="" ma:contentTypeName="Document" ma:contentTypeID="0x0101001DCAE6B6EBFA5442B0B9E84E60AFF245" ma:contentTypeVersion="18" ma:contentTypeDescription="Create a new document." ma:contentTypeScope="" ma:versionID="69eec3b24558e1297a79cd42e69b0397">
   <xsd:schema xmlns:xsd="http://www.w3.org/2001/XMLSchema" xmlns:xs="http://www.w3.org/2001/XMLSchema" xmlns:p="http://schemas.microsoft.com/office/2006/metadata/properties" xmlns:ns1="http://schemas.microsoft.com/sharepoint/v3" xmlns:ns2="178f68d8-b893-4efd-8406-fab0f21873e4" xmlns:ns3="b83e059f-de16-406c-a902-3d56d4e79ec8" targetNamespace="http://schemas.microsoft.com/office/2006/metadata/properties" ma:root="true" ma:fieldsID="0f52a3acd42ec0bd0d267ba89c916a39" ns1:_="" ns2:_="" ns3:_="">
     <xsd:import namespace="http://schemas.microsoft.com/sharepoint/v3"/>
@@ -31384,162 +31529,31 @@
 </ct:contentTypeSchema>
 </file>
 
-<file path=customXml/item5.xml>��< ? x m l   v e r s i o n = " 1 . 0 "   e n c o d i n g = " u t f - 1 6 " ? > < N a v W o r d R e p o r t X m l P a r t   x m l n s = " u r n : m i c r o s o f t - d y n a m i c s - b u s i n e s s c e n t r a l / i n t e r n a l / e x t e n d e d / r e p o r t s / T e n a n t _ R e p o r t _ D e f a u l t s / 2 0 0 0 0 0 0 0 0 1 / " > - 
-     < B C R e p o r t I n f o r m a t i o n > - 
-         < R e p o r t M e t a d a t a > - 
-             < E x t e n s i o n I d > E x t e n s i o n   I D < / E x t e n s i o n I d > - 
-             < E x t e n s i o n N a m e > E x t e n s i o n   N a m e < / E x t e n s i o n N a m e > - 
-             < E x t e n s i o n P u b l i s h e r > E x t e n s i o n   P u b l i s h e r < / E x t e n s i o n P u b l i s h e r > - 
-             < E x t e n s i o n V e r s i o n > E x t e n s i o n   V e r s i o n < / E x t e n s i o n V e r s i o n > - 
-             < R e p o r t I d > R e p o r t   I D < / R e p o r t I d > - 
-             < R e p o r t N a m e > R e p o r t   N a m e < / R e p o r t N a m e > - 
-             < R e p o r t C a p t i o n > R e p o r t   C a p t i o n < / R e p o r t C a p t i o n > - 
-             < A b o u t T h i s R e p o r t T i t l e > A b o u t   T h i s   R e p o r t   T i t l e < / A b o u t T h i s R e p o r t T i t l e > - 
-             < A b o u t T h i s R e p o r t T e x t > A b o u t   T h i s   R e p o r t   T e x t < / A b o u t T h i s R e p o r t T e x t > - 
-             < R e p o r t H e l p L i n k > R e p o r t   H e l p   L i n k < / R e p o r t H e l p L i n k > - 
-         < / R e p o r t M e t a d a t a > - 
-         < R e p o r t R e q u e s t > - 
-             < T e n a n t E n t r a I d > T e n a n t   E n t r a   I d < / T e n a n t E n t r a I d > - 
-             < E n v i r o n m e n t N a m e > E n v i r o n m e n t   N a m e < / E n v i r o n m e n t N a m e > - 
-             < E n v i r o n m e n t T y p e > E n v i r o n m e n t   T y p e < / E n v i r o n m e n t T y p e > - 
-             < C o m p a n y N a m e > C o m p a n y   N a m e < / C o m p a n y N a m e > - 
-             < C o m p a n y D i s p l a y N a m e > C o m p a n y   D i s p l a y   N a m e < / C o m p a n y D i s p l a y N a m e > - 
-             < C o m p a n y I d > C o m p a n y   I D < / C o m p a n y I d > - 
-             < U s e r N a m e > U s e r   N a m e < / U s e r N a m e > - 
-             < D a t e A n d T i m e > D a t e   a n d   T i m e < / D a t e A n d T i m e > - 
-             < L a n g u a g e > L a n g u a g e < / L a n g u a g e > - 
-             < F o r m a t R e g i o n > F o r m a t   R e g i o n < / F o r m a t R e g i o n > - 
-             < D a t e T i m e V a l u e s > - 
-                 < Y e a r > Y e a r < / Y e a r > - 
-                 < M o n t h N u m b e r > M o n t h   N u m b e r < / M o n t h N u m b e r > - 
-                 < D a y N u m b e r > D a y   N u m b e r < / D a y N u m b e r > - 
-                 < H o u r > H o u r < / H o u r > - 
-                 < M i n u t e > M i n u t e < / M i n u t e > - 
-             < / D a t e T i m e V a l u e s > - 
-         < / R e p o r t R e q u e s t > - 
-         < C o m p a n y M e t a d a t a > - 
-             < C o m p a n y N a m e > C o m p a n y   N a m e < / C o m p a n y N a m e > - 
-             < C o m p a n y D i s p l a y N a m e > C o m p a n y   D i s p l a y   N a m e < / C o m p a n y D i s p l a y N a m e > - 
-             < C o m p a n y A d d r e s s L i n e s > - 
-                 < C o m p a n y A d d r e s s L i n e 1 > C o m p a n y   A d d r e s s   L i n e   1 < / C o m p a n y A d d r e s s L i n e 1 > - 
-                 < C o m p a n y A d d r e s s L i n e 2 > C o m p a n y   A d d r e s s   L i n e   2 < / C o m p a n y A d d r e s s L i n e 2 > - 
-                 < C o m p a n y A d d r e s s L i n e 3 > C o m p a n y   A d d r e s s   L i n e   3 < / C o m p a n y A d d r e s s L i n e 3 > - 
-                 < C o m p a n y A d d r e s s L i n e 4 > C o m p a n y   A d d r e s s   L i n e   4 < / C o m p a n y A d d r e s s L i n e 4 > - 
-                 < C o m p a n y A d d r e s s L i n e 5 > C o m p a n y   A d d r e s s   L i n e   5 < / C o m p a n y A d d r e s s L i n e 5 > - 
-                 < C o m p a n y A d d r e s s L i n e 6 > C o m p a n y   A d d r e s s   L i n e   6 < / C o m p a n y A d d r e s s L i n e 6 > - 
-                 < C o m p a n y A d d r e s s L i n e 7 > C o m p a n y   A d d r e s s   L i n e   7 < / C o m p a n y A d d r e s s L i n e 7 > - 
-                 < C o m p a n y A d d r e s s L i n e 8 > C o m p a n y   A d d r e s s   L i n e   8 < / C o m p a n y A d d r e s s L i n e 8 > - 
-             < / C o m p a n y A d d r e s s L i n e s > - 
-             < C o m p a n y P h o n e > C o m p a n y   P h o n e < / C o m p a n y P h o n e > - 
-             < C o m p a n y P h o n e C a p t i o n > C o m p a n y   P h o n e   C a p t i o n < / C o m p a n y P h o n e C a p t i o n > - 
-             < C o m p a n y F a x N o > C o m p a n y   F a x   N o . < / C o m p a n y F a x N o > - 
-             < C o m p a n y F a x N o C a p t i o n > C o m p a n y   F a x   N o .   C a p t i o n < / C o m p a n y F a x N o C a p t i o n > - 
-             < C o m p a n y E m a i l > C o m p a n y   E m a i l < / C o m p a n y E m a i l > - 
-             < C o m p a n y E m a i l C a p t i o n > C o m p a n y   E m a i l   C a p t i o n < / C o m p a n y E m a i l C a p t i o n > - 
-             < C o m p a n y H o m e P a g e > C o m p a n y   H o m e   P a g e < / C o m p a n y H o m e P a g e > - 
-             < C o m p a n y H o m e P a g e C a p t i o n > C o m p a n y   H o m e   P a g e   C a p t i o n < / C o m p a n y H o m e P a g e C a p t i o n > - 
-             < C o m p a n y L o g o > C o m p a n y   L o g o < / C o m p a n y L o g o > - 
-             < C o m p a n y V A T R e g i s t r a t i o n N o > C o m p a n y   V A T   R e g i s t r a t i o n   N o . < / C o m p a n y V A T R e g i s t r a t i o n N o > - 
-             < C o m p a n y V A T R e g i s t r a t i o n N o C a p t i o n > C o m p a n y   V A T   R e g i s t r a t i o n   N o .   C a p t i o n < / C o m p a n y V A T R e g i s t r a t i o n N o C a p t i o n > - 
-             < C o m p a n y R e g i s t r a t i o n N o > C o m p a n y   R e g i s t r a t i o n   N o . < / C o m p a n y R e g i s t r a t i o n N o > - 
-             < C o m p a n y R e g i s t r a t i o n N o C a p t i o n > C o m p a n y   R e g i s t r a t i o n   N o .   C a p t i o n < / C o m p a n y R e g i s t r a t i o n N o C a p t i o n > - 
-             < C o m p a n y B a n k N a m e > C o m p a n y   B a n k   N a m e < / C o m p a n y B a n k N a m e > - 
-             < C o m p a n y B a n k N a m e C a p t i o n > C o m p a n y   B a n k   N a m e   C a p t i o n < / C o m p a n y B a n k N a m e C a p t i o n > - 
-             < C o m p a n y B a n k A c c o u n t N o > C o m p a n y   B a n k   A c c o u n t   N o . < / C o m p a n y B a n k A c c o u n t N o > - 
-             < C o m p a n y B a n k A c c o u n t N o C a p t i o n > C o m p a n y   B a n k   A c c o u n t   N o .   C a p t i o n < / C o m p a n y B a n k A c c o u n t N o C a p t i o n > - 
-             < C o m p a n y B a n k B r a n c h N o > C o m p a n y   B a n k   B r a n c h   N o . < / C o m p a n y B a n k B r a n c h N o > - 
-             < C o m p a n y B a n k B r a n c h N o C a p t i o n > C o m p a n y   B a n k   B r a n c h   N o .   C a p t i o n < / C o m p a n y B a n k B r a n c h N o C a p t i o n > - 
-             < C o m p a n y I B A N > C o m p a n y   I B A N < / C o m p a n y I B A N > - 
-             < C o m p a n y I B A N C a p t i o n > C o m p a n y   I B A N   C a p t i o n < / C o m p a n y I B A N C a p t i o n > - 
-             < C o m p a n y B a n k S W I F T > C o m p a n y   B a n k   S W I F T < / C o m p a n y B a n k S W I F T > - 
-             < C o m p a n y B a n k S W I F T C a p t i o n > C o m p a n y   B a n k   S W I F T   C a p t i o n < / C o m p a n y B a n k S W I F T C a p t i o n > - 
-             < C o m p a n y G i r o N o > C o m p a n y   G i r o   N o . < / C o m p a n y G i r o N o > - 
-             < C o m p a n y G i r o N o C a p t i o n > C o m p a n y   G i r o   N o .   C a p t i o n < / C o m p a n y G i r o N o C a p t i o n > - 
-         < / C o m p a n y M e t a d a t a > - 
-     < / B C R e p o r t I n f o r m a t i o n > - 
-     < T o o l t i p s / > - 
- < / N a v W o r d R e p o r t X m l P a r t > 
-</file>
-
 <file path=customXml/item6.xml><?xml version="1.0" encoding="utf-8"?>
-<b:Sources xmlns:b="http://schemas.openxmlformats.org/officeDocument/2006/bibliography" xmlns="http://schemas.openxmlformats.org/officeDocument/2006/bibliography" SelectedStyle="\APASixthEditionOfficeOnline.xsl" StyleName="APA" Version="6"/>
+<p:properties xmlns:p="http://schemas.microsoft.com/office/2006/metadata/properties" xmlns:xsi="http://www.w3.org/2001/XMLSchema-instance" xmlns:pc="http://schemas.microsoft.com/office/infopath/2007/PartnerControls">
+  <documentManagement>
+    <Package xmlns="178f68d8-b893-4efd-8406-fab0f21873e4" xsi:nil="true"/>
+    <lcf76f155ced4ddcb4097134ff3c332f xmlns="178f68d8-b893-4efd-8406-fab0f21873e4">
+      <Terms xmlns="http://schemas.microsoft.com/office/infopath/2007/PartnerControls"/>
+    </lcf76f155ced4ddcb4097134ff3c332f>
+    <_ip_UnifiedCompliancePolicyUIAction xmlns="http://schemas.microsoft.com/sharepoint/v3" xsi:nil="true"/>
+    <TaxCatchAll xmlns="b83e059f-de16-406c-a902-3d56d4e79ec8" xsi:nil="true"/>
+    <Audience xmlns="178f68d8-b893-4efd-8406-fab0f21873e4" xsi:nil="true"/>
+    <_ip_UnifiedCompliancePolicyProperties xmlns="http://schemas.microsoft.com/sharepoint/v3" xsi:nil="true"/>
+    <DocumentType xmlns="178f68d8-b893-4efd-8406-fab0f21873e4" xsi:nil="true"/>
+  </documentManagement>
+</p:properties>
 </file>
 
 <file path=customXml/itemProps1.xml><?xml version="1.0" encoding="utf-8"?>
+<ds:datastoreItem xmlns:ds="http://schemas.openxmlformats.org/officeDocument/2006/customXml" ds:itemID="{7AEC2198-F042-4C71-9FA1-0766E4DE10D1}">
+  <ds:schemaRefs>
+    <ds:schemaRef ds:uri="http://schemas.microsoft.com/sharepoint/v3/contenttype/forms"/>
+  </ds:schemaRefs>
+</ds:datastoreItem>
+</file>
+
+<file path=customXml/itemProps2.xml><?xml version="1.0" encoding="utf-8"?>
 <ds:datastoreItem xmlns:ds="http://schemas.openxmlformats.org/officeDocument/2006/customXml" ds:itemID="{20B1C7BE-CC2E-41B2-B1D5-B0B8F36428EB}">
   <ds:schemaRefs>
     <ds:schemaRef ds:uri="urn:microsoft-dynamics-nav/reports/Tenant_Report_Defaults/2000000001/"/>
@@ -31547,27 +31561,23 @@
 </ds:datastoreItem>
 </file>
 
-<file path=customXml/itemProps2.xml><?xml version="1.0" encoding="utf-8"?>
-<ds:datastoreItem xmlns:ds="http://schemas.openxmlformats.org/officeDocument/2006/customXml" ds:itemID="{7AEC2198-F042-4C71-9FA1-0766E4DE10D1}">
+<file path=customXml/itemProps3.xml><?xml version="1.0" encoding="utf-8"?>
+<ds:datastoreItem xmlns:ds="http://schemas.openxmlformats.org/officeDocument/2006/customXml" ds:itemID="{89DB96BF-8133-438A-AAD3-A3C21079AEB1}">
   <ds:schemaRefs>
-    <ds:schemaRef ds:uri="http://schemas.microsoft.com/sharepoint/v3/contenttype/forms"/>
-  </ds:schemaRefs>
-</ds:datastoreItem>
-</file>
-
-<file path=customXml/itemProps3.xml><?xml version="1.0" encoding="utf-8"?>
-<ds:datastoreItem xmlns:ds="http://schemas.openxmlformats.org/officeDocument/2006/customXml" ds:itemID="{A86F1D83-C9A8-49B5-A7A4-4B754CFBD1D9}">
-  <ds:schemaRefs>
-    <ds:schemaRef ds:uri="http://schemas.microsoft.com/office/2006/metadata/properties"/>
-    <ds:schemaRef ds:uri="http://schemas.microsoft.com/office/infopath/2007/PartnerControls"/>
-    <ds:schemaRef ds:uri="178f68d8-b893-4efd-8406-fab0f21873e4"/>
-    <ds:schemaRef ds:uri="http://schemas.microsoft.com/sharepoint/v3"/>
-    <ds:schemaRef ds:uri="b83e059f-de16-406c-a902-3d56d4e79ec8"/>
+    <ds:schemaRef ds:uri="http://schemas.openxmlformats.org/officeDocument/2006/bibliography"/>
   </ds:schemaRefs>
 </ds:datastoreItem>
 </file>
 
 <file path=customXml/itemProps4.xml><?xml version="1.0" encoding="utf-8"?>
+<ds:datastoreItem xmlns:ds="http://schemas.openxmlformats.org/officeDocument/2006/customXml" ds:itemID="{E02279C7-2801-4BF1-B032-710495FC8DAA}">
+  <ds:schemaRefs>
+    <ds:schemaRef ds:uri="urn:microsoft-dynamics-businesscentral/internal/extended/reports/Tenant_Report_Defaults/2000000001/"/>
+  </ds:schemaRefs>
+</ds:datastoreItem>
+</file>
+
+<file path=customXml/itemProps5.xml><?xml version="1.0" encoding="utf-8"?>
 <ds:datastoreItem xmlns:ds="http://schemas.openxmlformats.org/officeDocument/2006/customXml" ds:itemID="{0FFE40E4-CA26-441C-A1D4-EB398D712217}">
   <ds:schemaRefs>
     <ds:schemaRef ds:uri="http://schemas.microsoft.com/office/2006/metadata/contentType"/>
@@ -31587,18 +31597,14 @@
 </ds:datastoreItem>
 </file>
 
-<file path=customXml/itemProps5.xml><?xml version="1.0" encoding="utf-8"?>
-<ds:datastoreItem xmlns:ds="http://schemas.openxmlformats.org/officeDocument/2006/customXml" ds:itemID="{E02279C7-2801-4BF1-B032-710495FC8DAA}">
+<file path=customXml/itemProps6.xml><?xml version="1.0" encoding="utf-8"?>
+<ds:datastoreItem xmlns:ds="http://schemas.openxmlformats.org/officeDocument/2006/customXml" ds:itemID="{A86F1D83-C9A8-49B5-A7A4-4B754CFBD1D9}">
   <ds:schemaRefs>
-    <ds:schemaRef ds:uri="urn:microsoft-dynamics-businesscentral/internal/extended/reports/Tenant_Report_Defaults/2000000001/"/>
-  </ds:schemaRefs>
-</ds:datastoreItem>
-</file>
-
-<file path=customXml/itemProps6.xml><?xml version="1.0" encoding="utf-8"?>
-<ds:datastoreItem xmlns:ds="http://schemas.openxmlformats.org/officeDocument/2006/customXml" ds:itemID="{89DB96BF-8133-438A-AAD3-A3C21079AEB1}">
-  <ds:schemaRefs>
-    <ds:schemaRef ds:uri="http://schemas.openxmlformats.org/officeDocument/2006/bibliography"/>
+    <ds:schemaRef ds:uri="http://schemas.microsoft.com/office/2006/metadata/properties"/>
+    <ds:schemaRef ds:uri="http://schemas.microsoft.com/office/infopath/2007/PartnerControls"/>
+    <ds:schemaRef ds:uri="178f68d8-b893-4efd-8406-fab0f21873e4"/>
+    <ds:schemaRef ds:uri="http://schemas.microsoft.com/sharepoint/v3"/>
+    <ds:schemaRef ds:uri="b83e059f-de16-406c-a902-3d56d4e79ec8"/>
   </ds:schemaRefs>
 </ds:datastoreItem>
 </file>
